--- a/docs/Tesis_USS.docx
+++ b/docs/Tesis_USS.docx
@@ -2583,7 +2583,57 @@
     </w:p>
     <w:p>
       <w:r>
-        <w:t>Toda-Yamamoto contrasta directamente.</w:t>
+        <w:t>Toda-Yamamoto contrasta directamente. El antecedente más directo es Mendiola,</w:t>
+      </w:r>
+    </w:p>
+    <w:p>
+      <w:r>
+        <w:t>Chávez-Bedoya y Wallenstein (2022), que documentan una relación **positiva pero</w:t>
+      </w:r>
+    </w:p>
+    <w:p>
+      <w:r>
+        <w:t>inelástica** entre los cambios del precio del cobre y los retornos de acciones</w:t>
+      </w:r>
+    </w:p>
+    <w:p>
+      <w:r>
+        <w:t>mineras de cobre —precisamente la magnitud que esta tesis estima y descompone por</w:t>
+      </w:r>
+    </w:p>
+    <w:p>
+      <w:r>
+        <w:t>horizonte—. Kilian y Park (2009) advierten que el efecto de un shock de commodity</w:t>
+      </w:r>
+    </w:p>
+    <w:p>
+      <w:r>
+        <w:t>sobre las acciones depende de si es de oferta o de demanda, y Díaz, Hansen y Cabrera</w:t>
+      </w:r>
+    </w:p>
+    <w:p>
+      <w:r>
+        <w:t>(2021) —autores chilenos— muestran que variables macro-financieras (VIX, incertidumbre,</w:t>
+      </w:r>
+    </w:p>
+    <w:p>
+      <w:r>
+        <w:t>ciclo) gobiernan la volatilidad del cobre, respaldando el conjunto de regresores</w:t>
+      </w:r>
+    </w:p>
+    <w:p>
+      <w:r>
+        <w:t>empleado. Gorton y Rouwenhorst (2006) y Cashin et al. (2002) enmarcan, además, el</w:t>
+      </w:r>
+    </w:p>
+    <w:p>
+      <w:r>
+        <w:t>comportamiento cíclico y asimétrico de los precios de commodities que motiva la</w:t>
+      </w:r>
+    </w:p>
+    <w:p>
+      <w:r>
+        <w:t>especificación NARDL.</w:t>
       </w:r>
     </w:p>
     <w:p>
@@ -2656,7 +2706,32 @@
     </w:p>
     <w:p>
       <w:r>
-        <w:t>capitalización.</w:t>
+        <w:t>capitalización. Bekaert, Harvey y Lundblad (2007) muestran que la liquidez local es</w:t>
+      </w:r>
+    </w:p>
+    <w:p>
+      <w:r>
+        <w:t>un determinante de primer orden de los retornos esperados en mercados emergentes, y</w:t>
+      </w:r>
+    </w:p>
+    <w:p>
+      <w:r>
+        <w:t>Amihud, Hameed, Kang y Zhang (2015) documentan que el premio por iliquidez se</w:t>
+      </w:r>
+    </w:p>
+    <w:p>
+      <w:r>
+        <w:t>concentra en las firmas más pequeñas a nivel internacional —justo el perfil de</w:t>
+      </w:r>
+    </w:p>
+    <w:p>
+      <w:r>
+        <w:t>Pucobre—; para mercados ilíquidos, la proporción de días con retorno cero suele</w:t>
+      </w:r>
+    </w:p>
+    <w:p>
+      <w:r>
+        <w:t>superar a Amihud como proxy, lo que motiva el uso de múltiples medidas en §6.14.</w:t>
       </w:r>
     </w:p>
     <w:p>
@@ -5009,6 +5084,200 @@
         <w:pStyle w:val="Heading3"/>
       </w:pPr>
       <w:r>
+        <w:t>5.0 Estrategia de identificación</w:t>
+      </w:r>
+    </w:p>
+    <w:p>
+      <w:r>
+        <w:t>La pregunta causal —¿cómo afecta el precio del cobre a la valoración de una minera</w:t>
+      </w:r>
+    </w:p>
+    <w:p>
+      <w:r>
+        <w:t>chilena?— enfrenta el riesgo habitual de endogeneidad. Aquí, sin embargo, la</w:t>
+      </w:r>
+    </w:p>
+    <w:p>
+      <w:r>
+        <w:t>identificación se apoya en dos pilares razonables:</w:t>
+      </w:r>
+    </w:p>
+    <w:p>
+      <w:pPr>
+        <w:pStyle w:val="ListNumber"/>
+      </w:pPr>
+      <w:r/>
+      <w:r>
+        <w:rPr>
+          <w:b/>
+        </w:rPr>
+        <w:t>El cobre como shock externo (cuasi-exógeno).</w:t>
+      </w:r>
+      <w:r>
+        <w:t xml:space="preserve"> El precio del cobre se determina</w:t>
+      </w:r>
+    </w:p>
+    <w:p>
+      <w:r>
+        <w:t>en mercados globales (LME/COMEX) por la oferta y demanda mundiales —dominadas por</w:t>
+      </w:r>
+    </w:p>
+    <w:p>
+      <w:r>
+        <w:t>China—; dos empresas chilenas, una de ellas pequeña, **no mueven el precio</w:t>
+      </w:r>
+    </w:p>
+    <w:p>
+      <w:r>
+        <w:t>mundial**. Esta exogeneidad se contrasta empíricamente: el test de Toda-Yamamoto</w:t>
+      </w:r>
+    </w:p>
+    <w:p>
+      <w:r>
+        <w:t xml:space="preserve">arroja causalidad </w:t>
+      </w:r>
+      <w:r>
+        <w:rPr>
+          <w:b/>
+        </w:rPr>
+        <w:t>unidireccional</w:t>
+      </w:r>
+      <w:r>
+        <w:t xml:space="preserve"> cobre→Antofagasta (§6.11), descartando</w:t>
+      </w:r>
+    </w:p>
+    <w:p>
+      <w:r>
+        <w:t>retroalimentación. El cobre opera, así, como una fuente de variación plausiblemente</w:t>
+      </w:r>
+    </w:p>
+    <w:p>
+      <w:r>
+        <w:t>exógena para la valoración local.</w:t>
+      </w:r>
+    </w:p>
+    <w:p>
+      <w:pPr>
+        <w:pStyle w:val="ListNumber"/>
+      </w:pPr>
+      <w:r/>
+      <w:r>
+        <w:rPr>
+          <w:b/>
+        </w:rPr>
+        <w:t>Diseño cuasi-experimental por liquidez.</w:t>
+      </w:r>
+      <w:r>
+        <w:t xml:space="preserve"> Antofagasta y Pucobre comparten la</w:t>
+      </w:r>
+    </w:p>
+    <w:p>
+      <w:r/>
+      <w:r>
+        <w:rPr>
+          <w:b/>
+        </w:rPr>
+        <w:t>misma exposición fundamental</w:t>
+      </w:r>
+      <w:r>
+        <w:t xml:space="preserve"> al cobre (ambos son pure-plays) pero difieren</w:t>
+      </w:r>
+    </w:p>
+    <w:p>
+      <w:r>
+        <w:t xml:space="preserve">radicalmente en </w:t>
+      </w:r>
+      <w:r>
+        <w:rPr>
+          <w:b/>
+        </w:rPr>
+        <w:t>microestructura</w:t>
+      </w:r>
+      <w:r>
+        <w:t xml:space="preserve"> (liquidez). Comparar la velocidad de</w:t>
+      </w:r>
+    </w:p>
+    <w:p>
+      <w:r>
+        <w:t xml:space="preserve">transmisión entre ambos </w:t>
+      </w:r>
+      <w:r>
+        <w:rPr>
+          <w:b/>
+        </w:rPr>
+        <w:t>aísla el efecto de la liquidez</w:t>
+      </w:r>
+      <w:r>
+        <w:t>, manteniendo</w:t>
+      </w:r>
+    </w:p>
+    <w:p>
+      <w:r>
+        <w:t>aproximadamente constante el fundamento: las referencias internacionales</w:t>
+      </w:r>
+    </w:p>
+    <w:p>
+      <w:r>
+        <w:t>(SCCO/FCX/BHP/GLEN) y los materiales chilenos (CAP/SQM) sirven como benchmarks de</w:t>
+      </w:r>
+    </w:p>
+    <w:p>
+      <w:r>
+        <w:t>exposición. La diferencia sistemática en el horizonte de transmisión —no en el</w:t>
+      </w:r>
+    </w:p>
+    <w:p>
+      <w:r>
+        <w:t>nivel de largo plazo— es, por tanto, atribuible a la fricción de liquidez, no a una</w:t>
+      </w:r>
+    </w:p>
+    <w:p>
+      <w:r>
+        <w:t>desconexión fundamental.</w:t>
+      </w:r>
+    </w:p>
+    <w:p>
+      <w:r/>
+      <w:r>
+        <w:rPr>
+          <w:b/>
+        </w:rPr>
+        <w:t>Variables omitidas.</w:t>
+      </w:r>
+      <w:r>
+        <w:t xml:space="preserve"> El diseño controla por los factores globales que podrían</w:t>
+      </w:r>
+    </w:p>
+    <w:p>
+      <w:r>
+        <w:t>confundir el canal del cobre —dólar (DXY), tasas (UST), riesgo (VIX), mercado (S&amp;P y</w:t>
+      </w:r>
+    </w:p>
+    <w:p>
+      <w:r>
+        <w:t>proxy local) y energía (WTI)—, de modo que la elasticidad-cobre estimada es</w:t>
+      </w:r>
+    </w:p>
+    <w:p>
+      <w:r>
+        <w:t>incremental respecto de ese comovimiento. Residualmente, factores idiosincrásicos de</w:t>
+      </w:r>
+    </w:p>
+    <w:p>
+      <w:r>
+        <w:t>empresa (anuncios, guidance, gobierno corporativo) quedan en el error; su efecto se</w:t>
+      </w:r>
+    </w:p>
+    <w:p>
+      <w:r>
+        <w:t>mitiga al trabajar con retornos y se discute como limitación.</w:t>
+      </w:r>
+    </w:p>
+    <w:p>
+      <w:pPr>
+        <w:pStyle w:val="Heading3"/>
+      </w:pPr>
+      <w:r>
         <w:t>5.1 Pruebas previas</w:t>
       </w:r>
     </w:p>
@@ -9765,7 +10034,1807 @@
         <w:pStyle w:val="Heading3"/>
       </w:pPr>
       <w:r>
-        <w:t>6.13 Síntesis de verificación de hipótesis</w:t>
+        <w:t>6.13 Quiebres estructurales endógenos (Quandt-Andrews)</w:t>
+      </w:r>
+    </w:p>
+    <w:p>
+      <w:r>
+        <w:t>Para evaluar la estabilidad de la transmisión en 22 años (que abarcan la crisis de</w:t>
+      </w:r>
+    </w:p>
+    <w:p>
+      <w:r>
+        <w:t>2008, el superciclo, el COVID y el boom pospandemia), se aplica una prueba de quiebre</w:t>
+      </w:r>
+    </w:p>
+    <w:p>
+      <w:r>
+        <w:t>con fecha endógena (sup-Chow / Quandt-Andrews, trimming 15%) sobre la regresión</w:t>
+      </w:r>
+    </w:p>
+    <w:p>
+      <w:r>
+        <w:t>r = a + b·Δcobre + controles:</w:t>
+      </w:r>
+    </w:p>
+    <w:tbl>
+      <w:tblPr>
+        <w:tblStyle w:val="LightGrid-Accent1"/>
+        <w:tblW w:type="auto" w:w="0"/>
+        <w:jc w:val="center"/>
+        <w:tblLook w:firstColumn="1" w:firstRow="1" w:lastColumn="0" w:lastRow="0" w:noHBand="0" w:noVBand="1" w:val="04A0"/>
+      </w:tblPr>
+      <w:tblGrid>
+        <w:gridCol w:w="1520"/>
+        <w:gridCol w:w="1520"/>
+        <w:gridCol w:w="1520"/>
+        <w:gridCol w:w="1520"/>
+        <w:gridCol w:w="1520"/>
+        <w:gridCol w:w="1520"/>
+      </w:tblGrid>
+      <w:tr>
+        <w:tc>
+          <w:tcPr>
+            <w:tcW w:type="dxa" w:w="1520"/>
+            <w:shd w:val="clear" w:fill="1B2A41"/>
+          </w:tcPr>
+          <w:p>
+            <w:pPr>
+              <w:jc w:val="center"/>
+            </w:pPr>
+            <w:r/>
+            <w:r>
+              <w:rPr>
+                <w:rFonts w:ascii="Times New Roman" w:hAnsi="Times New Roman"/>
+                <w:b/>
+                <w:color w:val="FFFFFF"/>
+                <w:sz w:val="19"/>
+              </w:rPr>
+              <w:t>Activo</w:t>
+            </w:r>
+          </w:p>
+        </w:tc>
+        <w:tc>
+          <w:tcPr>
+            <w:tcW w:type="dxa" w:w="1520"/>
+            <w:shd w:val="clear" w:fill="1B2A41"/>
+          </w:tcPr>
+          <w:p>
+            <w:pPr>
+              <w:jc w:val="center"/>
+            </w:pPr>
+            <w:r/>
+            <w:r>
+              <w:rPr>
+                <w:rFonts w:ascii="Times New Roman" w:hAnsi="Times New Roman"/>
+                <w:b/>
+                <w:color w:val="FFFFFF"/>
+                <w:sz w:val="19"/>
+              </w:rPr>
+              <w:t>sup-F</w:t>
+            </w:r>
+          </w:p>
+        </w:tc>
+        <w:tc>
+          <w:tcPr>
+            <w:tcW w:type="dxa" w:w="1520"/>
+            <w:shd w:val="clear" w:fill="1B2A41"/>
+          </w:tcPr>
+          <w:p>
+            <w:pPr>
+              <w:jc w:val="center"/>
+            </w:pPr>
+            <w:r/>
+            <w:r>
+              <w:rPr>
+                <w:rFonts w:ascii="Times New Roman" w:hAnsi="Times New Roman"/>
+                <w:b/>
+                <w:color w:val="FFFFFF"/>
+                <w:sz w:val="19"/>
+              </w:rPr>
+              <w:t>crítico 5%</w:t>
+            </w:r>
+          </w:p>
+        </w:tc>
+        <w:tc>
+          <w:tcPr>
+            <w:tcW w:type="dxa" w:w="1520"/>
+            <w:shd w:val="clear" w:fill="1B2A41"/>
+          </w:tcPr>
+          <w:p>
+            <w:pPr>
+              <w:jc w:val="center"/>
+            </w:pPr>
+            <w:r/>
+            <w:r>
+              <w:rPr>
+                <w:rFonts w:ascii="Times New Roman" w:hAnsi="Times New Roman"/>
+                <w:b/>
+                <w:color w:val="FFFFFF"/>
+                <w:sz w:val="19"/>
+              </w:rPr>
+              <w:t>fecha de quiebre</w:t>
+            </w:r>
+          </w:p>
+        </w:tc>
+        <w:tc>
+          <w:tcPr>
+            <w:tcW w:type="dxa" w:w="1520"/>
+            <w:shd w:val="clear" w:fill="1B2A41"/>
+          </w:tcPr>
+          <w:p>
+            <w:pPr>
+              <w:jc w:val="center"/>
+            </w:pPr>
+            <w:r/>
+            <w:r>
+              <w:rPr>
+                <w:rFonts w:ascii="Times New Roman" w:hAnsi="Times New Roman"/>
+                <w:b/>
+                <w:color w:val="FFFFFF"/>
+                <w:sz w:val="19"/>
+              </w:rPr>
+              <w:t>β-cobre pre → post</w:t>
+            </w:r>
+          </w:p>
+        </w:tc>
+        <w:tc>
+          <w:tcPr>
+            <w:tcW w:type="dxa" w:w="1520"/>
+            <w:shd w:val="clear" w:fill="1B2A41"/>
+          </w:tcPr>
+          <w:p>
+            <w:pPr>
+              <w:jc w:val="center"/>
+            </w:pPr>
+            <w:r/>
+            <w:r>
+              <w:rPr>
+                <w:rFonts w:ascii="Times New Roman" w:hAnsi="Times New Roman"/>
+                <w:b/>
+                <w:color w:val="FFFFFF"/>
+                <w:sz w:val="19"/>
+              </w:rPr>
+              <w:t>¿quiebre?</w:t>
+            </w:r>
+          </w:p>
+        </w:tc>
+      </w:tr>
+      <w:tr>
+        <w:tc>
+          <w:tcPr>
+            <w:tcW w:type="dxa" w:w="1520"/>
+          </w:tcPr>
+          <w:p>
+            <w:pPr>
+              <w:jc w:val="center"/>
+            </w:pPr>
+            <w:r/>
+            <w:r>
+              <w:rPr>
+                <w:rFonts w:ascii="Times New Roman" w:hAnsi="Times New Roman"/>
+                <w:sz w:val="19"/>
+              </w:rPr>
+              <w:t>ANTO.L</w:t>
+            </w:r>
+          </w:p>
+        </w:tc>
+        <w:tc>
+          <w:tcPr>
+            <w:tcW w:type="dxa" w:w="1520"/>
+          </w:tcPr>
+          <w:p>
+            <w:pPr>
+              <w:jc w:val="center"/>
+            </w:pPr>
+            <w:r/>
+            <w:r>
+              <w:rPr>
+                <w:rFonts w:ascii="Times New Roman" w:hAnsi="Times New Roman"/>
+                <w:sz w:val="19"/>
+              </w:rPr>
+              <w:t>33.5</w:t>
+            </w:r>
+          </w:p>
+        </w:tc>
+        <w:tc>
+          <w:tcPr>
+            <w:tcW w:type="dxa" w:w="1520"/>
+          </w:tcPr>
+          <w:p>
+            <w:pPr>
+              <w:jc w:val="center"/>
+            </w:pPr>
+            <w:r/>
+            <w:r>
+              <w:rPr>
+                <w:rFonts w:ascii="Times New Roman" w:hAnsi="Times New Roman"/>
+                <w:sz w:val="19"/>
+              </w:rPr>
+              <w:t>~18.0</w:t>
+            </w:r>
+          </w:p>
+        </w:tc>
+        <w:tc>
+          <w:tcPr>
+            <w:tcW w:type="dxa" w:w="1520"/>
+          </w:tcPr>
+          <w:p>
+            <w:pPr>
+              <w:jc w:val="center"/>
+            </w:pPr>
+            <w:r/>
+            <w:r>
+              <w:rPr>
+                <w:rFonts w:ascii="Times New Roman" w:hAnsi="Times New Roman"/>
+                <w:sz w:val="19"/>
+              </w:rPr>
+              <w:t>2007-07</w:t>
+            </w:r>
+          </w:p>
+        </w:tc>
+        <w:tc>
+          <w:tcPr>
+            <w:tcW w:type="dxa" w:w="1520"/>
+          </w:tcPr>
+          <w:p>
+            <w:pPr>
+              <w:jc w:val="center"/>
+            </w:pPr>
+            <w:r/>
+            <w:r>
+              <w:rPr>
+                <w:rFonts w:ascii="Times New Roman" w:hAnsi="Times New Roman"/>
+                <w:sz w:val="19"/>
+              </w:rPr>
+              <w:t>0.34 → 0.78</w:t>
+            </w:r>
+          </w:p>
+        </w:tc>
+        <w:tc>
+          <w:tcPr>
+            <w:tcW w:type="dxa" w:w="1520"/>
+          </w:tcPr>
+          <w:p>
+            <w:pPr>
+              <w:jc w:val="center"/>
+            </w:pPr>
+            <w:r/>
+            <w:r>
+              <w:rPr>
+                <w:rFonts w:ascii="Times New Roman" w:hAnsi="Times New Roman"/>
+                <w:sz w:val="19"/>
+              </w:rPr>
+              <w:t>Sí</w:t>
+            </w:r>
+          </w:p>
+        </w:tc>
+      </w:tr>
+      <w:tr>
+        <w:tc>
+          <w:tcPr>
+            <w:tcW w:type="dxa" w:w="1520"/>
+          </w:tcPr>
+          <w:p>
+            <w:pPr>
+              <w:jc w:val="center"/>
+            </w:pPr>
+            <w:r/>
+            <w:r>
+              <w:rPr>
+                <w:rFonts w:ascii="Times New Roman" w:hAnsi="Times New Roman"/>
+                <w:sz w:val="19"/>
+              </w:rPr>
+              <w:t>PUCOBRE.SN</w:t>
+            </w:r>
+          </w:p>
+        </w:tc>
+        <w:tc>
+          <w:tcPr>
+            <w:tcW w:type="dxa" w:w="1520"/>
+          </w:tcPr>
+          <w:p>
+            <w:pPr>
+              <w:jc w:val="center"/>
+            </w:pPr>
+            <w:r/>
+            <w:r>
+              <w:rPr>
+                <w:rFonts w:ascii="Times New Roman" w:hAnsi="Times New Roman"/>
+                <w:sz w:val="19"/>
+              </w:rPr>
+              <w:t>7.8</w:t>
+            </w:r>
+          </w:p>
+        </w:tc>
+        <w:tc>
+          <w:tcPr>
+            <w:tcW w:type="dxa" w:w="1520"/>
+          </w:tcPr>
+          <w:p>
+            <w:pPr>
+              <w:jc w:val="center"/>
+            </w:pPr>
+            <w:r/>
+            <w:r>
+              <w:rPr>
+                <w:rFonts w:ascii="Times New Roman" w:hAnsi="Times New Roman"/>
+                <w:sz w:val="19"/>
+              </w:rPr>
+              <w:t>~18.0</w:t>
+            </w:r>
+          </w:p>
+        </w:tc>
+        <w:tc>
+          <w:tcPr>
+            <w:tcW w:type="dxa" w:w="1520"/>
+          </w:tcPr>
+          <w:p>
+            <w:pPr>
+              <w:jc w:val="center"/>
+            </w:pPr>
+            <w:r/>
+            <w:r>
+              <w:rPr>
+                <w:rFonts w:ascii="Times New Roman" w:hAnsi="Times New Roman"/>
+                <w:sz w:val="19"/>
+              </w:rPr>
+              <w:t>2010-12</w:t>
+            </w:r>
+          </w:p>
+        </w:tc>
+        <w:tc>
+          <w:tcPr>
+            <w:tcW w:type="dxa" w:w="1520"/>
+          </w:tcPr>
+          <w:p>
+            <w:pPr>
+              <w:jc w:val="center"/>
+            </w:pPr>
+            <w:r/>
+            <w:r>
+              <w:rPr>
+                <w:rFonts w:ascii="Times New Roman" w:hAnsi="Times New Roman"/>
+                <w:sz w:val="19"/>
+              </w:rPr>
+              <w:t>0.08 → 0.13</w:t>
+            </w:r>
+          </w:p>
+        </w:tc>
+        <w:tc>
+          <w:tcPr>
+            <w:tcW w:type="dxa" w:w="1520"/>
+          </w:tcPr>
+          <w:p>
+            <w:pPr>
+              <w:jc w:val="center"/>
+            </w:pPr>
+            <w:r/>
+            <w:r>
+              <w:rPr>
+                <w:rFonts w:ascii="Times New Roman" w:hAnsi="Times New Roman"/>
+                <w:sz w:val="19"/>
+              </w:rPr>
+              <w:t>No al 5%</w:t>
+            </w:r>
+          </w:p>
+        </w:tc>
+      </w:tr>
+      <w:tr>
+        <w:tc>
+          <w:tcPr>
+            <w:tcW w:type="dxa" w:w="1520"/>
+          </w:tcPr>
+          <w:p>
+            <w:pPr>
+              <w:jc w:val="center"/>
+            </w:pPr>
+            <w:r/>
+            <w:r>
+              <w:rPr>
+                <w:rFonts w:ascii="Times New Roman" w:hAnsi="Times New Roman"/>
+                <w:sz w:val="19"/>
+              </w:rPr>
+              <w:t>CAP.SN</w:t>
+            </w:r>
+          </w:p>
+        </w:tc>
+        <w:tc>
+          <w:tcPr>
+            <w:tcW w:type="dxa" w:w="1520"/>
+          </w:tcPr>
+          <w:p>
+            <w:pPr>
+              <w:jc w:val="center"/>
+            </w:pPr>
+            <w:r/>
+            <w:r>
+              <w:rPr>
+                <w:rFonts w:ascii="Times New Roman" w:hAnsi="Times New Roman"/>
+                <w:sz w:val="19"/>
+              </w:rPr>
+              <w:t>12.4</w:t>
+            </w:r>
+          </w:p>
+        </w:tc>
+        <w:tc>
+          <w:tcPr>
+            <w:tcW w:type="dxa" w:w="1520"/>
+          </w:tcPr>
+          <w:p>
+            <w:pPr>
+              <w:jc w:val="center"/>
+            </w:pPr>
+            <w:r/>
+            <w:r>
+              <w:rPr>
+                <w:rFonts w:ascii="Times New Roman" w:hAnsi="Times New Roman"/>
+                <w:sz w:val="19"/>
+              </w:rPr>
+              <w:t>~18.0</w:t>
+            </w:r>
+          </w:p>
+        </w:tc>
+        <w:tc>
+          <w:tcPr>
+            <w:tcW w:type="dxa" w:w="1520"/>
+          </w:tcPr>
+          <w:p>
+            <w:pPr>
+              <w:jc w:val="center"/>
+            </w:pPr>
+            <w:r/>
+            <w:r>
+              <w:rPr>
+                <w:rFonts w:ascii="Times New Roman" w:hAnsi="Times New Roman"/>
+                <w:sz w:val="19"/>
+              </w:rPr>
+              <w:t>2011-01</w:t>
+            </w:r>
+          </w:p>
+        </w:tc>
+        <w:tc>
+          <w:tcPr>
+            <w:tcW w:type="dxa" w:w="1520"/>
+          </w:tcPr>
+          <w:p>
+            <w:pPr>
+              <w:jc w:val="center"/>
+            </w:pPr>
+            <w:r/>
+            <w:r>
+              <w:rPr>
+                <w:rFonts w:ascii="Times New Roman" w:hAnsi="Times New Roman"/>
+                <w:sz w:val="19"/>
+              </w:rPr>
+              <w:t>0.12 → 0.35</w:t>
+            </w:r>
+          </w:p>
+        </w:tc>
+        <w:tc>
+          <w:tcPr>
+            <w:tcW w:type="dxa" w:w="1520"/>
+          </w:tcPr>
+          <w:p>
+            <w:pPr>
+              <w:jc w:val="center"/>
+            </w:pPr>
+            <w:r/>
+            <w:r>
+              <w:rPr>
+                <w:rFonts w:ascii="Times New Roman" w:hAnsi="Times New Roman"/>
+                <w:sz w:val="19"/>
+              </w:rPr>
+              <w:t>No al 5%</w:t>
+            </w:r>
+          </w:p>
+        </w:tc>
+      </w:tr>
+      <w:tr>
+        <w:tc>
+          <w:tcPr>
+            <w:tcW w:type="dxa" w:w="1520"/>
+          </w:tcPr>
+          <w:p>
+            <w:pPr>
+              <w:jc w:val="center"/>
+            </w:pPr>
+            <w:r/>
+            <w:r>
+              <w:rPr>
+                <w:rFonts w:ascii="Times New Roman" w:hAnsi="Times New Roman"/>
+                <w:sz w:val="19"/>
+              </w:rPr>
+              <w:t>SQM-B.SN</w:t>
+            </w:r>
+          </w:p>
+        </w:tc>
+        <w:tc>
+          <w:tcPr>
+            <w:tcW w:type="dxa" w:w="1520"/>
+          </w:tcPr>
+          <w:p>
+            <w:pPr>
+              <w:jc w:val="center"/>
+            </w:pPr>
+            <w:r/>
+            <w:r>
+              <w:rPr>
+                <w:rFonts w:ascii="Times New Roman" w:hAnsi="Times New Roman"/>
+                <w:sz w:val="19"/>
+              </w:rPr>
+              <w:t>11.1</w:t>
+            </w:r>
+          </w:p>
+        </w:tc>
+        <w:tc>
+          <w:tcPr>
+            <w:tcW w:type="dxa" w:w="1520"/>
+          </w:tcPr>
+          <w:p>
+            <w:pPr>
+              <w:jc w:val="center"/>
+            </w:pPr>
+            <w:r/>
+            <w:r>
+              <w:rPr>
+                <w:rFonts w:ascii="Times New Roman" w:hAnsi="Times New Roman"/>
+                <w:sz w:val="19"/>
+              </w:rPr>
+              <w:t>~18.0</w:t>
+            </w:r>
+          </w:p>
+        </w:tc>
+        <w:tc>
+          <w:tcPr>
+            <w:tcW w:type="dxa" w:w="1520"/>
+          </w:tcPr>
+          <w:p>
+            <w:pPr>
+              <w:jc w:val="center"/>
+            </w:pPr>
+            <w:r/>
+            <w:r>
+              <w:rPr>
+                <w:rFonts w:ascii="Times New Roman" w:hAnsi="Times New Roman"/>
+                <w:sz w:val="19"/>
+              </w:rPr>
+              <w:t>2019-06</w:t>
+            </w:r>
+          </w:p>
+        </w:tc>
+        <w:tc>
+          <w:tcPr>
+            <w:tcW w:type="dxa" w:w="1520"/>
+          </w:tcPr>
+          <w:p>
+            <w:pPr>
+              <w:jc w:val="center"/>
+            </w:pPr>
+            <w:r/>
+            <w:r>
+              <w:rPr>
+                <w:rFonts w:ascii="Times New Roman" w:hAnsi="Times New Roman"/>
+                <w:sz w:val="19"/>
+              </w:rPr>
+              <w:t>0.15 → 0.30</w:t>
+            </w:r>
+          </w:p>
+        </w:tc>
+        <w:tc>
+          <w:tcPr>
+            <w:tcW w:type="dxa" w:w="1520"/>
+          </w:tcPr>
+          <w:p>
+            <w:pPr>
+              <w:jc w:val="center"/>
+            </w:pPr>
+            <w:r/>
+            <w:r>
+              <w:rPr>
+                <w:rFonts w:ascii="Times New Roman" w:hAnsi="Times New Roman"/>
+                <w:sz w:val="19"/>
+              </w:rPr>
+              <w:t>No al 5%</w:t>
+            </w:r>
+          </w:p>
+        </w:tc>
+      </w:tr>
+    </w:tbl>
+    <w:p>
+      <w:pPr>
+        <w:spacing w:after="80"/>
+      </w:pPr>
+    </w:p>
+    <w:p>
+      <w:r>
+        <w:t xml:space="preserve">Antofagasta presenta un </w:t>
+      </w:r>
+      <w:r>
+        <w:rPr>
+          <w:b/>
+        </w:rPr>
+        <w:t>quiebre significativo</w:t>
+      </w:r>
+      <w:r>
+        <w:t xml:space="preserve"> en torno a mediados de 2007</w:t>
+      </w:r>
+    </w:p>
+    <w:p>
+      <w:r>
+        <w:t>(víspera de la crisis financiera), tras el cual su elasticidad-cobre **se duplica con</w:t>
+      </w:r>
+    </w:p>
+    <w:p>
+      <w:r>
+        <w:t>creces** (0.34 → 0.78): su integración al fundamento cuprífero se intensificó</w:t>
+      </w:r>
+    </w:p>
+    <w:p>
+      <w:r>
+        <w:t xml:space="preserve">estructuralmente. Pucobre, en cambio, </w:t>
+      </w:r>
+      <w:r>
+        <w:rPr>
+          <w:b/>
+        </w:rPr>
+        <w:t>no exhibe quiebre significativo</w:t>
+      </w:r>
+      <w:r>
+        <w:t>: su débil</w:t>
+      </w:r>
+    </w:p>
+    <w:p>
+      <w:r>
+        <w:t xml:space="preserve">transmisión contemporánea es </w:t>
+      </w:r>
+      <w:r>
+        <w:rPr>
+          <w:b/>
+        </w:rPr>
+        <w:t>estructuralmente estable</w:t>
+      </w:r>
+      <w:r>
+        <w:t>, no un artefacto de un</w:t>
+      </w:r>
+    </w:p>
+    <w:p>
+      <w:r>
+        <w:t>régimen particular. Esto refuerza H2/H5: la baja sensibilidad contemporánea de</w:t>
+      </w:r>
+    </w:p>
+    <w:p>
+      <w:r>
+        <w:t>Pucobre es una característica permanente de su microestructura (iliquidez), no un</w:t>
+      </w:r>
+    </w:p>
+    <w:p>
+      <w:r>
+        <w:t>fenómeno transitorio.</w:t>
+      </w:r>
+    </w:p>
+    <w:p>
+      <w:pPr>
+        <w:pStyle w:val="Heading3"/>
+      </w:pPr>
+      <w:r>
+        <w:t>6.14 Robustez de la iliquidez: medidas alternativas</w:t>
+      </w:r>
+    </w:p>
+    <w:p>
+      <w:r>
+        <w:t>Dado que el hallazgo central descansa sobre la iliquidez, se replica el contraste</w:t>
+      </w:r>
+    </w:p>
+    <w:p>
+      <w:r>
+        <w:t xml:space="preserve">transversal con </w:t>
+      </w:r>
+      <w:r>
+        <w:rPr>
+          <w:b/>
+        </w:rPr>
+        <w:t>cuatro proxies construidas con metodologías distintas</w:t>
+      </w:r>
+      <w:r>
+        <w:t xml:space="preserve"> —Amihud</w:t>
+      </w:r>
+    </w:p>
+    <w:p>
+      <w:r>
+        <w:t>(basada en volumen), porcentaje de días con retorno cero (Lesmond et al.), spread</w:t>
+      </w:r>
+    </w:p>
+    <w:p>
+      <w:r>
+        <w:t>implícito de Roll (basado en autocovarianza de retornos) y volumen medio en</w:t>
+      </w:r>
+    </w:p>
+    <w:p>
+      <w:r>
+        <w:t>USD-equivalente—:</w:t>
+      </w:r>
+    </w:p>
+    <w:tbl>
+      <w:tblPr>
+        <w:tblStyle w:val="LightGrid-Accent1"/>
+        <w:tblW w:type="auto" w:w="0"/>
+        <w:jc w:val="center"/>
+        <w:tblLook w:firstColumn="1" w:firstRow="1" w:lastColumn="0" w:lastRow="0" w:noHBand="0" w:noVBand="1" w:val="04A0"/>
+      </w:tblPr>
+      <w:tblGrid>
+        <w:gridCol w:w="2280"/>
+        <w:gridCol w:w="2280"/>
+        <w:gridCol w:w="2280"/>
+        <w:gridCol w:w="2280"/>
+      </w:tblGrid>
+      <w:tr>
+        <w:tc>
+          <w:tcPr>
+            <w:tcW w:type="dxa" w:w="2280"/>
+            <w:shd w:val="clear" w:fill="1B2A41"/>
+          </w:tcPr>
+          <w:p>
+            <w:pPr>
+              <w:jc w:val="center"/>
+            </w:pPr>
+            <w:r/>
+            <w:r>
+              <w:rPr>
+                <w:rFonts w:ascii="Times New Roman" w:hAnsi="Times New Roman"/>
+                <w:b/>
+                <w:color w:val="FFFFFF"/>
+                <w:sz w:val="19"/>
+              </w:rPr>
+              <w:t>Medida</w:t>
+            </w:r>
+          </w:p>
+        </w:tc>
+        <w:tc>
+          <w:tcPr>
+            <w:tcW w:type="dxa" w:w="2280"/>
+            <w:shd w:val="clear" w:fill="1B2A41"/>
+          </w:tcPr>
+          <w:p>
+            <w:pPr>
+              <w:jc w:val="center"/>
+            </w:pPr>
+            <w:r/>
+            <w:r>
+              <w:rPr>
+                <w:rFonts w:ascii="Times New Roman" w:hAnsi="Times New Roman"/>
+                <w:b/>
+                <w:color w:val="FFFFFF"/>
+                <w:sz w:val="19"/>
+              </w:rPr>
+              <w:t>Signo esperado</w:t>
+            </w:r>
+          </w:p>
+        </w:tc>
+        <w:tc>
+          <w:tcPr>
+            <w:tcW w:type="dxa" w:w="2280"/>
+            <w:shd w:val="clear" w:fill="1B2A41"/>
+          </w:tcPr>
+          <w:p>
+            <w:pPr>
+              <w:jc w:val="center"/>
+            </w:pPr>
+            <w:r/>
+            <w:r>
+              <w:rPr>
+                <w:rFonts w:ascii="Times New Roman" w:hAnsi="Times New Roman"/>
+                <w:b/>
+                <w:color w:val="FFFFFF"/>
+                <w:sz w:val="19"/>
+              </w:rPr>
+              <w:t>Spearman ρ con β-cobre</w:t>
+            </w:r>
+          </w:p>
+        </w:tc>
+        <w:tc>
+          <w:tcPr>
+            <w:tcW w:type="dxa" w:w="2280"/>
+            <w:shd w:val="clear" w:fill="1B2A41"/>
+          </w:tcPr>
+          <w:p>
+            <w:pPr>
+              <w:jc w:val="center"/>
+            </w:pPr>
+            <w:r/>
+            <w:r>
+              <w:rPr>
+                <w:rFonts w:ascii="Times New Roman" w:hAnsi="Times New Roman"/>
+                <w:b/>
+                <w:color w:val="FFFFFF"/>
+                <w:sz w:val="19"/>
+              </w:rPr>
+              <w:t>p</w:t>
+            </w:r>
+          </w:p>
+        </w:tc>
+      </w:tr>
+      <w:tr>
+        <w:tc>
+          <w:tcPr>
+            <w:tcW w:type="dxa" w:w="2280"/>
+          </w:tcPr>
+          <w:p>
+            <w:pPr>
+              <w:jc w:val="center"/>
+            </w:pPr>
+            <w:r/>
+            <w:r>
+              <w:rPr>
+                <w:rFonts w:ascii="Times New Roman" w:hAnsi="Times New Roman"/>
+                <w:sz w:val="19"/>
+              </w:rPr>
+              <w:t>% días retorno cero</w:t>
+            </w:r>
+          </w:p>
+        </w:tc>
+        <w:tc>
+          <w:tcPr>
+            <w:tcW w:type="dxa" w:w="2280"/>
+          </w:tcPr>
+          <w:p>
+            <w:pPr>
+              <w:jc w:val="center"/>
+            </w:pPr>
+            <w:r/>
+            <w:r>
+              <w:rPr>
+                <w:rFonts w:ascii="Times New Roman" w:hAnsi="Times New Roman"/>
+                <w:sz w:val="19"/>
+              </w:rPr>
+              <w:t>−</w:t>
+            </w:r>
+          </w:p>
+        </w:tc>
+        <w:tc>
+          <w:tcPr>
+            <w:tcW w:type="dxa" w:w="2280"/>
+          </w:tcPr>
+          <w:p>
+            <w:pPr>
+              <w:jc w:val="center"/>
+            </w:pPr>
+            <w:r/>
+            <w:r>
+              <w:rPr>
+                <w:rFonts w:ascii="Times New Roman" w:hAnsi="Times New Roman"/>
+                <w:sz w:val="19"/>
+              </w:rPr>
+              <w:t>−0.55</w:t>
+            </w:r>
+          </w:p>
+        </w:tc>
+        <w:tc>
+          <w:tcPr>
+            <w:tcW w:type="dxa" w:w="2280"/>
+          </w:tcPr>
+          <w:p>
+            <w:pPr>
+              <w:jc w:val="center"/>
+            </w:pPr>
+            <w:r/>
+            <w:r>
+              <w:rPr>
+                <w:rFonts w:ascii="Times New Roman" w:hAnsi="Times New Roman"/>
+                <w:sz w:val="19"/>
+              </w:rPr>
+              <w:t>0.16</w:t>
+            </w:r>
+          </w:p>
+        </w:tc>
+      </w:tr>
+      <w:tr>
+        <w:tc>
+          <w:tcPr>
+            <w:tcW w:type="dxa" w:w="2280"/>
+          </w:tcPr>
+          <w:p>
+            <w:pPr>
+              <w:jc w:val="center"/>
+            </w:pPr>
+            <w:r/>
+            <w:r>
+              <w:rPr>
+                <w:rFonts w:ascii="Times New Roman" w:hAnsi="Times New Roman"/>
+                <w:sz w:val="19"/>
+              </w:rPr>
+              <w:t>Spread de Roll</w:t>
+            </w:r>
+          </w:p>
+        </w:tc>
+        <w:tc>
+          <w:tcPr>
+            <w:tcW w:type="dxa" w:w="2280"/>
+          </w:tcPr>
+          <w:p>
+            <w:pPr>
+              <w:jc w:val="center"/>
+            </w:pPr>
+            <w:r/>
+            <w:r>
+              <w:rPr>
+                <w:rFonts w:ascii="Times New Roman" w:hAnsi="Times New Roman"/>
+                <w:sz w:val="19"/>
+              </w:rPr>
+              <w:t>−</w:t>
+            </w:r>
+          </w:p>
+        </w:tc>
+        <w:tc>
+          <w:tcPr>
+            <w:tcW w:type="dxa" w:w="2280"/>
+          </w:tcPr>
+          <w:p>
+            <w:pPr>
+              <w:jc w:val="center"/>
+            </w:pPr>
+            <w:r/>
+            <w:r>
+              <w:rPr>
+                <w:rFonts w:ascii="Times New Roman" w:hAnsi="Times New Roman"/>
+                <w:sz w:val="19"/>
+              </w:rPr>
+              <w:t>−0.40</w:t>
+            </w:r>
+          </w:p>
+        </w:tc>
+        <w:tc>
+          <w:tcPr>
+            <w:tcW w:type="dxa" w:w="2280"/>
+          </w:tcPr>
+          <w:p>
+            <w:pPr>
+              <w:jc w:val="center"/>
+            </w:pPr>
+            <w:r/>
+            <w:r>
+              <w:rPr>
+                <w:rFonts w:ascii="Times New Roman" w:hAnsi="Times New Roman"/>
+                <w:sz w:val="19"/>
+              </w:rPr>
+              <w:t>0.50</w:t>
+            </w:r>
+          </w:p>
+        </w:tc>
+      </w:tr>
+      <w:tr>
+        <w:tc>
+          <w:tcPr>
+            <w:tcW w:type="dxa" w:w="2280"/>
+          </w:tcPr>
+          <w:p>
+            <w:pPr>
+              <w:jc w:val="center"/>
+            </w:pPr>
+            <w:r/>
+            <w:r>
+              <w:rPr>
+                <w:rFonts w:ascii="Times New Roman" w:hAnsi="Times New Roman"/>
+                <w:sz w:val="19"/>
+              </w:rPr>
+              <w:t>Amihud</w:t>
+            </w:r>
+          </w:p>
+        </w:tc>
+        <w:tc>
+          <w:tcPr>
+            <w:tcW w:type="dxa" w:w="2280"/>
+          </w:tcPr>
+          <w:p>
+            <w:pPr>
+              <w:jc w:val="center"/>
+            </w:pPr>
+            <w:r/>
+            <w:r>
+              <w:rPr>
+                <w:rFonts w:ascii="Times New Roman" w:hAnsi="Times New Roman"/>
+                <w:sz w:val="19"/>
+              </w:rPr>
+              <w:t>−</w:t>
+            </w:r>
+          </w:p>
+        </w:tc>
+        <w:tc>
+          <w:tcPr>
+            <w:tcW w:type="dxa" w:w="2280"/>
+          </w:tcPr>
+          <w:p>
+            <w:pPr>
+              <w:jc w:val="center"/>
+            </w:pPr>
+            <w:r/>
+            <w:r>
+              <w:rPr>
+                <w:rFonts w:ascii="Times New Roman" w:hAnsi="Times New Roman"/>
+                <w:sz w:val="19"/>
+              </w:rPr>
+              <w:t>−0.07</w:t>
+            </w:r>
+          </w:p>
+        </w:tc>
+        <w:tc>
+          <w:tcPr>
+            <w:tcW w:type="dxa" w:w="2280"/>
+          </w:tcPr>
+          <w:p>
+            <w:pPr>
+              <w:jc w:val="center"/>
+            </w:pPr>
+            <w:r/>
+            <w:r>
+              <w:rPr>
+                <w:rFonts w:ascii="Times New Roman" w:hAnsi="Times New Roman"/>
+                <w:sz w:val="19"/>
+              </w:rPr>
+              <w:t>0.88</w:t>
+            </w:r>
+          </w:p>
+        </w:tc>
+      </w:tr>
+      <w:tr>
+        <w:tc>
+          <w:tcPr>
+            <w:tcW w:type="dxa" w:w="2280"/>
+          </w:tcPr>
+          <w:p>
+            <w:pPr>
+              <w:jc w:val="center"/>
+            </w:pPr>
+            <w:r/>
+            <w:r>
+              <w:rPr>
+                <w:rFonts w:ascii="Times New Roman" w:hAnsi="Times New Roman"/>
+                <w:sz w:val="19"/>
+              </w:rPr>
+              <w:t>Volumen medio (USD)</w:t>
+            </w:r>
+          </w:p>
+        </w:tc>
+        <w:tc>
+          <w:tcPr>
+            <w:tcW w:type="dxa" w:w="2280"/>
+          </w:tcPr>
+          <w:p>
+            <w:pPr>
+              <w:jc w:val="center"/>
+            </w:pPr>
+            <w:r/>
+            <w:r>
+              <w:rPr>
+                <w:rFonts w:ascii="Times New Roman" w:hAnsi="Times New Roman"/>
+                <w:sz w:val="19"/>
+              </w:rPr>
+              <w:t>+</w:t>
+            </w:r>
+          </w:p>
+        </w:tc>
+        <w:tc>
+          <w:tcPr>
+            <w:tcW w:type="dxa" w:w="2280"/>
+          </w:tcPr>
+          <w:p>
+            <w:pPr>
+              <w:jc w:val="center"/>
+            </w:pPr>
+            <w:r/>
+            <w:r>
+              <w:rPr>
+                <w:rFonts w:ascii="Times New Roman" w:hAnsi="Times New Roman"/>
+                <w:sz w:val="19"/>
+              </w:rPr>
+              <w:t>+0.33</w:t>
+            </w:r>
+          </w:p>
+        </w:tc>
+        <w:tc>
+          <w:tcPr>
+            <w:tcW w:type="dxa" w:w="2280"/>
+          </w:tcPr>
+          <w:p>
+            <w:pPr>
+              <w:jc w:val="center"/>
+            </w:pPr>
+            <w:r/>
+            <w:r>
+              <w:rPr>
+                <w:rFonts w:ascii="Times New Roman" w:hAnsi="Times New Roman"/>
+                <w:sz w:val="19"/>
+              </w:rPr>
+              <w:t>0.42</w:t>
+            </w:r>
+          </w:p>
+        </w:tc>
+      </w:tr>
+    </w:tbl>
+    <w:p>
+      <w:pPr>
+        <w:spacing w:after="80"/>
+      </w:pPr>
+    </w:p>
+    <w:p>
+      <w:r>
+        <w:t xml:space="preserve">Las cuatro medidas apuntan en la </w:t>
+      </w:r>
+      <w:r>
+        <w:rPr>
+          <w:b/>
+        </w:rPr>
+        <w:t>dirección predicha</w:t>
+      </w:r>
+      <w:r>
+        <w:t xml:space="preserve"> (mayor iliquidez → menor</w:t>
+      </w:r>
+    </w:p>
+    <w:p>
+      <w:r>
+        <w:t>transmisión contemporánea; mayor volumen → mayor transmisión), aunque ninguna alcanza</w:t>
+      </w:r>
+    </w:p>
+    <w:p>
+      <w:r>
+        <w:t xml:space="preserve">significancia individual con N=8 (baja potencia). La </w:t>
+      </w:r>
+      <w:r>
+        <w:rPr>
+          <w:b/>
+        </w:rPr>
+        <w:t>consistencia de signos</w:t>
+      </w:r>
+      <w:r>
+        <w:t xml:space="preserve"> entre</w:t>
+      </w:r>
+    </w:p>
+    <w:p>
+      <w:r>
+        <w:t>proxies metodológicamente independientes robustece la conclusión: el hallazgo no</w:t>
+      </w:r>
+    </w:p>
+    <w:p>
+      <w:r>
+        <w:t>depende del estimador de Amihud. (El spread de Roll resulta indefinido para Pucobre,</w:t>
+      </w:r>
+    </w:p>
+    <w:p>
+      <w:r>
+        <w:t>CAP y SQM —autocovarianza positiva por la masa de retornos cero—, lo que confirma que</w:t>
+      </w:r>
+    </w:p>
+    <w:p>
+      <w:r>
+        <w:t xml:space="preserve">el </w:t>
+      </w:r>
+      <w:r>
+        <w:rPr>
+          <w:b/>
+        </w:rPr>
+        <w:t>porcentaje de días con retorno cero</w:t>
+      </w:r>
+      <w:r>
+        <w:t xml:space="preserve"> es la proxy preferida para los activos más</w:t>
+      </w:r>
+    </w:p>
+    <w:p>
+      <w:r>
+        <w:t>ilíquidos, en línea con Lesmond et al.)</w:t>
+      </w:r>
+    </w:p>
+    <w:p>
+      <w:pPr>
+        <w:pStyle w:val="Heading3"/>
+      </w:pPr>
+      <w:r>
+        <w:t>6.15 Validación fuera de muestra (Clark-West)</w:t>
+      </w:r>
+    </w:p>
+    <w:p>
+      <w:r>
+        <w:t xml:space="preserve">Como prueba </w:t>
+      </w:r>
+      <w:r>
+        <w:rPr>
+          <w:b/>
+        </w:rPr>
+        <w:t>predictiva e independiente</w:t>
+      </w:r>
+      <w:r>
+        <w:t xml:space="preserve"> de la transmisión diferida (H5), se evalúa</w:t>
+      </w:r>
+    </w:p>
+    <w:p>
+      <w:r>
+        <w:t xml:space="preserve">si el cobre </w:t>
+      </w:r>
+      <w:r>
+        <w:rPr>
+          <w:b/>
+        </w:rPr>
+        <w:t>rezagado</w:t>
+      </w:r>
+      <w:r>
+        <w:t xml:space="preserve"> mejora la predicción fuera de muestra del retorno, mediante</w:t>
+      </w:r>
+    </w:p>
+    <w:p>
+      <w:r>
+        <w:t>un esquema recursivo (ventana expansiva desde el 50% de la muestra) que compara un</w:t>
+      </w:r>
+    </w:p>
+    <w:p>
+      <w:r>
+        <w:t>benchmark AR(1) anidado con un modelo AR(1) + cobre rezagado (lags 1–2), usando el</w:t>
+      </w:r>
+    </w:p>
+    <w:p>
+      <w:r>
+        <w:t>R² fuera de muestra (Campbell-Thompson) y el test de Clark-West:</w:t>
+      </w:r>
+    </w:p>
+    <w:tbl>
+      <w:tblPr>
+        <w:tblStyle w:val="LightGrid-Accent1"/>
+        <w:tblW w:type="auto" w:w="0"/>
+        <w:jc w:val="center"/>
+        <w:tblLook w:firstColumn="1" w:firstRow="1" w:lastColumn="0" w:lastRow="0" w:noHBand="0" w:noVBand="1" w:val="04A0"/>
+      </w:tblPr>
+      <w:tblGrid>
+        <w:gridCol w:w="1824"/>
+        <w:gridCol w:w="1824"/>
+        <w:gridCol w:w="1824"/>
+        <w:gridCol w:w="1824"/>
+        <w:gridCol w:w="1824"/>
+      </w:tblGrid>
+      <w:tr>
+        <w:tc>
+          <w:tcPr>
+            <w:tcW w:type="dxa" w:w="1824"/>
+            <w:shd w:val="clear" w:fill="1B2A41"/>
+          </w:tcPr>
+          <w:p>
+            <w:pPr>
+              <w:jc w:val="center"/>
+            </w:pPr>
+            <w:r/>
+            <w:r>
+              <w:rPr>
+                <w:rFonts w:ascii="Times New Roman" w:hAnsi="Times New Roman"/>
+                <w:b/>
+                <w:color w:val="FFFFFF"/>
+                <w:sz w:val="19"/>
+              </w:rPr>
+              <w:t>Activo</w:t>
+            </w:r>
+          </w:p>
+        </w:tc>
+        <w:tc>
+          <w:tcPr>
+            <w:tcW w:type="dxa" w:w="1824"/>
+            <w:shd w:val="clear" w:fill="1B2A41"/>
+          </w:tcPr>
+          <w:p>
+            <w:pPr>
+              <w:jc w:val="center"/>
+            </w:pPr>
+            <w:r/>
+            <w:r>
+              <w:rPr>
+                <w:rFonts w:ascii="Times New Roman" w:hAnsi="Times New Roman"/>
+                <w:b/>
+                <w:color w:val="FFFFFF"/>
+                <w:sz w:val="19"/>
+              </w:rPr>
+              <w:t>R² OOS (%)</w:t>
+            </w:r>
+          </w:p>
+        </w:tc>
+        <w:tc>
+          <w:tcPr>
+            <w:tcW w:type="dxa" w:w="1824"/>
+            <w:shd w:val="clear" w:fill="1B2A41"/>
+          </w:tcPr>
+          <w:p>
+            <w:pPr>
+              <w:jc w:val="center"/>
+            </w:pPr>
+            <w:r/>
+            <w:r>
+              <w:rPr>
+                <w:rFonts w:ascii="Times New Roman" w:hAnsi="Times New Roman"/>
+                <w:b/>
+                <w:color w:val="FFFFFF"/>
+                <w:sz w:val="19"/>
+              </w:rPr>
+              <w:t>Clark-West t</w:t>
+            </w:r>
+          </w:p>
+        </w:tc>
+        <w:tc>
+          <w:tcPr>
+            <w:tcW w:type="dxa" w:w="1824"/>
+            <w:shd w:val="clear" w:fill="1B2A41"/>
+          </w:tcPr>
+          <w:p>
+            <w:pPr>
+              <w:jc w:val="center"/>
+            </w:pPr>
+            <w:r/>
+            <w:r>
+              <w:rPr>
+                <w:rFonts w:ascii="Times New Roman" w:hAnsi="Times New Roman"/>
+                <w:b/>
+                <w:color w:val="FFFFFF"/>
+                <w:sz w:val="19"/>
+              </w:rPr>
+              <w:t>p</w:t>
+            </w:r>
+          </w:p>
+        </w:tc>
+        <w:tc>
+          <w:tcPr>
+            <w:tcW w:type="dxa" w:w="1824"/>
+            <w:shd w:val="clear" w:fill="1B2A41"/>
+          </w:tcPr>
+          <w:p>
+            <w:pPr>
+              <w:jc w:val="center"/>
+            </w:pPr>
+            <w:r/>
+            <w:r>
+              <w:rPr>
+                <w:rFonts w:ascii="Times New Roman" w:hAnsi="Times New Roman"/>
+                <w:b/>
+                <w:color w:val="FFFFFF"/>
+                <w:sz w:val="19"/>
+              </w:rPr>
+              <w:t>¿el cobre rezagado mejora?</w:t>
+            </w:r>
+          </w:p>
+        </w:tc>
+      </w:tr>
+      <w:tr>
+        <w:tc>
+          <w:tcPr>
+            <w:tcW w:type="dxa" w:w="1824"/>
+          </w:tcPr>
+          <w:p>
+            <w:pPr>
+              <w:jc w:val="center"/>
+            </w:pPr>
+            <w:r/>
+            <w:r>
+              <w:rPr>
+                <w:rFonts w:ascii="Times New Roman" w:hAnsi="Times New Roman"/>
+                <w:sz w:val="19"/>
+              </w:rPr>
+              <w:t>PUCOBRE.SN</w:t>
+            </w:r>
+          </w:p>
+        </w:tc>
+        <w:tc>
+          <w:tcPr>
+            <w:tcW w:type="dxa" w:w="1824"/>
+          </w:tcPr>
+          <w:p>
+            <w:pPr>
+              <w:jc w:val="center"/>
+            </w:pPr>
+            <w:r/>
+            <w:r>
+              <w:rPr>
+                <w:rFonts w:ascii="Times New Roman" w:hAnsi="Times New Roman"/>
+                <w:sz w:val="19"/>
+              </w:rPr>
+              <w:t>+0.24</w:t>
+            </w:r>
+          </w:p>
+        </w:tc>
+        <w:tc>
+          <w:tcPr>
+            <w:tcW w:type="dxa" w:w="1824"/>
+          </w:tcPr>
+          <w:p>
+            <w:pPr>
+              <w:jc w:val="center"/>
+            </w:pPr>
+            <w:r/>
+            <w:r>
+              <w:rPr>
+                <w:rFonts w:ascii="Times New Roman" w:hAnsi="Times New Roman"/>
+                <w:sz w:val="19"/>
+              </w:rPr>
+              <w:t>2.64</w:t>
+            </w:r>
+          </w:p>
+        </w:tc>
+        <w:tc>
+          <w:tcPr>
+            <w:tcW w:type="dxa" w:w="1824"/>
+          </w:tcPr>
+          <w:p>
+            <w:pPr>
+              <w:jc w:val="center"/>
+            </w:pPr>
+            <w:r/>
+            <w:r>
+              <w:rPr>
+                <w:rFonts w:ascii="Times New Roman" w:hAnsi="Times New Roman"/>
+                <w:sz w:val="19"/>
+              </w:rPr>
+              <w:t>0.004</w:t>
+            </w:r>
+          </w:p>
+        </w:tc>
+        <w:tc>
+          <w:tcPr>
+            <w:tcW w:type="dxa" w:w="1824"/>
+          </w:tcPr>
+          <w:p>
+            <w:pPr>
+              <w:jc w:val="center"/>
+            </w:pPr>
+            <w:r/>
+            <w:r>
+              <w:rPr>
+                <w:rFonts w:ascii="Times New Roman" w:hAnsi="Times New Roman"/>
+                <w:sz w:val="19"/>
+              </w:rPr>
+              <w:t>Sí</w:t>
+            </w:r>
+          </w:p>
+        </w:tc>
+      </w:tr>
+      <w:tr>
+        <w:tc>
+          <w:tcPr>
+            <w:tcW w:type="dxa" w:w="1824"/>
+          </w:tcPr>
+          <w:p>
+            <w:pPr>
+              <w:jc w:val="center"/>
+            </w:pPr>
+            <w:r/>
+            <w:r>
+              <w:rPr>
+                <w:rFonts w:ascii="Times New Roman" w:hAnsi="Times New Roman"/>
+                <w:sz w:val="19"/>
+              </w:rPr>
+              <w:t>ANTO.L</w:t>
+            </w:r>
+          </w:p>
+        </w:tc>
+        <w:tc>
+          <w:tcPr>
+            <w:tcW w:type="dxa" w:w="1824"/>
+          </w:tcPr>
+          <w:p>
+            <w:pPr>
+              <w:jc w:val="center"/>
+            </w:pPr>
+            <w:r/>
+            <w:r>
+              <w:rPr>
+                <w:rFonts w:ascii="Times New Roman" w:hAnsi="Times New Roman"/>
+                <w:sz w:val="19"/>
+              </w:rPr>
+              <w:t>+0.20</w:t>
+            </w:r>
+          </w:p>
+        </w:tc>
+        <w:tc>
+          <w:tcPr>
+            <w:tcW w:type="dxa" w:w="1824"/>
+          </w:tcPr>
+          <w:p>
+            <w:pPr>
+              <w:jc w:val="center"/>
+            </w:pPr>
+            <w:r/>
+            <w:r>
+              <w:rPr>
+                <w:rFonts w:ascii="Times New Roman" w:hAnsi="Times New Roman"/>
+                <w:sz w:val="19"/>
+              </w:rPr>
+              <w:t>2.45</w:t>
+            </w:r>
+          </w:p>
+        </w:tc>
+        <w:tc>
+          <w:tcPr>
+            <w:tcW w:type="dxa" w:w="1824"/>
+          </w:tcPr>
+          <w:p>
+            <w:pPr>
+              <w:jc w:val="center"/>
+            </w:pPr>
+            <w:r/>
+            <w:r>
+              <w:rPr>
+                <w:rFonts w:ascii="Times New Roman" w:hAnsi="Times New Roman"/>
+                <w:sz w:val="19"/>
+              </w:rPr>
+              <w:t>0.007</w:t>
+            </w:r>
+          </w:p>
+        </w:tc>
+        <w:tc>
+          <w:tcPr>
+            <w:tcW w:type="dxa" w:w="1824"/>
+          </w:tcPr>
+          <w:p>
+            <w:pPr>
+              <w:jc w:val="center"/>
+            </w:pPr>
+            <w:r/>
+            <w:r>
+              <w:rPr>
+                <w:rFonts w:ascii="Times New Roman" w:hAnsi="Times New Roman"/>
+                <w:sz w:val="19"/>
+              </w:rPr>
+              <w:t>Sí</w:t>
+            </w:r>
+          </w:p>
+        </w:tc>
+      </w:tr>
+      <w:tr>
+        <w:tc>
+          <w:tcPr>
+            <w:tcW w:type="dxa" w:w="1824"/>
+          </w:tcPr>
+          <w:p>
+            <w:pPr>
+              <w:jc w:val="center"/>
+            </w:pPr>
+            <w:r/>
+            <w:r>
+              <w:rPr>
+                <w:rFonts w:ascii="Times New Roman" w:hAnsi="Times New Roman"/>
+                <w:sz w:val="19"/>
+              </w:rPr>
+              <w:t>CAP.SN</w:t>
+            </w:r>
+          </w:p>
+        </w:tc>
+        <w:tc>
+          <w:tcPr>
+            <w:tcW w:type="dxa" w:w="1824"/>
+          </w:tcPr>
+          <w:p>
+            <w:pPr>
+              <w:jc w:val="center"/>
+            </w:pPr>
+            <w:r/>
+            <w:r>
+              <w:rPr>
+                <w:rFonts w:ascii="Times New Roman" w:hAnsi="Times New Roman"/>
+                <w:sz w:val="19"/>
+              </w:rPr>
+              <w:t>+0.32</w:t>
+            </w:r>
+          </w:p>
+        </w:tc>
+        <w:tc>
+          <w:tcPr>
+            <w:tcW w:type="dxa" w:w="1824"/>
+          </w:tcPr>
+          <w:p>
+            <w:pPr>
+              <w:jc w:val="center"/>
+            </w:pPr>
+            <w:r/>
+            <w:r>
+              <w:rPr>
+                <w:rFonts w:ascii="Times New Roman" w:hAnsi="Times New Roman"/>
+                <w:sz w:val="19"/>
+              </w:rPr>
+              <w:t>2.53</w:t>
+            </w:r>
+          </w:p>
+        </w:tc>
+        <w:tc>
+          <w:tcPr>
+            <w:tcW w:type="dxa" w:w="1824"/>
+          </w:tcPr>
+          <w:p>
+            <w:pPr>
+              <w:jc w:val="center"/>
+            </w:pPr>
+            <w:r/>
+            <w:r>
+              <w:rPr>
+                <w:rFonts w:ascii="Times New Roman" w:hAnsi="Times New Roman"/>
+                <w:sz w:val="19"/>
+              </w:rPr>
+              <w:t>0.006</w:t>
+            </w:r>
+          </w:p>
+        </w:tc>
+        <w:tc>
+          <w:tcPr>
+            <w:tcW w:type="dxa" w:w="1824"/>
+          </w:tcPr>
+          <w:p>
+            <w:pPr>
+              <w:jc w:val="center"/>
+            </w:pPr>
+            <w:r/>
+            <w:r>
+              <w:rPr>
+                <w:rFonts w:ascii="Times New Roman" w:hAnsi="Times New Roman"/>
+                <w:sz w:val="19"/>
+              </w:rPr>
+              <w:t>Sí</w:t>
+            </w:r>
+          </w:p>
+        </w:tc>
+      </w:tr>
+      <w:tr>
+        <w:tc>
+          <w:tcPr>
+            <w:tcW w:type="dxa" w:w="1824"/>
+          </w:tcPr>
+          <w:p>
+            <w:pPr>
+              <w:jc w:val="center"/>
+            </w:pPr>
+            <w:r/>
+            <w:r>
+              <w:rPr>
+                <w:rFonts w:ascii="Times New Roman" w:hAnsi="Times New Roman"/>
+                <w:sz w:val="19"/>
+              </w:rPr>
+              <w:t>SQM-B.SN (litio)</w:t>
+            </w:r>
+          </w:p>
+        </w:tc>
+        <w:tc>
+          <w:tcPr>
+            <w:tcW w:type="dxa" w:w="1824"/>
+          </w:tcPr>
+          <w:p>
+            <w:pPr>
+              <w:jc w:val="center"/>
+            </w:pPr>
+            <w:r/>
+            <w:r>
+              <w:rPr>
+                <w:rFonts w:ascii="Times New Roman" w:hAnsi="Times New Roman"/>
+                <w:sz w:val="19"/>
+              </w:rPr>
+              <w:t>−0.02</w:t>
+            </w:r>
+          </w:p>
+        </w:tc>
+        <w:tc>
+          <w:tcPr>
+            <w:tcW w:type="dxa" w:w="1824"/>
+          </w:tcPr>
+          <w:p>
+            <w:pPr>
+              <w:jc w:val="center"/>
+            </w:pPr>
+            <w:r/>
+            <w:r>
+              <w:rPr>
+                <w:rFonts w:ascii="Times New Roman" w:hAnsi="Times New Roman"/>
+                <w:sz w:val="19"/>
+              </w:rPr>
+              <w:t>−0.45</w:t>
+            </w:r>
+          </w:p>
+        </w:tc>
+        <w:tc>
+          <w:tcPr>
+            <w:tcW w:type="dxa" w:w="1824"/>
+          </w:tcPr>
+          <w:p>
+            <w:pPr>
+              <w:jc w:val="center"/>
+            </w:pPr>
+            <w:r/>
+            <w:r>
+              <w:rPr>
+                <w:rFonts w:ascii="Times New Roman" w:hAnsi="Times New Roman"/>
+                <w:sz w:val="19"/>
+              </w:rPr>
+              <w:t>0.68</w:t>
+            </w:r>
+          </w:p>
+        </w:tc>
+        <w:tc>
+          <w:tcPr>
+            <w:tcW w:type="dxa" w:w="1824"/>
+          </w:tcPr>
+          <w:p>
+            <w:pPr>
+              <w:jc w:val="center"/>
+            </w:pPr>
+            <w:r/>
+            <w:r>
+              <w:rPr>
+                <w:rFonts w:ascii="Times New Roman" w:hAnsi="Times New Roman"/>
+                <w:sz w:val="19"/>
+              </w:rPr>
+              <w:t>No (placebo)</w:t>
+            </w:r>
+          </w:p>
+        </w:tc>
+      </w:tr>
+    </w:tbl>
+    <w:p>
+      <w:pPr>
+        <w:spacing w:after="80"/>
+      </w:pPr>
+    </w:p>
+    <w:p>
+      <w:r>
+        <w:t xml:space="preserve">El cobre </w:t>
+      </w:r>
+      <w:r>
+        <w:rPr>
+          <w:b/>
+        </w:rPr>
+        <w:t>rezagado</w:t>
+      </w:r>
+      <w:r>
+        <w:t xml:space="preserve"> tiene poder predictivo fuera de muestra para Pucobre —de hecho</w:t>
+      </w:r>
+    </w:p>
+    <w:p>
+      <w:r/>
+      <w:r>
+        <w:rPr>
+          <w:b/>
+        </w:rPr>
+        <w:t>mayor</w:t>
+      </w:r>
+      <w:r>
+        <w:t xml:space="preserve"> que para Antofagasta—, exactamente lo que predice la transmisión diferida:</w:t>
+      </w:r>
+    </w:p>
+    <w:p>
+      <w:r>
+        <w:t>en el activo líquido el cobre ya está incorporado y el rezago aporta poco, mientras</w:t>
+      </w:r>
+    </w:p>
+    <w:p>
+      <w:r>
+        <w:t xml:space="preserve">que en el ilíquido el rezago captura la incorporación tardía. El </w:t>
+      </w:r>
+      <w:r>
+        <w:rPr>
+          <w:b/>
+        </w:rPr>
+        <w:t>placebo</w:t>
+      </w:r>
+      <w:r>
+        <w:t xml:space="preserve"> es nítido:</w:t>
+      </w:r>
+    </w:p>
+    <w:p>
+      <w:r>
+        <w:t>SQM (litio, no cobre) no muestra predictibilidad por cobre rezagado (p=0.68),</w:t>
+      </w:r>
+    </w:p>
+    <w:p>
+      <w:r>
+        <w:t>descartando que el resultado sea espurio. Esta es una confirmación de H5 por una vía</w:t>
+      </w:r>
+    </w:p>
+    <w:p>
+      <w:r>
+        <w:t>metodológicamente distinta a todo el resto del análisis.</w:t>
+      </w:r>
+    </w:p>
+    <w:p>
+      <w:pPr>
+        <w:pStyle w:val="Heading3"/>
+      </w:pPr>
+      <w:r>
+        <w:t>6.16 Síntesis de verificación de hipótesis</w:t>
       </w:r>
     </w:p>
     <w:tbl>
@@ -10371,6 +12440,158 @@
         <w:pStyle w:val="Heading3"/>
       </w:pPr>
       <w:r>
+        <w:t>7.1bis Significancia económica de las magnitudes</w:t>
+      </w:r>
+    </w:p>
+    <w:p>
+      <w:r>
+        <w:t>Más allá de la significancia estadística, las magnitudes tienen una lectura</w:t>
+      </w:r>
+    </w:p>
+    <w:p>
+      <w:r>
+        <w:t xml:space="preserve">económica concreta. Una elasticidad-cobre contemporánea de </w:t>
+      </w:r>
+      <w:r>
+        <w:rPr>
+          <w:b/>
+        </w:rPr>
+        <w:t>0.70</w:t>
+      </w:r>
+      <w:r>
+        <w:t xml:space="preserve"> para Antofagasta</w:t>
+      </w:r>
+    </w:p>
+    <w:p>
+      <w:r>
+        <w:t xml:space="preserve">implica que un movimiento de </w:t>
+      </w:r>
+      <w:r>
+        <w:rPr>
+          <w:b/>
+        </w:rPr>
+        <w:t>+10%</w:t>
+      </w:r>
+      <w:r>
+        <w:t xml:space="preserve"> en el precio del cobre se asocia, el mismo día,</w:t>
+      </w:r>
+    </w:p>
+    <w:p>
+      <w:r>
+        <w:t xml:space="preserve">con un retorno de </w:t>
+      </w:r>
+      <w:r>
+        <w:rPr>
+          <w:b/>
+        </w:rPr>
+        <w:t>≈+7%</w:t>
+      </w:r>
+      <w:r>
+        <w:t xml:space="preserve"> de la acción —coherente con el apalancamiento operativo de</w:t>
+      </w:r>
+    </w:p>
+    <w:p>
+      <w:r>
+        <w:t xml:space="preserve">un pure-play (§2.5)—. Para Pucobre, ese mismo shock de +10% genera apenas </w:t>
+      </w:r>
+      <w:r>
+        <w:rPr>
+          <w:b/>
+        </w:rPr>
+        <w:t>≈+0.9%</w:t>
+      </w:r>
+      <w:r/>
+    </w:p>
+    <w:p>
+      <w:r>
+        <w:t xml:space="preserve">el primer día, pero </w:t>
+      </w:r>
+      <w:r>
+        <w:rPr>
+          <w:b/>
+        </w:rPr>
+        <w:t>≈+6%</w:t>
+      </w:r>
+      <w:r>
+        <w:t xml:space="preserve"> acumulado al cabo de un mes y </w:t>
+      </w:r>
+      <w:r>
+        <w:rPr>
+          <w:b/>
+        </w:rPr>
+        <w:t>≈+7.5%</w:t>
+      </w:r>
+      <w:r>
+        <w:t xml:space="preserve"> en el equilibrio</w:t>
+      </w:r>
+    </w:p>
+    <w:p>
+      <w:r>
+        <w:t>de largo plazo. Para un inversionista, la implicancia es operativa: medir la</w:t>
+      </w:r>
+    </w:p>
+    <w:p>
+      <w:r>
+        <w:t xml:space="preserve">exposición de Pucobre al cobre con una beta </w:t>
+      </w:r>
+      <w:r>
+        <w:rPr>
+          <w:b/>
+        </w:rPr>
+        <w:t>diaria</w:t>
+      </w:r>
+      <w:r>
+        <w:t xml:space="preserve"> subestima su riesgo real en un</w:t>
+      </w:r>
+    </w:p>
+    <w:p>
+      <w:r>
+        <w:t xml:space="preserve">factor cercano a </w:t>
+      </w:r>
+      <w:r>
+        <w:rPr>
+          <w:b/>
+        </w:rPr>
+        <w:t>ocho</w:t>
+      </w:r>
+      <w:r>
+        <w:t xml:space="preserve"> (0.09 vs 0.75); la exposición sólo se aprecia correctamente</w:t>
+      </w:r>
+    </w:p>
+    <w:p>
+      <w:r>
+        <w:t>a horizontes mensuales o superiores. Para un emisor pequeño, el resultado cuantifica</w:t>
+      </w:r>
+    </w:p>
+    <w:p>
+      <w:r>
+        <w:t xml:space="preserve">un </w:t>
+      </w:r>
+      <w:r>
+        <w:rPr>
+          <w:b/>
+        </w:rPr>
+        <w:t>costo de iliquidez</w:t>
+      </w:r>
+      <w:r>
+        <w:t>: el mercado tarda en reflejar las mejoras de su fundamento,</w:t>
+      </w:r>
+    </w:p>
+    <w:p>
+      <w:r>
+        <w:t>lo que se traduce en mayor costo de capital y menor utilidad de la acción como</w:t>
+      </w:r>
+    </w:p>
+    <w:p>
+      <w:r>
+        <w:t>instrumento de cobertura del riesgo-cobre en el corto plazo.</w:t>
+      </w:r>
+    </w:p>
+    <w:p>
+      <w:pPr>
+        <w:pStyle w:val="Heading3"/>
+      </w:pPr>
+      <w:r>
         <w:t>7.2bis Implicaciones para la eficiencia de mercado</w:t>
       </w:r>
     </w:p>
@@ -11031,7 +13252,150 @@
     </w:p>
     <w:p>
       <w:r>
-        <w:t>Raíces unitarias y quiebres: Dickey &amp; Fuller (1979); Phillips &amp; Perron (1988); Kwiatkowski, Phillips, Schmidt &amp; Shin (1992, KPSS); Zivot &amp; Andrews (1992).</w:t>
+        <w:t>Raíces unitarias y quiebres: Dickey &amp; Fuller (1979); Phillips &amp; Perron (1988); Kwiatkowski, Phillips, Schmidt &amp; Shin (1992, KPSS); Zivot &amp; Andrews (1992); Andrews (1993, sup-tests de quiebre); Bai &amp; Perron (2003, quiebres múltiples).</w:t>
+      </w:r>
+    </w:p>
+    <w:p>
+      <w:r>
+        <w:t>Evidencia empírica reciente (commodities, cobre, liquidez):</w:t>
+      </w:r>
+    </w:p>
+    <w:p>
+      <w:pPr>
+        <w:pStyle w:val="ListBullet"/>
+      </w:pPr>
+      <w:r>
+        <w:t>Mendiola, A., Chávez-Bedoya, L., &amp; Wallenstein, T. (2022). Analyzing the reaction of mining stocks to the development of copper prices. Emerging Markets Finance and Trade, 58(1), 244–266. https://doi.org/10.1080/1540496X.2019.1703103</w:t>
+      </w:r>
+    </w:p>
+    <w:p>
+      <w:pPr>
+        <w:pStyle w:val="ListBullet"/>
+      </w:pPr>
+      <w:r>
+        <w:t>Díaz, J. D., Hansen, E., &amp; Cabrera, G. (2021). Economic drivers of commodity volatility: the case of copper. Resources Policy, 73, 102224. https://doi.org/10.1016/j.resourpol.2021.102224</w:t>
+      </w:r>
+    </w:p>
+    <w:p>
+      <w:pPr>
+        <w:pStyle w:val="ListBullet"/>
+      </w:pPr>
+      <w:r>
+        <w:t>Gorton, G., &amp; Rouwenhorst, K. G. (2006). Facts and fantasies about commodity futures. Financial Analysts Journal, 62(2), 47–68. https://doi.org/10.2469/faj.v62.n2.4083</w:t>
+      </w:r>
+    </w:p>
+    <w:p>
+      <w:pPr>
+        <w:pStyle w:val="ListBullet"/>
+      </w:pPr>
+      <w:r>
+        <w:t>Kilian, L., &amp; Park, C. (2009). The impact of oil price shocks on the U.S. stock market. International Economic Review, 50(4), 1267–1287. https://doi.org/10.1111/j.1468-2354.2009.00568.x</w:t>
+      </w:r>
+    </w:p>
+    <w:p>
+      <w:pPr>
+        <w:pStyle w:val="ListBullet"/>
+      </w:pPr>
+      <w:r>
+        <w:t>Cashin, P., McDermott, C. J., &amp; Scott, A. (2002). Booms and slumps in world commodity prices. Journal of Development Economics, 69(1), 277–296. https://doi.org/10.1016/S0304-3878(02)00062-7</w:t>
+      </w:r>
+    </w:p>
+    <w:p>
+      <w:pPr>
+        <w:pStyle w:val="ListBullet"/>
+      </w:pPr>
+      <w:r>
+        <w:t>Bekaert, G., Harvey, C. R., &amp; Lundblad, C. (2007). Liquidity and expected returns: lessons from emerging markets. Review of Financial Studies, 20(6), 1783–1831. https://doi.org/10.1093/rfs/hhm030</w:t>
+      </w:r>
+    </w:p>
+    <w:p>
+      <w:pPr>
+        <w:pStyle w:val="ListBullet"/>
+      </w:pPr>
+      <w:r>
+        <w:t>Amihud, Y., Hameed, A., Kang, W., &amp; Zhang, H. (2015). The illiquidity premium: international evidence. Journal of Financial Economics, 117(2), 350–368. https://doi.org/10.1016/j.jfineco.2015.04.005</w:t>
+      </w:r>
+    </w:p>
+    <w:p>
+      <w:pPr>
+        <w:pStyle w:val="ListBullet"/>
+      </w:pPr>
+      <w:r>
+        <w:t>Cunado, J., &amp; Pérez de Gracia, F. (2014). Oil price shocks and stock market returns: evidence for some European countries. Energy Economics, 42, 365–377. https://doi.org/10.1016/j.eneco.2013.10.017</w:t>
+      </w:r>
+    </w:p>
+    <w:p>
+      <w:pPr>
+        <w:pStyle w:val="ListBullet"/>
+      </w:pPr>
+      <w:r>
+        <w:t>Jawadi, F., Arouri, M. E. H., &amp; Million, N. (2009). Stock market integration in the Latin American markets: further evidence from nonlinear modeling. [Preprint — verificar versión publicada].</w:t>
+      </w:r>
+    </w:p>
+    <w:p>
+      <w:pPr>
+        <w:pStyle w:val="IntenseQuote"/>
+      </w:pPr>
+      <w:r>
+        <w:t>Las referencias de este bloque fueron verificadas con DOI durante la investigación</w:t>
+      </w:r>
+    </w:p>
+    <w:p>
+      <w:pPr>
+        <w:pStyle w:val="IntenseQuote"/>
+      </w:pPr>
+      <w:r>
+        <w:t>bibliográfica de apoyo; restan por confirmar volumen/páginas exactos de algunas</w:t>
+      </w:r>
+    </w:p>
+    <w:p>
+      <w:pPr>
+        <w:pStyle w:val="IntenseQuote"/>
+      </w:pPr>
+      <w:r>
+        <w:t>(Amihud et al., 2015; Jawadi et al., 2009) antes de la entrega final.</w:t>
+      </w:r>
+    </w:p>
+    <w:p>
+      <w:r/>
+      <w:r>
+        <w:rPr>
+          <w:b/>
+        </w:rPr>
+        <w:t>Data Availability Statement.</w:t>
+      </w:r>
+      <w:r>
+        <w:t xml:space="preserve"> Todos los datos provienen de fuentes públicas:</w:t>
+      </w:r>
+    </w:p>
+    <w:p>
+      <w:r>
+        <w:t>precios y volúmenes de Yahoo Finance (descarga 2026-05-30, vía la librería yfinance)</w:t>
+      </w:r>
+    </w:p>
+    <w:p>
+      <w:r>
+        <w:t>y macro de Chile de la API pública mindicador.cl (TPM, IMACEC, IPC, dólar</w:t>
+      </w:r>
+    </w:p>
+    <w:p>
+      <w:r>
+        <w:t>observado). El código de descarga, limpieza, estimación y exportación, los datos</w:t>
+      </w:r>
+    </w:p>
+    <w:p>
+      <w:r>
+        <w:t>procesados, las 35+ tablas de salida y las 13 figuras están disponibles en el</w:t>
+      </w:r>
+    </w:p>
+    <w:p>
+      <w:r>
+        <w:t>repositorio del proyecto, con scripts numerados que reproducen cada tabla y figura.</w:t>
+      </w:r>
+    </w:p>
+    <w:p>
+      <w:r>
+        <w:t>No se emplearon datos propietarios ni restringidos.</w:t>
       </w:r>
     </w:p>
     <w:p>

--- a/docs/Tesis_USS.docx
+++ b/docs/Tesis_USS.docx
@@ -11834,7 +11834,449 @@
         <w:pStyle w:val="Heading3"/>
       </w:pPr>
       <w:r>
-        <w:t>6.16 Síntesis de verificación de hipótesis</w:t>
+        <w:t>6.16 Aplicación predictiva (validación complementaria)</w:t>
+      </w:r>
+    </w:p>
+    <w:p>
+      <w:r>
+        <w:t xml:space="preserve">Aunque el enfoque de la tesis es </w:t>
+      </w:r>
+      <w:r>
+        <w:rPr>
+          <w:b/>
+        </w:rPr>
+        <w:t>explicativo</w:t>
+      </w:r>
+      <w:r>
+        <w:t>, no predictivo, una validación</w:t>
+      </w:r>
+    </w:p>
+    <w:p>
+      <w:r>
+        <w:t>predictiva fuera de muestra ofrece un contraste adicional del mecanismo y una</w:t>
+      </w:r>
+    </w:p>
+    <w:p>
+      <w:r>
+        <w:t>aplicación práctica. Se estima un modelo lineal transparente que predice el retorno</w:t>
+      </w:r>
+    </w:p>
+    <w:p>
+      <w:r>
+        <w:t>del día siguiente con información disponible hoy —retorno propio rezagado, cobre</w:t>
+      </w:r>
+    </w:p>
+    <w:p>
+      <w:r>
+        <w:t xml:space="preserve">contemporáneo y rezagado, dólar y mercado— en una ventana </w:t>
+      </w:r>
+      <w:r>
+        <w:rPr>
+          <w:b/>
+        </w:rPr>
+        <w:t>expansiva</w:t>
+      </w:r>
+      <w:r>
+        <w:t xml:space="preserve"> (estimación</w:t>
+      </w:r>
+    </w:p>
+    <w:p>
+      <w:r>
+        <w:t>recursiva), y se compara contra un benchmark ingenuo (predecir retorno nulo, esto</w:t>
+      </w:r>
+    </w:p>
+    <w:p>
+      <w:r>
+        <w:t>es, caminata aleatoria del precio):</w:t>
+      </w:r>
+    </w:p>
+    <w:tbl>
+      <w:tblPr>
+        <w:tblStyle w:val="LightGrid-Accent1"/>
+        <w:tblW w:type="auto" w:w="0"/>
+        <w:jc w:val="center"/>
+        <w:tblLook w:firstColumn="1" w:firstRow="1" w:lastColumn="0" w:lastRow="0" w:noHBand="0" w:noVBand="1" w:val="04A0"/>
+      </w:tblPr>
+      <w:tblGrid>
+        <w:gridCol w:w="2280"/>
+        <w:gridCol w:w="2280"/>
+        <w:gridCol w:w="2280"/>
+        <w:gridCol w:w="2280"/>
+      </w:tblGrid>
+      <w:tr>
+        <w:tc>
+          <w:tcPr>
+            <w:tcW w:type="dxa" w:w="2280"/>
+            <w:shd w:val="clear" w:fill="1B2A41"/>
+          </w:tcPr>
+          <w:p>
+            <w:pPr>
+              <w:jc w:val="center"/>
+            </w:pPr>
+            <w:r/>
+            <w:r>
+              <w:rPr>
+                <w:rFonts w:ascii="Times New Roman" w:hAnsi="Times New Roman"/>
+                <w:b/>
+                <w:color w:val="FFFFFF"/>
+                <w:sz w:val="19"/>
+              </w:rPr>
+              <w:t>Activo</w:t>
+            </w:r>
+          </w:p>
+        </w:tc>
+        <w:tc>
+          <w:tcPr>
+            <w:tcW w:type="dxa" w:w="2280"/>
+            <w:shd w:val="clear" w:fill="1B2A41"/>
+          </w:tcPr>
+          <w:p>
+            <w:pPr>
+              <w:jc w:val="center"/>
+            </w:pPr>
+            <w:r/>
+            <w:r>
+              <w:rPr>
+                <w:rFonts w:ascii="Times New Roman" w:hAnsi="Times New Roman"/>
+                <w:b/>
+                <w:color w:val="FFFFFF"/>
+                <w:sz w:val="19"/>
+              </w:rPr>
+              <w:t>R² fuera de muestra</w:t>
+            </w:r>
+          </w:p>
+        </w:tc>
+        <w:tc>
+          <w:tcPr>
+            <w:tcW w:type="dxa" w:w="2280"/>
+            <w:shd w:val="clear" w:fill="1B2A41"/>
+          </w:tcPr>
+          <w:p>
+            <w:pPr>
+              <w:jc w:val="center"/>
+            </w:pPr>
+            <w:r/>
+            <w:r>
+              <w:rPr>
+                <w:rFonts w:ascii="Times New Roman" w:hAnsi="Times New Roman"/>
+                <w:b/>
+                <w:color w:val="FFFFFF"/>
+                <w:sz w:val="19"/>
+              </w:rPr>
+              <w:t>Mejora RMSE vs naive</w:t>
+            </w:r>
+          </w:p>
+        </w:tc>
+        <w:tc>
+          <w:tcPr>
+            <w:tcW w:type="dxa" w:w="2280"/>
+            <w:shd w:val="clear" w:fill="1B2A41"/>
+          </w:tcPr>
+          <w:p>
+            <w:pPr>
+              <w:jc w:val="center"/>
+            </w:pPr>
+            <w:r/>
+            <w:r>
+              <w:rPr>
+                <w:rFonts w:ascii="Times New Roman" w:hAnsi="Times New Roman"/>
+                <w:b/>
+                <w:color w:val="FFFFFF"/>
+                <w:sz w:val="19"/>
+              </w:rPr>
+              <w:t>Precisión direccional*</w:t>
+            </w:r>
+          </w:p>
+        </w:tc>
+      </w:tr>
+      <w:tr>
+        <w:tc>
+          <w:tcPr>
+            <w:tcW w:type="dxa" w:w="2280"/>
+          </w:tcPr>
+          <w:p>
+            <w:pPr>
+              <w:jc w:val="center"/>
+            </w:pPr>
+            <w:r/>
+            <w:r>
+              <w:rPr>
+                <w:rFonts w:ascii="Times New Roman" w:hAnsi="Times New Roman"/>
+                <w:sz w:val="19"/>
+              </w:rPr>
+              <w:t>ANTO.L</w:t>
+            </w:r>
+          </w:p>
+        </w:tc>
+        <w:tc>
+          <w:tcPr>
+            <w:tcW w:type="dxa" w:w="2280"/>
+          </w:tcPr>
+          <w:p>
+            <w:pPr>
+              <w:jc w:val="center"/>
+            </w:pPr>
+            <w:r/>
+            <w:r>
+              <w:rPr>
+                <w:rFonts w:ascii="Times New Roman" w:hAnsi="Times New Roman"/>
+                <w:sz w:val="19"/>
+              </w:rPr>
+              <w:t>−0.7%</w:t>
+            </w:r>
+          </w:p>
+        </w:tc>
+        <w:tc>
+          <w:tcPr>
+            <w:tcW w:type="dxa" w:w="2280"/>
+          </w:tcPr>
+          <w:p>
+            <w:pPr>
+              <w:jc w:val="center"/>
+            </w:pPr>
+            <w:r/>
+            <w:r>
+              <w:rPr>
+                <w:rFonts w:ascii="Times New Roman" w:hAnsi="Times New Roman"/>
+                <w:sz w:val="19"/>
+              </w:rPr>
+              <w:t>−0.3%</w:t>
+            </w:r>
+          </w:p>
+        </w:tc>
+        <w:tc>
+          <w:tcPr>
+            <w:tcW w:type="dxa" w:w="2280"/>
+          </w:tcPr>
+          <w:p>
+            <w:pPr>
+              <w:jc w:val="center"/>
+            </w:pPr>
+            <w:r/>
+            <w:r>
+              <w:rPr>
+                <w:rFonts w:ascii="Times New Roman" w:hAnsi="Times New Roman"/>
+                <w:sz w:val="19"/>
+              </w:rPr>
+              <w:t>54.2%</w:t>
+            </w:r>
+          </w:p>
+        </w:tc>
+      </w:tr>
+      <w:tr>
+        <w:tc>
+          <w:tcPr>
+            <w:tcW w:type="dxa" w:w="2280"/>
+          </w:tcPr>
+          <w:p>
+            <w:pPr>
+              <w:jc w:val="center"/>
+            </w:pPr>
+            <w:r/>
+            <w:r>
+              <w:rPr>
+                <w:rFonts w:ascii="Times New Roman" w:hAnsi="Times New Roman"/>
+                <w:sz w:val="19"/>
+              </w:rPr>
+              <w:t>PUCOBRE.SN</w:t>
+            </w:r>
+          </w:p>
+        </w:tc>
+        <w:tc>
+          <w:tcPr>
+            <w:tcW w:type="dxa" w:w="2280"/>
+          </w:tcPr>
+          <w:p>
+            <w:pPr>
+              <w:jc w:val="center"/>
+            </w:pPr>
+            <w:r/>
+            <w:r>
+              <w:rPr>
+                <w:rFonts w:ascii="Times New Roman" w:hAnsi="Times New Roman"/>
+                <w:sz w:val="19"/>
+              </w:rPr>
+              <w:t>+1.2%</w:t>
+            </w:r>
+          </w:p>
+        </w:tc>
+        <w:tc>
+          <w:tcPr>
+            <w:tcW w:type="dxa" w:w="2280"/>
+          </w:tcPr>
+          <w:p>
+            <w:pPr>
+              <w:jc w:val="center"/>
+            </w:pPr>
+            <w:r/>
+            <w:r>
+              <w:rPr>
+                <w:rFonts w:ascii="Times New Roman" w:hAnsi="Times New Roman"/>
+                <w:sz w:val="19"/>
+              </w:rPr>
+              <w:t>+0.6%</w:t>
+            </w:r>
+          </w:p>
+        </w:tc>
+        <w:tc>
+          <w:tcPr>
+            <w:tcW w:type="dxa" w:w="2280"/>
+          </w:tcPr>
+          <w:p>
+            <w:pPr>
+              <w:jc w:val="center"/>
+            </w:pPr>
+            <w:r/>
+            <w:r>
+              <w:rPr>
+                <w:rFonts w:ascii="Times New Roman" w:hAnsi="Times New Roman"/>
+                <w:sz w:val="19"/>
+              </w:rPr>
+              <w:t>56.6%</w:t>
+            </w:r>
+          </w:p>
+        </w:tc>
+      </w:tr>
+    </w:tbl>
+    <w:p>
+      <w:pPr>
+        <w:spacing w:after="80"/>
+      </w:pPr>
+    </w:p>
+    <w:p>
+      <w:r>
+        <w:t xml:space="preserve">(*) Precisión direccional calculada </w:t>
+      </w:r>
+      <w:r>
+        <w:rPr>
+          <w:b/>
+        </w:rPr>
+        <w:t>sólo sobre días de retorno no nulo</w:t>
+      </w:r>
+      <w:r>
+        <w:t>, para</w:t>
+      </w:r>
+    </w:p>
+    <w:p>
+      <w:r>
+        <w:t>evitar el sesgo que introducen los numerosos días sin transacción de Pucobre</w:t>
+      </w:r>
+    </w:p>
+    <w:p>
+      <w:r>
+        <w:t>(donde el signo del retorno observado es cero).</w:t>
+      </w:r>
+    </w:p>
+    <w:p>
+      <w:r>
+        <w:t xml:space="preserve">Dos lecturas honestas: (i) el retorno </w:t>
+      </w:r>
+      <w:r>
+        <w:rPr>
+          <w:b/>
+        </w:rPr>
+        <w:t>diario</w:t>
+      </w:r>
+      <w:r>
+        <w:t xml:space="preserve"> es esencialmente </w:t>
+      </w:r>
+      <w:r>
+        <w:rPr>
+          <w:b/>
+        </w:rPr>
+        <w:t>impredecible</w:t>
+      </w:r>
+      <w:r/>
+    </w:p>
+    <w:p>
+      <w:r>
+        <w:t>—coherente con eficiencia de mercado en forma débil—, con R² fuera de muestra ínfimo</w:t>
+      </w:r>
+    </w:p>
+    <w:p>
+      <w:r>
+        <w:t>y precisión direccional apenas sobre el 50%; (ii) sin embargo, **Pucobre es</w:t>
+      </w:r>
+    </w:p>
+    <w:p>
+      <w:r>
+        <w:t>sistemáticamente más predecible que Antofagasta** (mayor precisión direccional,</w:t>
+      </w:r>
+    </w:p>
+    <w:p>
+      <w:r>
+        <w:t>única con R² fuera de muestra y RMSE mejores que el benchmark). Esta mayor</w:t>
+      </w:r>
+    </w:p>
+    <w:p>
+      <w:r>
+        <w:t>predictibilidad del activo ilíquido es precisamente lo que implica el descubrimiento</w:t>
+      </w:r>
+    </w:p>
+    <w:p>
+      <w:r>
+        <w:t>de precios diferido: la incorporación tardía de la información genera</w:t>
+      </w:r>
+    </w:p>
+    <w:p>
+      <w:r/>
+      <w:r>
+        <w:rPr>
+          <w:b/>
+        </w:rPr>
+        <w:t>autocorrelación</w:t>
+      </w:r>
+      <w:r>
+        <w:t xml:space="preserve"> explotable. Así, la dimensión predictiva </w:t>
+      </w:r>
+      <w:r>
+        <w:rPr>
+          <w:b/>
+        </w:rPr>
+        <w:t>refuerza</w:t>
+      </w:r>
+      <w:r>
+        <w:t xml:space="preserve"> el hallazgo</w:t>
+      </w:r>
+    </w:p>
+    <w:p>
+      <w:r>
+        <w:t>explicativo central por una vía independiente. La plataforma asociada incluye un</w:t>
+      </w:r>
+    </w:p>
+    <w:p>
+      <w:r/>
+      <w:r>
+        <w:rPr>
+          <w:b/>
+        </w:rPr>
+        <w:t>simulador de escenarios</w:t>
+      </w:r>
+      <w:r>
+        <w:t xml:space="preserve"> que traduce las elasticidades estimadas en impactos por</w:t>
+      </w:r>
+    </w:p>
+    <w:p>
+      <w:r>
+        <w:t>horizonte; su utilidad no radica en el pronóstico puntual —imposible para retornos</w:t>
+      </w:r>
+    </w:p>
+    <w:p>
+      <w:r>
+        <w:t>diarios— sino en cuantificar, de forma trazable, el rango de impacto de un escenario</w:t>
+      </w:r>
+    </w:p>
+    <w:p>
+      <w:r>
+        <w:t>de cobre.</w:t>
+      </w:r>
+    </w:p>
+    <w:p>
+      <w:pPr>
+        <w:pStyle w:val="Heading3"/>
+      </w:pPr>
+      <w:r>
+        <w:t>6.17 Síntesis de verificación de hipótesis</w:t>
       </w:r>
     </w:p>
     <w:tbl>

--- a/docs/Tesis_USS.docx
+++ b/docs/Tesis_USS.docx
@@ -944,12 +944,7 @@
         <w:t>Cointegración.</w:t>
       </w:r>
       <w:r>
-        <w:t xml:space="preserve"> Propiedad por la cual dos o más series no estacionarias comparten</w:t>
-      </w:r>
-    </w:p>
-    <w:p>
-      <w:r>
-        <w:t>una tendencia estocástica común, de modo que existe una combinación lineal de ellas que sí es estacionaria; representa una relación de equilibrio de largo plazo.</w:t>
+        <w:t xml:space="preserve"> Propiedad por la cual dos o más series no estacionarias comparten una tendencia estocástica común, de modo que existe una combinación lineal de ellas que sí es estacionaria; representa una relación de equilibrio de largo plazo.</w:t>
       </w:r>
     </w:p>
     <w:p>
@@ -964,12 +959,7 @@
         <w:t>Commodity currency (moneda-commodity).</w:t>
       </w:r>
       <w:r>
-        <w:t xml:space="preserve"> Moneda de una economía exportadora de</w:t>
-      </w:r>
-    </w:p>
-    <w:p>
-      <w:r>
-        <w:t>materias primas cuyo valor está estrechamente ligado al precio mundial de su canasta exportadora; el peso chileno es un ejemplo arquetípico por su vínculo con el cobre.</w:t>
+        <w:t xml:space="preserve"> Moneda de una economía exportadora de materias primas cuyo valor está estrechamente ligado al precio mundial de su canasta exportadora; el peso chileno es un ejemplo arquetípico por su vínculo con el cobre.</w:t>
       </w:r>
     </w:p>
     <w:p>
@@ -984,12 +974,7 @@
         <w:t>Cross-listing.</w:t>
       </w:r>
       <w:r>
-        <w:t xml:space="preserve"> Cotización de una empresa en una bolsa distinta de la de su país</w:t>
-      </w:r>
-    </w:p>
-    <w:p>
-      <w:r>
-        <w:t>de operación; Antofagasta opera en Chile pero cotiza en Londres.</w:t>
+        <w:t xml:space="preserve"> Cotización de una empresa en una bolsa distinta de la de su país de operación; Antofagasta opera en Chile pero cotiza en Londres.</w:t>
       </w:r>
     </w:p>
     <w:p>
@@ -1004,12 +989,7 @@
         <w:t>Descubrimiento de precios (price discovery).</w:t>
       </w:r>
       <w:r>
-        <w:t xml:space="preserve"> Proceso mediante el cual la</w:t>
-      </w:r>
-    </w:p>
-    <w:p>
-      <w:r>
-        <w:t>información disponible se incorpora a los precios de mercado; en activos ilíquidos este proceso es más lento.</w:t>
+        <w:t xml:space="preserve"> Proceso mediante el cual la información disponible se incorpora a los precios de mercado; en activos ilíquidos este proceso es más lento.</w:t>
       </w:r>
     </w:p>
     <w:p>
@@ -1024,12 +1004,7 @@
         <w:t>Efecto apalancamiento (leverage effect).</w:t>
       </w:r>
       <w:r>
-        <w:t xml:space="preserve"> Tendencia de la volatilidad a aumentar</w:t>
-      </w:r>
-    </w:p>
-    <w:p>
-      <w:r>
-        <w:t>más tras caídas de precio que tras alzas de igual magnitud.</w:t>
+        <w:t xml:space="preserve"> Tendencia de la volatilidad a aumentar más tras caídas de precio que tras alzas de igual magnitud.</w:t>
       </w:r>
     </w:p>
     <w:p>
@@ -1044,12 +1019,7 @@
         <w:t>Elasticidad-cobre.</w:t>
       </w:r>
       <w:r>
-        <w:t xml:space="preserve"> Variación porcentual del precio (o retorno) de una acción ante</w:t>
-      </w:r>
-    </w:p>
-    <w:p>
-      <w:r>
-        <w:t>una variación de 1% en el precio del cobre.</w:t>
+        <w:t xml:space="preserve"> Variación porcentual del precio (o retorno) de una acción ante una variación de 1% en el precio del cobre.</w:t>
       </w:r>
     </w:p>
     <w:p>
@@ -1064,12 +1034,7 @@
         <w:t>Iliquidez.</w:t>
       </w:r>
       <w:r>
-        <w:t xml:space="preserve"> Dificultad para transar un activo sin afectar su precio; aquí se mide,</w:t>
-      </w:r>
-    </w:p>
-    <w:p>
-      <w:r>
-        <w:t>entre otras, con el ratio de Amihud y el porcentaje de días sin transacción.</w:t>
+        <w:t xml:space="preserve"> Dificultad para transar un activo sin afectar su precio; aquí se mide, entre otras, con el ratio de Amihud y el porcentaje de días sin transacción.</w:t>
       </w:r>
     </w:p>
     <w:p>
@@ -1084,12 +1049,7 @@
         <w:t>Pure-play.</w:t>
       </w:r>
       <w:r>
-        <w:t xml:space="preserve"> Empresa cuyo negocio se concentra en una sola actividad; un pure-play</w:t>
-      </w:r>
-    </w:p>
-    <w:p>
-      <w:r>
-        <w:t>de cobre obtiene la mayor parte de sus ingresos de ese metal.</w:t>
+        <w:t xml:space="preserve"> Empresa cuyo negocio se concentra en una sola actividad; un pure-play de cobre obtiene la mayor parte de sus ingresos de ese metal.</w:t>
       </w:r>
     </w:p>
     <w:p>
@@ -1104,12 +1064,7 @@
         <w:t>Velocidad de ajuste.</w:t>
       </w:r>
       <w:r>
-        <w:t xml:space="preserve"> Proporción del desequilibrio respecto de la relación de</w:t>
-      </w:r>
-    </w:p>
-    <w:p>
-      <w:r>
-        <w:t>largo plazo que se corrige por período en un modelo de corrección de error.</w:t>
+        <w:t xml:space="preserve"> Proporción del desequilibrio respecto de la relación de largo plazo que se corrige por período en un modelo de corrección de error.</w:t>
       </w:r>
     </w:p>
     <w:p>
@@ -1274,12 +1229,7 @@
         <w:pStyle w:val="ListNumber"/>
       </w:pPr>
       <w:r>
-        <w:t>Caracterizar las propiedades estadísticas de precios y retornos (estacionariedad,</w:t>
-      </w:r>
-    </w:p>
-    <w:p>
-      <w:r>
-        <w:t>colas, volatilidad, quiebres estructurales).</w:t>
+        <w:t>Caracterizar las propiedades estadísticas de precios y retornos (estacionariedad, colas, volatilidad, quiebres estructurales).</w:t>
       </w:r>
     </w:p>
     <w:p>
@@ -1287,12 +1237,7 @@
         <w:pStyle w:val="ListNumber"/>
       </w:pPr>
       <w:r>
-        <w:t>Estimar el impacto contemporáneo de los factores sobre los retornos (HAC) y su</w:t>
-      </w:r>
-    </w:p>
-    <w:p>
-      <w:r>
-        <w:t>dinámica (VAR, IRF, FEVD, causalidad).</w:t>
+        <w:t>Estimar el impacto contemporáneo de los factores sobre los retornos (HAC) y su dinámica (VAR, IRF, FEVD, causalidad).</w:t>
       </w:r>
     </w:p>
     <w:p>
@@ -1300,12 +1245,7 @@
         <w:pStyle w:val="ListNumber"/>
       </w:pPr>
       <w:r>
-        <w:t>Estimar y validar la relación de largo plazo cobre→valoración (cointegración de</w:t>
-      </w:r>
-    </w:p>
-    <w:p>
-      <w:r>
-        <w:t>Johansen, VECM) y su robustez (ARDL/NARDL).</w:t>
+        <w:t>Estimar y validar la relación de largo plazo cobre→valoración (cointegración de Johansen, VECM) y su robustez (ARDL/NARDL).</w:t>
       </w:r>
     </w:p>
     <w:p>
@@ -1321,12 +1261,7 @@
         <w:pStyle w:val="ListNumber"/>
       </w:pPr>
       <w:r>
-        <w:t>Contrastar resultados mediante un panel sectorial, un estudio de eventos de</w:t>
-      </w:r>
-    </w:p>
-    <w:p>
-      <w:r>
-        <w:t>política monetaria y referencias internacionales.</w:t>
+        <w:t>Contrastar resultados mediante un panel sectorial, un estudio de eventos de política monetaria y referencias internacionales.</w:t>
       </w:r>
     </w:p>
     <w:p>
@@ -1357,12 +1292,7 @@
         <w:t>H1.</w:t>
       </w:r>
       <w:r>
-        <w:t xml:space="preserve"> El precio del cobre tiene un impacto positivo y estadísticamente</w:t>
-      </w:r>
-    </w:p>
-    <w:p>
-      <w:r>
-        <w:t>significativo sobre los retornos de las mineras vinculadas a Chile.</w:t>
+        <w:t xml:space="preserve"> El precio del cobre tiene un impacto positivo y estadísticamente significativo sobre los retornos de las mineras vinculadas a Chile.</w:t>
       </w:r>
     </w:p>
     <w:p>
@@ -1386,12 +1316,7 @@
         <w:t>heterogénea</w:t>
       </w:r>
       <w:r>
-        <w:t xml:space="preserve"> y depende de la</w:t>
-      </w:r>
-    </w:p>
-    <w:p>
-      <w:r>
-        <w:t>liquidez del activo: mayor en los pure-plays líquidos, menor en los ilíquidos.</w:t>
+        <w:t xml:space="preserve"> y depende de la liquidez del activo: mayor en los pure-plays líquidos, menor en los ilíquidos.</w:t>
       </w:r>
     </w:p>
     <w:p>
@@ -1415,12 +1340,7 @@
         <w:t>equilibrio de largo plazo</w:t>
       </w:r>
       <w:r>
-        <w:t xml:space="preserve"> (cointegración) entre</w:t>
-      </w:r>
-    </w:p>
-    <w:p>
-      <w:r>
-        <w:t>el precio de la acción y el conjunto {cobre, tipo de cambio, dólar}.</w:t>
+        <w:t xml:space="preserve"> (cointegración) entre el precio de la acción y el conjunto {cobre, tipo de cambio, dólar}.</w:t>
       </w:r>
     </w:p>
     <w:p>
@@ -1444,12 +1364,16 @@
         <w:t>persistente</w:t>
       </w:r>
       <w:r>
-        <w:t xml:space="preserve"> y exhibe **efecto</w:t>
-      </w:r>
-    </w:p>
-    <w:p>
-      <w:r>
-        <w:t>apalancamiento** (las caídas elevan más la volatilidad futura que las alzas).</w:t>
+        <w:t xml:space="preserve"> y exhibe </w:t>
+      </w:r>
+      <w:r>
+        <w:rPr>
+          <w:b/>
+        </w:rPr>
+        <w:t>efecto apalancamiento</w:t>
+      </w:r>
+      <w:r>
+        <w:t xml:space="preserve"> (las caídas elevan más la volatilidad futura que las alzas).</w:t>
       </w:r>
     </w:p>
     <w:p>
@@ -1473,12 +1397,7 @@
         <w:t>diferida</w:t>
       </w:r>
       <w:r>
-        <w:t>: la</w:t>
-      </w:r>
-    </w:p>
-    <w:p>
-      <w:r>
-        <w:t>elasticidad contemporánea es baja pero crece con el horizonte hasta converger al valor de largo plazo.</w:t>
+        <w:t>: la elasticidad contemporánea es baja pero crece con el horizonte hasta converger al valor de largo plazo.</w:t>
       </w:r>
     </w:p>
     <w:p>
@@ -1626,12 +1545,7 @@
         <w:t>Canal de demanda/ingreso.</w:t>
       </w:r>
       <w:r>
-        <w:t xml:space="preserve"> El precio del cobre (LME/COMEX) y la demanda global</w:t>
-      </w:r>
-    </w:p>
-    <w:p>
-      <w:r>
-        <w:t>—actividad industrial, China— determinan los ingresos esperados. Es el canal directo y, a priori, dominante para un pure-play.</w:t>
+        <w:t xml:space="preserve"> El precio del cobre (LME/COMEX) y la demanda global —actividad industrial, China— determinan los ingresos esperados. Es el canal directo y, a priori, dominante para un pure-play.</w:t>
       </w:r>
     </w:p>
     <w:p>
@@ -1646,12 +1560,7 @@
         <w:t>Canal de costos.</w:t>
       </w:r>
       <w:r>
-        <w:t xml:space="preserve"> Energía (WTI) y tipo de cambio (CLP/USD): una depreciación</w:t>
-      </w:r>
-    </w:p>
-    <w:p>
-      <w:r>
-        <w:t>real del peso abarata los costos locales medidos en dólares y puede ampliar el margen operativo de un exportador de cobre.</w:t>
+        <w:t xml:space="preserve"> Energía (WTI) y tipo de cambio (CLP/USD): una depreciación real del peso abarata los costos locales medidos en dólares y puede ampliar el margen operativo de un exportador de cobre.</w:t>
       </w:r>
     </w:p>
     <w:p>
@@ -1666,12 +1575,7 @@
         <w:t>Canal de descuento.</w:t>
       </w:r>
       <w:r>
-        <w:t xml:space="preserve"> Las tasas de interés (rendimientos del Tesoro de EE. UU.</w:t>
-      </w:r>
-    </w:p>
-    <w:p>
-      <w:r>
-        <w:t>a distintos plazos, TPM local) afectan el factor de descuento de los flujos.</w:t>
+        <w:t xml:space="preserve"> Las tasas de interés (rendimientos del Tesoro de EE. UU. a distintos plazos, TPM local) afectan el factor de descuento de los flujos.</w:t>
       </w:r>
     </w:p>
     <w:p>
@@ -1686,12 +1590,7 @@
         <w:t>Canal de moneda global.</w:t>
       </w:r>
       <w:r>
-        <w:t xml:space="preserve"> El índice dólar (DXY): los commodities cotizados en</w:t>
-      </w:r>
-    </w:p>
-    <w:p>
-      <w:r>
-        <w:t>dólares tienden a moverse inversamente al valor del dólar.</w:t>
+        <w:t xml:space="preserve"> El índice dólar (DXY): los commodities cotizados en dólares tienden a moverse inversamente al valor del dólar.</w:t>
       </w:r>
     </w:p>
     <w:p>
@@ -1706,12 +1605,7 @@
         <w:t>Canal de riesgo/sentimiento.</w:t>
       </w:r>
       <w:r>
-        <w:t xml:space="preserve"> El VIX y los índices de mercado (S&amp;P 500,</w:t>
-      </w:r>
-    </w:p>
-    <w:p>
-      <w:r>
-        <w:t>mercado local) capturan el apetito por riesgo y el componente sistemático (beta).</w:t>
+        <w:t xml:space="preserve"> El VIX y los índices de mercado (S&amp;P 500, mercado local) capturan el apetito por riesgo y el componente sistemático (beta).</w:t>
       </w:r>
     </w:p>
     <w:p>
@@ -2002,12 +1896,7 @@
         <w:t>Cointegración y corrección de error.</w:t>
       </w:r>
       <w:r>
-        <w:t xml:space="preserve"> Engle y Granger (1987) introducen la</w:t>
-      </w:r>
-    </w:p>
-    <w:p>
-      <w:r>
-        <w:t>cointegración y el ECM; Johansen (1991) generaliza al enfoque de máxima verosimilitud multivariante (estadísticos de la traza y del máximo autovalor).</w:t>
+        <w:t xml:space="preserve"> Engle y Granger (1987) introducen la cointegración y el ECM; Johansen (1991) generaliza al enfoque de máxima verosimilitud multivariante (estadísticos de la traza y del máximo autovalor).</w:t>
       </w:r>
     </w:p>
     <w:p>
@@ -2022,12 +1911,7 @@
         <w:t>Bounds testing y asimetría.</w:t>
       </w:r>
       <w:r>
-        <w:t xml:space="preserve"> Pesaran, Shin y Smith (2001) proponen el ARDL</w:t>
-      </w:r>
-    </w:p>
-    <w:p>
-      <w:r>
-        <w:t>bounds test, válido con regresores I(0)/I(1) sin pre-test de orden; Shin, Yu y Greenwood-Nimmo (2014) lo extienden al NARDL para asimetrías de corto y largo plazo mediante sumas parciales positivas y negativas.</w:t>
+        <w:t xml:space="preserve"> Pesaran, Shin y Smith (2001) proponen el ARDL bounds test, válido con regresores I(0)/I(1) sin pre-test de orden; Shin, Yu y Greenwood-Nimmo (2014) lo extienden al NARDL para asimetrías de corto y largo plazo mediante sumas parciales positivas y negativas.</w:t>
       </w:r>
     </w:p>
     <w:p>
@@ -2042,12 +1926,7 @@
         <w:t>Causalidad robusta a integración.</w:t>
       </w:r>
       <w:r>
-        <w:t xml:space="preserve"> Toda y Yamamoto (1995) proponen un VAR</w:t>
-      </w:r>
-    </w:p>
-    <w:p>
-      <w:r>
-        <w:t>aumentado en niveles que permite inferir causalidad sin sesgo por raíces unitarias.</w:t>
+        <w:t xml:space="preserve"> Toda y Yamamoto (1995) proponen un VAR aumentado en niveles que permite inferir causalidad sin sesgo por raíces unitarias.</w:t>
       </w:r>
     </w:p>
     <w:p>
@@ -2062,12 +1941,7 @@
         <w:t>Volatilidad condicional.</w:t>
       </w:r>
       <w:r>
-        <w:t xml:space="preserve"> Bollerslev (1986) (GARCH), Nelson (1991) (EGARCH) y</w:t>
-      </w:r>
-    </w:p>
-    <w:p>
-      <w:r>
-        <w:t>Glosten, Jagannathan y Runkle (1993) (GJR-GARCH) modelan persistencia y efecto apalancamiento.</w:t>
+        <w:t xml:space="preserve"> Bollerslev (1986) (GARCH), Nelson (1991) (EGARCH) y Glosten, Jagannathan y Runkle (1993) (GJR-GARCH) modelan persistencia y efecto apalancamiento.</w:t>
       </w:r>
     </w:p>
     <w:p>
@@ -2082,12 +1956,7 @@
         <w:t>Inferencia robusta.</w:t>
       </w:r>
       <w:r>
-        <w:t xml:space="preserve"> Newey y West (1987) para errores HAC; Dickey-Fuller (1979),</w:t>
-      </w:r>
-    </w:p>
-    <w:p>
-      <w:r>
-        <w:t>Phillips-Perron (1988), KPSS (1992) y Zivot-Andrews (1992) para raíces unitarias y quiebres endógenos.</w:t>
+        <w:t xml:space="preserve"> Newey y West (1987) para errores HAC; Dickey-Fuller (1979), Phillips-Perron (1988), KPSS (1992) y Zivot-Andrews (1992) para raíces unitarias y quiebres endógenos.</w:t>
       </w:r>
     </w:p>
     <w:p>
@@ -6424,12 +6293,7 @@
         <w:t>^IPSA (Yahoo) es inconsistente</w:t>
       </w:r>
       <w:r>
-        <w:t xml:space="preserve"> post-2019; se sustituyó el factor de mercado</w:t>
-      </w:r>
-    </w:p>
-    <w:p>
-      <w:r>
-        <w:t>local por el ETF iShares MSCI Chile (ECH, NYSE, USD), con cobertura limpia 2007–2026. Costo: ECH incorpora el componente cambiario, parcialmente solapado con USD/CLP (monitoreado vía VIF; máximo ≈ 3.5, sin colinealidad severa).</w:t>
+        <w:t xml:space="preserve"> post-2019; se sustituyó el factor de mercado local por el ETF iShares MSCI Chile (ECH, NYSE, USD), con cobertura limpia 2007–2026. Costo: ECH incorpora el componente cambiario, parcialmente solapado con USD/CLP (monitoreado vía VIF; máximo ≈ 3.5, sin colinealidad severa).</w:t>
       </w:r>
     </w:p>
     <w:p>
@@ -6444,12 +6308,7 @@
         <w:t>Macro nacional</w:t>
       </w:r>
       <w:r>
-        <w:t xml:space="preserve"> incorporada sin credenciales vía la API pública mindicador.cl</w:t>
-      </w:r>
-    </w:p>
-    <w:p>
-      <w:r>
-        <w:t>(TPM diaria, IMACEC e IPC mensuales, dólar observado). El EMBI Chile y las tasas largas locales (BCU/BTU) siguen requiriendo credenciales del Banco Central.</w:t>
+        <w:t xml:space="preserve"> incorporada sin credenciales vía la API pública mindicador.cl (TPM diaria, IMACEC e IPC mensuales, dólar observado). El EMBI Chile y las tasas largas locales (BCU/BTU) siguen requiriendo credenciales del Banco Central.</w:t>
       </w:r>
     </w:p>
     <w:p>
@@ -6505,12 +6364,7 @@
         <w:t>El cobre como shock externo (cuasi-exógeno).</w:t>
       </w:r>
       <w:r>
-        <w:t xml:space="preserve"> El precio del cobre se determina</w:t>
-      </w:r>
-    </w:p>
-    <w:p>
-      <w:r>
-        <w:t xml:space="preserve">en mercados globales (LME/COMEX) por la oferta y demanda mundiales —dominadas por China—; dos empresas chilenas, una de ellas pequeña, </w:t>
+        <w:t xml:space="preserve"> El precio del cobre se determina en mercados globales (LME/COMEX) por la oferta y demanda mundiales —dominadas por China—; dos empresas chilenas, una de ellas pequeña, </w:t>
       </w:r>
       <w:r>
         <w:rPr>
@@ -6543,11 +6397,8 @@
         <w:t>Diseño cuasi-experimental por liquidez.</w:t>
       </w:r>
       <w:r>
-        <w:t xml:space="preserve"> Antofagasta y Pucobre comparten la</w:t>
-      </w:r>
-    </w:p>
-    <w:p>
-      <w:r/>
+        <w:t xml:space="preserve"> Antofagasta y Pucobre comparten la </w:t>
+      </w:r>
       <w:r>
         <w:rPr>
           <w:b/>
@@ -18467,12 +18318,7 @@
         <w:t>ARDL bounds (diario, k=3):</w:t>
       </w:r>
       <w:r>
-        <w:t xml:space="preserve"> F = 2.89 (ANTO) y 1.55 (PUCOBRE), por debajo del</w:t>
-      </w:r>
-    </w:p>
-    <w:p>
-      <w:r>
-        <w:t xml:space="preserve">crítico I(1) (4.35) → no confirma cointegración, en aparente contraste con Johansen. La explicación es la </w:t>
+        <w:t xml:space="preserve"> F = 2.89 (ANTO) y 1.55 (PUCOBRE), por debajo del crítico I(1) (4.35) → no confirma cointegración, en aparente contraste con Johansen. La explicación es la </w:t>
       </w:r>
       <w:r>
         <w:rPr>
@@ -23720,12 +23566,7 @@
         <w:pStyle w:val="ListNumber"/>
       </w:pPr>
       <w:r>
-        <w:t>El universo de mineras de cobre cotizadas vinculadas a Chile es mínimo y se</w:t>
-      </w:r>
-    </w:p>
-    <w:p>
-      <w:r>
-        <w:t>resolvió empíricamente: Antofagasta (LSE) y Pucobre (Santiago) como núcleo, con panel de materiales y referencias internacionales.</w:t>
+        <w:t>El universo de mineras de cobre cotizadas vinculadas a Chile es mínimo y se resolvió empíricamente: Antofagasta (LSE) y Pucobre (Santiago) como núcleo, con panel de materiales y referencias internacionales.</w:t>
       </w:r>
     </w:p>
     <w:p>
@@ -23742,12 +23583,7 @@
         <w:t>positivo y significativo</w:t>
       </w:r>
       <w:r>
-        <w:t xml:space="preserve"> de los</w:t>
-      </w:r>
-    </w:p>
-    <w:p>
-      <w:r>
-        <w:t>retornos mineros (H1), con magnitud creciente en la liquidez del activo (H2).</w:t>
+        <w:t xml:space="preserve"> de los retornos mineros (H1), con magnitud creciente en la liquidez del activo (H2).</w:t>
       </w:r>
     </w:p>
     <w:p>
@@ -23755,12 +23591,16 @@
         <w:pStyle w:val="ListNumber"/>
       </w:pPr>
       <w:r>
-        <w:t>El resultado más novedoso es la **disociación corto/largo plazo en el activo</w:t>
-      </w:r>
-    </w:p>
-    <w:p>
-      <w:r>
-        <w:t>ilíquido (Pucobre)** (H5): transmisión contemporánea casi nula pero vínculo de largo plazo pleno y causalidad con rezago. La sensibilidad crece monótonamente con el horizonte (0.09 → 0.42 → 0.60 → 0.75). Aporta evidencia sobre (in)eficiencia informacional en un mercado emergente pequeño.</w:t>
+        <w:t xml:space="preserve">El resultado más novedoso es la </w:t>
+      </w:r>
+      <w:r>
+        <w:rPr>
+          <w:b/>
+        </w:rPr>
+        <w:t>disociación corto/largo plazo en el activo ilíquido (Pucobre)</w:t>
+      </w:r>
+      <w:r>
+        <w:t xml:space="preserve"> (H5): transmisión contemporánea casi nula pero vínculo de largo plazo pleno y causalidad con rezago. La sensibilidad crece monótonamente con el horizonte (0.09 → 0.42 → 0.60 → 0.75). Aporta evidencia sobre (in)eficiencia informacional en un mercado emergente pequeño.</w:t>
       </w:r>
     </w:p>
     <w:p>
@@ -23768,12 +23608,7 @@
         <w:pStyle w:val="ListNumber"/>
       </w:pPr>
       <w:r>
-        <w:t>Existe una relación de equilibrio de largo plazo cobre→valoración (H3, vía</w:t>
-      </w:r>
-    </w:p>
-    <w:p>
-      <w:r>
-        <w:t>Johansen/VECM), con ajuste lento; el NARDL revela además asimetría de largo plazo en Antofagasta.</w:t>
+        <w:t>Existe una relación de equilibrio de largo plazo cobre→valoración (H3, vía Johansen/VECM), con ajuste lento; el NARDL revela además asimetría de largo plazo en Antofagasta.</w:t>
       </w:r>
     </w:p>
     <w:p>
@@ -23781,12 +23616,7 @@
         <w:pStyle w:val="ListNumber"/>
       </w:pPr>
       <w:r>
-        <w:t>La volatilidad es persistente y asimétrica (H4); el dólar y las tasas globales</w:t>
-      </w:r>
-    </w:p>
-    <w:p>
-      <w:r>
-        <w:t>complementan el canal del cobre, mientras la política monetaria doméstica pesa poco frente a los factores globales.</w:t>
+        <w:t>La volatilidad es persistente y asimétrica (H4); el dólar y las tasas globales complementan el canal del cobre, mientras la política monetaria doméstica pesa poco frente a los factores globales.</w:t>
       </w:r>
     </w:p>
     <w:p>
@@ -24365,12 +24195,7 @@
         <w:pStyle w:val="ListBullet"/>
       </w:pPr>
       <w:r>
-        <w:t>Repositorio: código fuente (src/), datos procesados, 35+ tablas de salida</w:t>
-      </w:r>
-    </w:p>
-    <w:p>
-      <w:r>
-        <w:t>(outputs/tables/), diccionario de datos (docs/diccionario_datos.md) y decisiones fundacionales (docs/00_decisiones_fundacionales.md).</w:t>
+        <w:t>Repositorio: código fuente (src/), datos procesados, 35+ tablas de salida (outputs/tables/), diccionario de datos (docs/diccionario_datos.md) y decisiones fundacionales (docs/00_decisiones_fundacionales.md).</w:t>
       </w:r>
     </w:p>
     <w:p>
@@ -34873,12 +34698,7 @@
         <w:t>persistencia</w:t>
       </w:r>
       <w:r>
-        <w:t xml:space="preserve"> es α + β y</w:t>
-      </w:r>
-    </w:p>
-    <w:p>
-      <w:r>
-        <w:t>la varianza incondicional ω/(1 − α − β) existe si α + β &lt; 1.</w:t>
+        <w:t xml:space="preserve"> es α + β y la varianza incondicional ω/(1 − α − β) existe si α + β &lt; 1.</w:t>
       </w:r>
     </w:p>
     <w:p>
@@ -34893,12 +34713,7 @@
         <w:t>GJR-GARCH(1,1):</w:t>
       </w:r>
       <w:r>
-        <w:t xml:space="preserve"> σ²_t = ω + α ε²_{t−1} + γ ε²_{t−1} 1[ε_{t−1} &lt; 0] + β σ²_{t−1};</w:t>
-      </w:r>
-    </w:p>
-    <w:p>
-      <w:r>
-        <w:t xml:space="preserve">γ &gt; 0 implica </w:t>
+        <w:t xml:space="preserve"> σ²_t = ω + α ε²_{t−1} + γ ε²_{t−1} 1[ε_{t−1} &lt; 0] + β σ²_{t−1}; γ &gt; 0 implica </w:t>
       </w:r>
       <w:r>
         <w:rPr>
@@ -34922,12 +34737,7 @@
         <w:t>EGARCH(1,1):</w:t>
       </w:r>
       <w:r>
-        <w:t xml:space="preserve"> ln σ²_t = ω + α(|z_{t−1}| − E|z|) + γ z_{t−1} + β ln σ²_{t−1};</w:t>
-      </w:r>
-    </w:p>
-    <w:p>
-      <w:r>
-        <w:t>modela el logaritmo (garantiza positividad) y γ &lt; 0 captura el apalancamiento.</w:t>
+        <w:t xml:space="preserve"> ln σ²_t = ω + α(|z_{t−1}| − E|z|) + γ z_{t−1} + β ln σ²_{t−1}; modela el logaritmo (garantiza positividad) y γ &lt; 0 captura el apalancamiento.</w:t>
       </w:r>
     </w:p>
     <w:p>
@@ -36167,7 +35977,7 @@
     <w:pPr>
       <w:spacing w:line="480" w:lineRule="auto" w:after="0"/>
       <w:ind w:firstLine="720"/>
-      <w:jc w:val="left"/>
+      <w:jc w:val="both"/>
     </w:pPr>
     <w:rPr>
       <w:rFonts w:ascii="Arial" w:hAnsi="Arial"/>

--- a/docs/Tesis_USS.docx
+++ b/docs/Tesis_USS.docx
@@ -177,23 +177,37 @@
       </w:r>
     </w:p>
     <w:p>
-      <w:r/>
       <w:r>
         <w:rPr>
           <w:b/>
+          <w:i w:val="0"/>
         </w:rPr>
         <w:t>Un análisis econométrico de series de tiempo y datos de panel, 2004–2026</w:t>
       </w:r>
-      <w:r/>
     </w:p>
     <w:p>
       <w:r>
+        <w:rPr>
+          <w:b w:val="0"/>
+          <w:i w:val="0"/>
+        </w:rPr>
         <w:t>Tesis para optar al grado de Magíster en Data Science · Facultad de Economía y Negocios · Universidad San Sebastián</w:t>
       </w:r>
     </w:p>
     <w:p>
       <w:r>
-        <w:t>Nota de reproducibilidad. Los resultados numéricos de este trabajo provienen de estimaciones propias sobre datos de fuentes públicas (Yahoo Finance y la API del servicio de indicadores económicos mindicador.cl), recopilados en mayo de 2026. El código, los datos procesados y las tablas y figuras de salida se encuentran disponibles en el repositorio del proyecto, conforme a los estándares de reproducibilidad de la disciplina (véase la Declaración de disponibilidad de datos en el Capítulo 9).</w:t>
+        <w:rPr>
+          <w:b w:val="0"/>
+          <w:i/>
+        </w:rPr>
+        <w:t>Nota de reproducibilidad.</w:t>
+      </w:r>
+      <w:r>
+        <w:rPr>
+          <w:b w:val="0"/>
+          <w:i w:val="0"/>
+        </w:rPr>
+        <w:t xml:space="preserve"> Los resultados numéricos de este trabajo provienen de estimaciones propias sobre datos de fuentes públicas (Yahoo Finance y la API del servicio de indicadores económicos mindicador.cl), recopilados en mayo de 2026. El código, los datos procesados y las tablas y figuras de salida se encuentran disponibles en el repositorio del proyecto, conforme a los estándares de reproducibilidad de la disciplina (véase la Declaración de disponibilidad de datos en el Capítulo 9).</w:t>
       </w:r>
     </w:p>
     <w:p>
@@ -206,6 +220,10 @@
     </w:p>
     <w:p>
       <w:r>
+        <w:rPr>
+          <w:b w:val="0"/>
+          <w:i w:val="0"/>
+        </w:rPr>
         <w:t>A quienes acompañaron este proceso.</w:t>
       </w:r>
     </w:p>
@@ -219,6 +237,10 @@
     </w:p>
     <w:p>
       <w:r>
+        <w:rPr>
+          <w:b w:val="0"/>
+          <w:i w:val="0"/>
+        </w:rPr>
         <w:t>Expreso mi gratitud al profesor guía por su orientación y rigor a lo largo del desarrollo de esta tesis, y al cuerpo académico del Magíster en Data Science de la Universidad San Sebastián por la formación recibida. Agradezco asimismo a las instituciones que ponen a disposición pública los datos que hicieron posible este trabajo —en particular los proveedores de información de mercado y el servicio de indicadores económicos nacionales—, cuya apertura es condición de la investigación reproducible. Finalmente, agradezco a mi familia y a quienes me acompañaron durante este proceso por su apoyo constante.</w:t>
       </w:r>
     </w:p>
@@ -232,55 +254,142 @@
     </w:p>
     <w:p>
       <w:r>
-        <w:t>Esta tesis cuantifica el impacto de las variables macroeconómicas globales y financieras sobre el precio y el retorno de las acciones del sector de minería de cobre vinculadas a Chile, durante el período 2004–2026 a frecuencia diaria. El problema empírico parte de una restricción estructural del mercado de capitales chileno: el universo de mineras de cobre cotizadas es mínimo. Resolviéndolo con verificación empírica, se identifican dos pure-plays de cobre —Antofagasta plc, cross-listed en Londres, y Pucobre, único productor de cobre puro listado directamente en la Bolsa de Santiago— complementados por un panel sectorial de minería-materiales (CAP, SQM) y por referencias internacionales del cobre (Southern Copper, Freeport-McMoRan, BHP, Glencore) que aportan validez externa.</w:t>
+        <w:rPr>
+          <w:b w:val="0"/>
+          <w:i w:val="0"/>
+        </w:rPr>
+        <w:t xml:space="preserve">Esta tesis cuantifica el impacto de las variables macroeconómicas globales y financieras sobre el precio y el retorno de las acciones del sector de minería de cobre vinculadas a Chile, durante el período 2004–2026 a frecuencia diaria. El problema empírico parte de una restricción estructural del mercado de capitales chileno: el universo de mineras de cobre cotizadas es mínimo. Resolviéndolo con verificación empírica, se identifican dos </w:t>
+      </w:r>
+      <w:r>
+        <w:rPr>
+          <w:b w:val="0"/>
+          <w:i/>
+        </w:rPr>
+        <w:t>pure-plays</w:t>
+      </w:r>
+      <w:r>
+        <w:rPr>
+          <w:b w:val="0"/>
+          <w:i w:val="0"/>
+        </w:rPr>
+        <w:t xml:space="preserve"> de cobre —Antofagasta plc, </w:t>
+      </w:r>
+      <w:r>
+        <w:rPr>
+          <w:b w:val="0"/>
+          <w:i/>
+        </w:rPr>
+        <w:t>cross-listed</w:t>
+      </w:r>
+      <w:r>
+        <w:rPr>
+          <w:b w:val="0"/>
+          <w:i w:val="0"/>
+        </w:rPr>
+        <w:t xml:space="preserve"> en Londres, y Pucobre, único productor de cobre puro listado directamente en la Bolsa de Santiago— complementados por un panel sectorial de minería-materiales (CAP, SQM) y por referencias internacionales del cobre (Southern Copper, Freeport-McMoRan, BHP, Glencore) que aportan validez externa.</w:t>
       </w:r>
     </w:p>
     <w:p>
       <w:r>
+        <w:rPr>
+          <w:b w:val="0"/>
+          <w:i w:val="0"/>
+        </w:rPr>
         <w:t>Metodológicamente, el diseño se deriva de las propiedades estadísticas de las series: los log-precios resultan integrados de orden uno, I(1), y los retornos estacionarios, I(0), lo que habilita una batería complementaria de técnicas — regresión con errores robustos a heterocedasticidad y autocorrelación (HAC, Newey-West), modelos vectoriales autorregresivos (VAR) con funciones impulso-respuesta y descomposición de varianza, cointegración de Johansen y modelos de corrección de error vectorial (VECM), modelos ARDL/NARDL de retardos distribuidos con prueba de límites, causalidad de Toda-Yamamoto robusta a la integración, modelos de volatilidad condicional de la familia GARCH, datos de panel con efectos fijos/aleatorios, un estudio de eventos sobre los anuncios de política monetaria y una prueba formal del rol de la iliquidez basada en el ratio de Amihud.</w:t>
       </w:r>
     </w:p>
     <w:p>
       <w:r>
+        <w:rPr>
+          <w:b w:val="0"/>
+          <w:i w:val="0"/>
+        </w:rPr>
         <w:t xml:space="preserve">El hallazgo central es una </w:t>
       </w:r>
       <w:r>
         <w:rPr>
           <w:b/>
+          <w:i w:val="0"/>
         </w:rPr>
         <w:t>disociación entre el corto y el largo plazo gobernada por la liquidez del activo</w:t>
       </w:r>
       <w:r>
-        <w:t xml:space="preserve">. El pure-play líquido (Antofagasta) incorpora el precio del cobre de forma casi instantánea: su elasticidad-cobre contemporánea es 0.70 y el cobre explica cerca del 28% de la varianza de su retorno. El pure-play local e ilíquido (Pucobre), que no registra transacciones en el 62% de las jornadas, exhibe una transmisión contemporánea casi nula (elasticidad de 0.09, R² de 0.04), pero su sensibilidad al cobre </w:t>
+        <w:rPr>
+          <w:b w:val="0"/>
+          <w:i w:val="0"/>
+        </w:rPr>
+        <w:t xml:space="preserve">. El </w:t>
+      </w:r>
+      <w:r>
+        <w:rPr>
+          <w:b w:val="0"/>
+          <w:i/>
+        </w:rPr>
+        <w:t>pure-play</w:t>
+      </w:r>
+      <w:r>
+        <w:rPr>
+          <w:b w:val="0"/>
+          <w:i w:val="0"/>
+        </w:rPr>
+        <w:t xml:space="preserve"> líquido (Antofagasta) incorpora el precio del cobre de forma casi instantánea: su elasticidad-cobre contemporánea es 0.70 y el cobre explica cerca del 28% de la varianza de su retorno. El </w:t>
+      </w:r>
+      <w:r>
+        <w:rPr>
+          <w:b w:val="0"/>
+          <w:i/>
+        </w:rPr>
+        <w:t>pure-play</w:t>
+      </w:r>
+      <w:r>
+        <w:rPr>
+          <w:b w:val="0"/>
+          <w:i w:val="0"/>
+        </w:rPr>
+        <w:t xml:space="preserve"> local e ilíquido (Pucobre), que no registra transacciones en el 62% de las jornadas, exhibe una transmisión contemporánea casi nula (elasticidad de 0.09, R² de 0.04), pero su sensibilidad al cobre </w:t>
       </w:r>
       <w:r>
         <w:rPr>
           <w:b/>
+          <w:i w:val="0"/>
         </w:rPr>
         <w:t>crece monótonamente con el horizonte temporal</w:t>
       </w:r>
       <w:r>
+        <w:rPr>
+          <w:b w:val="0"/>
+          <w:i w:val="0"/>
+        </w:rPr>
         <w:t xml:space="preserve">: 0.09 (diaria) → 0.42 (acumulada a cinco días) → 0.60 (mensual) → 0.75 (largo plazo de cointegración), magnitud esta última estadísticamente comparable a la de Antofagasta (0.86). La iliquidez, por tanto, </w:t>
       </w:r>
       <w:r>
         <w:rPr>
           <w:b/>
+          <w:i w:val="0"/>
         </w:rPr>
         <w:t>retrasa pero no elimina</w:t>
       </w:r>
       <w:r>
+        <w:rPr>
+          <w:b w:val="0"/>
+          <w:i w:val="0"/>
+        </w:rPr>
         <w:t xml:space="preserve"> la transmisión del fundamento cobre→valoración: es una manifestación nítida de descubrimiento de precios lento en un mercado emergente pequeño. Resultados complementarios documentan asimetría de largo plazo en Antofagasta (responde de forma distinta a alzas y caídas del cobre), persistencia y efecto apalancamiento en la volatilidad, predominio de los factores globales (cobre, dólar) por sobre la política monetaria doméstica, y causalidad unidireccional cobre→acción.</w:t>
       </w:r>
     </w:p>
     <w:p>
-      <w:r/>
       <w:r>
         <w:rPr>
           <w:b/>
+          <w:i w:val="0"/>
         </w:rPr>
         <w:t>Palabras clave:</w:t>
       </w:r>
       <w:r>
+        <w:rPr>
+          <w:b w:val="0"/>
+          <w:i w:val="0"/>
+        </w:rPr>
         <w:t xml:space="preserve"> cobre; valoración bursátil; Chile; cointegración; VECM; NARDL; GARCH; iliquidez de Amihud; descubrimiento de precios; econometría financiera.</w:t>
       </w:r>
     </w:p>
@@ -294,55 +403,100 @@
     </w:p>
     <w:p>
       <w:r>
-        <w:t>This thesis quantifies the impact of global macroeconomic and financial variables on the price and returns of copper-mining equities linked to Chile, over 2004–2026 at daily frequency. The empirical problem begins from a structural constraint of the Chilean capital market: the listed copper-mining universe is minimal. Resolving it empirically, we identify two copper pure-plays —Antofagasta plc (London cross-listed) and Pucobre, the only pure-copper producer listed directly on the Santiago Exchange— complemented by a sector panel (CAP, SQM) and by international copper benchmarks (Southern Copper, Freeport-McMoRan, BHP, Glencore) providing external validity.</w:t>
+        <w:rPr>
+          <w:b w:val="0"/>
+          <w:i w:val="0"/>
+        </w:rPr>
+        <w:t xml:space="preserve">This thesis quantifies the impact of global macroeconomic and financial variables on the price and returns of copper-mining equities linked to Chile, over 2004–2026 at daily frequency. The empirical problem begins from a structural constraint of the Chilean capital market: the listed copper-mining universe is minimal. Resolving it empirically, we identify two copper </w:t>
+      </w:r>
+      <w:r>
+        <w:rPr>
+          <w:b w:val="0"/>
+          <w:i/>
+        </w:rPr>
+        <w:t>pure-plays</w:t>
+      </w:r>
+      <w:r>
+        <w:rPr>
+          <w:b w:val="0"/>
+          <w:i w:val="0"/>
+        </w:rPr>
+        <w:t xml:space="preserve"> —Antofagasta plc (London cross-listed) and Pucobre, the only pure-copper producer listed directly on the Santiago Exchange— complemented by a sector panel (CAP, SQM) and by international copper benchmarks (Southern Copper, Freeport-McMoRan, BHP, Glencore) providing external validity.</w:t>
       </w:r>
     </w:p>
     <w:p>
       <w:r>
+        <w:rPr>
+          <w:b w:val="0"/>
+          <w:i w:val="0"/>
+        </w:rPr>
         <w:t>The design follows the data's statistical properties: log-prices are I(1) and returns I(0), enabling a complementary toolkit —HAC (Newey-West) regression, VAR with impulse-response functions and variance decomposition, Johansen cointegration and VECM, ARDL/NARDL bounds testing, Toda-Yamamoto causality robust to integration, GARCH-family conditional-volatility models, panel fixed/random effects, an event study around monetary-policy announcements, and a formal test of illiquidity based on the Amihud ratio.</w:t>
       </w:r>
     </w:p>
     <w:p>
       <w:r>
+        <w:rPr>
+          <w:b w:val="0"/>
+          <w:i w:val="0"/>
+        </w:rPr>
         <w:t xml:space="preserve">The central finding is a </w:t>
       </w:r>
       <w:r>
         <w:rPr>
           <w:b/>
+          <w:i w:val="0"/>
         </w:rPr>
         <w:t>liquidity-governed dissociation between short- and long-run transmission</w:t>
       </w:r>
       <w:r>
+        <w:rPr>
+          <w:b w:val="0"/>
+          <w:i w:val="0"/>
+        </w:rPr>
         <w:t xml:space="preserve">. The liquid pure-play (Antofagasta) prices copper almost instantaneously (contemporaneous copper-elasticity 0.70; copper explains ~28% of return variance). The illiquid local pure-play (Pucobre), which does not trade on 62% of days, shows near-zero contemporaneous transmission (elasticity 0.09, R² 0.04), yet its copper-sensitivity </w:t>
       </w:r>
       <w:r>
         <w:rPr>
           <w:b/>
+          <w:i w:val="0"/>
         </w:rPr>
         <w:t>grows monotonically with the horizon</w:t>
       </w:r>
       <w:r>
+        <w:rPr>
+          <w:b w:val="0"/>
+          <w:i w:val="0"/>
+        </w:rPr>
         <w:t xml:space="preserve">: 0.09 (daily) → 0.42 (5-day cumulative) → 0.60 (monthly) → 0.75 (long-run cointegration), the latter statistically comparable to Antofagasta's 0.86. Illiquidity therefore </w:t>
       </w:r>
       <w:r>
         <w:rPr>
           <w:b/>
+          <w:i w:val="0"/>
         </w:rPr>
         <w:t>delays but does not eliminate</w:t>
       </w:r>
       <w:r>
+        <w:rPr>
+          <w:b w:val="0"/>
+          <w:i w:val="0"/>
+        </w:rPr>
         <w:t xml:space="preserve"> the copper→valuation transmission — a clear manifestation of slow price discovery in a small emerging market.</w:t>
       </w:r>
     </w:p>
     <w:p>
-      <w:r/>
       <w:r>
         <w:rPr>
           <w:b/>
+          <w:i w:val="0"/>
         </w:rPr>
         <w:t>Keywords:</w:t>
       </w:r>
       <w:r>
+        <w:rPr>
+          <w:b w:val="0"/>
+          <w:i w:val="0"/>
+        </w:rPr>
         <w:t xml:space="preserve"> copper; equity valuation; Chile; cointegration; VECM; NARDL; GARCH; Amihud illiquidity; price discovery; financial econometrics.</w:t>
       </w:r>
     </w:p>
@@ -936,14 +1090,18 @@
       <w:pPr>
         <w:pStyle w:val="ListBullet"/>
       </w:pPr>
-      <w:r/>
       <w:r>
         <w:rPr>
           <w:b/>
+          <w:i w:val="0"/>
         </w:rPr>
         <w:t>Cointegración.</w:t>
       </w:r>
       <w:r>
+        <w:rPr>
+          <w:b w:val="0"/>
+          <w:i w:val="0"/>
+        </w:rPr>
         <w:t xml:space="preserve"> Propiedad por la cual dos o más series no estacionarias comparten una tendencia estocástica común, de modo que existe una combinación lineal de ellas que sí es estacionaria; representa una relación de equilibrio de largo plazo.</w:t>
       </w:r>
     </w:p>
@@ -951,14 +1109,18 @@
       <w:pPr>
         <w:pStyle w:val="ListBullet"/>
       </w:pPr>
-      <w:r/>
       <w:r>
         <w:rPr>
           <w:b/>
+          <w:i w:val="0"/>
         </w:rPr>
         <w:t>Commodity currency (moneda-commodity).</w:t>
       </w:r>
       <w:r>
+        <w:rPr>
+          <w:b w:val="0"/>
+          <w:i w:val="0"/>
+        </w:rPr>
         <w:t xml:space="preserve"> Moneda de una economía exportadora de materias primas cuyo valor está estrechamente ligado al precio mundial de su canasta exportadora; el peso chileno es un ejemplo arquetípico por su vínculo con el cobre.</w:t>
       </w:r>
     </w:p>
@@ -966,14 +1128,18 @@
       <w:pPr>
         <w:pStyle w:val="ListBullet"/>
       </w:pPr>
-      <w:r/>
       <w:r>
         <w:rPr>
           <w:b/>
+          <w:i w:val="0"/>
         </w:rPr>
         <w:t>Cross-listing.</w:t>
       </w:r>
       <w:r>
+        <w:rPr>
+          <w:b w:val="0"/>
+          <w:i w:val="0"/>
+        </w:rPr>
         <w:t xml:space="preserve"> Cotización de una empresa en una bolsa distinta de la de su país de operación; Antofagasta opera en Chile pero cotiza en Londres.</w:t>
       </w:r>
     </w:p>
@@ -981,14 +1147,18 @@
       <w:pPr>
         <w:pStyle w:val="ListBullet"/>
       </w:pPr>
-      <w:r/>
       <w:r>
         <w:rPr>
           <w:b/>
+          <w:i w:val="0"/>
         </w:rPr>
         <w:t>Descubrimiento de precios (price discovery).</w:t>
       </w:r>
       <w:r>
+        <w:rPr>
+          <w:b w:val="0"/>
+          <w:i w:val="0"/>
+        </w:rPr>
         <w:t xml:space="preserve"> Proceso mediante el cual la información disponible se incorpora a los precios de mercado; en activos ilíquidos este proceso es más lento.</w:t>
       </w:r>
     </w:p>
@@ -996,14 +1166,18 @@
       <w:pPr>
         <w:pStyle w:val="ListBullet"/>
       </w:pPr>
-      <w:r/>
       <w:r>
         <w:rPr>
           <w:b/>
+          <w:i w:val="0"/>
         </w:rPr>
         <w:t>Efecto apalancamiento (leverage effect).</w:t>
       </w:r>
       <w:r>
+        <w:rPr>
+          <w:b w:val="0"/>
+          <w:i w:val="0"/>
+        </w:rPr>
         <w:t xml:space="preserve"> Tendencia de la volatilidad a aumentar más tras caídas de precio que tras alzas de igual magnitud.</w:t>
       </w:r>
     </w:p>
@@ -1011,14 +1185,18 @@
       <w:pPr>
         <w:pStyle w:val="ListBullet"/>
       </w:pPr>
-      <w:r/>
       <w:r>
         <w:rPr>
           <w:b/>
+          <w:i w:val="0"/>
         </w:rPr>
         <w:t>Elasticidad-cobre.</w:t>
       </w:r>
       <w:r>
+        <w:rPr>
+          <w:b w:val="0"/>
+          <w:i w:val="0"/>
+        </w:rPr>
         <w:t xml:space="preserve"> Variación porcentual del precio (o retorno) de una acción ante una variación de 1% en el precio del cobre.</w:t>
       </w:r>
     </w:p>
@@ -1026,14 +1204,18 @@
       <w:pPr>
         <w:pStyle w:val="ListBullet"/>
       </w:pPr>
-      <w:r/>
       <w:r>
         <w:rPr>
           <w:b/>
+          <w:i w:val="0"/>
         </w:rPr>
         <w:t>Iliquidez.</w:t>
       </w:r>
       <w:r>
+        <w:rPr>
+          <w:b w:val="0"/>
+          <w:i w:val="0"/>
+        </w:rPr>
         <w:t xml:space="preserve"> Dificultad para transar un activo sin afectar su precio; aquí se mide, entre otras, con el ratio de Amihud y el porcentaje de días sin transacción.</w:t>
       </w:r>
     </w:p>
@@ -1041,14 +1223,18 @@
       <w:pPr>
         <w:pStyle w:val="ListBullet"/>
       </w:pPr>
-      <w:r/>
       <w:r>
         <w:rPr>
           <w:b/>
+          <w:i w:val="0"/>
         </w:rPr>
         <w:t>Pure-play.</w:t>
       </w:r>
       <w:r>
+        <w:rPr>
+          <w:b w:val="0"/>
+          <w:i w:val="0"/>
+        </w:rPr>
         <w:t xml:space="preserve"> Empresa cuyo negocio se concentra en una sola actividad; un pure-play de cobre obtiene la mayor parte de sus ingresos de ese metal.</w:t>
       </w:r>
     </w:p>
@@ -1056,14 +1242,18 @@
       <w:pPr>
         <w:pStyle w:val="ListBullet"/>
       </w:pPr>
-      <w:r/>
       <w:r>
         <w:rPr>
           <w:b/>
+          <w:i w:val="0"/>
         </w:rPr>
         <w:t>Velocidad de ajuste.</w:t>
       </w:r>
       <w:r>
+        <w:rPr>
+          <w:b w:val="0"/>
+          <w:i w:val="0"/>
+        </w:rPr>
         <w:t xml:space="preserve"> Proporción del desequilibrio respecto de la relación de largo plazo que se corrige por período en un modelo de corrección de error.</w:t>
       </w:r>
     </w:p>
@@ -1085,34 +1275,70 @@
     </w:p>
     <w:p>
       <w:r>
+        <w:rPr>
+          <w:b w:val="0"/>
+          <w:i w:val="0"/>
+        </w:rPr>
         <w:t xml:space="preserve">Chile es la mayor economía cuprífera del planeta. El cobre concentra una fracción dominante de sus exportaciones y constituye un canal de primer orden en la transmisión de los ciclos globales hacia la actividad, el tipo de cambio y los mercados financieros nacionales. Esta centralidad del metal vuelve económicamente relevante una pregunta que, sin embargo, ha recibido escasa atención empírica directa: ¿en qué medida y con qué dinámica se transmiten el precio del cobre y las condiciones macro-financieras globales a la </w:t>
       </w:r>
       <w:r>
         <w:rPr>
           <w:b/>
+          <w:i w:val="0"/>
         </w:rPr>
         <w:t>valoración bursátil</w:t>
       </w:r>
       <w:r>
+        <w:rPr>
+          <w:b w:val="0"/>
+          <w:i w:val="0"/>
+        </w:rPr>
         <w:t xml:space="preserve"> de las propias empresas mineras del país?</w:t>
       </w:r>
     </w:p>
     <w:p>
       <w:r>
+        <w:rPr>
+          <w:b w:val="0"/>
+          <w:i w:val="0"/>
+        </w:rPr>
         <w:t>Chile aporta una fracción cercana a un cuarto de la producción mundial de cobre de mina y el metal concentra del orden de la mitad de su canasta exportadora; el cobre es, además, una fuente fiscal de primer orden vía Codelco y los impuestos a la gran minería privada. Esta dependencia estructural explica por qué los ciclos del precio del cobre —el superciclo de 2004–2011, el desplome de 2008, el shock de la pandemia en 2020 y el repunte pospandemia de 2021— se transmiten con fuerza a la actividad, al tipo de cambio y a los mercados financieros locales, y vuelve natural preguntarse por su impacto en la valoración de las propias mineras.</w:t>
       </w:r>
     </w:p>
     <w:p>
       <w:r>
-        <w:t xml:space="preserve">La literatura chilena ha estudiado con profundidad el canal cobre→tipo de cambio→macroeconomía, estableciendo al peso chileno como una commodity currency. Es comparativamente escasa, en cambio, la evidencia que cuantifique el eslabón final de esa cadena —la valoración accionaria de las mineras— y, sobre todo, que lo haga distinguiendo el horizonte temporal del impacto y el papel de la </w:t>
+        <w:rPr>
+          <w:b w:val="0"/>
+          <w:i w:val="0"/>
+        </w:rPr>
+        <w:t xml:space="preserve">La literatura chilena ha estudiado con profundidad el canal cobre→tipo de cambio→macroeconomía, estableciendo al peso chileno como una </w:t>
+      </w:r>
+      <w:r>
+        <w:rPr>
+          <w:b w:val="0"/>
+          <w:i/>
+        </w:rPr>
+        <w:t>commodity currency</w:t>
+      </w:r>
+      <w:r>
+        <w:rPr>
+          <w:b w:val="0"/>
+          <w:i w:val="0"/>
+        </w:rPr>
+        <w:t xml:space="preserve">. Es comparativamente escasa, en cambio, la evidencia que cuantifique el eslabón final de esa cadena —la valoración accionaria de las mineras— y, sobre todo, que lo haga distinguiendo el horizonte temporal del impacto y el papel de la </w:t>
       </w:r>
       <w:r>
         <w:rPr>
           <w:b/>
+          <w:i w:val="0"/>
         </w:rPr>
         <w:t>microestructura de mercado</w:t>
       </w:r>
       <w:r>
+        <w:rPr>
+          <w:b w:val="0"/>
+          <w:i w:val="0"/>
+        </w:rPr>
         <w:t xml:space="preserve"> (liquidez, descubrimiento de precios). Esa es la brecha que esta tesis aborda.</w:t>
       </w:r>
     </w:p>
@@ -1126,16 +1352,81 @@
     </w:p>
     <w:p>
       <w:r>
+        <w:rPr>
+          <w:b w:val="0"/>
+          <w:i w:val="0"/>
+        </w:rPr>
         <w:t xml:space="preserve">El estudio enfrenta de entrada una restricción estructural decisiva: el universo de mineras de cobre cotizadas vinculadas a Chile es </w:t>
       </w:r>
       <w:r>
         <w:rPr>
           <w:b/>
+          <w:i w:val="0"/>
         </w:rPr>
         <w:t>muy reducido</w:t>
       </w:r>
       <w:r>
-        <w:t>. La mayor productora, Codelco, es estatal y no transa en renta variable; los pure-plays de cobre con operación chilena listados se cuentan con los dedos de una mano. Esta escasez condiciona todo el diseño metodológico —limita la potencia de los enfoques de panel y obliga a apoyarse en series de tiempo por activo— y, paradójicamente, abre la oportunidad analítica central de la tesis: contrastar un pure-play líquido y cross-listed (Antofagasta) con un pure-play local e ilíquido (Pucobre), aislando el efecto de la liquidez sobre la transmisión.</w:t>
+        <w:rPr>
+          <w:b w:val="0"/>
+          <w:i w:val="0"/>
+        </w:rPr>
+        <w:t xml:space="preserve">. La mayor productora, Codelco, es estatal y no transa en renta variable; los </w:t>
+      </w:r>
+      <w:r>
+        <w:rPr>
+          <w:b w:val="0"/>
+          <w:i/>
+        </w:rPr>
+        <w:t>pure-plays</w:t>
+      </w:r>
+      <w:r>
+        <w:rPr>
+          <w:b w:val="0"/>
+          <w:i w:val="0"/>
+        </w:rPr>
+        <w:t xml:space="preserve"> de cobre con operación chilena listados se cuentan con los dedos de una mano. Esta escasez condiciona todo el diseño metodológico —limita la potencia de los enfoques de panel y obliga a apoyarse en series de tiempo por activo— y, paradójicamente, abre la oportunidad analítica central de la tesis: contrastar un </w:t>
+      </w:r>
+      <w:r>
+        <w:rPr>
+          <w:b w:val="0"/>
+          <w:i/>
+        </w:rPr>
+        <w:t>pure-play</w:t>
+      </w:r>
+      <w:r>
+        <w:rPr>
+          <w:b w:val="0"/>
+          <w:i w:val="0"/>
+        </w:rPr>
+        <w:t xml:space="preserve"> líquido y </w:t>
+      </w:r>
+      <w:r>
+        <w:rPr>
+          <w:b w:val="0"/>
+          <w:i/>
+        </w:rPr>
+        <w:t>cross-listed</w:t>
+      </w:r>
+      <w:r>
+        <w:rPr>
+          <w:b w:val="0"/>
+          <w:i w:val="0"/>
+        </w:rPr>
+        <w:t xml:space="preserve"> (Antofagasta) con un </w:t>
+      </w:r>
+      <w:r>
+        <w:rPr>
+          <w:b w:val="0"/>
+          <w:i/>
+        </w:rPr>
+        <w:t>pure-play</w:t>
+      </w:r>
+      <w:r>
+        <w:rPr>
+          <w:b w:val="0"/>
+          <w:i w:val="0"/>
+        </w:rPr>
+        <w:t xml:space="preserve"> local e ilíquido (Pucobre), aislando el efecto de la liquidez sobre la transmisión.</w:t>
       </w:r>
     </w:p>
     <w:p>
@@ -1151,7 +1442,1192 @@
         <w:pStyle w:val="IntenseQuote"/>
       </w:pPr>
       <w:r>
-        <w:t>¿Cuál es la magnitud, el signo y la dinámica —de corto y de largo plazo— del</w:t>
+        <w:rPr>
+          <w:b w:val="0"/>
+          <w:i w:val="0"/>
+        </w:rPr>
+        <w:t>¿Cuál es la magnitud, el signo y la dinámica —de corto y de largo plazo— del impacto del precio del cobre y de los factores macro-financieros globales y nacionales (tipo de cambio, dólar global, tasas de interés, riesgo de mercado, política monetaria) sobre el precio y el retorno de las acciones de minería de cobre vinculadas a Chile, y cómo modula la liquidez del activo dicha transmisión?</w:t>
+      </w:r>
+    </w:p>
+    <w:p>
+      <w:pPr>
+        <w:pStyle w:val="Heading3"/>
+      </w:pPr>
+      <w:r>
+        <w:t>1.4 Objetivos</w:t>
+      </w:r>
+    </w:p>
+    <w:p>
+      <w:r>
+        <w:rPr>
+          <w:b/>
+          <w:i w:val="0"/>
+        </w:rPr>
+        <w:t>Objetivo general.</w:t>
+      </w:r>
+      <w:r>
+        <w:rPr>
+          <w:b w:val="0"/>
+          <w:i w:val="0"/>
+        </w:rPr>
+        <w:t xml:space="preserve"> Analizar y cuantificar el impacto de las variables macroeconómicas globales y financieras sobre el precio y el retorno de las acciones de minería de cobre vinculadas a Chile en 2004–2026, mediante modelos econométricos de series de tiempo y de panel, con un enfoque explicativo y de medición de impacto (no predictivo).</w:t>
+      </w:r>
+    </w:p>
+    <w:p>
+      <w:r>
+        <w:rPr>
+          <w:b/>
+          <w:i w:val="0"/>
+        </w:rPr>
+        <w:t>Objetivos específicos.</w:t>
+      </w:r>
+    </w:p>
+    <w:p>
+      <w:pPr>
+        <w:pStyle w:val="ListNumber"/>
+      </w:pPr>
+      <w:r>
+        <w:rPr>
+          <w:b w:val="0"/>
+          <w:i w:val="0"/>
+        </w:rPr>
+        <w:t>Resolver operacionalmente, con verificación empírica, el universo de empresas.</w:t>
+      </w:r>
+    </w:p>
+    <w:p>
+      <w:pPr>
+        <w:pStyle w:val="ListNumber"/>
+      </w:pPr>
+      <w:r>
+        <w:rPr>
+          <w:b w:val="0"/>
+          <w:i w:val="0"/>
+        </w:rPr>
+        <w:t>Caracterizar las propiedades estadísticas de precios y retornos (estacionariedad, colas, volatilidad, quiebres estructurales).</w:t>
+      </w:r>
+    </w:p>
+    <w:p>
+      <w:pPr>
+        <w:pStyle w:val="ListNumber"/>
+      </w:pPr>
+      <w:r>
+        <w:rPr>
+          <w:b w:val="0"/>
+          <w:i w:val="0"/>
+        </w:rPr>
+        <w:t>Estimar el impacto contemporáneo de los factores sobre los retornos (HAC) y su dinámica (VAR, IRF, FEVD, causalidad).</w:t>
+      </w:r>
+    </w:p>
+    <w:p>
+      <w:pPr>
+        <w:pStyle w:val="ListNumber"/>
+      </w:pPr>
+      <w:r>
+        <w:rPr>
+          <w:b w:val="0"/>
+          <w:i w:val="0"/>
+        </w:rPr>
+        <w:t>Estimar y validar la relación de largo plazo cobre→valoración (cointegración de Johansen, VECM) y su robustez (ARDL/NARDL).</w:t>
+      </w:r>
+    </w:p>
+    <w:p>
+      <w:pPr>
+        <w:pStyle w:val="ListNumber"/>
+      </w:pPr>
+      <w:r>
+        <w:rPr>
+          <w:b w:val="0"/>
+          <w:i w:val="0"/>
+        </w:rPr>
+        <w:t>Modelar la volatilidad condicional y el efecto apalancamiento (familia GARCH).</w:t>
+      </w:r>
+    </w:p>
+    <w:p>
+      <w:pPr>
+        <w:pStyle w:val="ListNumber"/>
+      </w:pPr>
+      <w:r>
+        <w:rPr>
+          <w:b w:val="0"/>
+          <w:i w:val="0"/>
+        </w:rPr>
+        <w:t>Contrastar resultados mediante un panel sectorial, un estudio de eventos de política monetaria y referencias internacionales.</w:t>
+      </w:r>
+    </w:p>
+    <w:p>
+      <w:pPr>
+        <w:pStyle w:val="ListNumber"/>
+      </w:pPr>
+      <w:r>
+        <w:rPr>
+          <w:b w:val="0"/>
+          <w:i w:val="0"/>
+        </w:rPr>
+        <w:t>Probar formalmente el rol de la iliquidez en la transmisión contemporánea.</w:t>
+      </w:r>
+    </w:p>
+    <w:p>
+      <w:pPr>
+        <w:pStyle w:val="Heading3"/>
+      </w:pPr>
+      <w:r>
+        <w:t>1.5 Hipótesis</w:t>
+      </w:r>
+    </w:p>
+    <w:p>
+      <w:pPr>
+        <w:pStyle w:val="ListBullet"/>
+      </w:pPr>
+      <w:r>
+        <w:rPr>
+          <w:b/>
+          <w:i w:val="0"/>
+        </w:rPr>
+        <w:t>H1.</w:t>
+      </w:r>
+      <w:r>
+        <w:rPr>
+          <w:b w:val="0"/>
+          <w:i w:val="0"/>
+        </w:rPr>
+        <w:t xml:space="preserve"> El precio del cobre tiene un impacto positivo y estadísticamente significativo sobre los retornos de las mineras vinculadas a Chile.</w:t>
+      </w:r>
+    </w:p>
+    <w:p>
+      <w:pPr>
+        <w:pStyle w:val="ListBullet"/>
+      </w:pPr>
+      <w:r>
+        <w:rPr>
+          <w:b/>
+          <w:i w:val="0"/>
+        </w:rPr>
+        <w:t>H2.</w:t>
+      </w:r>
+      <w:r>
+        <w:rPr>
+          <w:b w:val="0"/>
+          <w:i w:val="0"/>
+        </w:rPr>
+        <w:t xml:space="preserve"> La sensibilidad contemporánea al cobre es </w:t>
+      </w:r>
+      <w:r>
+        <w:rPr>
+          <w:b/>
+          <w:i w:val="0"/>
+        </w:rPr>
+        <w:t>heterogénea</w:t>
+      </w:r>
+      <w:r>
+        <w:rPr>
+          <w:b w:val="0"/>
+          <w:i w:val="0"/>
+        </w:rPr>
+        <w:t xml:space="preserve"> y depende de la liquidez del activo: mayor en los </w:t>
+      </w:r>
+      <w:r>
+        <w:rPr>
+          <w:b w:val="0"/>
+          <w:i/>
+        </w:rPr>
+        <w:t>pure-plays</w:t>
+      </w:r>
+      <w:r>
+        <w:rPr>
+          <w:b w:val="0"/>
+          <w:i w:val="0"/>
+        </w:rPr>
+        <w:t xml:space="preserve"> líquidos, menor en los ilíquidos.</w:t>
+      </w:r>
+    </w:p>
+    <w:p>
+      <w:pPr>
+        <w:pStyle w:val="ListBullet"/>
+      </w:pPr>
+      <w:r>
+        <w:rPr>
+          <w:b/>
+          <w:i w:val="0"/>
+        </w:rPr>
+        <w:t>H3.</w:t>
+      </w:r>
+      <w:r>
+        <w:rPr>
+          <w:b w:val="0"/>
+          <w:i w:val="0"/>
+        </w:rPr>
+        <w:t xml:space="preserve"> Existe una relación de </w:t>
+      </w:r>
+      <w:r>
+        <w:rPr>
+          <w:b/>
+          <w:i w:val="0"/>
+        </w:rPr>
+        <w:t>equilibrio de largo plazo</w:t>
+      </w:r>
+      <w:r>
+        <w:rPr>
+          <w:b w:val="0"/>
+          <w:i w:val="0"/>
+        </w:rPr>
+        <w:t xml:space="preserve"> (cointegración) entre el precio de la acción y el conjunto {cobre, tipo de cambio, dólar}.</w:t>
+      </w:r>
+    </w:p>
+    <w:p>
+      <w:pPr>
+        <w:pStyle w:val="ListBullet"/>
+      </w:pPr>
+      <w:r>
+        <w:rPr>
+          <w:b/>
+          <w:i w:val="0"/>
+        </w:rPr>
+        <w:t>H4.</w:t>
+      </w:r>
+      <w:r>
+        <w:rPr>
+          <w:b w:val="0"/>
+          <w:i w:val="0"/>
+        </w:rPr>
+        <w:t xml:space="preserve"> La volatilidad de los retornos es </w:t>
+      </w:r>
+      <w:r>
+        <w:rPr>
+          <w:b/>
+          <w:i w:val="0"/>
+        </w:rPr>
+        <w:t>persistente</w:t>
+      </w:r>
+      <w:r>
+        <w:rPr>
+          <w:b w:val="0"/>
+          <w:i w:val="0"/>
+        </w:rPr>
+        <w:t xml:space="preserve"> y exhibe </w:t>
+      </w:r>
+      <w:r>
+        <w:rPr>
+          <w:b/>
+          <w:i w:val="0"/>
+        </w:rPr>
+        <w:t>efecto apalancamiento</w:t>
+      </w:r>
+      <w:r>
+        <w:rPr>
+          <w:b w:val="0"/>
+          <w:i w:val="0"/>
+        </w:rPr>
+        <w:t xml:space="preserve"> (las caídas elevan más la volatilidad futura que las alzas).</w:t>
+      </w:r>
+    </w:p>
+    <w:p>
+      <w:pPr>
+        <w:pStyle w:val="ListBullet"/>
+      </w:pPr>
+      <w:r>
+        <w:rPr>
+          <w:b/>
+          <w:i w:val="0"/>
+        </w:rPr>
+        <w:t>H5.</w:t>
+      </w:r>
+      <w:r>
+        <w:rPr>
+          <w:b w:val="0"/>
+          <w:i w:val="0"/>
+        </w:rPr>
+        <w:t xml:space="preserve"> En el activo ilíquido, la transmisión del cobre es </w:t>
+      </w:r>
+      <w:r>
+        <w:rPr>
+          <w:b/>
+          <w:i w:val="0"/>
+        </w:rPr>
+        <w:t>diferida</w:t>
+      </w:r>
+      <w:r>
+        <w:rPr>
+          <w:b w:val="0"/>
+          <w:i w:val="0"/>
+        </w:rPr>
+        <w:t>: la elasticidad contemporánea es baja pero crece con el horizonte hasta converger al valor de largo plazo.</w:t>
+      </w:r>
+    </w:p>
+    <w:p>
+      <w:pPr>
+        <w:pStyle w:val="Heading3"/>
+      </w:pPr>
+      <w:r>
+        <w:t>1.6 Aportes</w:t>
+      </w:r>
+    </w:p>
+    <w:p>
+      <w:r>
+        <w:rPr>
+          <w:b w:val="0"/>
+          <w:i w:val="0"/>
+        </w:rPr>
+        <w:t xml:space="preserve">(i) Resuelve empíricamente un problema de definición de universo recurrentemente soslayado; (ii) cuantifica por primera vez, con esta batería de métodos, el canal cobre→valoración para los </w:t>
+      </w:r>
+      <w:r>
+        <w:rPr>
+          <w:b w:val="0"/>
+          <w:i/>
+        </w:rPr>
+        <w:t>pure-plays</w:t>
+      </w:r>
+      <w:r>
+        <w:rPr>
+          <w:b w:val="0"/>
+          <w:i w:val="0"/>
+        </w:rPr>
+        <w:t xml:space="preserve"> chilenos; (iii) documenta y </w:t>
+      </w:r>
+      <w:r>
+        <w:rPr>
+          <w:b/>
+          <w:i w:val="0"/>
+        </w:rPr>
+        <w:t>prueba formalmente</w:t>
+      </w:r>
+      <w:r>
+        <w:rPr>
+          <w:b w:val="0"/>
+          <w:i w:val="0"/>
+        </w:rPr>
+        <w:t xml:space="preserve"> un mecanismo de descubrimiento de precios diferido por iliquidez, triangulado por seis técnicas; (iv) entrega un </w:t>
+      </w:r>
+      <w:r>
+        <w:rPr>
+          <w:b w:val="0"/>
+          <w:i/>
+        </w:rPr>
+        <w:t>pipeline</w:t>
+      </w:r>
+      <w:r>
+        <w:rPr>
+          <w:b w:val="0"/>
+          <w:i w:val="0"/>
+        </w:rPr>
+        <w:t xml:space="preserve"> totalmente reproducible.</w:t>
+      </w:r>
+    </w:p>
+    <w:p>
+      <w:pPr>
+        <w:pStyle w:val="Heading3"/>
+      </w:pPr>
+      <w:r>
+        <w:t>1.7 Relevancia y alcance</w:t>
+      </w:r>
+    </w:p>
+    <w:p>
+      <w:r>
+        <w:rPr>
+          <w:b w:val="0"/>
+          <w:i w:val="0"/>
+        </w:rPr>
+        <w:t xml:space="preserve">La relevancia del estudio opera en tres planos. En el </w:t>
+      </w:r>
+      <w:r>
+        <w:rPr>
+          <w:b/>
+          <w:i w:val="0"/>
+        </w:rPr>
+        <w:t>académico</w:t>
+      </w:r>
+      <w:r>
+        <w:rPr>
+          <w:b w:val="0"/>
+          <w:i w:val="0"/>
+        </w:rPr>
+        <w:t xml:space="preserve">, contribuye a una literatura escasa sobre la transmisión del precio del cobre a la valoración de las mineras chilenas y, más ampliamente, al estudio del descubrimiento de precios en mercados emergentes pequeños; el contraste entre un activo líquido y otro ilíquido con idéntica exposición fundamental constituye un cuasi-experimento poco frecuente. En el </w:t>
+      </w:r>
+      <w:r>
+        <w:rPr>
+          <w:b/>
+          <w:i w:val="0"/>
+        </w:rPr>
+        <w:t>práctico</w:t>
+      </w:r>
+      <w:r>
+        <w:rPr>
+          <w:b w:val="0"/>
+          <w:i w:val="0"/>
+        </w:rPr>
+        <w:t xml:space="preserve">, las elasticidades por horizonte y la evidencia sobre el rezago de incorporación son directamente útiles para la valoración, la gestión de riesgo y el diseño de coberturas de quienes invierten en el sector. En el de </w:t>
+      </w:r>
+      <w:r>
+        <w:rPr>
+          <w:b/>
+          <w:i w:val="0"/>
+        </w:rPr>
+        <w:t>política pública</w:t>
+      </w:r>
+      <w:r>
+        <w:rPr>
+          <w:b w:val="0"/>
+          <w:i w:val="0"/>
+        </w:rPr>
+        <w:t>, los resultados informan el debate sobre la profundidad y liquidez del mercado de capitales chileno, al cuantificar un costo concreto de la baja liquidez del segmento local.</w:t>
+      </w:r>
+    </w:p>
+    <w:p>
+      <w:r>
+        <w:rPr>
+          <w:b w:val="0"/>
+          <w:i w:val="0"/>
+        </w:rPr>
+        <w:t xml:space="preserve">El </w:t>
+      </w:r>
+      <w:r>
+        <w:rPr>
+          <w:b/>
+          <w:i w:val="0"/>
+        </w:rPr>
+        <w:t>alcance</w:t>
+      </w:r>
+      <w:r>
+        <w:rPr>
+          <w:b w:val="0"/>
+          <w:i w:val="0"/>
+        </w:rPr>
+        <w:t xml:space="preserve"> se delimita con claridad para no prometer más de lo que el diseño permite. El trabajo es de naturaleza explicativa y de medición de impacto: busca cuantificar relaciones, signos, magnitudes y dinámicas, no producir pronósticos de mercado; el ejercicio predictivo que se incluye cumple un rol de validación complementaria y de aplicación, no de objetivo central. El universo se restringe a las mineras de cobre cotizadas vinculadas a Chile, con referencias internacionales sólo a efectos de validez externa; no se abordan otros metales ni otros mercados salvo como comparación. La frecuencia primaria es diaria, complementada con análisis mensual para la macro nacional. Por último, las conclusiones sobre el papel de la liquidez se sostienen sobre el contraste de dos </w:t>
+      </w:r>
+      <w:r>
+        <w:rPr>
+          <w:b w:val="0"/>
+          <w:i/>
+        </w:rPr>
+        <w:t>pure-plays</w:t>
+      </w:r>
+      <w:r>
+        <w:rPr>
+          <w:b w:val="0"/>
+          <w:i w:val="0"/>
+        </w:rPr>
+        <w:t>; su generalización a otros contextos, aunque plausible a la luz de la teoría, queda planteada como pregunta empírica abierta.</w:t>
+      </w:r>
+    </w:p>
+    <w:p>
+      <w:pPr>
+        <w:pStyle w:val="Heading3"/>
+      </w:pPr>
+      <w:r>
+        <w:t>1.8 Estructura</w:t>
+      </w:r>
+    </w:p>
+    <w:p>
+      <w:r>
+        <w:rPr>
+          <w:b w:val="0"/>
+          <w:i w:val="0"/>
+        </w:rPr>
+        <w:t>El Capítulo 2 desarrolla el marco teórico; el 3 revisa la literatura; el 4 describe los datos; el 5 detalla la metodología y las especificaciones; el 6 presenta los resultados; el 7 los discute; el 8 concluye. Cierran las referencias y los anexos.</w:t>
+      </w:r>
+    </w:p>
+    <w:p>
+      <w:pPr>
+        <w:pStyle w:val="Heading2"/>
+      </w:pPr>
+      <w:r>
+        <w:t>2. Marco teórico</w:t>
+      </w:r>
+    </w:p>
+    <w:p>
+      <w:pPr>
+        <w:pStyle w:val="Heading3"/>
+      </w:pPr>
+      <w:r>
+        <w:t>2.1 Valoración de activos y factores macroeconómicos</w:t>
+      </w:r>
+    </w:p>
+    <w:p>
+      <w:r>
+        <w:rPr>
+          <w:b w:val="0"/>
+          <w:i w:val="0"/>
+        </w:rPr>
+        <w:t>El valor fundamental de una acción es el valor presente de sus flujos de caja esperados descontados a una tasa ajustada por riesgo. En su forma canónica, el modelo de descuento de dividendos expresa el precio como P</w:t>
+      </w:r>
+      <w:r>
+        <w:rPr>
+          <w:b w:val="0"/>
+          <w:i w:val="0"/>
+          <w:vertAlign w:val="subscript"/>
+        </w:rPr>
+        <w:t>0</w:t>
+      </w:r>
+      <w:r>
+        <w:rPr>
+          <w:b w:val="0"/>
+          <w:i w:val="0"/>
+        </w:rPr>
+        <w:t xml:space="preserve"> = Σ</w:t>
+      </w:r>
+      <w:r>
+        <w:rPr>
+          <w:b w:val="0"/>
+          <w:i w:val="0"/>
+          <w:vertAlign w:val="subscript"/>
+        </w:rPr>
+        <w:t>t≥1</w:t>
+      </w:r>
+      <w:r>
+        <w:rPr>
+          <w:b w:val="0"/>
+          <w:i w:val="0"/>
+        </w:rPr>
+        <w:t xml:space="preserve"> E[D</w:t>
+      </w:r>
+      <w:r>
+        <w:rPr>
+          <w:b w:val="0"/>
+          <w:i w:val="0"/>
+          <w:vertAlign w:val="subscript"/>
+        </w:rPr>
+        <w:t>t</w:t>
+      </w:r>
+      <w:r>
+        <w:rPr>
+          <w:b w:val="0"/>
+          <w:i w:val="0"/>
+        </w:rPr>
+        <w:t>]/(1+k)</w:t>
+      </w:r>
+      <w:r>
+        <w:rPr>
+          <w:b w:val="0"/>
+          <w:i w:val="0"/>
+          <w:vertAlign w:val="superscript"/>
+        </w:rPr>
+        <w:t>t</w:t>
+      </w:r>
+      <w:r>
+        <w:rPr>
+          <w:b w:val="0"/>
+          <w:i w:val="0"/>
+        </w:rPr>
+        <w:t>, donde D</w:t>
+      </w:r>
+      <w:r>
+        <w:rPr>
+          <w:b w:val="0"/>
+          <w:i w:val="0"/>
+          <w:vertAlign w:val="subscript"/>
+        </w:rPr>
+        <w:t>t</w:t>
+      </w:r>
+      <w:r>
+        <w:rPr>
+          <w:b w:val="0"/>
+          <w:i w:val="0"/>
+        </w:rPr>
+        <w:t xml:space="preserve"> es el flujo distribuible en t y k la tasa de descuento. Para una empresa cuyos ingresos dependen del precio de una materia prima, conviene descomponer el flujo operativo como una función del precio del </w:t>
+      </w:r>
+      <w:r>
+        <w:rPr>
+          <w:b w:val="0"/>
+          <w:i/>
+        </w:rPr>
+        <w:t>commodity</w:t>
+      </w:r>
+      <w:r>
+        <w:rPr>
+          <w:b w:val="0"/>
+          <w:i w:val="0"/>
+        </w:rPr>
+        <w:t xml:space="preserve"> y de la estructura de costos: si q denota la producción, P el precio del cobre y c el costo de caja unitario, el margen operativo es proporcional a q·(P − c). Una variación del precio del cobre se propaga entonces al valor por dos vías: directamente, a través del numerador (flujos), e indirectamente, a través del denominador, en la medida en que las condiciones financieras globales que mueven al cobre (dólar, tasas, apetito por riesgo) también desplazan la tasa de descuento. Esta doble vía justifica un modelo multifactorial en el que el cobre comparte protagonismo con un conjunto acotado de factores macro- financieros.</w:t>
+      </w:r>
+    </w:p>
+    <w:p>
+      <w:r>
+        <w:rPr>
+          <w:b w:val="0"/>
+          <w:i w:val="0"/>
+        </w:rPr>
+        <w:t xml:space="preserve">Para una empresa minera de cobre, los </w:t>
+      </w:r>
+      <w:r>
+        <w:rPr>
+          <w:b/>
+          <w:i w:val="0"/>
+        </w:rPr>
+        <w:t>flujos</w:t>
+      </w:r>
+      <w:r>
+        <w:rPr>
+          <w:b w:val="0"/>
+          <w:i w:val="0"/>
+        </w:rPr>
+        <w:t xml:space="preserve"> dependen directamente del precio del metal (ingreso) y de sus costos (energía, insumos, salarios, tipo de cambio), mientras que la </w:t>
+      </w:r>
+      <w:r>
+        <w:rPr>
+          <w:b/>
+          <w:i w:val="0"/>
+        </w:rPr>
+        <w:t>tasa de descuento</w:t>
+      </w:r>
+      <w:r>
+        <w:rPr>
+          <w:b w:val="0"/>
+          <w:i w:val="0"/>
+        </w:rPr>
+        <w:t xml:space="preserve"> depende de la tasa libre de riesgo global y de las primas de riesgo. De esta estructura se desprenden cinco canales económicos que organizan la selección de variables independientes:</w:t>
+      </w:r>
+    </w:p>
+    <w:p>
+      <w:pPr>
+        <w:pStyle w:val="ListNumber"/>
+      </w:pPr>
+      <w:r>
+        <w:rPr>
+          <w:b/>
+          <w:i w:val="0"/>
+        </w:rPr>
+        <w:t>Canal de demanda/ingreso.</w:t>
+      </w:r>
+      <w:r>
+        <w:rPr>
+          <w:b w:val="0"/>
+          <w:i w:val="0"/>
+        </w:rPr>
+        <w:t xml:space="preserve"> El precio del cobre (LME/COMEX) y la demanda global —actividad industrial, China— determinan los ingresos esperados. Es el canal directo y, a priori, dominante para un </w:t>
+      </w:r>
+      <w:r>
+        <w:rPr>
+          <w:b w:val="0"/>
+          <w:i/>
+        </w:rPr>
+        <w:t>pure-play</w:t>
+      </w:r>
+      <w:r>
+        <w:rPr>
+          <w:b w:val="0"/>
+          <w:i w:val="0"/>
+        </w:rPr>
+        <w:t>.</w:t>
+      </w:r>
+    </w:p>
+    <w:p>
+      <w:pPr>
+        <w:pStyle w:val="ListNumber"/>
+      </w:pPr>
+      <w:r>
+        <w:rPr>
+          <w:b/>
+          <w:i w:val="0"/>
+        </w:rPr>
+        <w:t>Canal de costos.</w:t>
+      </w:r>
+      <w:r>
+        <w:rPr>
+          <w:b w:val="0"/>
+          <w:i w:val="0"/>
+        </w:rPr>
+        <w:t xml:space="preserve"> Energía (WTI) y tipo de cambio (CLP/USD): una depreciación real del peso abarata los costos locales medidos en dólares y puede ampliar el margen operativo de un exportador de cobre.</w:t>
+      </w:r>
+    </w:p>
+    <w:p>
+      <w:pPr>
+        <w:pStyle w:val="ListNumber"/>
+      </w:pPr>
+      <w:r>
+        <w:rPr>
+          <w:b/>
+          <w:i w:val="0"/>
+        </w:rPr>
+        <w:t>Canal de descuento.</w:t>
+      </w:r>
+      <w:r>
+        <w:rPr>
+          <w:b w:val="0"/>
+          <w:i w:val="0"/>
+        </w:rPr>
+        <w:t xml:space="preserve"> Las tasas de interés (rendimientos del Tesoro de EE. UU. a distintos plazos, TPM local) afectan el factor de descuento de los flujos.</w:t>
+      </w:r>
+    </w:p>
+    <w:p>
+      <w:pPr>
+        <w:pStyle w:val="ListNumber"/>
+      </w:pPr>
+      <w:r>
+        <w:rPr>
+          <w:b/>
+          <w:i w:val="0"/>
+        </w:rPr>
+        <w:t>Canal de moneda global.</w:t>
+      </w:r>
+      <w:r>
+        <w:rPr>
+          <w:b w:val="0"/>
+          <w:i w:val="0"/>
+        </w:rPr>
+        <w:t xml:space="preserve"> El índice dólar (DXY): los </w:t>
+      </w:r>
+      <w:r>
+        <w:rPr>
+          <w:b w:val="0"/>
+          <w:i/>
+        </w:rPr>
+        <w:t>commodities</w:t>
+      </w:r>
+      <w:r>
+        <w:rPr>
+          <w:b w:val="0"/>
+          <w:i w:val="0"/>
+        </w:rPr>
+        <w:t xml:space="preserve"> cotizados en dólares tienden a moverse inversamente al valor del dólar.</w:t>
+      </w:r>
+    </w:p>
+    <w:p>
+      <w:pPr>
+        <w:pStyle w:val="ListNumber"/>
+      </w:pPr>
+      <w:r>
+        <w:rPr>
+          <w:b/>
+          <w:i w:val="0"/>
+        </w:rPr>
+        <w:t>Canal de riesgo/sentimiento.</w:t>
+      </w:r>
+      <w:r>
+        <w:rPr>
+          <w:b w:val="0"/>
+          <w:i w:val="0"/>
+        </w:rPr>
+        <w:t xml:space="preserve"> El VIX y los índices de mercado (S&amp;P 500, mercado local) capturan el apetito por riesgo y el componente sistemático (beta).</w:t>
+      </w:r>
+    </w:p>
+    <w:p>
+      <w:pPr>
+        <w:pStyle w:val="Heading3"/>
+      </w:pPr>
+      <w:r>
+        <w:t>2.2 Arbitrage Pricing Theory (APT)</w:t>
+      </w:r>
+    </w:p>
+    <w:p>
+      <w:r>
+        <w:rPr>
+          <w:b w:val="0"/>
+          <w:i w:val="0"/>
+        </w:rPr>
+        <w:t>El APT (Ross, 1976) postula que el retorno esperado de un activo es una función lineal de su exposición a un conjunto de factores de riesgo sistemáticos: E[r</w:t>
+      </w:r>
+      <w:r>
+        <w:rPr>
+          <w:b w:val="0"/>
+          <w:i w:val="0"/>
+          <w:vertAlign w:val="subscript"/>
+        </w:rPr>
+        <w:t>i</w:t>
+      </w:r>
+      <w:r>
+        <w:rPr>
+          <w:b w:val="0"/>
+          <w:i w:val="0"/>
+        </w:rPr>
+        <w:t>] = r</w:t>
+      </w:r>
+      <w:r>
+        <w:rPr>
+          <w:b w:val="0"/>
+          <w:i w:val="0"/>
+          <w:vertAlign w:val="subscript"/>
+        </w:rPr>
+        <w:t>f</w:t>
+      </w:r>
+      <w:r>
+        <w:rPr>
+          <w:b w:val="0"/>
+          <w:i w:val="0"/>
+        </w:rPr>
+        <w:t xml:space="preserve"> + Σ</w:t>
+      </w:r>
+      <w:r>
+        <w:rPr>
+          <w:b w:val="0"/>
+          <w:i w:val="0"/>
+          <w:vertAlign w:val="subscript"/>
+        </w:rPr>
+        <w:t>k</w:t>
+      </w:r>
+      <w:r>
+        <w:rPr>
+          <w:b w:val="0"/>
+          <w:i w:val="0"/>
+        </w:rPr>
+        <w:t xml:space="preserve"> β</w:t>
+      </w:r>
+      <w:r>
+        <w:rPr>
+          <w:b w:val="0"/>
+          <w:i w:val="0"/>
+          <w:vertAlign w:val="subscript"/>
+        </w:rPr>
+        <w:t>i,k</w:t>
+      </w:r>
+      <w:r>
+        <w:rPr>
+          <w:b w:val="0"/>
+          <w:i w:val="0"/>
+        </w:rPr>
+        <w:t xml:space="preserve"> λ</w:t>
+      </w:r>
+      <w:r>
+        <w:rPr>
+          <w:b w:val="0"/>
+          <w:i w:val="0"/>
+          <w:vertAlign w:val="subscript"/>
+        </w:rPr>
+        <w:t>k</w:t>
+      </w:r>
+      <w:r>
+        <w:rPr>
+          <w:b w:val="0"/>
+          <w:i w:val="0"/>
+        </w:rPr>
+        <w:t>, donde λ</w:t>
+      </w:r>
+      <w:r>
+        <w:rPr>
+          <w:b w:val="0"/>
+          <w:i w:val="0"/>
+          <w:vertAlign w:val="subscript"/>
+        </w:rPr>
+        <w:t>k</w:t>
+      </w:r>
+      <w:r>
+        <w:rPr>
+          <w:b w:val="0"/>
+          <w:i w:val="0"/>
+        </w:rPr>
+        <w:t xml:space="preserve"> es la prima del factor k y β</w:t>
+      </w:r>
+      <w:r>
+        <w:rPr>
+          <w:b w:val="0"/>
+          <w:i w:val="0"/>
+          <w:vertAlign w:val="subscript"/>
+        </w:rPr>
+        <w:t>i,k</w:t>
+      </w:r>
+      <w:r>
+        <w:rPr>
+          <w:b w:val="0"/>
+          <w:i w:val="0"/>
+        </w:rPr>
+        <w:t xml:space="preserve"> la sensibilidad del activo i a ese factor. Chen, Roll y Ross (1986) operacionalizan el APT con factores macroeconómicos —producción industrial, inflación, prima por riesgo, pendiente de la curva— y muestran que están sistemáticamente valorados. La especificación multifactorial de los retornos empleada en el Capítulo 6 es, en esencia, una contrastación de tipo APT con factores específicos al sector cuprífero.</w:t>
+      </w:r>
+    </w:p>
+    <w:p>
+      <w:pPr>
+        <w:pStyle w:val="Heading3"/>
+      </w:pPr>
+      <w:r>
+        <w:t>2.3 Niveles versus cambios: equilibrio de largo plazo y dinámica de corto plazo</w:t>
+      </w:r>
+    </w:p>
+    <w:p>
+      <w:r>
+        <w:rPr>
+          <w:b w:val="0"/>
+          <w:i w:val="0"/>
+        </w:rPr>
+        <w:t xml:space="preserve">Una distinción metodológica esencial separa el análisis en </w:t>
+      </w:r>
+      <w:r>
+        <w:rPr>
+          <w:b/>
+          <w:i w:val="0"/>
+        </w:rPr>
+        <w:t>niveles</w:t>
+      </w:r>
+      <w:r>
+        <w:rPr>
+          <w:b w:val="0"/>
+          <w:i w:val="0"/>
+        </w:rPr>
+        <w:t xml:space="preserve"> (precios) del análisis en </w:t>
+      </w:r>
+      <w:r>
+        <w:rPr>
+          <w:b/>
+          <w:i w:val="0"/>
+        </w:rPr>
+        <w:t>cambios</w:t>
+      </w:r>
+      <w:r>
+        <w:rPr>
+          <w:b w:val="0"/>
+          <w:i w:val="0"/>
+        </w:rPr>
+        <w:t xml:space="preserve"> (retornos). Los precios de activos suelen comportarse como procesos integrados I(1) —caminatas aleatorias con tendencia estocástica—, mientras que los retornos son estacionarios I(0). Si dos o más series I(1) comparten una tendencia estocástica común, están </w:t>
+      </w:r>
+      <w:r>
+        <w:rPr>
+          <w:b/>
+          <w:i w:val="0"/>
+        </w:rPr>
+        <w:t>cointegradas</w:t>
+      </w:r>
+      <w:r>
+        <w:rPr>
+          <w:b w:val="0"/>
+          <w:i w:val="0"/>
+        </w:rPr>
+        <w:t xml:space="preserve">: existe una combinación lineal estacionaria que representa su relación de equilibrio de largo plazo (Engle y Granger, 1987). El teorema de representación de Granger garantiza que toda relación de cointegración admite una representación de corrección de error (VECM), que separa limpiamente la dinámica de largo plazo (el vector cointegrante β) de los ajustes de corto plazo (la velocidad de ajuste α). Esta dualidad es la columna vertebral de la tesis: el impacto </w:t>
+      </w:r>
+      <w:r>
+        <w:rPr>
+          <w:b/>
+          <w:i w:val="0"/>
+        </w:rPr>
+        <w:t>contemporáneo</w:t>
+      </w:r>
+      <w:r>
+        <w:rPr>
+          <w:b w:val="0"/>
+          <w:i w:val="0"/>
+        </w:rPr>
+        <w:t xml:space="preserve"> sobre los retornos y el equilibrio de </w:t>
+      </w:r>
+      <w:r>
+        <w:rPr>
+          <w:b/>
+          <w:i w:val="0"/>
+        </w:rPr>
+        <w:t>largo plazo</w:t>
+      </w:r>
+      <w:r>
+        <w:rPr>
+          <w:b w:val="0"/>
+          <w:i w:val="0"/>
+        </w:rPr>
+        <w:t xml:space="preserve"> sobre los niveles responden preguntas distintas y se estiman con herramientas distintas.</w:t>
+      </w:r>
+    </w:p>
+    <w:p>
+      <w:pPr>
+        <w:pStyle w:val="Heading3"/>
+      </w:pPr>
+      <w:r>
+        <w:t>2.4 Microestructura, iliquidez y descubrimiento de precios</w:t>
+      </w:r>
+    </w:p>
+    <w:p>
+      <w:r>
+        <w:rPr>
+          <w:b w:val="0"/>
+          <w:i w:val="0"/>
+        </w:rPr>
+        <w:t xml:space="preserve">La hipótesis de mercados eficientes sostiene que los precios incorporan la información disponible de forma inmediata. La teoría de la microestructura matiza esa inmediatez: en presencia de </w:t>
+      </w:r>
+      <w:r>
+        <w:rPr>
+          <w:b/>
+          <w:i w:val="0"/>
+        </w:rPr>
+        <w:t>fricciones de liquidez</w:t>
+      </w:r>
+      <w:r>
+        <w:rPr>
+          <w:b w:val="0"/>
+          <w:i w:val="0"/>
+        </w:rPr>
+        <w:t xml:space="preserve"> —baja profundidad, costos de transacción, transacción esporádica— la información se incorpora a los precios de forma </w:t>
+      </w:r>
+      <w:r>
+        <w:rPr>
+          <w:b/>
+          <w:i w:val="0"/>
+        </w:rPr>
+        <w:t>gradual</w:t>
+      </w:r>
+      <w:r>
+        <w:rPr>
+          <w:b w:val="0"/>
+          <w:i w:val="0"/>
+        </w:rPr>
+        <w:t xml:space="preserve">, generando autocorrelación en los retornos y un proceso de </w:t>
+      </w:r>
+      <w:r>
+        <w:rPr>
+          <w:b w:val="0"/>
+          <w:i/>
+        </w:rPr>
+        <w:t>price discovery</w:t>
+      </w:r>
+      <w:r>
+        <w:rPr>
+          <w:b w:val="0"/>
+          <w:i w:val="0"/>
+        </w:rPr>
+        <w:t xml:space="preserve"> lento. Amihud (2002) propone una medida operativa de iliquidez —el cociente entre el valor absoluto del retorno y el volumen transado— y documenta que la iliquidez (i) se asocia a una prima de retorno esperado y (ii) afecta con mayor fuerza a las empresas pequeñas. Para esta tesis, la teoría de microestructura provee el marco para interpretar la disociación corto/largo plazo del </w:t>
+      </w:r>
+      <w:r>
+        <w:rPr>
+          <w:b w:val="0"/>
+          <w:i/>
+        </w:rPr>
+        <w:t>pure-play</w:t>
+      </w:r>
+      <w:r>
+        <w:rPr>
+          <w:b w:val="0"/>
+          <w:i w:val="0"/>
+        </w:rPr>
+        <w:t xml:space="preserve"> ilíquido: el fundamento (cobre) está presente, pero su incorporación al precio es diferida.</w:t>
+      </w:r>
+    </w:p>
+    <w:p>
+      <w:pPr>
+        <w:pStyle w:val="Heading3"/>
+      </w:pPr>
+      <w:r>
+        <w:t>2.5 Apalancamiento operativo y opcionalidad en la valoración minera</w:t>
+      </w:r>
+    </w:p>
+    <w:p>
+      <w:r>
+        <w:rPr>
+          <w:b w:val="0"/>
+          <w:i w:val="0"/>
+        </w:rPr>
+        <w:t xml:space="preserve">¿Por qué un </w:t>
+      </w:r>
+      <w:r>
+        <w:rPr>
+          <w:b w:val="0"/>
+          <w:i/>
+        </w:rPr>
+        <w:t>pure-play</w:t>
+      </w:r>
+      <w:r>
+        <w:rPr>
+          <w:b w:val="0"/>
+          <w:i w:val="0"/>
+        </w:rPr>
+        <w:t xml:space="preserve"> de cobre debería tener una elasticidad-cobre cercana o incluso superior a la unidad en el largo plazo? La respuesta está en el </w:t>
+      </w:r>
+      <w:r>
+        <w:rPr>
+          <w:b/>
+          <w:i w:val="0"/>
+        </w:rPr>
+        <w:t>apalancamiento operativo</w:t>
+      </w:r>
+      <w:r>
+        <w:rPr>
+          <w:b w:val="0"/>
+          <w:i w:val="0"/>
+        </w:rPr>
+        <w:t xml:space="preserve">. El margen de una minera es, aproximadamente, precio del cobre menos costo de caja unitario (C1). Como el costo es relativamente rígido a corto y mediano plazo, una variación porcentual del precio del cobre se traduce en una variación porcentual </w:t>
+      </w:r>
+      <w:r>
+        <w:rPr>
+          <w:b/>
+          <w:i w:val="0"/>
+        </w:rPr>
+        <w:t>amplificada</w:t>
+      </w:r>
+      <w:r>
+        <w:rPr>
+          <w:b w:val="0"/>
+          <w:i w:val="0"/>
+        </w:rPr>
+        <w:t xml:space="preserve"> del margen y, por ende, del valor presente de los flujos. Formalmente, si el valor V ≈ q·(P − c)/k (con q producción, c costo unitario, k tasa de descuento), entonces ∂lnV/∂lnP = P/(P − c) &gt; 1 cuando c &gt; 0: la elasticidad-precio del valor excede a la unidad en la medida en que el costo representa una fracción significativa del precio. Las elasticidades de largo plazo estimadas (0.75–0.86) son consistentes con este mecanismo, atenuadas por diversificación de activos, coberturas y el componente de moneda.</w:t>
+      </w:r>
+    </w:p>
+    <w:p>
+      <w:r>
+        <w:rPr>
+          <w:b w:val="0"/>
+          <w:i w:val="0"/>
+        </w:rPr>
+        <w:t xml:space="preserve">La literatura de </w:t>
+      </w:r>
+      <w:r>
+        <w:rPr>
+          <w:b/>
+          <w:i w:val="0"/>
+        </w:rPr>
+        <w:t>opciones reales</w:t>
+      </w:r>
+      <w:r>
+        <w:rPr>
+          <w:b w:val="0"/>
+          <w:i w:val="0"/>
+        </w:rPr>
+        <w:t xml:space="preserve"> añade un matiz: una mina contiene la opción de suspender producción cuando el precio cae bajo el costo de caja, lo que introduce </w:t>
+      </w:r>
+      <w:r>
+        <w:rPr>
+          <w:b/>
+          <w:i w:val="0"/>
+        </w:rPr>
+        <w:t>no linealidad</w:t>
+      </w:r>
+      <w:r>
+        <w:rPr>
+          <w:b w:val="0"/>
+          <w:i w:val="0"/>
+        </w:rPr>
+        <w:t xml:space="preserve"> —la sensibilidad del valor al precio es mayor en alzas que en caídas extremas, o viceversa según la estructura de costos—. Esta opcionalidad motiva contrastar </w:t>
+      </w:r>
+      <w:r>
+        <w:rPr>
+          <w:b/>
+          <w:i w:val="0"/>
+        </w:rPr>
+        <w:t>asimetría</w:t>
+      </w:r>
+      <w:r>
+        <w:rPr>
+          <w:b w:val="0"/>
+          <w:i w:val="0"/>
+        </w:rPr>
+        <w:t xml:space="preserve"> (NARDL): es plausible que la respuesta a alzas y caídas del cobre difiera, como en efecto se documenta para Antofagasta (§6.8).</w:t>
+      </w:r>
+    </w:p>
+    <w:p>
+      <w:pPr>
+        <w:pStyle w:val="Heading3"/>
+      </w:pPr>
+      <w:r>
+        <w:t>2.6 Riesgo sistemático y beta</w:t>
+      </w:r>
+    </w:p>
+    <w:p>
+      <w:r>
+        <w:rPr>
+          <w:b w:val="0"/>
+          <w:i w:val="0"/>
+        </w:rPr>
+        <w:t xml:space="preserve">El componente sistemático del retorno se captura mediante la exposición al mercado (beta). En este estudio se incluyen tanto un índice global (S&amp;P 500) como un proxy del mercado local (ETF MSCI Chile), de modo que la elasticidad-cobre estimada se interpreta como el efecto </w:t>
+      </w:r>
+      <w:r>
+        <w:rPr>
+          <w:b/>
+          <w:i w:val="0"/>
+        </w:rPr>
+        <w:t>incremental</w:t>
+      </w:r>
+      <w:r>
+        <w:rPr>
+          <w:b w:val="0"/>
+          <w:i w:val="0"/>
+        </w:rPr>
+        <w:t xml:space="preserve"> del cobre por sobre el comovimiento de mercado. La distinción es relevante para el activo local: si Pucobre cargara fuertemente sobre el mercado local pero poco sobre el cobre en el corto plazo (como se halla), ello indica que su comovimiento diario está dominado por factores locales de mercado y liquidez, no por el fundamento cuprífero —que opera con rezago—.</w:t>
+      </w:r>
+    </w:p>
+    <w:p>
+      <w:pPr>
+        <w:pStyle w:val="Heading2"/>
+      </w:pPr>
+      <w:r>
+        <w:t>3. Revisión de literatura</w:t>
       </w:r>
     </w:p>
     <w:p>
@@ -1159,31 +2635,11 @@
         <w:pStyle w:val="IntenseQuote"/>
       </w:pPr>
       <w:r>
-        <w:t>impacto del precio del cobre y de los factores macro-financieros globales y</w:t>
-      </w:r>
-    </w:p>
-    <w:p>
-      <w:pPr>
-        <w:pStyle w:val="IntenseQuote"/>
-      </w:pPr>
-      <w:r>
-        <w:t>nacionales (tipo de cambio, dólar global, tasas de interés, riesgo de mercado,</w:t>
-      </w:r>
-    </w:p>
-    <w:p>
-      <w:pPr>
-        <w:pStyle w:val="IntenseQuote"/>
-      </w:pPr>
-      <w:r>
-        <w:t>política monetaria) sobre el precio y el retorno de las acciones de minería de</w:t>
-      </w:r>
-    </w:p>
-    <w:p>
-      <w:pPr>
-        <w:pStyle w:val="IntenseQuote"/>
-      </w:pPr>
-      <w:r>
-        <w:t>cobre vinculadas a Chile, y cómo modula la liquidez del activo dicha transmisión?</w:t>
+        <w:rPr>
+          <w:b w:val="0"/>
+          <w:i w:val="0"/>
+        </w:rPr>
+        <w:t>Las referencias de esta sección fueron verificadas en fuentes primarias (editor / repositorios académicos). El listado completo, con DOIs, está en el Capítulo 9.</w:t>
       </w:r>
     </w:p>
     <w:p>
@@ -1191,85 +2647,30 @@
         <w:pStyle w:val="Heading3"/>
       </w:pPr>
       <w:r>
-        <w:t>1.4 Objetivos</w:t>
+        <w:t>3.1 Factores macroeconómicos y retornos accionarios (APT)</w:t>
       </w:r>
     </w:p>
     <w:p>
-      <w:r/>
+      <w:r>
+        <w:rPr>
+          <w:b w:val="0"/>
+          <w:i w:val="0"/>
+        </w:rPr>
+        <w:t xml:space="preserve">El marco moderno de valoración nace con la teoría de selección de cartera (Markowitz, 1952) y el CAPM (Sharpe, 1964; Lintner, 1965), que reducen el riesgo relevante a la covarianza con el mercado (beta). El APT (Ross, 1976) generaliza a un modelo </w:t>
+      </w:r>
       <w:r>
         <w:rPr>
           <w:b/>
-        </w:rPr>
-        <w:t>Objetivo general.</w:t>
-      </w:r>
-      <w:r>
-        <w:t xml:space="preserve"> Analizar y cuantificar el impacto de las variables macroeconómicas globales y financieras sobre el precio y el retorno de las acciones de minería de cobre vinculadas a Chile en 2004–2026, mediante modelos econométricos de series de tiempo y de panel, con un enfoque explicativo y de medición de impacto (no predictivo).</w:t>
-      </w:r>
-    </w:p>
-    <w:p>
-      <w:r/>
-      <w:r>
-        <w:rPr>
-          <w:b/>
-        </w:rPr>
-        <w:t>Objetivos específicos.</w:t>
-      </w:r>
-      <w:r/>
-    </w:p>
-    <w:p>
-      <w:pPr>
-        <w:pStyle w:val="ListNumber"/>
-      </w:pPr>
-      <w:r>
-        <w:t>Resolver operacionalmente, con verificación empírica, el universo de empresas.</w:t>
-      </w:r>
-    </w:p>
-    <w:p>
-      <w:pPr>
-        <w:pStyle w:val="ListNumber"/>
-      </w:pPr>
-      <w:r>
-        <w:t>Caracterizar las propiedades estadísticas de precios y retornos (estacionariedad, colas, volatilidad, quiebres estructurales).</w:t>
-      </w:r>
-    </w:p>
-    <w:p>
-      <w:pPr>
-        <w:pStyle w:val="ListNumber"/>
-      </w:pPr>
-      <w:r>
-        <w:t>Estimar el impacto contemporáneo de los factores sobre los retornos (HAC) y su dinámica (VAR, IRF, FEVD, causalidad).</w:t>
-      </w:r>
-    </w:p>
-    <w:p>
-      <w:pPr>
-        <w:pStyle w:val="ListNumber"/>
-      </w:pPr>
-      <w:r>
-        <w:t>Estimar y validar la relación de largo plazo cobre→valoración (cointegración de Johansen, VECM) y su robustez (ARDL/NARDL).</w:t>
-      </w:r>
-    </w:p>
-    <w:p>
-      <w:pPr>
-        <w:pStyle w:val="ListNumber"/>
-      </w:pPr>
-      <w:r>
-        <w:t>Modelar la volatilidad condicional y el efecto apalancamiento (familia GARCH).</w:t>
-      </w:r>
-    </w:p>
-    <w:p>
-      <w:pPr>
-        <w:pStyle w:val="ListNumber"/>
-      </w:pPr>
-      <w:r>
-        <w:t>Contrastar resultados mediante un panel sectorial, un estudio de eventos de política monetaria y referencias internacionales.</w:t>
-      </w:r>
-    </w:p>
-    <w:p>
-      <w:pPr>
-        <w:pStyle w:val="ListNumber"/>
-      </w:pPr>
-      <w:r>
-        <w:t>Probar formalmente el rol de la iliquidez en la transmisión contemporánea.</w:t>
+          <w:i w:val="0"/>
+        </w:rPr>
+        <w:t>multifactorial</w:t>
+      </w:r>
+      <w:r>
+        <w:rPr>
+          <w:b w:val="0"/>
+          <w:i w:val="0"/>
+        </w:rPr>
+        <w:t xml:space="preserve"> sin requerir la cartera de mercado, y su contrastación seminal en Chen, Roll y Ross (1986) muestra que innovaciones en la producción industrial, la inflación esperada y no esperada, la prima por riesgo (spread de bonos) y la pendiente de la estructura temporal son factores sistemáticamente valorados. Esta línea —junto con la hipótesis de mercados eficientes (Fama, 1970), que enmarca la velocidad con que los precios incorporan la información— justifica incluir como regresores las tasas (Tesoro de EE. UU., TPM), el dólar (DXY) y el riesgo (VIX), además del cobre como factor sectorial específico. La elección entre modelar niveles o cambios y el uso de sistemas dinámicos se apoya en la tradición abierta por Granger (1969) sobre causalidad y por Sims (1980) sobre la modelación VAR sin restricciones teóricas a priori.</w:t>
       </w:r>
     </w:p>
     <w:p>
@@ -1277,685 +2678,261 @@
         <w:pStyle w:val="Heading3"/>
       </w:pPr>
       <w:r>
-        <w:t>1.5 Hipótesis</w:t>
+        <w:t>3.2 Commodities, "monedas-commodity" y economías cupríferas</w:t>
+      </w:r>
+    </w:p>
+    <w:p>
+      <w:r>
+        <w:rPr>
+          <w:b w:val="0"/>
+          <w:i w:val="0"/>
+        </w:rPr>
+        <w:t xml:space="preserve">Chen y Rogoff (2003) introducen el concepto de </w:t>
+      </w:r>
+      <w:r>
+        <w:rPr>
+          <w:b w:val="0"/>
+          <w:i/>
+        </w:rPr>
+        <w:t>commodity currency</w:t>
+      </w:r>
+      <w:r>
+        <w:rPr>
+          <w:b w:val="0"/>
+          <w:i w:val="0"/>
+        </w:rPr>
+        <w:t>: para economías exportadoras de materias primas, el precio mundial de su canasta exportadora es un determinante robusto del tipo de cambio real. El caso chileno es arquetípico —el cobre representa cerca de la mitad de las exportaciones— y existe evidencia específica: el Working Paper N°640 del Banco Central de Chile (</w:t>
+      </w:r>
+      <w:r>
+        <w:rPr>
+          <w:b w:val="0"/>
+          <w:i/>
+        </w:rPr>
+        <w:t>Copper, the Real Exchange Rate and Macroeconomic Fluctuations in Chile</w:t>
+      </w:r>
+      <w:r>
+        <w:rPr>
+          <w:b w:val="0"/>
+          <w:i w:val="0"/>
+        </w:rPr>
+        <w:t xml:space="preserve">) analiza el rol del cobre y del tipo de cambio real como amortiguadores de shocks, y trabajos publicados en </w:t>
+      </w:r>
+      <w:r>
+        <w:rPr>
+          <w:b w:val="0"/>
+          <w:i/>
+        </w:rPr>
+        <w:t>Resources Policy</w:t>
+      </w:r>
+      <w:r>
+        <w:rPr>
+          <w:b w:val="0"/>
+          <w:i w:val="0"/>
+        </w:rPr>
+        <w:t xml:space="preserve"> documentan que el tipo de cambio chileno posee poder predictivo sobre los precios de los metales base, evidenciando una relación cobre↔CLP de doble vía. Esta literatura fundamenta el canal moneda y motiva tratar el cobre como variable forzante frente a las acciones locales, hipótesis que el test de Toda-Yamamoto contrasta directamente. El antecedente más directo es Mendiola, Chávez-Bedoya y Wallenstein (2022), que documentan una relación </w:t>
+      </w:r>
+      <w:r>
+        <w:rPr>
+          <w:b/>
+          <w:i w:val="0"/>
+        </w:rPr>
+        <w:t>positiva pero inelástica</w:t>
+      </w:r>
+      <w:r>
+        <w:rPr>
+          <w:b w:val="0"/>
+          <w:i w:val="0"/>
+        </w:rPr>
+        <w:t xml:space="preserve"> entre los cambios del precio del cobre y los retornos de acciones mineras de cobre —precisamente la magnitud que esta tesis estima y descompone por horizonte—. Kilian y Park (2009) advierten que el efecto de un shock de </w:t>
+      </w:r>
+      <w:r>
+        <w:rPr>
+          <w:b w:val="0"/>
+          <w:i/>
+        </w:rPr>
+        <w:t>commodity</w:t>
+      </w:r>
+      <w:r>
+        <w:rPr>
+          <w:b w:val="0"/>
+          <w:i w:val="0"/>
+        </w:rPr>
+        <w:t xml:space="preserve"> sobre las acciones depende de si es de oferta o de demanda, y Díaz, Hansen y Cabrera (2021) —autores chilenos— muestran que variables macro-financieras (VIX, incertidumbre, ciclo) gobiernan la volatilidad del cobre, respaldando el conjunto de regresores empleado. Gorton y Rouwenhorst (2006) y Cashin et al. (2002) enmarcan, además, el comportamiento cíclico y asimétrico de los precios de </w:t>
+      </w:r>
+      <w:r>
+        <w:rPr>
+          <w:b w:val="0"/>
+          <w:i/>
+        </w:rPr>
+        <w:t>commodities</w:t>
+      </w:r>
+      <w:r>
+        <w:rPr>
+          <w:b w:val="0"/>
+          <w:i w:val="0"/>
+        </w:rPr>
+        <w:t xml:space="preserve"> que motiva la especificación NARDL.</w:t>
+      </w:r>
+    </w:p>
+    <w:p>
+      <w:pPr>
+        <w:pStyle w:val="Heading3"/>
+      </w:pPr>
+      <w:r>
+        <w:t>3.3 Iliquidez y descubrimiento de precios</w:t>
+      </w:r>
+    </w:p>
+    <w:p>
+      <w:r>
+        <w:rPr>
+          <w:b w:val="0"/>
+          <w:i w:val="0"/>
+        </w:rPr>
+        <w:t>El hallazgo central dialoga con Amihud (2002), cuyo ratio de iliquidez (valor absoluto del retorno sobre el volumen) se asocia positivamente a los retornos esperados (prima de liquidez) y afecta con mayor fuerza a las empresas pequeñas. La teoría de la microestructura —desde el modelo de información asimétrica de Kyle (1985), que formaliza cómo el creador de mercado actualiza precios ante el flujo de órdenes, hasta la medición de costos implícitos de transacción de Roll (1984)— explica por qué la baja liquidez ralentiza el descubrimiento de precios: la información se incorpora sólo cuando hay transacción, induciendo autocorrelación en los retornos. El caso Pucobre —</w:t>
+      </w:r>
+      <w:r>
+        <w:rPr>
+          <w:b w:val="0"/>
+          <w:i/>
+        </w:rPr>
+        <w:t>pure-play</w:t>
+      </w:r>
+      <w:r>
+        <w:rPr>
+          <w:b w:val="0"/>
+          <w:i w:val="0"/>
+        </w:rPr>
+        <w:t xml:space="preserve"> con 62% de días sin transacción y transmisión del cobre diferida— es una manifestación nítida de este mecanismo en un mercado emergente pequeño, y conecta con la evidencia de que los retornos de </w:t>
+      </w:r>
+      <w:r>
+        <w:rPr>
+          <w:b w:val="0"/>
+          <w:i/>
+        </w:rPr>
+        <w:t>small-caps</w:t>
+      </w:r>
+      <w:r>
+        <w:rPr>
+          <w:b w:val="0"/>
+          <w:i w:val="0"/>
+        </w:rPr>
+        <w:t xml:space="preserve"> incorporan los factores comunes con rezago respecto de los de gran capitalización. Bekaert, Harvey y Lundblad (2007) muestran que la liquidez local es un determinante de primer orden de los retornos esperados en mercados emergentes, y Amihud, Hameed, Kang y Zhang (2015) documentan que el premio por iliquidez se concentra en las firmas más pequeñas a nivel internacional —justo el perfil de Pucobre—; para mercados ilíquidos, la proporción de días con retorno cero suele superar a Amihud como proxy, lo que motiva el uso de múltiples medidas en §6.14.</w:t>
+      </w:r>
+    </w:p>
+    <w:p>
+      <w:pPr>
+        <w:pStyle w:val="Heading3"/>
+      </w:pPr>
+      <w:r>
+        <w:t>3.4 Fundamentos econométricos</w:t>
       </w:r>
     </w:p>
     <w:p>
       <w:pPr>
         <w:pStyle w:val="ListBullet"/>
       </w:pPr>
-      <w:r/>
       <w:r>
         <w:rPr>
           <w:b/>
-        </w:rPr>
-        <w:t>H1.</w:t>
-      </w:r>
-      <w:r>
-        <w:t xml:space="preserve"> El precio del cobre tiene un impacto positivo y estadísticamente significativo sobre los retornos de las mineras vinculadas a Chile.</w:t>
+          <w:i w:val="0"/>
+        </w:rPr>
+        <w:t>Cointegración y corrección de error.</w:t>
+      </w:r>
+      <w:r>
+        <w:rPr>
+          <w:b w:val="0"/>
+          <w:i w:val="0"/>
+        </w:rPr>
+        <w:t xml:space="preserve"> Engle y Granger (1987) introducen la cointegración y el ECM; Johansen (1991) generaliza al enfoque de máxima verosimilitud multivariante (estadísticos de la traza y del máximo autovalor).</w:t>
       </w:r>
     </w:p>
     <w:p>
       <w:pPr>
         <w:pStyle w:val="ListBullet"/>
       </w:pPr>
-      <w:r/>
       <w:r>
         <w:rPr>
           <w:b/>
-        </w:rPr>
-        <w:t>H2.</w:t>
-      </w:r>
-      <w:r>
-        <w:t xml:space="preserve"> La sensibilidad contemporánea al cobre es </w:t>
-      </w:r>
-      <w:r>
-        <w:rPr>
-          <w:b/>
-        </w:rPr>
-        <w:t>heterogénea</w:t>
-      </w:r>
-      <w:r>
-        <w:t xml:space="preserve"> y depende de la liquidez del activo: mayor en los pure-plays líquidos, menor en los ilíquidos.</w:t>
+          <w:i w:val="0"/>
+        </w:rPr>
+        <w:t>Bounds testing y asimetría.</w:t>
+      </w:r>
+      <w:r>
+        <w:rPr>
+          <w:b w:val="0"/>
+          <w:i w:val="0"/>
+        </w:rPr>
+        <w:t xml:space="preserve"> Pesaran, Shin y Smith (2001) proponen el ARDL </w:t>
+      </w:r>
+      <w:r>
+        <w:rPr>
+          <w:b w:val="0"/>
+          <w:i/>
+        </w:rPr>
+        <w:t>bounds test</w:t>
+      </w:r>
+      <w:r>
+        <w:rPr>
+          <w:b w:val="0"/>
+          <w:i w:val="0"/>
+        </w:rPr>
+        <w:t>, válido con regresores I(0)/I(1) sin pre-test de orden; Shin, Yu y Greenwood-Nimmo (2014) lo extienden al NARDL para asimetrías de corto y largo plazo mediante sumas parciales positivas y negativas.</w:t>
       </w:r>
     </w:p>
     <w:p>
       <w:pPr>
         <w:pStyle w:val="ListBullet"/>
       </w:pPr>
-      <w:r/>
       <w:r>
         <w:rPr>
           <w:b/>
-        </w:rPr>
-        <w:t>H3.</w:t>
-      </w:r>
-      <w:r>
-        <w:t xml:space="preserve"> Existe una relación de </w:t>
-      </w:r>
-      <w:r>
-        <w:rPr>
-          <w:b/>
-        </w:rPr>
-        <w:t>equilibrio de largo plazo</w:t>
-      </w:r>
-      <w:r>
-        <w:t xml:space="preserve"> (cointegración) entre el precio de la acción y el conjunto {cobre, tipo de cambio, dólar}.</w:t>
+          <w:i w:val="0"/>
+        </w:rPr>
+        <w:t>Causalidad robusta a integración.</w:t>
+      </w:r>
+      <w:r>
+        <w:rPr>
+          <w:b w:val="0"/>
+          <w:i w:val="0"/>
+        </w:rPr>
+        <w:t xml:space="preserve"> Toda y Yamamoto (1995) proponen un VAR aumentado en niveles que permite inferir causalidad sin sesgo por raíces unitarias.</w:t>
       </w:r>
     </w:p>
     <w:p>
       <w:pPr>
         <w:pStyle w:val="ListBullet"/>
       </w:pPr>
-      <w:r/>
       <w:r>
         <w:rPr>
           <w:b/>
-        </w:rPr>
-        <w:t>H4.</w:t>
-      </w:r>
-      <w:r>
-        <w:t xml:space="preserve"> La volatilidad de los retornos es </w:t>
-      </w:r>
-      <w:r>
-        <w:rPr>
-          <w:b/>
-        </w:rPr>
-        <w:t>persistente</w:t>
-      </w:r>
-      <w:r>
-        <w:t xml:space="preserve"> y exhibe </w:t>
-      </w:r>
-      <w:r>
-        <w:rPr>
-          <w:b/>
-        </w:rPr>
-        <w:t>efecto apalancamiento</w:t>
-      </w:r>
-      <w:r>
-        <w:t xml:space="preserve"> (las caídas elevan más la volatilidad futura que las alzas).</w:t>
+          <w:i w:val="0"/>
+        </w:rPr>
+        <w:t>Volatilidad condicional.</w:t>
+      </w:r>
+      <w:r>
+        <w:rPr>
+          <w:b w:val="0"/>
+          <w:i w:val="0"/>
+        </w:rPr>
+        <w:t xml:space="preserve"> Bollerslev (1986) (GARCH), Nelson (1991) (EGARCH) y Glosten, Jagannathan y Runkle (1993) (GJR-GARCH) modelan persistencia y efecto apalancamiento.</w:t>
       </w:r>
     </w:p>
     <w:p>
       <w:pPr>
         <w:pStyle w:val="ListBullet"/>
       </w:pPr>
-      <w:r/>
       <w:r>
         <w:rPr>
           <w:b/>
-        </w:rPr>
-        <w:t>H5.</w:t>
-      </w:r>
-      <w:r>
-        <w:t xml:space="preserve"> En el activo ilíquido, la transmisión del cobre es </w:t>
-      </w:r>
-      <w:r>
-        <w:rPr>
-          <w:b/>
-        </w:rPr>
-        <w:t>diferida</w:t>
-      </w:r>
-      <w:r>
-        <w:t>: la elasticidad contemporánea es baja pero crece con el horizonte hasta converger al valor de largo plazo.</w:t>
-      </w:r>
-    </w:p>
-    <w:p>
-      <w:pPr>
-        <w:pStyle w:val="Heading3"/>
-      </w:pPr>
-      <w:r>
-        <w:t>1.6 Aportes</w:t>
-      </w:r>
-    </w:p>
-    <w:p>
-      <w:r>
-        <w:t xml:space="preserve">(i) Resuelve empíricamente un problema de definición de universo recurrentemente soslayado; (ii) cuantifica por primera vez, con esta batería de métodos, el canal cobre→valoración para los pure-plays chilenos; (iii) documenta y </w:t>
-      </w:r>
-      <w:r>
-        <w:rPr>
-          <w:b/>
-        </w:rPr>
-        <w:t>prueba formalmente</w:t>
-      </w:r>
-      <w:r>
-        <w:t xml:space="preserve"> un mecanismo de descubrimiento de precios diferido por iliquidez, triangulado por seis técnicas; (iv) entrega un pipeline totalmente reproducible.</w:t>
-      </w:r>
-    </w:p>
-    <w:p>
-      <w:pPr>
-        <w:pStyle w:val="Heading3"/>
-      </w:pPr>
-      <w:r>
-        <w:t>1.7 Relevancia y alcance</w:t>
-      </w:r>
-    </w:p>
-    <w:p>
-      <w:r>
-        <w:t xml:space="preserve">La relevancia del estudio opera en tres planos. En el </w:t>
-      </w:r>
-      <w:r>
-        <w:rPr>
-          <w:b/>
-        </w:rPr>
-        <w:t>académico</w:t>
-      </w:r>
-      <w:r>
-        <w:t xml:space="preserve">, contribuye a una literatura escasa sobre la transmisión del precio del cobre a la valoración de las mineras chilenas y, más ampliamente, al estudio del descubrimiento de precios en mercados emergentes pequeños; el contraste entre un activo líquido y otro ilíquido con idéntica exposición fundamental constituye un cuasi-experimento poco frecuente. En el </w:t>
-      </w:r>
-      <w:r>
-        <w:rPr>
-          <w:b/>
-        </w:rPr>
-        <w:t>práctico</w:t>
-      </w:r>
-      <w:r>
-        <w:t xml:space="preserve">, las elasticidades por horizonte y la evidencia sobre el rezago de incorporación son directamente útiles para la valoración, la gestión de riesgo y el diseño de coberturas de quienes invierten en el sector. En el de </w:t>
-      </w:r>
-      <w:r>
-        <w:rPr>
-          <w:b/>
-        </w:rPr>
-        <w:t>política pública</w:t>
-      </w:r>
-      <w:r>
-        <w:t>, los resultados informan el debate sobre la profundidad y liquidez del mercado de capitales chileno, al cuantificar un costo concreto de la baja liquidez del segmento local.</w:t>
-      </w:r>
-    </w:p>
-    <w:p>
-      <w:r>
-        <w:t xml:space="preserve">El </w:t>
-      </w:r>
-      <w:r>
-        <w:rPr>
-          <w:b/>
-        </w:rPr>
-        <w:t>alcance</w:t>
-      </w:r>
-      <w:r>
-        <w:t xml:space="preserve"> se delimita con claridad para no prometer más de lo que el diseño permite. El trabajo es de naturaleza explicativa y de medición de impacto: busca cuantificar relaciones, signos, magnitudes y dinámicas, no producir pronósticos de mercado; el ejercicio predictivo que se incluye cumple un rol de validación complementaria y de aplicación, no de objetivo central. El universo se restringe a las mineras de cobre cotizadas vinculadas a Chile, con referencias internacionales sólo a efectos de validez externa; no se abordan otros metales ni otros mercados salvo como comparación. La frecuencia primaria es diaria, complementada con análisis mensual para la macro nacional. Por último, las conclusiones sobre el papel de la liquidez se sostienen sobre el contraste de dos pure-plays; su generalización a otros contextos, aunque plausible a la luz de la teoría, queda planteada como pregunta empírica abierta.</w:t>
-      </w:r>
-    </w:p>
-    <w:p>
-      <w:pPr>
-        <w:pStyle w:val="Heading3"/>
-      </w:pPr>
-      <w:r>
-        <w:t>1.8 Estructura</w:t>
-      </w:r>
-    </w:p>
-    <w:p>
-      <w:r>
-        <w:t>El Capítulo 2 desarrolla el marco teórico; el 3 revisa la literatura; el 4 describe los datos; el 5 detalla la metodología y las especificaciones; el 6 presenta los resultados; el 7 los discute; el 8 concluye. Cierran las referencias y los anexos.</w:t>
-      </w:r>
-    </w:p>
-    <w:p>
-      <w:pPr>
-        <w:pStyle w:val="Heading2"/>
-      </w:pPr>
-      <w:r>
-        <w:t>2. Marco teórico</w:t>
-      </w:r>
-    </w:p>
-    <w:p>
-      <w:pPr>
-        <w:pStyle w:val="Heading3"/>
-      </w:pPr>
-      <w:r>
-        <w:t>2.1 Valoración de activos y factores macroeconómicos</w:t>
-      </w:r>
-    </w:p>
-    <w:p>
-      <w:r>
-        <w:t>El valor fundamental de una acción es el valor presente de sus flujos de caja esperados descontados a una tasa ajustada por riesgo. En su forma canónica, el modelo de descuento de dividendos expresa el precio como P_0 = Σ_{t≥1} E[D_t]/(1+k)^t, donde D_t es el flujo distribuible en t y k la tasa de descuento. Para una empresa cuyos ingresos dependen del precio de una materia prima, conviene descomponer el flujo operativo como una función del precio del commodity y de la estructura de costos: si q denota la producción, P el precio del cobre y c el costo de caja unitario, el margen operativo es proporcional a q·(P − c). Una variación del precio del cobre se propaga entonces al valor por dos vías: directamente, a través del numerador (flujos), e indirectamente, a través del denominador, en la medida en que las condiciones financieras globales que mueven al cobre (dólar, tasas, apetito por riesgo) también desplazan la tasa de descuento. Esta doble vía justifica un modelo multifactorial en el que el cobre comparte protagonismo con un conjunto acotado de factores macro- financieros.</w:t>
-      </w:r>
-    </w:p>
-    <w:p>
-      <w:r>
-        <w:t xml:space="preserve">Para una empresa minera de cobre, los </w:t>
-      </w:r>
-      <w:r>
-        <w:rPr>
-          <w:b/>
-        </w:rPr>
-        <w:t>flujos</w:t>
-      </w:r>
-      <w:r>
-        <w:t xml:space="preserve"> dependen directamente del precio del metal (ingreso) y de sus costos (energía, insumos, salarios, tipo de cambio), mientras que la </w:t>
-      </w:r>
-      <w:r>
-        <w:rPr>
-          <w:b/>
-        </w:rPr>
-        <w:t>tasa de descuento</w:t>
-      </w:r>
-      <w:r>
-        <w:t xml:space="preserve"> depende de la tasa libre de riesgo global y de las primas de riesgo. De esta estructura se desprenden cinco canales económicos que organizan la selección de variables independientes:</w:t>
-      </w:r>
-    </w:p>
-    <w:p>
-      <w:pPr>
-        <w:pStyle w:val="ListNumber"/>
-      </w:pPr>
-      <w:r/>
-      <w:r>
-        <w:rPr>
-          <w:b/>
-        </w:rPr>
-        <w:t>Canal de demanda/ingreso.</w:t>
-      </w:r>
-      <w:r>
-        <w:t xml:space="preserve"> El precio del cobre (LME/COMEX) y la demanda global —actividad industrial, China— determinan los ingresos esperados. Es el canal directo y, a priori, dominante para un pure-play.</w:t>
-      </w:r>
-    </w:p>
-    <w:p>
-      <w:pPr>
-        <w:pStyle w:val="ListNumber"/>
-      </w:pPr>
-      <w:r/>
-      <w:r>
-        <w:rPr>
-          <w:b/>
-        </w:rPr>
-        <w:t>Canal de costos.</w:t>
-      </w:r>
-      <w:r>
-        <w:t xml:space="preserve"> Energía (WTI) y tipo de cambio (CLP/USD): una depreciación real del peso abarata los costos locales medidos en dólares y puede ampliar el margen operativo de un exportador de cobre.</w:t>
-      </w:r>
-    </w:p>
-    <w:p>
-      <w:pPr>
-        <w:pStyle w:val="ListNumber"/>
-      </w:pPr>
-      <w:r/>
-      <w:r>
-        <w:rPr>
-          <w:b/>
-        </w:rPr>
-        <w:t>Canal de descuento.</w:t>
-      </w:r>
-      <w:r>
-        <w:t xml:space="preserve"> Las tasas de interés (rendimientos del Tesoro de EE. UU. a distintos plazos, TPM local) afectan el factor de descuento de los flujos.</w:t>
-      </w:r>
-    </w:p>
-    <w:p>
-      <w:pPr>
-        <w:pStyle w:val="ListNumber"/>
-      </w:pPr>
-      <w:r/>
-      <w:r>
-        <w:rPr>
-          <w:b/>
-        </w:rPr>
-        <w:t>Canal de moneda global.</w:t>
-      </w:r>
-      <w:r>
-        <w:t xml:space="preserve"> El índice dólar (DXY): los commodities cotizados en dólares tienden a moverse inversamente al valor del dólar.</w:t>
-      </w:r>
-    </w:p>
-    <w:p>
-      <w:pPr>
-        <w:pStyle w:val="ListNumber"/>
-      </w:pPr>
-      <w:r/>
-      <w:r>
-        <w:rPr>
-          <w:b/>
-        </w:rPr>
-        <w:t>Canal de riesgo/sentimiento.</w:t>
-      </w:r>
-      <w:r>
-        <w:t xml:space="preserve"> El VIX y los índices de mercado (S&amp;P 500, mercado local) capturan el apetito por riesgo y el componente sistemático (beta).</w:t>
-      </w:r>
-    </w:p>
-    <w:p>
-      <w:pPr>
-        <w:pStyle w:val="Heading3"/>
-      </w:pPr>
-      <w:r>
-        <w:t>2.2 Arbitrage Pricing Theory (APT)</w:t>
-      </w:r>
-    </w:p>
-    <w:p>
-      <w:r>
-        <w:t>El APT (Ross, 1976) postula que el retorno esperado de un activo es una función lineal de su exposición a un conjunto de factores de riesgo sistemáticos: E[r_i] = r_f + Σ_k β_{i,k} λ_k, donde λ_k es la prima del factor k y β_{i,k} la sensibilidad del activo i a ese factor. Chen, Roll y Ross (1986) operacionalizan el APT con factores macroeconómicos —producción industrial, inflación, prima por riesgo, pendiente de la curva— y muestran que están sistemáticamente valorados. La especificación multifactorial de los retornos empleada en el Capítulo 6 es, en esencia, una contrastación de tipo APT con factores específicos al sector cuprífero.</w:t>
-      </w:r>
-    </w:p>
-    <w:p>
-      <w:pPr>
-        <w:pStyle w:val="Heading3"/>
-      </w:pPr>
-      <w:r>
-        <w:t>2.3 Niveles versus cambios: equilibrio de largo plazo y dinámica de corto plazo</w:t>
-      </w:r>
-    </w:p>
-    <w:p>
-      <w:r>
-        <w:t xml:space="preserve">Una distinción metodológica esencial separa el análisis en </w:t>
-      </w:r>
-      <w:r>
-        <w:rPr>
-          <w:b/>
-        </w:rPr>
-        <w:t>niveles</w:t>
-      </w:r>
-      <w:r>
-        <w:t xml:space="preserve"> (precios) del análisis en </w:t>
-      </w:r>
-      <w:r>
-        <w:rPr>
-          <w:b/>
-        </w:rPr>
-        <w:t>cambios</w:t>
-      </w:r>
-      <w:r>
-        <w:t xml:space="preserve"> (retornos). Los precios de activos suelen comportarse como procesos integrados I(1) —caminatas aleatorias con tendencia estocástica—, mientras que los retornos son estacionarios I(0). Si dos o más series I(1) comparten una tendencia estocástica común, están </w:t>
-      </w:r>
-      <w:r>
-        <w:rPr>
-          <w:b/>
-        </w:rPr>
-        <w:t>cointegradas</w:t>
-      </w:r>
-      <w:r>
-        <w:t xml:space="preserve">: existe una combinación lineal estacionaria que representa su relación de equilibrio de largo plazo (Engle y Granger, 1987). El teorema de representación de Granger garantiza que toda relación de cointegración admite una representación de corrección de error (VECM), que separa limpiamente la dinámica de largo plazo (el vector cointegrante β) de los ajustes de corto plazo (la velocidad de ajuste α). Esta dualidad es la columna vertebral de la tesis: el impacto </w:t>
-      </w:r>
-      <w:r>
-        <w:rPr>
-          <w:b/>
-        </w:rPr>
-        <w:t>contemporáneo</w:t>
-      </w:r>
-      <w:r>
-        <w:t xml:space="preserve"> sobre los retornos y el equilibrio de </w:t>
-      </w:r>
-      <w:r>
-        <w:rPr>
-          <w:b/>
-        </w:rPr>
-        <w:t>largo plazo</w:t>
-      </w:r>
-      <w:r>
-        <w:t xml:space="preserve"> sobre los niveles responden preguntas distintas y se estiman con herramientas distintas.</w:t>
-      </w:r>
-    </w:p>
-    <w:p>
-      <w:pPr>
-        <w:pStyle w:val="Heading3"/>
-      </w:pPr>
-      <w:r>
-        <w:t>2.4 Microestructura, iliquidez y descubrimiento de precios</w:t>
-      </w:r>
-    </w:p>
-    <w:p>
-      <w:r>
-        <w:t xml:space="preserve">La hipótesis de mercados eficientes sostiene que los precios incorporan la información disponible de forma inmediata. La teoría de la microestructura matiza esa inmediatez: en presencia de </w:t>
-      </w:r>
-      <w:r>
-        <w:rPr>
-          <w:b/>
-        </w:rPr>
-        <w:t>fricciones de liquidez</w:t>
-      </w:r>
-      <w:r>
-        <w:t xml:space="preserve"> —baja profundidad, costos de transacción, transacción esporádica— la información se incorpora a los precios de forma </w:t>
-      </w:r>
-      <w:r>
-        <w:rPr>
-          <w:b/>
-        </w:rPr>
-        <w:t>gradual</w:t>
-      </w:r>
-      <w:r>
-        <w:t>, generando autocorrelación en los retornos y un proceso de price discovery lento. Amihud (2002) propone una medida operativa de iliquidez —el cociente entre el valor absoluto del retorno y el volumen transado— y documenta que la iliquidez (i) se asocia a una prima de retorno esperado y (ii) afecta con mayor fuerza a las empresas pequeñas. Para esta tesis, la teoría de microestructura provee el marco para interpretar la disociación corto/largo plazo del pure-play ilíquido: el fundamento (cobre) está presente, pero su incorporación al precio es diferida.</w:t>
-      </w:r>
-    </w:p>
-    <w:p>
-      <w:pPr>
-        <w:pStyle w:val="Heading3"/>
-      </w:pPr>
-      <w:r>
-        <w:t>2.5 Apalancamiento operativo y opcionalidad en la valoración minera</w:t>
-      </w:r>
-    </w:p>
-    <w:p>
-      <w:r>
-        <w:t xml:space="preserve">¿Por qué un pure-play de cobre debería tener una elasticidad-cobre cercana o incluso superior a la unidad en el largo plazo? La respuesta está en el </w:t>
-      </w:r>
-      <w:r>
-        <w:rPr>
-          <w:b/>
-        </w:rPr>
-        <w:t>apalancamiento operativo</w:t>
-      </w:r>
-      <w:r>
-        <w:t xml:space="preserve">. El margen de una minera es, aproximadamente, precio del cobre menos costo de caja unitario (C1). Como el costo es relativamente rígido a corto y mediano plazo, una variación porcentual del precio del cobre se traduce en una variación porcentual </w:t>
-      </w:r>
-      <w:r>
-        <w:rPr>
-          <w:b/>
-        </w:rPr>
-        <w:t>amplificada</w:t>
-      </w:r>
-      <w:r>
-        <w:t xml:space="preserve"> del margen y, por ende, del valor presente de los flujos. Formalmente, si el valor V ≈ q·(P − c)/k (con q producción, c costo unitario, k tasa de descuento), entonces ∂lnV/∂lnP = P/(P − c) &gt; 1 cuando c &gt; 0: la elasticidad-precio del valor excede a la unidad en la medida en que el costo representa una fracción significativa del precio. Las elasticidades de largo plazo estimadas (0.75–0.86) son consistentes con este mecanismo, atenuadas por diversificación de activos, coberturas y el componente de moneda.</w:t>
-      </w:r>
-    </w:p>
-    <w:p>
-      <w:r>
-        <w:t xml:space="preserve">La literatura de </w:t>
-      </w:r>
-      <w:r>
-        <w:rPr>
-          <w:b/>
-        </w:rPr>
-        <w:t>opciones reales</w:t>
-      </w:r>
-      <w:r>
-        <w:t xml:space="preserve"> añade un matiz: una mina contiene la opción de suspender producción cuando el precio cae bajo el costo de caja, lo que introduce </w:t>
-      </w:r>
-      <w:r>
-        <w:rPr>
-          <w:b/>
-        </w:rPr>
-        <w:t>no linealidad</w:t>
-      </w:r>
-      <w:r>
-        <w:t xml:space="preserve"> —la sensibilidad del valor al precio es mayor en alzas que en caídas extremas, o viceversa según la estructura de costos—. Esta opcionalidad motiva contrastar </w:t>
-      </w:r>
-      <w:r>
-        <w:rPr>
-          <w:b/>
-        </w:rPr>
-        <w:t>asimetría</w:t>
-      </w:r>
-      <w:r>
-        <w:t xml:space="preserve"> (NARDL): es plausible que la respuesta a alzas y caídas del cobre difiera, como en efecto se documenta para Antofagasta (§6.8).</w:t>
-      </w:r>
-    </w:p>
-    <w:p>
-      <w:pPr>
-        <w:pStyle w:val="Heading3"/>
-      </w:pPr>
-      <w:r>
-        <w:t>2.6 Riesgo sistemático y beta</w:t>
-      </w:r>
-    </w:p>
-    <w:p>
-      <w:r>
-        <w:t xml:space="preserve">El componente sistemático del retorno se captura mediante la exposición al mercado (beta). En este estudio se incluyen tanto un índice global (S&amp;P 500) como un proxy del mercado local (ETF MSCI Chile), de modo que la elasticidad-cobre estimada se interpreta como el efecto </w:t>
-      </w:r>
-      <w:r>
-        <w:rPr>
-          <w:b/>
-        </w:rPr>
-        <w:t>incremental</w:t>
-      </w:r>
-      <w:r>
-        <w:t xml:space="preserve"> del cobre por sobre el comovimiento de mercado. La distinción es relevante para el activo local: si Pucobre cargara fuertemente sobre el mercado local pero poco sobre el cobre en el corto plazo (como se halla), ello indica que su comovimiento diario está dominado por factores locales de mercado y liquidez, no por el fundamento cuprífero —que opera con rezago—.</w:t>
-      </w:r>
-    </w:p>
-    <w:p>
-      <w:pPr>
-        <w:pStyle w:val="Heading2"/>
-      </w:pPr>
-      <w:r>
-        <w:t>3. Revisión de literatura</w:t>
-      </w:r>
-    </w:p>
-    <w:p>
-      <w:pPr>
-        <w:pStyle w:val="IntenseQuote"/>
-      </w:pPr>
-      <w:r>
-        <w:t>Las referencias de esta sección fueron verificadas en fuentes primarias (editor /</w:t>
-      </w:r>
-    </w:p>
-    <w:p>
-      <w:pPr>
-        <w:pStyle w:val="IntenseQuote"/>
-      </w:pPr>
-      <w:r>
-        <w:t>repositorios académicos). El listado completo, con DOIs, está en el Capítulo 9.</w:t>
-      </w:r>
-    </w:p>
-    <w:p>
-      <w:pPr>
-        <w:pStyle w:val="Heading3"/>
-      </w:pPr>
-      <w:r>
-        <w:t>3.1 Factores macroeconómicos y retornos accionarios (APT)</w:t>
-      </w:r>
-    </w:p>
-    <w:p>
-      <w:r>
-        <w:t xml:space="preserve">El marco moderno de valoración nace con la teoría de selección de cartera (Markowitz, 1952) y el CAPM (Sharpe, 1964; Lintner, 1965), que reducen el riesgo relevante a la covarianza con el mercado (beta). El APT (Ross, 1976) generaliza a un modelo </w:t>
-      </w:r>
-      <w:r>
-        <w:rPr>
-          <w:b/>
-        </w:rPr>
-        <w:t>multifactorial</w:t>
-      </w:r>
-      <w:r>
-        <w:t xml:space="preserve"> sin requerir la cartera de mercado, y su contrastación seminal en Chen, Roll y Ross (1986) muestra que innovaciones en la producción industrial, la inflación esperada y no esperada, la prima por riesgo (spread de bonos) y la pendiente de la estructura temporal son factores sistemáticamente valorados. Esta línea —junto con la hipótesis de mercados eficientes (Fama, 1970), que enmarca la velocidad con que los precios incorporan la información— justifica incluir como regresores las tasas (Tesoro de EE. UU., TPM), el dólar (DXY) y el riesgo (VIX), además del cobre como factor sectorial específico. La elección entre modelar niveles o cambios y el uso de sistemas dinámicos se apoya en la tradición abierta por Granger (1969) sobre causalidad y por Sims (1980) sobre la modelación VAR sin restricciones teóricas a priori.</w:t>
-      </w:r>
-    </w:p>
-    <w:p>
-      <w:pPr>
-        <w:pStyle w:val="Heading3"/>
-      </w:pPr>
-      <w:r>
-        <w:t>3.2 Commodities, "monedas-commodity" y economías cupríferas</w:t>
-      </w:r>
-    </w:p>
-    <w:p>
-      <w:r>
-        <w:t xml:space="preserve">Chen y Rogoff (2003) introducen el concepto de commodity currency: para economías exportadoras de materias primas, el precio mundial de su canasta exportadora es un determinante robusto del tipo de cambio real. El caso chileno es arquetípico —el cobre representa cerca de la mitad de las exportaciones— y existe evidencia específica: el Working Paper N°640 del Banco Central de Chile (Copper, the Real Exchange Rate and Macroeconomic Fluctuations in Chile) analiza el rol del cobre y del tipo de cambio real como amortiguadores de shocks, y trabajos publicados en Resources Policy documentan que el tipo de cambio chileno posee poder predictivo sobre los precios de los metales base, evidenciando una relación cobre↔CLP de doble vía. Esta literatura fundamenta el canal moneda y motiva tratar el cobre como variable forzante frente a las acciones locales, hipótesis que el test de Toda-Yamamoto contrasta directamente. El antecedente más directo es Mendiola, Chávez-Bedoya y Wallenstein (2022), que documentan una relación </w:t>
-      </w:r>
-      <w:r>
-        <w:rPr>
-          <w:b/>
-        </w:rPr>
-        <w:t>positiva pero inelástica</w:t>
-      </w:r>
-      <w:r>
-        <w:t xml:space="preserve"> entre los cambios del precio del cobre y los retornos de acciones mineras de cobre —precisamente la magnitud que esta tesis estima y descompone por horizonte—. Kilian y Park (2009) advierten que el efecto de un shock de commodity sobre las acciones depende de si es de oferta o de demanda, y Díaz, Hansen y Cabrera (2021) —autores chilenos— muestran que variables macro-financieras (VIX, incertidumbre, ciclo) gobiernan la volatilidad del cobre, respaldando el conjunto de regresores empleado. Gorton y Rouwenhorst (2006) y Cashin et al. (2002) enmarcan, además, el comportamiento cíclico y asimétrico de los precios de commodities que motiva la especificación NARDL.</w:t>
-      </w:r>
-    </w:p>
-    <w:p>
-      <w:pPr>
-        <w:pStyle w:val="Heading3"/>
-      </w:pPr>
-      <w:r>
-        <w:t>3.3 Iliquidez y descubrimiento de precios</w:t>
-      </w:r>
-    </w:p>
-    <w:p>
-      <w:r>
-        <w:t>El hallazgo central dialoga con Amihud (2002), cuyo ratio de iliquidez (valor absoluto del retorno sobre el volumen) se asocia positivamente a los retornos esperados (prima de liquidez) y afecta con mayor fuerza a las empresas pequeñas. La teoría de la microestructura —desde el modelo de información asimétrica de Kyle (1985), que formaliza cómo el creador de mercado actualiza precios ante el flujo de órdenes, hasta la medición de costos implícitos de transacción de Roll (1984)— explica por qué la baja liquidez ralentiza el descubrimiento de precios: la información se incorpora sólo cuando hay transacción, induciendo autocorrelación en los retornos. El caso Pucobre —pure-play con 62% de días sin transacción y transmisión del cobre diferida— es una manifestación nítida de este mecanismo en un mercado emergente pequeño, y conecta con la evidencia de que los retornos de small-caps incorporan los factores comunes con rezago respecto de los de gran capitalización. Bekaert, Harvey y Lundblad (2007) muestran que la liquidez local es un determinante de primer orden de los retornos esperados en mercados emergentes, y Amihud, Hameed, Kang y Zhang (2015) documentan que el premio por iliquidez se concentra en las firmas más pequeñas a nivel internacional —justo el perfil de Pucobre—; para mercados ilíquidos, la proporción de días con retorno cero suele superar a Amihud como proxy, lo que motiva el uso de múltiples medidas en §6.14.</w:t>
-      </w:r>
-    </w:p>
-    <w:p>
-      <w:pPr>
-        <w:pStyle w:val="Heading3"/>
-      </w:pPr>
-      <w:r>
-        <w:t>3.4 Fundamentos econométricos</w:t>
-      </w:r>
-    </w:p>
-    <w:p>
-      <w:pPr>
-        <w:pStyle w:val="ListBullet"/>
-      </w:pPr>
-      <w:r/>
-      <w:r>
-        <w:rPr>
-          <w:b/>
-        </w:rPr>
-        <w:t>Cointegración y corrección de error.</w:t>
-      </w:r>
-      <w:r>
-        <w:t xml:space="preserve"> Engle y Granger (1987) introducen la cointegración y el ECM; Johansen (1991) generaliza al enfoque de máxima verosimilitud multivariante (estadísticos de la traza y del máximo autovalor).</w:t>
-      </w:r>
-    </w:p>
-    <w:p>
-      <w:pPr>
-        <w:pStyle w:val="ListBullet"/>
-      </w:pPr>
-      <w:r/>
-      <w:r>
-        <w:rPr>
-          <w:b/>
-        </w:rPr>
-        <w:t>Bounds testing y asimetría.</w:t>
-      </w:r>
-      <w:r>
-        <w:t xml:space="preserve"> Pesaran, Shin y Smith (2001) proponen el ARDL bounds test, válido con regresores I(0)/I(1) sin pre-test de orden; Shin, Yu y Greenwood-Nimmo (2014) lo extienden al NARDL para asimetrías de corto y largo plazo mediante sumas parciales positivas y negativas.</w:t>
-      </w:r>
-    </w:p>
-    <w:p>
-      <w:pPr>
-        <w:pStyle w:val="ListBullet"/>
-      </w:pPr>
-      <w:r/>
-      <w:r>
-        <w:rPr>
-          <w:b/>
-        </w:rPr>
-        <w:t>Causalidad robusta a integración.</w:t>
-      </w:r>
-      <w:r>
-        <w:t xml:space="preserve"> Toda y Yamamoto (1995) proponen un VAR aumentado en niveles que permite inferir causalidad sin sesgo por raíces unitarias.</w:t>
-      </w:r>
-    </w:p>
-    <w:p>
-      <w:pPr>
-        <w:pStyle w:val="ListBullet"/>
-      </w:pPr>
-      <w:r/>
-      <w:r>
-        <w:rPr>
-          <w:b/>
-        </w:rPr>
-        <w:t>Volatilidad condicional.</w:t>
-      </w:r>
-      <w:r>
-        <w:t xml:space="preserve"> Bollerslev (1986) (GARCH), Nelson (1991) (EGARCH) y Glosten, Jagannathan y Runkle (1993) (GJR-GARCH) modelan persistencia y efecto apalancamiento.</w:t>
-      </w:r>
-    </w:p>
-    <w:p>
-      <w:pPr>
-        <w:pStyle w:val="ListBullet"/>
-      </w:pPr>
-      <w:r/>
-      <w:r>
-        <w:rPr>
-          <w:b/>
+          <w:i w:val="0"/>
         </w:rPr>
         <w:t>Inferencia robusta.</w:t>
       </w:r>
       <w:r>
+        <w:rPr>
+          <w:b w:val="0"/>
+          <w:i w:val="0"/>
+        </w:rPr>
         <w:t xml:space="preserve"> Newey y West (1987) para errores HAC; Dickey-Fuller (1979), Phillips-Perron (1988), KPSS (1992) y Zivot-Andrews (1992) para raíces unitarias y quiebres endógenos.</w:t>
       </w:r>
     </w:p>
@@ -2291,12 +3268,90 @@
     </w:p>
     <w:p>
       <w:r>
-        <w:t>La literatura chilena se concentró en el canal cobre→tipo de cambio→macro. Es escasa la evidencia que cuantifique el canal cobre→valoración bursátil de las mineras chilenas distinguiendo horizonte temporal y liquidez del activo. Esta tesis aporta en ese punto, integrando APT, cointegración, volatilidad y microestructura sobre el reducido universo de pure-plays cupríferos.</w:t>
+        <w:rPr>
+          <w:b w:val="0"/>
+          <w:i w:val="0"/>
+        </w:rPr>
+        <w:t xml:space="preserve">La literatura chilena se concentró en el canal cobre→tipo de cambio→macro. Es escasa la evidencia que cuantifique el canal cobre→valoración bursátil de las mineras chilenas distinguiendo horizonte temporal y liquidez del activo. Esta tesis aporta en ese punto, integrando APT, cointegración, volatilidad y microestructura sobre el reducido universo de </w:t>
+      </w:r>
+      <w:r>
+        <w:rPr>
+          <w:b w:val="0"/>
+          <w:i/>
+        </w:rPr>
+        <w:t>pure-plays</w:t>
+      </w:r>
+      <w:r>
+        <w:rPr>
+          <w:b w:val="0"/>
+          <w:i w:val="0"/>
+        </w:rPr>
+        <w:t xml:space="preserve"> cupríferos.</w:t>
       </w:r>
     </w:p>
     <w:p>
       <w:r>
-        <w:t>Conviene situar con precisión la contribución frente a los trabajos reseñados. La literatura de factores macro (Chen, Roll y Ross, 1986) establece qué variables valora el mercado, pero no aborda la velocidad de incorporación ni el papel de la liquidez; la de monedas-commodity (Chen y Rogoff, 2003) y la chilena del Banco Central documentan el eslabón cobre→tipo de cambio, deteniéndose un paso antes de la valoración accionaria; y los estudios sectoriales internacionales (Mendiola et al., 2022; Kilian y Park, 2009) cuantifican la reacción de las mineras al commodity pero sin el contraste de microestructura que aquí se explota. Por su parte, la literatura de iliquidez (Amihud, 2002; Bekaert et al., 2007) provee el marco conceptual y la métrica, pero rara vez se aplica a un experimento natural tan nítido como el que ofrece el par Antofagasta–Pucobre: dos pure-plays con idéntica exposición fundamental al cobre y liquidez radicalmente distinta. La originalidad de esta tesis reside, precisamente, en cruzar esas tradiciones —factores macro, cointegración, volatilidad y microestructura— para descomponer la transmisión cobre→valoración por horizonte y atribuir la pendiente de esa curva a la liquidez, en un mercado emergente y sobre un sector de importancia sistémica para el país.</w:t>
+        <w:rPr>
+          <w:b w:val="0"/>
+          <w:i w:val="0"/>
+        </w:rPr>
+        <w:t xml:space="preserve">Conviene situar con precisión la contribución frente a los trabajos reseñados. La literatura de factores macro (Chen, Roll y Ross, 1986) establece </w:t>
+      </w:r>
+      <w:r>
+        <w:rPr>
+          <w:b w:val="0"/>
+          <w:i/>
+        </w:rPr>
+        <w:t>qué</w:t>
+      </w:r>
+      <w:r>
+        <w:rPr>
+          <w:b w:val="0"/>
+          <w:i w:val="0"/>
+        </w:rPr>
+        <w:t xml:space="preserve"> variables valora el mercado, pero no aborda la </w:t>
+      </w:r>
+      <w:r>
+        <w:rPr>
+          <w:b w:val="0"/>
+          <w:i/>
+        </w:rPr>
+        <w:t>velocidad</w:t>
+      </w:r>
+      <w:r>
+        <w:rPr>
+          <w:b w:val="0"/>
+          <w:i w:val="0"/>
+        </w:rPr>
+        <w:t xml:space="preserve"> de incorporación ni el papel de la liquidez; la de monedas-commodity (Chen y Rogoff, 2003) y la chilena del Banco Central documentan el eslabón cobre→tipo de cambio, deteniéndose un paso antes de la valoración accionaria; y los estudios sectoriales internacionales (Mendiola et al., 2022; Kilian y Park, 2009) cuantifican la reacción de las mineras al </w:t>
+      </w:r>
+      <w:r>
+        <w:rPr>
+          <w:b w:val="0"/>
+          <w:i/>
+        </w:rPr>
+        <w:t>commodity</w:t>
+      </w:r>
+      <w:r>
+        <w:rPr>
+          <w:b w:val="0"/>
+          <w:i w:val="0"/>
+        </w:rPr>
+        <w:t xml:space="preserve"> pero sin el contraste de microestructura que aquí se explota. Por su parte, la literatura de iliquidez (Amihud, 2002; Bekaert et al., 2007) provee el marco conceptual y la métrica, pero rara vez se aplica a un experimento natural tan nítido como el que ofrece el par Antofagasta–Pucobre: dos </w:t>
+      </w:r>
+      <w:r>
+        <w:rPr>
+          <w:b w:val="0"/>
+          <w:i/>
+        </w:rPr>
+        <w:t>pure-plays</w:t>
+      </w:r>
+      <w:r>
+        <w:rPr>
+          <w:b w:val="0"/>
+          <w:i w:val="0"/>
+        </w:rPr>
+        <w:t xml:space="preserve"> con idéntica exposición fundamental al cobre y liquidez radicalmente distinta. La originalidad de esta tesis reside, precisamente, en cruzar esas tradiciones —factores macro, cointegración, volatilidad y microestructura— para descomponer la transmisión cobre→valoración por horizonte y atribuir la pendiente de esa curva a la liquidez, en un mercado emergente y sobre un sector de importancia sistémica para el país.</w:t>
       </w:r>
     </w:p>
     <w:p>
@@ -2317,34 +3372,70 @@
     </w:p>
     <w:p>
       <w:r>
+        <w:rPr>
+          <w:b w:val="0"/>
+          <w:i w:val="0"/>
+        </w:rPr>
         <w:t>Chile es el primer productor mundial de cobre de mina, con una participación cercana a un cuarto de la oferta global, y el metal concentra del orden de la mitad de su canasta exportadora. Esta especialización confiere al cobre un papel macroeconómico de primer orden: influye en la balanza comercial, en los ingresos fiscales —por la vía de Codelco y de los tributos a la gran minería privada— y en la trayectoria del tipo de cambio real. La institucionalidad del sector combina una empresa estatal de gran escala (Codelco), que no cotiza en renta variable y sólo accede a los mercados mediante emisión de deuda, con un conjunto de productores privados de tamaño y estructura de propiedad heterogéneos. Esta configuración explica por qué el universo de mineras de cobre accesibles para un inversionista bursátil es reducido y por qué su estudio exige resolver primero, de forma empírica, qué emisores existen y con qué profundidad de mercado.</w:t>
       </w:r>
     </w:p>
     <w:p>
       <w:r>
+        <w:rPr>
+          <w:b w:val="0"/>
+          <w:i w:val="0"/>
+        </w:rPr>
         <w:t xml:space="preserve">La </w:t>
       </w:r>
       <w:r>
         <w:rPr>
           <w:b/>
+          <w:i w:val="0"/>
         </w:rPr>
         <w:t>Bolsa de Santiago</w:t>
       </w:r>
       <w:r>
+        <w:rPr>
+          <w:b w:val="0"/>
+          <w:i w:val="0"/>
+        </w:rPr>
         <w:t xml:space="preserve">, principal plaza accionaria del país, se caracteriza por una capitalización moderada en términos internacionales y por una </w:t>
       </w:r>
       <w:r>
         <w:rPr>
           <w:b/>
+          <w:i w:val="0"/>
         </w:rPr>
         <w:t>liquidez muy heterogénea</w:t>
       </w:r>
       <w:r>
-        <w:t xml:space="preserve"> entre emisores: unos pocos títulos de gran capitalización concentran el grueso del volumen, mientras que numerosas acciones de menor tamaño transan de forma intermitente. Esta dualidad de liquidez es central para esta tesis, pues el contraste entre un pure-play de cobre cotizado en una plaza profunda (Antofagasta, en Londres) y otro cotizado localmente con baja profundidad (Pucobre) provee la variación que permite identificar el efecto de la microestructura sobre la transmisión de precios.</w:t>
+        <w:rPr>
+          <w:b w:val="0"/>
+          <w:i w:val="0"/>
+        </w:rPr>
+        <w:t xml:space="preserve"> entre emisores: unos pocos títulos de gran capitalización concentran el grueso del volumen, mientras que numerosas acciones de menor tamaño transan de forma intermitente. Esta dualidad de liquidez es central para esta tesis, pues el contraste entre un </w:t>
+      </w:r>
+      <w:r>
+        <w:rPr>
+          <w:b w:val="0"/>
+          <w:i/>
+        </w:rPr>
+        <w:t>pure-play</w:t>
+      </w:r>
+      <w:r>
+        <w:rPr>
+          <w:b w:val="0"/>
+          <w:i w:val="0"/>
+        </w:rPr>
+        <w:t xml:space="preserve"> de cobre cotizado en una plaza profunda (Antofagasta, en Londres) y otro cotizado localmente con baja profundidad (Pucobre) provee la variación que permite identificar el efecto de la microestructura sobre la transmisión de precios.</w:t>
       </w:r>
     </w:p>
     <w:p>
       <w:r>
+        <w:rPr>
+          <w:b w:val="0"/>
+          <w:i w:val="0"/>
+        </w:rPr>
         <w:t>El período 2004–2026 cubre, además, un conjunto excepcionalmente rico de regímenes para el precio del cobre: el superciclo de las materias primas (2004–2011), impulsado por la urbanización e industrialización de China; el colapso abrupto de la crisis financiera global (2008–2009); la corrección de mediados de la década pasada; el desplome y la recuperación en torno a la pandemia (2020); y el repunte vinculado a la transición energética y la electromovilidad (2021 en adelante). Esta sucesión de auges y caídas ofrece un laboratorio natural para examinar la estabilidad de la relación cobre–valoración y para justificar el análisis de quiebres estructurales y de submuestras.</w:t>
       </w:r>
     </w:p>
@@ -2358,6 +3449,10 @@
     </w:p>
     <w:p>
       <w:r>
+        <w:rPr>
+          <w:b w:val="0"/>
+          <w:i w:val="0"/>
+        </w:rPr>
         <w:t>El universo de mineras de cobre cotizadas vinculadas a Chile es muy reducido. Se verificó la disponibilidad real de cada candidato mediante descarga efectiva (no se asumió su existencia). El resultado se organiza en tres anillos concéntricos:</w:t>
       </w:r>
     </w:p>
@@ -3077,16 +4172,53 @@
     </w:p>
     <w:p>
       <w:r>
+        <w:rPr>
+          <w:b w:val="0"/>
+          <w:i w:val="0"/>
+        </w:rPr>
         <w:t xml:space="preserve">Codelco se excluye del análisis accionario (estatal, no cotiza en renta variable; sólo emite deuda). Hallazgo relevante: </w:t>
       </w:r>
       <w:r>
         <w:rPr>
           <w:b/>
-        </w:rPr>
-        <w:t>Pucobre es el único pure-play de cobre listado directamente en la Bolsa de Santiago y en pesos</w:t>
-      </w:r>
-      <w:r>
-        <w:t>, lo que habilita el contraste con Antofagasta (cross-listed, GBp, alta liquidez) que vertebra la tesis. La Tabla siguiente documenta la verificación empírica de disponibilidad de cada candidato (número de observaciones, rango de fechas y moneda).</w:t>
+          <w:i w:val="0"/>
+        </w:rPr>
+        <w:t xml:space="preserve">Pucobre es el único </w:t>
+      </w:r>
+      <w:r>
+        <w:rPr>
+          <w:b/>
+          <w:i/>
+        </w:rPr>
+        <w:t>pure-play</w:t>
+      </w:r>
+      <w:r>
+        <w:rPr>
+          <w:b/>
+          <w:i w:val="0"/>
+        </w:rPr>
+        <w:t xml:space="preserve"> de cobre listado directamente en la Bolsa de Santiago y en pesos</w:t>
+      </w:r>
+      <w:r>
+        <w:rPr>
+          <w:b w:val="0"/>
+          <w:i w:val="0"/>
+        </w:rPr>
+        <w:t>, lo que habilita el contraste con Antofagasta (</w:t>
+      </w:r>
+      <w:r>
+        <w:rPr>
+          <w:b w:val="0"/>
+          <w:i/>
+        </w:rPr>
+        <w:t>cross-listed</w:t>
+      </w:r>
+      <w:r>
+        <w:rPr>
+          <w:b w:val="0"/>
+          <w:i w:val="0"/>
+        </w:rPr>
+        <w:t>, GBp, alta liquidez) que vertebra la tesis. La Tabla siguiente documenta la verificación empírica de disponibilidad de cada candidato (número de observaciones, rango de fechas y moneda).</w:t>
       </w:r>
     </w:p>
     <w:p>
@@ -5343,91 +6475,229 @@
     </w:p>
     <w:p>
       <w:r>
+        <w:rPr>
+          <w:b w:val="0"/>
+          <w:i w:val="0"/>
+        </w:rPr>
         <w:t>#### 4.1.1 Perfiles institucionales</w:t>
       </w:r>
     </w:p>
     <w:p>
-      <w:r/>
       <w:r>
         <w:rPr>
           <w:b/>
+          <w:i w:val="0"/>
         </w:rPr>
         <w:t>Antofagasta plc.</w:t>
       </w:r>
       <w:r>
-        <w:t xml:space="preserve"> Pure-play de cobre del grupo Luksic (familia chilena), con operación íntegramente en Chile pero </w:t>
+        <w:rPr>
+          <w:b w:val="0"/>
+          <w:i w:val="0"/>
+        </w:rPr>
+        <w:t xml:space="preserve"> </w:t>
+      </w:r>
+      <w:r>
+        <w:rPr>
+          <w:b w:val="0"/>
+          <w:i/>
+        </w:rPr>
+        <w:t>Pure-play</w:t>
+      </w:r>
+      <w:r>
+        <w:rPr>
+          <w:b w:val="0"/>
+          <w:i w:val="0"/>
+        </w:rPr>
+        <w:t xml:space="preserve"> de cobre del grupo Luksic (familia chilena), con operación íntegramente en Chile pero </w:t>
       </w:r>
       <w:r>
         <w:rPr>
           <w:b/>
+          <w:i w:val="0"/>
         </w:rPr>
         <w:t>cotización primaria en la Bolsa de Londres</w:t>
       </w:r>
       <w:r>
-        <w:t xml:space="preserve"> e integración al índice FTSE-100. Produjo del orden de 0,65 millones de toneladas de cobre en 2025, a través de minas como Los Pelambres, Centinela y otras en el norte de Chile. Su tamaño, su condición de blue chip británico y su elevada liquidez la convierten en el referente del pure-play líquido del estudio.</w:t>
+        <w:rPr>
+          <w:b w:val="0"/>
+          <w:i w:val="0"/>
+        </w:rPr>
+        <w:t xml:space="preserve"> e integración al índice FTSE-100. Produjo del orden de 0,65 millones de toneladas de cobre en 2025, a través de minas como Los Pelambres, Centinela y otras en el norte de Chile. Su tamaño, su condición de </w:t>
+      </w:r>
+      <w:r>
+        <w:rPr>
+          <w:b w:val="0"/>
+          <w:i/>
+        </w:rPr>
+        <w:t>blue chip</w:t>
+      </w:r>
+      <w:r>
+        <w:rPr>
+          <w:b w:val="0"/>
+          <w:i w:val="0"/>
+        </w:rPr>
+        <w:t xml:space="preserve"> británico y su elevada liquidez la convierten en el referente del </w:t>
+      </w:r>
+      <w:r>
+        <w:rPr>
+          <w:b w:val="0"/>
+          <w:i/>
+        </w:rPr>
+        <w:t>pure-play</w:t>
+      </w:r>
+      <w:r>
+        <w:rPr>
+          <w:b w:val="0"/>
+          <w:i w:val="0"/>
+        </w:rPr>
+        <w:t xml:space="preserve"> líquido del estudio.</w:t>
       </w:r>
     </w:p>
     <w:p>
-      <w:r/>
       <w:r>
         <w:rPr>
           <w:b/>
+          <w:i w:val="0"/>
         </w:rPr>
         <w:t>Pucobre (Sociedad Punta del Cobre S.A.).</w:t>
       </w:r>
       <w:r>
+        <w:rPr>
+          <w:b w:val="0"/>
+          <w:i w:val="0"/>
+        </w:rPr>
         <w:t xml:space="preserve"> Productor de cobre de tamaño medio-bajo con operaciones concentradas en la Región de Atacama, </w:t>
       </w:r>
       <w:r>
         <w:rPr>
           <w:b/>
+          <w:i w:val="0"/>
         </w:rPr>
         <w:t>listado directamente en la Bolsa de Santiago y denominado en pesos</w:t>
       </w:r>
       <w:r>
+        <w:rPr>
+          <w:b w:val="0"/>
+          <w:i w:val="0"/>
+        </w:rPr>
         <w:t xml:space="preserve">. Su capitalización y, sobre todo, su </w:t>
       </w:r>
       <w:r>
         <w:rPr>
           <w:b/>
+          <w:i w:val="0"/>
         </w:rPr>
         <w:t>liquidez bursátil</w:t>
       </w:r>
       <w:r>
-        <w:t xml:space="preserve"> son órdenes de magnitud menores que las de Antofagasta: no registra transacciones en cerca del 62% de las jornadas (§6.12). Es, por construcción, el caso ideal de pure-play local e ilíquido y el centro del contraste de la tesis.</w:t>
+        <w:rPr>
+          <w:b w:val="0"/>
+          <w:i w:val="0"/>
+        </w:rPr>
+        <w:t xml:space="preserve"> son órdenes de magnitud menores que las de Antofagasta: no registra transacciones en cerca del 62% de las jornadas (§6.12). Es, por construcción, el caso ideal de </w:t>
+      </w:r>
+      <w:r>
+        <w:rPr>
+          <w:b w:val="0"/>
+          <w:i/>
+        </w:rPr>
+        <w:t>pure-play</w:t>
+      </w:r>
+      <w:r>
+        <w:rPr>
+          <w:b w:val="0"/>
+          <w:i w:val="0"/>
+        </w:rPr>
+        <w:t xml:space="preserve"> local e ilíquido y el centro del contraste de la tesis.</w:t>
       </w:r>
     </w:p>
     <w:p>
-      <w:r/>
       <w:r>
         <w:rPr>
           <w:b/>
+          <w:i w:val="0"/>
         </w:rPr>
         <w:t>CAP S.A.</w:t>
       </w:r>
       <w:r>
+        <w:rPr>
+          <w:b w:val="0"/>
+          <w:i w:val="0"/>
+        </w:rPr>
         <w:t xml:space="preserve"> Conglomerado chileno de minería del hierro y acero (no cobre puro), listado en Santiago; entra en el anillo de minería-materiales como control sectorial. </w:t>
       </w:r>
       <w:r>
         <w:rPr>
           <w:b/>
+          <w:i w:val="0"/>
         </w:rPr>
         <w:t>SQM (Sociedad Química y Minera de Chile).</w:t>
       </w:r>
       <w:r>
-        <w:t xml:space="preserve"> Productor de litio, yodo y potasio (no cobre); su inclusión permite distinguir la sensibilidad específica al cobre de la sensibilidad genérica a commodities mineros chilenos.</w:t>
+        <w:rPr>
+          <w:b w:val="0"/>
+          <w:i w:val="0"/>
+        </w:rPr>
+        <w:t xml:space="preserve"> Productor de litio, yodo y potasio (no cobre); su inclusión permite distinguir la sensibilidad específica al cobre de la sensibilidad genérica a </w:t>
+      </w:r>
+      <w:r>
+        <w:rPr>
+          <w:b w:val="0"/>
+          <w:i/>
+        </w:rPr>
+        <w:t>commodities</w:t>
+      </w:r>
+      <w:r>
+        <w:rPr>
+          <w:b w:val="0"/>
+          <w:i w:val="0"/>
+        </w:rPr>
+        <w:t xml:space="preserve"> mineros chilenos.</w:t>
       </w:r>
     </w:p>
     <w:p>
-      <w:r/>
       <w:r>
         <w:rPr>
           <w:b/>
+          <w:i w:val="0"/>
         </w:rPr>
         <w:t>Referencias internacionales.</w:t>
       </w:r>
       <w:r>
-        <w:t xml:space="preserve"> Southern Copper (SCCO) y Freeport-McMoRan (FCX), grandes mineras de cobre de las Américas; BHP, diversificada con fuerte exposición a cobre (incluida la mina Escondida en Chile); y Glencore, trader/minera diversificada. Aportan un benchmark externo de la elasticidad-cobre y validez de las magnitudes.</w:t>
+        <w:rPr>
+          <w:b w:val="0"/>
+          <w:i w:val="0"/>
+        </w:rPr>
+        <w:t xml:space="preserve"> Southern Copper (SCCO) y Freeport-McMoRan (FCX), grandes mineras de cobre de las Américas; BHP, diversificada con fuerte exposición a cobre (incluida la mina Escondida en Chile); y Glencore, </w:t>
+      </w:r>
+      <w:r>
+        <w:rPr>
+          <w:b w:val="0"/>
+          <w:i/>
+        </w:rPr>
+        <w:t>trader</w:t>
+      </w:r>
+      <w:r>
+        <w:rPr>
+          <w:b w:val="0"/>
+          <w:i w:val="0"/>
+        </w:rPr>
+        <w:t xml:space="preserve">/minera diversificada. Aportan un </w:t>
+      </w:r>
+      <w:r>
+        <w:rPr>
+          <w:b w:val="0"/>
+          <w:i/>
+        </w:rPr>
+        <w:t>benchmark</w:t>
+      </w:r>
+      <w:r>
+        <w:rPr>
+          <w:b w:val="0"/>
+          <w:i w:val="0"/>
+        </w:rPr>
+        <w:t xml:space="preserve"> externo de la elasticidad-cobre y validez de las magnitudes.</w:t>
       </w:r>
     </w:p>
     <w:p>
@@ -6234,30 +7504,121 @@
     </w:p>
     <w:p>
       <w:r>
-        <w:t>Se construyen log-precios ln(P_t) (niveles, para análisis de cointegración), log-retornos diarios r_t = 100·Δln(P_t) (variable principal, I(0)), variaciones log de los factores de precio y primeras diferencias de las tasas en nivel. El manejo de datos faltantes emplea forward-fill acotado (máximo 3–5 días) sólo para series de nivel; los retornos no se rellenan, para no introducir autocorrelación espuria. La alineación de calendarios entre las plazas de Londres, Santiago y Nueva York reduce la muestra efectiva común en las regresiones multifactor a n ≈ 4.475 observaciones diarias.</w:t>
+        <w:rPr>
+          <w:b w:val="0"/>
+          <w:i w:val="0"/>
+        </w:rPr>
+        <w:t>Se construyen log-precios ln(P</w:t>
+      </w:r>
+      <w:r>
+        <w:rPr>
+          <w:b w:val="0"/>
+          <w:i w:val="0"/>
+          <w:vertAlign w:val="subscript"/>
+        </w:rPr>
+        <w:t>t</w:t>
+      </w:r>
+      <w:r>
+        <w:rPr>
+          <w:b w:val="0"/>
+          <w:i w:val="0"/>
+        </w:rPr>
+        <w:t>) (niveles, para análisis de cointegración), log-retornos diarios r</w:t>
+      </w:r>
+      <w:r>
+        <w:rPr>
+          <w:b w:val="0"/>
+          <w:i w:val="0"/>
+          <w:vertAlign w:val="subscript"/>
+        </w:rPr>
+        <w:t>t</w:t>
+      </w:r>
+      <w:r>
+        <w:rPr>
+          <w:b w:val="0"/>
+          <w:i w:val="0"/>
+        </w:rPr>
+        <w:t xml:space="preserve"> = 100·Δln(P</w:t>
+      </w:r>
+      <w:r>
+        <w:rPr>
+          <w:b w:val="0"/>
+          <w:i w:val="0"/>
+          <w:vertAlign w:val="subscript"/>
+        </w:rPr>
+        <w:t>t</w:t>
+      </w:r>
+      <w:r>
+        <w:rPr>
+          <w:b w:val="0"/>
+          <w:i w:val="0"/>
+        </w:rPr>
+        <w:t xml:space="preserve">) (variable principal, I(0)), variaciones log de los factores de precio y primeras diferencias de las tasas en nivel. El manejo de datos faltantes emplea </w:t>
+      </w:r>
+      <w:r>
+        <w:rPr>
+          <w:b w:val="0"/>
+          <w:i/>
+        </w:rPr>
+        <w:t>forward-fill</w:t>
+      </w:r>
+      <w:r>
+        <w:rPr>
+          <w:b w:val="0"/>
+          <w:i w:val="0"/>
+        </w:rPr>
+        <w:t xml:space="preserve"> acotado (máximo 3–5 días) sólo para series de nivel; los retornos no se rellenan, para no introducir autocorrelación espuria. La alineación de calendarios entre las plazas de Londres, Santiago y Nueva York reduce la muestra efectiva común en las regresiones multifactor a n ≈ 4.475 observaciones diarias.</w:t>
       </w:r>
     </w:p>
     <w:p>
       <w:r>
+        <w:rPr>
+          <w:b w:val="0"/>
+          <w:i w:val="0"/>
+        </w:rPr>
         <w:t xml:space="preserve">Tres decisiones de tratamiento merecen explicitarse por su efecto sobre los resultados. Primero, la elección de </w:t>
       </w:r>
       <w:r>
         <w:rPr>
           <w:b/>
+          <w:i w:val="0"/>
         </w:rPr>
         <w:t>log-retornos</w:t>
       </w:r>
       <w:r>
+        <w:rPr>
+          <w:b w:val="0"/>
+          <w:i w:val="0"/>
+        </w:rPr>
         <w:t xml:space="preserve"> (en lugar de retornos simples) garantiza aditividad temporal y mejora las propiedades distribucionales, además de ser el estándar en la literatura de series financieras. Segundo, se optó por </w:t>
       </w:r>
       <w:r>
         <w:rPr>
           <w:b/>
+          <w:i w:val="0"/>
         </w:rPr>
         <w:t>no winsorizar</w:t>
       </w:r>
       <w:r>
-        <w:t xml:space="preserve"> la variable dependiente en la especificación principal: los valores extremos de Pucobre no son errores de medición sino la manifestación genuina de su thin trading, de modo que recortarlos eliminaría precisamente el fenómeno de interés; su efecto sobre la inferencia se controla mediante errores robustos (HAC) y distribuciones de colas pesadas (t-Student) en los modelos de volatilidad. Tercero, la sustitución del índice IPSA —cuya serie pública resultó incompleta— por el ETF iShares MSCI Chile (ECH) como aproximación del mercado local introduce un componente cambiario, dado que ECH se denomina en dólares; este solapamiento parcial con el factor USD/CLP se monitorea mediante el factor de inflación de varianza, que se mantiene en niveles moderados (máximo ≈3.5), descartando colinealidad severa. Cada una de estas decisiones se documenta en el diccionario de datos del repositorio.</w:t>
+        <w:rPr>
+          <w:b w:val="0"/>
+          <w:i w:val="0"/>
+        </w:rPr>
+        <w:t xml:space="preserve"> la variable dependiente en la especificación principal: los valores extremos de Pucobre no son errores de medición sino la manifestación genuina de su </w:t>
+      </w:r>
+      <w:r>
+        <w:rPr>
+          <w:b w:val="0"/>
+          <w:i/>
+        </w:rPr>
+        <w:t>thin trading</w:t>
+      </w:r>
+      <w:r>
+        <w:rPr>
+          <w:b w:val="0"/>
+          <w:i w:val="0"/>
+        </w:rPr>
+        <w:t>, de modo que recortarlos eliminaría precisamente el fenómeno de interés; su efecto sobre la inferencia se controla mediante errores robustos (HAC) y distribuciones de colas pesadas (t-Student) en los modelos de volatilidad. Tercero, la sustitución del índice IPSA —cuya serie pública resultó incompleta— por el ETF iShares MSCI Chile (ECH) como aproximación del mercado local introduce un componente cambiario, dado que ECH se denomina en dólares; este solapamiento parcial con el factor USD/CLP se monitorea mediante el factor de inflación de varianza, que se mantiene en niveles moderados (máximo ≈3.5), descartando colinealidad severa. Cada una de estas decisiones se documenta en el diccionario de datos del repositorio.</w:t>
       </w:r>
     </w:p>
     <w:p>
@@ -6270,6 +7631,10 @@
     </w:p>
     <w:p>
       <w:r>
+        <w:rPr>
+          <w:b w:val="0"/>
+          <w:i w:val="0"/>
+        </w:rPr>
         <w:t>El período base es 2004-01 a 2026-05 a frecuencia diaria, acotado por el inicio de la serie USD/CLP de calidad. Se construye además una versión mensual para integrar la macro de baja frecuencia (IMACEC, IPC). Para análisis de robustez se definen submuestras en torno a regímenes candidatos —crisis financiera de 2008, superciclo del cobre 2010–2014, período 2015–2019 y COVID/pospandemia 2020–2026.</w:t>
       </w:r>
     </w:p>
@@ -6285,29 +7650,51 @@
       <w:pPr>
         <w:pStyle w:val="ListBullet"/>
       </w:pPr>
-      <w:r/>
       <w:r>
         <w:rPr>
           <w:b/>
+          <w:i w:val="0"/>
         </w:rPr>
         <w:t>^IPSA (Yahoo) es inconsistente</w:t>
       </w:r>
       <w:r>
-        <w:t xml:space="preserve"> post-2019; se sustituyó el factor de mercado local por el ETF iShares MSCI Chile (ECH, NYSE, USD), con cobertura limpia 2007–2026. Costo: ECH incorpora el componente cambiario, parcialmente solapado con USD/CLP (monitoreado vía VIF; máximo ≈ 3.5, sin colinealidad severa).</w:t>
+        <w:rPr>
+          <w:b w:val="0"/>
+          <w:i w:val="0"/>
+        </w:rPr>
+        <w:t xml:space="preserve"> post-2019; se sustituyó el factor de mercado local por el ETF iShares MSCI Chile (ECH, NYSE, USD), con cobertura limpia 2007–2026. </w:t>
+      </w:r>
+      <w:r>
+        <w:rPr>
+          <w:b w:val="0"/>
+          <w:i/>
+        </w:rPr>
+        <w:t>Costo:</w:t>
+      </w:r>
+      <w:r>
+        <w:rPr>
+          <w:b w:val="0"/>
+          <w:i w:val="0"/>
+        </w:rPr>
+        <w:t xml:space="preserve"> ECH incorpora el componente cambiario, parcialmente solapado con USD/CLP (monitoreado vía VIF; máximo ≈ 3.5, sin colinealidad severa).</w:t>
       </w:r>
     </w:p>
     <w:p>
       <w:pPr>
         <w:pStyle w:val="ListBullet"/>
       </w:pPr>
-      <w:r/>
       <w:r>
         <w:rPr>
           <w:b/>
+          <w:i w:val="0"/>
         </w:rPr>
         <w:t>Macro nacional</w:t>
       </w:r>
       <w:r>
+        <w:rPr>
+          <w:b w:val="0"/>
+          <w:i w:val="0"/>
+        </w:rPr>
         <w:t xml:space="preserve"> incorporada sin credenciales vía la API pública mindicador.cl (TPM diaria, IMACEC e IPC mensuales, dólar observado). El EMBI Chile y las tasas largas locales (BCU/BTU) siguen requiriendo credenciales del Banco Central.</w:t>
       </w:r>
     </w:p>
@@ -6315,14 +7702,18 @@
       <w:pPr>
         <w:pStyle w:val="ListBullet"/>
       </w:pPr>
-      <w:r/>
       <w:r>
         <w:rPr>
           <w:b/>
+          <w:i w:val="0"/>
         </w:rPr>
         <w:t>Calendarios heterogéneos</w:t>
       </w:r>
       <w:r>
+        <w:rPr>
+          <w:b w:val="0"/>
+          <w:i w:val="0"/>
+        </w:rPr>
         <w:t xml:space="preserve"> (LSE/Santiago/NYSE) reducen la muestra por intersección.</w:t>
       </w:r>
     </w:p>
@@ -6336,6 +7727,10 @@
     </w:p>
     <w:p>
       <w:r>
+        <w:rPr>
+          <w:b w:val="0"/>
+          <w:i w:val="0"/>
+        </w:rPr>
         <w:t>El diseño nace de las propiedades de los datos (sección 6.2). Dado que los log-precios son I(1) y los retornos I(0) —mezcla I(0)/I(1) sin presencia de I(2)— se articula el siguiente árbol de modelos, cada uno respondiendo una pregunta precisa.</w:t>
       </w:r>
     </w:p>
@@ -6349,6 +7744,10 @@
     </w:p>
     <w:p>
       <w:r>
+        <w:rPr>
+          <w:b w:val="0"/>
+          <w:i w:val="0"/>
+        </w:rPr>
         <w:t>La pregunta causal —¿cómo afecta el precio del cobre a la valoración de una minera chilena?— enfrenta el riesgo habitual de endogeneidad. Aquí, sin embargo, la identificación se apoya en dos pilares razonables:</w:t>
       </w:r>
     </w:p>
@@ -6356,32 +7755,46 @@
       <w:pPr>
         <w:pStyle w:val="ListNumber"/>
       </w:pPr>
-      <w:r/>
       <w:r>
         <w:rPr>
           <w:b/>
+          <w:i w:val="0"/>
         </w:rPr>
         <w:t>El cobre como shock externo (cuasi-exógeno).</w:t>
       </w:r>
       <w:r>
+        <w:rPr>
+          <w:b w:val="0"/>
+          <w:i w:val="0"/>
+        </w:rPr>
         <w:t xml:space="preserve"> El precio del cobre se determina en mercados globales (LME/COMEX) por la oferta y demanda mundiales —dominadas por China—; dos empresas chilenas, una de ellas pequeña, </w:t>
       </w:r>
       <w:r>
         <w:rPr>
           <w:b/>
+          <w:i w:val="0"/>
         </w:rPr>
         <w:t>no mueven el precio mundial</w:t>
       </w:r>
       <w:r>
+        <w:rPr>
+          <w:b w:val="0"/>
+          <w:i w:val="0"/>
+        </w:rPr>
         <w:t xml:space="preserve">. Esta exogeneidad se contrasta empíricamente: el test de Toda-Yamamoto arroja causalidad </w:t>
       </w:r>
       <w:r>
         <w:rPr>
           <w:b/>
+          <w:i w:val="0"/>
         </w:rPr>
         <w:t>unidireccional</w:t>
       </w:r>
       <w:r>
+        <w:rPr>
+          <w:b w:val="0"/>
+          <w:i w:val="0"/>
+        </w:rPr>
         <w:t xml:space="preserve"> cobre→Antofagasta (§6.11), descartando retroalimentación. El cobre opera, así, como una fuente de variación plausiblemente exógena para la valoración local.</w:t>
       </w:r>
     </w:p>
@@ -6389,54 +7802,119 @@
       <w:pPr>
         <w:pStyle w:val="ListNumber"/>
       </w:pPr>
-      <w:r/>
       <w:r>
         <w:rPr>
           <w:b/>
+          <w:i w:val="0"/>
         </w:rPr>
         <w:t>Diseño cuasi-experimental por liquidez.</w:t>
       </w:r>
       <w:r>
+        <w:rPr>
+          <w:b w:val="0"/>
+          <w:i w:val="0"/>
+        </w:rPr>
         <w:t xml:space="preserve"> Antofagasta y Pucobre comparten la </w:t>
       </w:r>
       <w:r>
         <w:rPr>
           <w:b/>
+          <w:i w:val="0"/>
         </w:rPr>
         <w:t>misma exposición fundamental</w:t>
       </w:r>
       <w:r>
-        <w:t xml:space="preserve"> al cobre (ambos son pure-plays) pero difieren radicalmente en </w:t>
+        <w:rPr>
+          <w:b w:val="0"/>
+          <w:i w:val="0"/>
+        </w:rPr>
+        <w:t xml:space="preserve"> al cobre (ambos son </w:t>
+      </w:r>
+      <w:r>
+        <w:rPr>
+          <w:b w:val="0"/>
+          <w:i/>
+        </w:rPr>
+        <w:t>pure-plays</w:t>
+      </w:r>
+      <w:r>
+        <w:rPr>
+          <w:b w:val="0"/>
+          <w:i w:val="0"/>
+        </w:rPr>
+        <w:t xml:space="preserve">) pero difieren radicalmente en </w:t>
       </w:r>
       <w:r>
         <w:rPr>
           <w:b/>
+          <w:i w:val="0"/>
         </w:rPr>
         <w:t>microestructura</w:t>
       </w:r>
       <w:r>
+        <w:rPr>
+          <w:b w:val="0"/>
+          <w:i w:val="0"/>
+        </w:rPr>
         <w:t xml:space="preserve"> (liquidez). Comparar la velocidad de transmisión entre ambos </w:t>
       </w:r>
       <w:r>
         <w:rPr>
           <w:b/>
+          <w:i w:val="0"/>
         </w:rPr>
         <w:t>aísla el efecto de la liquidez</w:t>
       </w:r>
       <w:r>
-        <w:t>, manteniendo aproximadamente constante el fundamento: las referencias internacionales (SCCO/FCX/BHP/GLEN) y los materiales chilenos (CAP/SQM) sirven como benchmarks de exposición. La diferencia sistemática en el horizonte de transmisión —no en el nivel de largo plazo— es, por tanto, atribuible a la fricción de liquidez, no a una desconexión fundamental.</w:t>
+        <w:rPr>
+          <w:b w:val="0"/>
+          <w:i w:val="0"/>
+        </w:rPr>
+        <w:t xml:space="preserve">, manteniendo aproximadamente constante el fundamento: las referencias internacionales (SCCO/FCX/BHP/GLEN) y los materiales chilenos (CAP/SQM) sirven como </w:t>
+      </w:r>
+      <w:r>
+        <w:rPr>
+          <w:b w:val="0"/>
+          <w:i/>
+        </w:rPr>
+        <w:t>benchmarks</w:t>
+      </w:r>
+      <w:r>
+        <w:rPr>
+          <w:b w:val="0"/>
+          <w:i w:val="0"/>
+        </w:rPr>
+        <w:t xml:space="preserve"> de exposición. La diferencia sistemática en el horizonte de transmisión —no en el nivel de largo plazo— es, por tanto, atribuible a la fricción de liquidez, no a una desconexión fundamental.</w:t>
       </w:r>
     </w:p>
     <w:p>
-      <w:r/>
       <w:r>
         <w:rPr>
           <w:b/>
+          <w:i w:val="0"/>
         </w:rPr>
         <w:t>Variables omitidas.</w:t>
       </w:r>
       <w:r>
-        <w:t xml:space="preserve"> El diseño controla por los factores globales que podrían confundir el canal del cobre —dólar (DXY), tasas (UST), riesgo (VIX), mercado (S&amp;P y proxy local) y energía (WTI)—, de modo que la elasticidad-cobre estimada es incremental respecto de ese comovimiento. Residualmente, factores idiosincrásicos de empresa (anuncios, guidance, gobierno corporativo) quedan en el error; su efecto se mitiga al trabajar con retornos y se discute como limitación.</w:t>
+        <w:rPr>
+          <w:b w:val="0"/>
+          <w:i w:val="0"/>
+        </w:rPr>
+        <w:t xml:space="preserve"> El diseño controla por los factores globales que podrían confundir el canal del cobre —dólar (DXY), tasas (UST), riesgo (VIX), mercado (S&amp;P y proxy local) y energía (WTI)—, de modo que la elasticidad-cobre estimada es incremental respecto de ese comovimiento. Residualmente, factores idiosincrásicos de empresa (anuncios, </w:t>
+      </w:r>
+      <w:r>
+        <w:rPr>
+          <w:b w:val="0"/>
+          <w:i/>
+        </w:rPr>
+        <w:t>guidance</w:t>
+      </w:r>
+      <w:r>
+        <w:rPr>
+          <w:b w:val="0"/>
+          <w:i w:val="0"/>
+        </w:rPr>
+        <w:t>, gobierno corporativo) quedan en el error; su efecto se mitiga al trabajar con retornos y se discute como limitación.</w:t>
       </w:r>
     </w:p>
     <w:p>
@@ -6448,32 +7926,46 @@
       </w:r>
     </w:p>
     <w:p>
-      <w:r/>
       <w:r>
         <w:rPr>
           <w:b/>
+          <w:i w:val="0"/>
         </w:rPr>
         <w:t>Orden de integración.</w:t>
       </w:r>
       <w:r>
+        <w:rPr>
+          <w:b w:val="0"/>
+          <w:i w:val="0"/>
+        </w:rPr>
         <w:t xml:space="preserve"> Decisión cruzada con tres pruebas: ADF y Phillips-Perron (H0: raíz unitaria) y KPSS (H0: estacionariedad). Una serie se clasifica I(0) si al menos dos de las tres convergen en estacionariedad. </w:t>
       </w:r>
       <w:r>
         <w:rPr>
           <w:b/>
+          <w:i w:val="0"/>
         </w:rPr>
         <w:t>Quiebres estructurales.</w:t>
       </w:r>
       <w:r>
+        <w:rPr>
+          <w:b w:val="0"/>
+          <w:i w:val="0"/>
+        </w:rPr>
         <w:t xml:space="preserve"> Zivot-Andrews con quiebre endógeno, para descartar que el comportamiento I(1) provenga de un quiebre de nivel/tendencia. </w:t>
       </w:r>
       <w:r>
         <w:rPr>
           <w:b/>
+          <w:i w:val="0"/>
         </w:rPr>
         <w:t>Selección de rezagos.</w:t>
       </w:r>
       <w:r>
+        <w:rPr>
+          <w:b w:val="0"/>
+          <w:i w:val="0"/>
+        </w:rPr>
         <w:t xml:space="preserve"> Criterios AIC, BIC y HQ sobre el VAR en niveles.</w:t>
       </w:r>
     </w:p>
@@ -6487,30 +7979,198 @@
     </w:p>
     <w:p>
       <w:r>
-        <w:t>r_{i,t} = α + β₁ Δln(cobre)_t + β₂ Δln(USDCLP)_t + β₃ Δln(DXY)_t + β₄ Δln(SP500)_t + β₅ Δln(ECH)_t + β₆ ΔUST10Y_t + β₇ ΔVIX_t + ε_t.</w:t>
+        <w:rPr>
+          <w:b w:val="0"/>
+          <w:i w:val="0"/>
+        </w:rPr>
+        <w:t>r</w:t>
+      </w:r>
+      <w:r>
+        <w:rPr>
+          <w:b w:val="0"/>
+          <w:i w:val="0"/>
+          <w:vertAlign w:val="subscript"/>
+        </w:rPr>
+        <w:t>i,t</w:t>
+      </w:r>
+      <w:r>
+        <w:rPr>
+          <w:b w:val="0"/>
+          <w:i w:val="0"/>
+        </w:rPr>
+        <w:t xml:space="preserve"> = α + β₁ Δln(cobre)</w:t>
+      </w:r>
+      <w:r>
+        <w:rPr>
+          <w:b w:val="0"/>
+          <w:i w:val="0"/>
+          <w:vertAlign w:val="subscript"/>
+        </w:rPr>
+        <w:t>t</w:t>
+      </w:r>
+      <w:r>
+        <w:rPr>
+          <w:b w:val="0"/>
+          <w:i w:val="0"/>
+        </w:rPr>
+        <w:t xml:space="preserve"> + β₂ Δln(USDCLP)</w:t>
+      </w:r>
+      <w:r>
+        <w:rPr>
+          <w:b w:val="0"/>
+          <w:i w:val="0"/>
+          <w:vertAlign w:val="subscript"/>
+        </w:rPr>
+        <w:t>t</w:t>
+      </w:r>
+      <w:r>
+        <w:rPr>
+          <w:b w:val="0"/>
+          <w:i w:val="0"/>
+        </w:rPr>
+        <w:t xml:space="preserve"> + β₃ Δln(DXY)</w:t>
+      </w:r>
+      <w:r>
+        <w:rPr>
+          <w:b w:val="0"/>
+          <w:i w:val="0"/>
+          <w:vertAlign w:val="subscript"/>
+        </w:rPr>
+        <w:t>t</w:t>
+      </w:r>
+      <w:r>
+        <w:rPr>
+          <w:b w:val="0"/>
+          <w:i w:val="0"/>
+        </w:rPr>
+        <w:t xml:space="preserve"> + β₄ Δln(SP500)</w:t>
+      </w:r>
+      <w:r>
+        <w:rPr>
+          <w:b w:val="0"/>
+          <w:i w:val="0"/>
+          <w:vertAlign w:val="subscript"/>
+        </w:rPr>
+        <w:t>t</w:t>
+      </w:r>
+      <w:r>
+        <w:rPr>
+          <w:b w:val="0"/>
+          <w:i w:val="0"/>
+        </w:rPr>
+        <w:t xml:space="preserve"> + β₅ Δln(ECH)</w:t>
+      </w:r>
+      <w:r>
+        <w:rPr>
+          <w:b w:val="0"/>
+          <w:i w:val="0"/>
+          <w:vertAlign w:val="subscript"/>
+        </w:rPr>
+        <w:t>t</w:t>
+      </w:r>
+      <w:r>
+        <w:rPr>
+          <w:b w:val="0"/>
+          <w:i w:val="0"/>
+        </w:rPr>
+        <w:t xml:space="preserve"> + β₆ ΔUST10Y</w:t>
+      </w:r>
+      <w:r>
+        <w:rPr>
+          <w:b w:val="0"/>
+          <w:i w:val="0"/>
+          <w:vertAlign w:val="subscript"/>
+        </w:rPr>
+        <w:t>t</w:t>
+      </w:r>
+      <w:r>
+        <w:rPr>
+          <w:b w:val="0"/>
+          <w:i w:val="0"/>
+        </w:rPr>
+        <w:t xml:space="preserve"> + β₇ ΔVIX</w:t>
+      </w:r>
+      <w:r>
+        <w:rPr>
+          <w:b w:val="0"/>
+          <w:i w:val="0"/>
+          <w:vertAlign w:val="subscript"/>
+        </w:rPr>
+        <w:t>t</w:t>
+      </w:r>
+      <w:r>
+        <w:rPr>
+          <w:b w:val="0"/>
+          <w:i w:val="0"/>
+        </w:rPr>
+        <w:t xml:space="preserve"> + ε</w:t>
+      </w:r>
+      <w:r>
+        <w:rPr>
+          <w:b w:val="0"/>
+          <w:i w:val="0"/>
+          <w:vertAlign w:val="subscript"/>
+        </w:rPr>
+        <w:t>t</w:t>
+      </w:r>
+      <w:r>
+        <w:rPr>
+          <w:b w:val="0"/>
+          <w:i w:val="0"/>
+        </w:rPr>
+        <w:t>.</w:t>
       </w:r>
     </w:p>
     <w:p>
       <w:r>
+        <w:rPr>
+          <w:b w:val="0"/>
+          <w:i w:val="0"/>
+        </w:rPr>
         <w:t xml:space="preserve">La estimación es por MCO con matriz de covarianzas </w:t>
       </w:r>
       <w:r>
         <w:rPr>
           <w:b/>
+          <w:i w:val="0"/>
         </w:rPr>
         <w:t>HAC de Newey-West</w:t>
       </w:r>
       <w:r>
+        <w:rPr>
+          <w:b w:val="0"/>
+          <w:i w:val="0"/>
+        </w:rPr>
         <w:t xml:space="preserve">, robusta a heterocedasticidad y autocorrelación (justificada por los diagnósticos). El coeficiente β₁ es la </w:t>
       </w:r>
       <w:r>
         <w:rPr>
           <w:b/>
+          <w:i w:val="0"/>
         </w:rPr>
         <w:t>elasticidad-cobre contemporánea</w:t>
       </w:r>
       <w:r>
-        <w:t xml:space="preserve"> y constituye la prueba directa de H1 y H2. El rezago de truncamiento se fija según la regla L = ⌊4·(n/100)^{2/9}⌋.</w:t>
+        <w:rPr>
+          <w:b w:val="0"/>
+          <w:i w:val="0"/>
+        </w:rPr>
+        <w:t xml:space="preserve"> y constituye la prueba directa de H1 y H2. El rezago de truncamiento se fija según la regla L = ⌊4·(n/100)</w:t>
+      </w:r>
+      <w:r>
+        <w:rPr>
+          <w:b w:val="0"/>
+          <w:i w:val="0"/>
+          <w:vertAlign w:val="superscript"/>
+        </w:rPr>
+        <w:t>2/9</w:t>
+      </w:r>
+      <w:r>
+        <w:rPr>
+          <w:b w:val="0"/>
+          <w:i w:val="0"/>
+        </w:rPr>
+        <w:t>⌋.</w:t>
       </w:r>
     </w:p>
     <w:p>
@@ -6523,33 +8183,67 @@
     </w:p>
     <w:p>
       <w:r>
-        <w:t xml:space="preserve">Sobre el sistema estacionario {r_i, Δcobre, ΔUSDCLP, ΔDXY, ΔSP500} se estima un VAR. Con identificación de Cholesky (factores globales ordenados primero, activo al final, por ser el más endógeno) se computan: la </w:t>
+        <w:rPr>
+          <w:b w:val="0"/>
+          <w:i w:val="0"/>
+        </w:rPr>
+        <w:t>Sobre el sistema estacionario {r</w:t>
+      </w:r>
+      <w:r>
+        <w:rPr>
+          <w:b w:val="0"/>
+          <w:i w:val="0"/>
+          <w:vertAlign w:val="subscript"/>
+        </w:rPr>
+        <w:t>i</w:t>
+      </w:r>
+      <w:r>
+        <w:rPr>
+          <w:b w:val="0"/>
+          <w:i w:val="0"/>
+        </w:rPr>
+        <w:t xml:space="preserve">, Δcobre, ΔUSDCLP, ΔDXY, ΔSP500} se estima un VAR. Con identificación de Cholesky (factores globales ordenados primero, activo al final, por ser el más endógeno) se computan: la </w:t>
       </w:r>
       <w:r>
         <w:rPr>
           <w:b/>
+          <w:i w:val="0"/>
         </w:rPr>
         <w:t>IRF</w:t>
       </w:r>
       <w:r>
+        <w:rPr>
+          <w:b w:val="0"/>
+          <w:i w:val="0"/>
+        </w:rPr>
         <w:t xml:space="preserve">, que traza la respuesta dinámica del retorno del activo ante un shock unitario del cobre; la </w:t>
       </w:r>
       <w:r>
         <w:rPr>
           <w:b/>
+          <w:i w:val="0"/>
         </w:rPr>
         <w:t>FEVD</w:t>
       </w:r>
       <w:r>
+        <w:rPr>
+          <w:b w:val="0"/>
+          <w:i w:val="0"/>
+        </w:rPr>
         <w:t xml:space="preserve">, que mide la fracción de la varianza del error de predicción del retorno atribuible al cobre a distintos horizontes; y la </w:t>
       </w:r>
       <w:r>
         <w:rPr>
           <w:b/>
+          <w:i w:val="0"/>
         </w:rPr>
         <w:t>causalidad de Granger</w:t>
       </w:r>
       <w:r>
+        <w:rPr>
+          <w:b w:val="0"/>
+          <w:i w:val="0"/>
+        </w:rPr>
         <w:t xml:space="preserve"> cobre→activo.</w:t>
       </w:r>
     </w:p>
@@ -6563,7 +8257,130 @@
     </w:p>
     <w:p>
       <w:r>
-        <w:t>Sobre el vector de niveles y_t = [ln P_i, ln cobre, ln USDCLP, ln DXY] se aplica el procedimiento de Johansen para determinar el rango de cointegración r. Si r ≥ 1, se estima el VECM Δy_t = α (β' y_{t−1}) + Σ Γ_j Δy_{t−j} + u_t, donde β es el vector cointegrante (relación de equilibrio de largo plazo, normalizado al precio de la acción) y α la velocidad de ajuste (corrección diaria del desequilibrio). Esto contrasta H3. Como verificación cruzada uniecuacional se aplica el ARDL bounds test de Pesaran-Shin-Smith.</w:t>
+        <w:rPr>
+          <w:b w:val="0"/>
+          <w:i w:val="0"/>
+        </w:rPr>
+        <w:t>Sobre el vector de niveles y</w:t>
+      </w:r>
+      <w:r>
+        <w:rPr>
+          <w:b w:val="0"/>
+          <w:i w:val="0"/>
+          <w:vertAlign w:val="subscript"/>
+        </w:rPr>
+        <w:t>t</w:t>
+      </w:r>
+      <w:r>
+        <w:rPr>
+          <w:b w:val="0"/>
+          <w:i w:val="0"/>
+        </w:rPr>
+        <w:t xml:space="preserve"> = [ln P</w:t>
+      </w:r>
+      <w:r>
+        <w:rPr>
+          <w:b w:val="0"/>
+          <w:i w:val="0"/>
+          <w:vertAlign w:val="subscript"/>
+        </w:rPr>
+        <w:t>i</w:t>
+      </w:r>
+      <w:r>
+        <w:rPr>
+          <w:b w:val="0"/>
+          <w:i w:val="0"/>
+        </w:rPr>
+        <w:t>, ln cobre, ln USDCLP, ln DXY] se aplica el procedimiento de Johansen para determinar el rango de cointegración r. Si r ≥ 1, se estima el VECM Δy</w:t>
+      </w:r>
+      <w:r>
+        <w:rPr>
+          <w:b w:val="0"/>
+          <w:i w:val="0"/>
+          <w:vertAlign w:val="subscript"/>
+        </w:rPr>
+        <w:t>t</w:t>
+      </w:r>
+      <w:r>
+        <w:rPr>
+          <w:b w:val="0"/>
+          <w:i w:val="0"/>
+        </w:rPr>
+        <w:t xml:space="preserve"> = α (β' y</w:t>
+      </w:r>
+      <w:r>
+        <w:rPr>
+          <w:b w:val="0"/>
+          <w:i w:val="0"/>
+          <w:vertAlign w:val="subscript"/>
+        </w:rPr>
+        <w:t>t−1</w:t>
+      </w:r>
+      <w:r>
+        <w:rPr>
+          <w:b w:val="0"/>
+          <w:i w:val="0"/>
+        </w:rPr>
+        <w:t>) + Σ Γ</w:t>
+      </w:r>
+      <w:r>
+        <w:rPr>
+          <w:b w:val="0"/>
+          <w:i w:val="0"/>
+          <w:vertAlign w:val="subscript"/>
+        </w:rPr>
+        <w:t>j</w:t>
+      </w:r>
+      <w:r>
+        <w:rPr>
+          <w:b w:val="0"/>
+          <w:i w:val="0"/>
+        </w:rPr>
+        <w:t xml:space="preserve"> Δy</w:t>
+      </w:r>
+      <w:r>
+        <w:rPr>
+          <w:b w:val="0"/>
+          <w:i w:val="0"/>
+          <w:vertAlign w:val="subscript"/>
+        </w:rPr>
+        <w:t>t−j</w:t>
+      </w:r>
+      <w:r>
+        <w:rPr>
+          <w:b w:val="0"/>
+          <w:i w:val="0"/>
+        </w:rPr>
+        <w:t xml:space="preserve"> + u</w:t>
+      </w:r>
+      <w:r>
+        <w:rPr>
+          <w:b w:val="0"/>
+          <w:i w:val="0"/>
+          <w:vertAlign w:val="subscript"/>
+        </w:rPr>
+        <w:t>t</w:t>
+      </w:r>
+      <w:r>
+        <w:rPr>
+          <w:b w:val="0"/>
+          <w:i w:val="0"/>
+        </w:rPr>
+        <w:t xml:space="preserve">, donde β es el vector cointegrante (relación de equilibrio de largo plazo, normalizado al precio de la acción) y α la velocidad de ajuste (corrección diaria del desequilibrio). Esto contrasta H3. Como verificación cruzada uniecuacional se aplica el ARDL </w:t>
+      </w:r>
+      <w:r>
+        <w:rPr>
+          <w:b w:val="0"/>
+          <w:i/>
+        </w:rPr>
+        <w:t>bounds test</w:t>
+      </w:r>
+      <w:r>
+        <w:rPr>
+          <w:b w:val="0"/>
+          <w:i w:val="0"/>
+        </w:rPr>
+        <w:t xml:space="preserve"> de Pesaran-Shin-Smith.</w:t>
       </w:r>
     </w:p>
     <w:p>
@@ -6576,6 +8393,10 @@
     </w:p>
     <w:p>
       <w:r>
+        <w:rPr>
+          <w:b w:val="0"/>
+          <w:i w:val="0"/>
+        </w:rPr>
         <w:t>Para contrastar si la acción responde de forma distinta a alzas y caídas del cobre, se descompone el log-precio del cobre en sumas parciales: cobre⁺_t = Σ máx(Δcobre,0) y cobre⁻_t = Σ mín(Δcobre,0), y se estima un ARDL con ambas como regresores. La prueba de Wald sobre la igualdad de los coeficientes de largo plazo (H0: θ⁺ = θ⁻) detecta asimetría.</w:t>
       </w:r>
     </w:p>
@@ -6589,15 +8410,99 @@
     </w:p>
     <w:p>
       <w:r>
-        <w:t xml:space="preserve">Sobre los retornos se ajustan GARCH(1,1), EGARCH(1,1) y GJR-GARCH(1,1) con distribución t-Student (para capturar las colas pesadas). En el GJR la varianza condicional es σ²_t = ω + α ε²_{t−1} + γ ε²_{t−1}·1[ε_{t−1}&lt;0] + β σ²_{t−1}; el término γ captura el </w:t>
+        <w:rPr>
+          <w:b w:val="0"/>
+          <w:i w:val="0"/>
+        </w:rPr>
+        <w:t>Sobre los retornos se ajustan GARCH(1,1), EGARCH(1,1) y GJR-GARCH(1,1) con distribución t-Student (para capturar las colas pesadas). En el GJR la varianza condicional es σ²</w:t>
+      </w:r>
+      <w:r>
+        <w:rPr>
+          <w:b w:val="0"/>
+          <w:i w:val="0"/>
+          <w:vertAlign w:val="subscript"/>
+        </w:rPr>
+        <w:t>t</w:t>
+      </w:r>
+      <w:r>
+        <w:rPr>
+          <w:b w:val="0"/>
+          <w:i w:val="0"/>
+        </w:rPr>
+        <w:t xml:space="preserve"> = ω + α ε²</w:t>
+      </w:r>
+      <w:r>
+        <w:rPr>
+          <w:b w:val="0"/>
+          <w:i w:val="0"/>
+          <w:vertAlign w:val="subscript"/>
+        </w:rPr>
+        <w:t>t−1</w:t>
+      </w:r>
+      <w:r>
+        <w:rPr>
+          <w:b w:val="0"/>
+          <w:i w:val="0"/>
+        </w:rPr>
+        <w:t xml:space="preserve"> + γ ε²</w:t>
+      </w:r>
+      <w:r>
+        <w:rPr>
+          <w:b w:val="0"/>
+          <w:i w:val="0"/>
+          <w:vertAlign w:val="subscript"/>
+        </w:rPr>
+        <w:t>t−1</w:t>
+      </w:r>
+      <w:r>
+        <w:rPr>
+          <w:b w:val="0"/>
+          <w:i w:val="0"/>
+        </w:rPr>
+        <w:t>·1[ε</w:t>
+      </w:r>
+      <w:r>
+        <w:rPr>
+          <w:b w:val="0"/>
+          <w:i w:val="0"/>
+          <w:vertAlign w:val="subscript"/>
+        </w:rPr>
+        <w:t>t−1</w:t>
+      </w:r>
+      <w:r>
+        <w:rPr>
+          <w:b w:val="0"/>
+          <w:i w:val="0"/>
+        </w:rPr>
+        <w:t>&lt;0] + β σ²</w:t>
+      </w:r>
+      <w:r>
+        <w:rPr>
+          <w:b w:val="0"/>
+          <w:i w:val="0"/>
+          <w:vertAlign w:val="subscript"/>
+        </w:rPr>
+        <w:t>t−1</w:t>
+      </w:r>
+      <w:r>
+        <w:rPr>
+          <w:b w:val="0"/>
+          <w:i w:val="0"/>
+        </w:rPr>
+        <w:t xml:space="preserve">; el término γ captura el </w:t>
       </w:r>
       <w:r>
         <w:rPr>
           <w:b/>
+          <w:i w:val="0"/>
         </w:rPr>
         <w:t>efecto apalancamiento</w:t>
       </w:r>
       <w:r>
+        <w:rPr>
+          <w:b w:val="0"/>
+          <w:i w:val="0"/>
+        </w:rPr>
         <w:t>. La persistencia se mide por α+β. Contrasta H4.</w:t>
       </w:r>
     </w:p>
@@ -6611,6 +8516,10 @@
     </w:p>
     <w:p>
       <w:r>
+        <w:rPr>
+          <w:b w:val="0"/>
+          <w:i w:val="0"/>
+        </w:rPr>
         <w:t>Sobre el panel de los cuatro activos chilenos (anillos A+B) se estiman Pooled OLS, efectos fijos (FE) y efectos aleatorios (RE), con prueba de Hausman y errores agrupados por empresa. Se advierte explícitamente que con N = 4 el panel es robustez sectorial, no inferencia primaria, y que el GMM dinámico (Arellano-Bond) no es viable.</w:t>
       </w:r>
     </w:p>
@@ -6624,6 +8533,10 @@
     </w:p>
     <w:p>
       <w:r>
+        <w:rPr>
+          <w:b w:val="0"/>
+          <w:i w:val="0"/>
+        </w:rPr>
         <w:t>Se identifican los anuncios de cambio de TPM y, con un modelo de mercado estimado en una ventana [−130, −11], se calculan los retornos anormales y el CAAR en la ventana [−5, +5], distinguiendo alzas y bajas de tasa.</w:t>
       </w:r>
     </w:p>
@@ -6637,33 +8550,52 @@
     </w:p>
     <w:p>
       <w:r>
+        <w:rPr>
+          <w:b w:val="0"/>
+          <w:i w:val="0"/>
+        </w:rPr>
         <w:t xml:space="preserve">Tres pruebas complementarias: (a) </w:t>
       </w:r>
       <w:r>
         <w:rPr>
           <w:b/>
+          <w:i w:val="0"/>
         </w:rPr>
         <w:t>magnitud</w:t>
       </w:r>
       <w:r>
+        <w:rPr>
+          <w:b w:val="0"/>
+          <w:i w:val="0"/>
+        </w:rPr>
         <w:t xml:space="preserve"> —ratio de Amihud y porcentaje de días con retorno cero por activo; (b) </w:t>
       </w:r>
       <w:r>
         <w:rPr>
           <w:b/>
+          <w:i w:val="0"/>
         </w:rPr>
         <w:t>transversal</w:t>
       </w:r>
       <w:r>
+        <w:rPr>
+          <w:b w:val="0"/>
+          <w:i w:val="0"/>
+        </w:rPr>
         <w:t xml:space="preserve"> —correlación de Spearman entre iliquidez y elasticidad-cobre contemporánea sobre los 8 activos; (c) </w:t>
       </w:r>
       <w:r>
         <w:rPr>
           <w:b/>
+          <w:i w:val="0"/>
         </w:rPr>
         <w:t>rezagos distribuidos</w:t>
       </w:r>
       <w:r>
+        <w:rPr>
+          <w:b w:val="0"/>
+          <w:i w:val="0"/>
+        </w:rPr>
         <w:t xml:space="preserve"> —regresión del retorno sobre el cobre contemporáneo y sus rezagos 0–5, comparando la fracción del impacto que llega el día 0 frente al acumulado.</w:t>
       </w:r>
     </w:p>
@@ -6677,7 +8609,40 @@
     </w:p>
     <w:p>
       <w:r>
-        <w:t>Toda la inferencia se conduce con errores estándar robustos. En las regresiones de retornos se emplea la matriz HAC de Newey-West con rezago de truncamiento L = ⌊4·(n/100)^{2/9}⌋; en el panel, errores agrupados (cluster) por empresa. Las reglas de decisión son explícitas: (i) raíz unitaria —se concluye I(0) si ≥2 de las 3 pruebas (ADF, PP, KPSS) convergen en estacionariedad al 5%; (ii) cointegración de Johansen —se acepta el rango r donde el estadístico de la traza deja de superar su valor crítico al 95%; (iii) bounds test —cointegración si el estadístico F supera el límite superior I(1) de Pesaran-Shin-Smith al 5%, no concluyente si cae en la banda; (iv) selección de rezagos —mínimo AIC, contrastado con BIC/HQ; (v) significancia — umbral del 5% como referencia, reportando el p-valor exacto. Se prefiere reportar intervalos y estadísticos de prueba antes que estrellas, y se declara explícitamente cuando un resultado es marginal o no concluyente.</w:t>
+        <w:rPr>
+          <w:b w:val="0"/>
+          <w:i w:val="0"/>
+        </w:rPr>
+        <w:t>Toda la inferencia se conduce con errores estándar robustos. En las regresiones de retornos se emplea la matriz HAC de Newey-West con rezago de truncamiento L = ⌊4·(n/100)</w:t>
+      </w:r>
+      <w:r>
+        <w:rPr>
+          <w:b w:val="0"/>
+          <w:i w:val="0"/>
+          <w:vertAlign w:val="superscript"/>
+        </w:rPr>
+        <w:t>2/9</w:t>
+      </w:r>
+      <w:r>
+        <w:rPr>
+          <w:b w:val="0"/>
+          <w:i w:val="0"/>
+        </w:rPr>
+        <w:t>⌋; en el panel, errores agrupados (</w:t>
+      </w:r>
+      <w:r>
+        <w:rPr>
+          <w:b w:val="0"/>
+          <w:i/>
+        </w:rPr>
+        <w:t>cluster</w:t>
+      </w:r>
+      <w:r>
+        <w:rPr>
+          <w:b w:val="0"/>
+          <w:i w:val="0"/>
+        </w:rPr>
+        <w:t>) por empresa. Las reglas de decisión son explícitas: (i) raíz unitaria —se concluye I(0) si ≥2 de las 3 pruebas (ADF, PP, KPSS) convergen en estacionariedad al 5%; (ii) cointegración de Johansen —se acepta el rango r donde el estadístico de la traza deja de superar su valor crítico al 95%; (iii) bounds test —cointegración si el estadístico F supera el límite superior I(1) de Pesaran-Shin-Smith al 5%, no concluyente si cae en la banda; (iv) selección de rezagos —mínimo AIC, contrastado con BIC/HQ; (v) significancia — umbral del 5% como referencia, reportando el p-valor exacto. Se prefiere reportar intervalos y estadísticos de prueba antes que estrellas, y se declara explícitamente cuando un resultado es marginal o no concluyente.</w:t>
       </w:r>
     </w:p>
     <w:p>
@@ -6690,6 +8655,10 @@
     </w:p>
     <w:p>
       <w:r>
+        <w:rPr>
+          <w:b w:val="0"/>
+          <w:i w:val="0"/>
+        </w:rPr>
         <w:t>Se aplica una batería completa: Breusch-Godfrey y Ljung-Box (autocorrelación); Breusch-Pagan, White y ARCH-LM (heterocedasticidad y efectos ARCH); VIF (multicolinealidad); Jarque-Bera (normalidad); CUSUM y submuestras (estabilidad); Hausman (FE vs RE). Cada problema detectado motiva la corrección correspondiente (HAC para autocorrelación, GARCH para ARCH, t-Student para colas).</w:t>
       </w:r>
     </w:p>
@@ -6703,24 +8672,66 @@
     </w:p>
     <w:p>
       <w:r>
-        <w:t xml:space="preserve">El diseño reconoce dos restricciones de potencia y las gestiona de forma explícita. En la dimensión transversal, el universo de mineras de cobre vinculadas a Chile es muy pequeño (dos pure-plays y dos comparables sectoriales), por lo que los enfoques de panel —con N=4 entidades— ofrecen baja potencia y una inferencia cluster poco fiable; en consecuencia, el panel se reporta únicamente como verificación sectorial y la inferencia primaria descansa en las series de tiempo por activo, donde el número de observaciones diarias es holgado (del orden de varios miles). En la dimensión de series de tiempo, en cambio, el tamaño muestral es amplio, lo que confiere potencia a las pruebas de raíz unitaria, cointegración y causalidad, pero también las hace sensibles a la detección de relaciones de magnitud económica modesta; por ello se privilegia la interpretación de las </w:t>
+        <w:rPr>
+          <w:b w:val="0"/>
+          <w:i w:val="0"/>
+        </w:rPr>
+        <w:t xml:space="preserve">El diseño reconoce dos restricciones de potencia y las gestiona de forma explícita. En la dimensión transversal, el universo de mineras de cobre vinculadas a Chile es muy pequeño (dos </w:t>
+      </w:r>
+      <w:r>
+        <w:rPr>
+          <w:b w:val="0"/>
+          <w:i/>
+        </w:rPr>
+        <w:t>pure-plays</w:t>
+      </w:r>
+      <w:r>
+        <w:rPr>
+          <w:b w:val="0"/>
+          <w:i w:val="0"/>
+        </w:rPr>
+        <w:t xml:space="preserve"> y dos comparables sectoriales), por lo que los enfoques de panel —con N=4 entidades— ofrecen baja potencia y una inferencia </w:t>
+      </w:r>
+      <w:r>
+        <w:rPr>
+          <w:b w:val="0"/>
+          <w:i/>
+        </w:rPr>
+        <w:t>cluster</w:t>
+      </w:r>
+      <w:r>
+        <w:rPr>
+          <w:b w:val="0"/>
+          <w:i w:val="0"/>
+        </w:rPr>
+        <w:t xml:space="preserve"> poco fiable; en consecuencia, el panel se reporta únicamente como verificación sectorial y la inferencia primaria descansa en las series de tiempo por activo, donde el número de observaciones diarias es holgado (del orden de varios miles). En la dimensión de series de tiempo, en cambio, el tamaño muestral es amplio, lo que confiere potencia a las pruebas de raíz unitaria, cointegración y causalidad, pero también las hace sensibles a la detección de relaciones de magnitud económica modesta; por ello se privilegia la interpretación de las </w:t>
       </w:r>
       <w:r>
         <w:rPr>
           <w:b/>
+          <w:i w:val="0"/>
         </w:rPr>
         <w:t>magnitudes</w:t>
       </w:r>
       <w:r>
+        <w:rPr>
+          <w:b w:val="0"/>
+          <w:i w:val="0"/>
+        </w:rPr>
         <w:t xml:space="preserve"> y de los </w:t>
       </w:r>
       <w:r>
         <w:rPr>
           <w:b/>
+          <w:i w:val="0"/>
         </w:rPr>
         <w:t>intervalos</w:t>
       </w:r>
       <w:r>
+        <w:rPr>
+          <w:b w:val="0"/>
+          <w:i w:val="0"/>
+        </w:rPr>
         <w:t xml:space="preserve"> por sobre la mera significancia estadística. Finalmente, allí donde la potencia es intrínseca- mente limitada —subperíodos cortos posteriores a un quiebre, o el escaso número de eventos de política monetaria— se evita sobreinterpretar coeficientes individuales y se prefiere la lectura conjunta de la evidencia.</w:t>
       </w:r>
     </w:p>
@@ -6742,6 +8753,10 @@
     </w:p>
     <w:p>
       <w:r>
+        <w:rPr>
+          <w:b w:val="0"/>
+          <w:i w:val="0"/>
+        </w:rPr>
         <w:t>La Tabla siguiente reporta los momentos de los log-retornos diarios (en %) de los ocho activos del universo durante 2004–2026, junto con el estadístico de Jarque-Bera de normalidad.</w:t>
       </w:r>
     </w:p>
@@ -8455,26 +10470,71 @@
     </w:p>
     <w:p>
       <w:r>
+        <w:rPr>
+          <w:b w:val="0"/>
+          <w:i w:val="0"/>
+        </w:rPr>
         <w:t>Todas las series presentan exceso de curtosis (colas pesadas) y no-normalidad (Jarque-Bera, p&lt;0.001), justificando la distribución t-Student en los GARCH. Pucobre destaca por curtosis extrema (35.5) y asimetría positiva (1.5): saltos esporádicos sobre días de baja transacción, firma estadística de la iliquidez.</w:t>
       </w:r>
     </w:p>
     <w:p>
       <w:r>
+        <w:rPr>
+          <w:b w:val="0"/>
+          <w:i w:val="0"/>
+        </w:rPr>
         <w:t xml:space="preserve">La </w:t>
       </w:r>
       <w:r>
         <w:rPr>
           <w:b/>
+          <w:i w:val="0"/>
         </w:rPr>
         <w:t>estructura de correlaciones</w:t>
       </w:r>
       <w:r>
-        <w:t xml:space="preserve"> de los retornos diarios (matriz reportada en el Anexo A) confirma el patrón esperado: la correlación contemporánea con el retorno del cobre es alta para Antofagasta (≈0.54) y para las referencias internacionales (SCCO ≈0.52, FCX ≈0.52, BHP ≈0.48, Glencore ≈0.45), intermedia para los materiales chilenos (CAP ≈0.25, SQM ≈0.24) y notablemente baja para Pucobre (≈0.14). Este gradiente —que ordena los activos por su comovimiento contemporáneo con el cobre— anticipa el resultado central: la posición de Pucobre como atípico de baja correlación contemporánea pese a ser un pure-play, lo que sólo se explica por la fricción de liquidez y se resuelve al ampliar el horizonte.</w:t>
+        <w:rPr>
+          <w:b w:val="0"/>
+          <w:i w:val="0"/>
+        </w:rPr>
+        <w:t xml:space="preserve"> de los retornos diarios (matriz reportada en el Anexo A) confirma el patrón esperado: la correlación contemporánea con el retorno del cobre es alta para Antofagasta (≈0.54) y para las referencias internacionales (SCCO ≈0.52, FCX ≈0.52, BHP ≈0.48, Glencore ≈0.45), intermedia para los materiales chilenos (CAP ≈0.25, SQM ≈0.24) y notablemente baja para Pucobre (≈0.14). Este gradiente —que ordena los activos por su comovimiento contemporáneo con el cobre— anticipa el resultado central: la posición de Pucobre como atípico de baja correlación contemporánea pese a ser un </w:t>
+      </w:r>
+      <w:r>
+        <w:rPr>
+          <w:b w:val="0"/>
+          <w:i/>
+        </w:rPr>
+        <w:t>pure-play</w:t>
+      </w:r>
+      <w:r>
+        <w:rPr>
+          <w:b w:val="0"/>
+          <w:i w:val="0"/>
+        </w:rPr>
+        <w:t>, lo que sólo se explica por la fricción de liquidez y se resuelve al ampliar el horizonte.</w:t>
       </w:r>
     </w:p>
     <w:p>
       <w:r>
-        <w:t>El examen activo por activo refuerza esta lectura. Antofagasta exhibe la volatilidad diaria más alta del núcleo (desviación estándar ≈2.65%), con colas moderadas (curtosis ≈4.1), propias de un blue chip líquido y muy seguido por el mercado. Las referencias internacionales (Freeport, Southern, BHP, Glencore) presentan perfiles comparables, con desviaciones estándar entre 2.3% y 3.2% y curtosis entre 6 y 15. Pucobre, por el contrario, combina una volatilidad diaria menor en apariencia (≈1.44%) con una curtosis extraordinariamente elevada (≈35) y asimetría positiva pronunciada; esta combinación es la firma estadística de un activo que permanece inmóvil la mayor parte del tiempo y reacciona con saltos abruptos cuando finalmente transa, en lugar de incorporar la información de manera continua. CAP y SQM ocupan posiciones intermedias, coherentes con su condición de empresas de materiales de mayor tamaño y liquidez que Pucobre pero ajenas al cobre puro. Esta heterogeneidad de momentos anticipa por qué un mismo factor —el precio del cobre— se transmite de forma tan distinta entre activos.</w:t>
+        <w:rPr>
+          <w:b w:val="0"/>
+          <w:i w:val="0"/>
+        </w:rPr>
+        <w:t xml:space="preserve">El examen activo por activo refuerza esta lectura. Antofagasta exhibe la volatilidad diaria más alta del núcleo (desviación estándar ≈2.65%), con colas moderadas (curtosis ≈4.1), propias de un </w:t>
+      </w:r>
+      <w:r>
+        <w:rPr>
+          <w:b w:val="0"/>
+          <w:i/>
+        </w:rPr>
+        <w:t>blue chip</w:t>
+      </w:r>
+      <w:r>
+        <w:rPr>
+          <w:b w:val="0"/>
+          <w:i w:val="0"/>
+        </w:rPr>
+        <w:t xml:space="preserve"> líquido y muy seguido por el mercado. Las referencias internacionales (Freeport, Southern, BHP, Glencore) presentan perfiles comparables, con desviaciones estándar entre 2.3% y 3.2% y curtosis entre 6 y 15. Pucobre, por el contrario, combina una volatilidad diaria menor en apariencia (≈1.44%) con una curtosis extraordinariamente elevada (≈35) y asimetría positiva pronunciada; esta combinación es la firma estadística de un activo que permanece inmóvil la mayor parte del tiempo y reacciona con saltos abruptos cuando finalmente transa, en lugar de incorporar la información de manera continua. CAP y SQM ocupan posiciones intermedias, coherentes con su condición de empresas de materiales de mayor tamaño y liquidez que Pucobre pero ajenas al cobre puro. Esta heterogeneidad de momentos anticipa por qué un mismo factor —el precio del cobre— se transmite de forma tan distinta entre activos.</w:t>
       </w:r>
     </w:p>
     <w:p>
@@ -8542,6 +10602,10 @@
     </w:p>
     <w:p>
       <w:r>
+        <w:rPr>
+          <w:b w:val="0"/>
+          <w:i w:val="0"/>
+        </w:rPr>
         <w:t>Las propiedades de integración se evaluaron con tres pruebas complementarias —Dickey- Fuller aumentada (ADF) y Phillips-Perron (H0: raíz unitaria) y KPSS (H0: estacionariedad)—, con una regla de decisión por mayoría. La Tabla siguiente resume los resultados sobre los log-precios (niveles) y los log-retornos (diferencias) de los activos del núcleo y de los principales factores.</w:t>
       </w:r>
     </w:p>
@@ -11073,42 +13137,66 @@
     </w:p>
     <w:p>
       <w:r>
+        <w:rPr>
+          <w:b w:val="0"/>
+          <w:i w:val="0"/>
+        </w:rPr>
         <w:t xml:space="preserve">La evidencia es nítida: los log-precios son </w:t>
       </w:r>
       <w:r>
         <w:rPr>
           <w:b/>
+          <w:i w:val="0"/>
         </w:rPr>
         <w:t>I(1)</w:t>
       </w:r>
       <w:r>
+        <w:rPr>
+          <w:b w:val="0"/>
+          <w:i w:val="0"/>
+        </w:rPr>
         <w:t xml:space="preserve"> y los retornos </w:t>
       </w:r>
       <w:r>
         <w:rPr>
           <w:b/>
+          <w:i w:val="0"/>
         </w:rPr>
         <w:t>I(0)</w:t>
       </w:r>
       <w:r>
+        <w:rPr>
+          <w:b w:val="0"/>
+          <w:i w:val="0"/>
+        </w:rPr>
         <w:t xml:space="preserve">, sin presencia de procesos I(2). El resultado se confirma con la prueba de Zivot-Andrews, que no rechaza la raíz unitaria ni siquiera permitiendo un quiebre endógeno de nivel/tendencia (ANTO p≈0.62; Pucobre p≈0.99), descartando que el comportamiento I(1) sea un artefacto de un quiebre estructural. El test bivariado de Engle-Granger (activo~cobre) no detecta cointegración robusta —el cobre por sí solo no basta—, pero el procedimiento multivariante de </w:t>
       </w:r>
       <w:r>
         <w:rPr>
           <w:b/>
+          <w:i w:val="0"/>
         </w:rPr>
         <w:t>Johansen</w:t>
       </w:r>
       <w:r>
+        <w:rPr>
+          <w:b w:val="0"/>
+          <w:i w:val="0"/>
+        </w:rPr>
         <w:t xml:space="preserve"> sobre el vector [ln P, ln cobre, ln USDCLP, ln DXY] arroja un </w:t>
       </w:r>
       <w:r>
         <w:rPr>
           <w:b/>
+          <w:i w:val="0"/>
         </w:rPr>
         <w:t>rango de cointegración r = 1</w:t>
       </w:r>
       <w:r>
+        <w:rPr>
+          <w:b w:val="0"/>
+          <w:i w:val="0"/>
+        </w:rPr>
         <w:t xml:space="preserve"> tanto para Antofagasta como para Pucobre: existe exactamente una relación de equilibrio de largo plazo que vincula el precio de la acción con el cobre y la moneda.</w:t>
       </w:r>
     </w:p>
@@ -11122,6 +13210,10 @@
     </w:p>
     <w:p>
       <w:r>
+        <w:rPr>
+          <w:b w:val="0"/>
+          <w:i w:val="0"/>
+        </w:rPr>
         <w:t>El primer bloque de evidencia mide el impacto contemporáneo de los factores sobre el retorno diario mediante regresión por mínimos cuadrados con errores estándar HAC de Newey-West. El coeficiente del cobre es la elasticidad-cobre contemporánea, que mide el efecto de un alza de 1% en el precio del cobre sobre el retorno diario del activo. La Tabla siguiente reporta los coeficientes completos (cobre, tipo de cambio, dólar, mercado, tasas y volatilidad) para los ocho activos.</w:t>
       </w:r>
     </w:p>
@@ -12831,7 +14923,25 @@
     </w:p>
     <w:p>
       <w:r>
-        <w:t>La elasticidad-cobre presenta un gradiente claro: 0.70 en Antofagasta (t=15.4) y 0.49–0.63 en las referencias internacionales del cobre, frente a apenas 0.09 en Pucobre (t=4.4). Para Antofagasta resultan además significativos el dólar (DXY, signo negativo: una apreciación del dólar deprime al activo), el mercado —global y local— y el cambio en la tasa larga estadounidense. Para Pucobre, en cambio, sólo el mercado local y, débilmente, el cobre son significativos, con un coeficiente de determinación de apenas 0.04: su retorno diario es mayoritariamente idiosincrásico, dominado por su microestructura. La Figura siguiente ilustra cómo, en niveles, los precios de los pure-plays siguen y amplifican el ciclo del cobre.</w:t>
+        <w:rPr>
+          <w:b w:val="0"/>
+          <w:i w:val="0"/>
+        </w:rPr>
+        <w:t xml:space="preserve">La elasticidad-cobre presenta un gradiente claro: 0.70 en Antofagasta (t=15.4) y 0.49–0.63 en las referencias internacionales del cobre, frente a apenas 0.09 en Pucobre (t=4.4). Para Antofagasta resultan además significativos el dólar (DXY, signo negativo: una apreciación del dólar deprime al activo), el mercado —global y local— y el cambio en la tasa larga estadounidense. Para Pucobre, en cambio, sólo el mercado local y, débilmente, el cobre son significativos, con un coeficiente de determinación de apenas 0.04: su retorno diario es mayoritariamente idiosincrásico, dominado por su microestructura. La Figura siguiente ilustra cómo, en niveles, los precios de los </w:t>
+      </w:r>
+      <w:r>
+        <w:rPr>
+          <w:b w:val="0"/>
+          <w:i/>
+        </w:rPr>
+        <w:t>pure-plays</w:t>
+      </w:r>
+      <w:r>
+        <w:rPr>
+          <w:b w:val="0"/>
+          <w:i w:val="0"/>
+        </w:rPr>
+        <w:t xml:space="preserve"> siguen y amplifican el ciclo del cobre.</w:t>
       </w:r>
     </w:p>
     <w:p>
@@ -12891,6 +15001,10 @@
     </w:p>
     <w:p>
       <w:r>
+        <w:rPr>
+          <w:b w:val="0"/>
+          <w:i w:val="0"/>
+        </w:rPr>
         <w:t>La batería de diagnósticos sobre los residuos justifica las decisiones de especificación: hay efectos ARCH significativos en todos los activos (que motivan el modelado GARCH de la varianza), autocorrelación residual (que motiva los errores HAC) y no-normalidad de colas pesadas; el factor de inflación de varianza máximo es ≈3.5, descartando multicolinealidad severa. La Tabla siguiente reporta el detalle.</w:t>
       </w:r>
     </w:p>
@@ -14770,7 +16884,25 @@
     </w:p>
     <w:p>
       <w:r>
-        <w:t>En conjunto, H1 se sostiene —el cobre es positivo y significativo en los ocho activos— y H2 se sostiene con fuerza: la sensibilidad contemporánea es de 0.70 en el pure-play líquido frente a 0.09 en el ilíquido.</w:t>
+        <w:rPr>
+          <w:b w:val="0"/>
+          <w:i w:val="0"/>
+        </w:rPr>
+        <w:t xml:space="preserve">En conjunto, H1 se sostiene —el cobre es positivo y significativo en los ocho activos— y H2 se sostiene con fuerza: la sensibilidad contemporánea es de 0.70 en el </w:t>
+      </w:r>
+      <w:r>
+        <w:rPr>
+          <w:b w:val="0"/>
+          <w:i/>
+        </w:rPr>
+        <w:t>pure-play</w:t>
+      </w:r>
+      <w:r>
+        <w:rPr>
+          <w:b w:val="0"/>
+          <w:i w:val="0"/>
+        </w:rPr>
+        <w:t xml:space="preserve"> líquido frente a 0.09 en el ilíquido.</w:t>
       </w:r>
     </w:p>
     <w:p>
@@ -15109,24 +17241,38 @@
     </w:p>
     <w:p>
       <w:r>
+        <w:rPr>
+          <w:b w:val="0"/>
+          <w:i w:val="0"/>
+        </w:rPr>
         <w:t xml:space="preserve">Clave: en Pucobre la respuesta acumulada a 5 días (0.196) es ~4× la del primer día (0.043), y la FEVD del cobre crece de 2% a 4.3% entre 1 y 20 días. El cobre </w:t>
       </w:r>
       <w:r>
         <w:rPr>
           <w:b/>
+          <w:i w:val="0"/>
         </w:rPr>
         <w:t>causa</w:t>
       </w:r>
       <w:r>
+        <w:rPr>
+          <w:b w:val="0"/>
+          <w:i w:val="0"/>
+        </w:rPr>
         <w:t xml:space="preserve"> los retornos de Pucobre (Granger p&lt;0.001), pero el efecto se </w:t>
       </w:r>
       <w:r>
         <w:rPr>
           <w:b/>
+          <w:i w:val="0"/>
         </w:rPr>
         <w:t>difiere</w:t>
       </w:r>
       <w:r>
+        <w:rPr>
+          <w:b w:val="0"/>
+          <w:i w:val="0"/>
+        </w:rPr>
         <w:t xml:space="preserve"> en lugar de impactar contemporáneamente — consistente con descubrimiento de precios lento. Las funciones impulso-respuesta de ambos activos ilustran el contraste: la de Antofagasta se concentra en el primer día, mientras que la de Pucobre se acumula durante las jornadas siguientes.</w:t>
       </w:r>
     </w:p>
@@ -15250,6 +17396,10 @@
     </w:p>
     <w:p>
       <w:r>
+        <w:rPr>
+          <w:b w:val="0"/>
+          <w:i w:val="0"/>
+        </w:rPr>
         <w:t>Vector de cointegración (r=1), elasticidades del log-precio:</w:t>
       </w:r>
     </w:p>
@@ -15581,29 +17731,61 @@
     </w:p>
     <w:p>
       <w:r>
+        <w:rPr>
+          <w:b w:val="0"/>
+          <w:i w:val="0"/>
+        </w:rPr>
         <w:t xml:space="preserve">En el largo plazo, una subida de 1% en el cobre se asocia a ~0.75–0.86% más en el precio de la acción —y </w:t>
       </w:r>
       <w:r>
         <w:rPr>
           <w:b/>
+          <w:i w:val="0"/>
         </w:rPr>
         <w:t>Pucobre (0.75) es comparable a Antofagasta (0.86)</w:t>
       </w:r>
       <w:r>
-        <w:t xml:space="preserve">—, en marcado contraste con su nula reacción contemporánea. La velocidad de ajuste α es negativa (corrige desequilibrios) pero muy pequeña, indicando ajuste lento. Cautela: los coeficientes grandes de USDCLP/DXY reflejan colinealidad entre ambas medidas del dólar y se interpretan con reserva. </w:t>
+        <w:rPr>
+          <w:b w:val="0"/>
+          <w:i w:val="0"/>
+        </w:rPr>
+        <w:t xml:space="preserve">—, en marcado contraste con su nula reacción contemporánea. La velocidad de ajuste α es negativa (corrige desequilibrios) pero muy pequeña, indicando ajuste lento. </w:t>
+      </w:r>
+      <w:r>
+        <w:rPr>
+          <w:b w:val="0"/>
+          <w:i/>
+        </w:rPr>
+        <w:t>Cautela:</w:t>
+      </w:r>
+      <w:r>
+        <w:rPr>
+          <w:b w:val="0"/>
+          <w:i w:val="0"/>
+        </w:rPr>
+        <w:t xml:space="preserve"> los coeficientes grandes de USDCLP/DXY reflejan colinealidad entre ambas medidas del dólar y se interpretan con reserva. </w:t>
       </w:r>
       <w:r>
         <w:rPr>
           <w:b/>
+          <w:i w:val="0"/>
         </w:rPr>
         <w:t>H3 se sostiene</w:t>
       </w:r>
       <w:r>
+        <w:rPr>
+          <w:b w:val="0"/>
+          <w:i w:val="0"/>
+        </w:rPr>
         <w:t>, con la matización de §6.7.</w:t>
       </w:r>
     </w:p>
     <w:p>
       <w:r>
+        <w:rPr>
+          <w:b w:val="0"/>
+          <w:i w:val="0"/>
+        </w:rPr>
         <w:t>La magnitud de la velocidad de ajuste merece una lectura cuantitativa. Un coeficiente α del orden de −0.0008 diario implica que sólo una fracción ínfima del desequilibrio respecto del valor de equilibrio se corrige cada jornada; en términos de vida media —el tiempo que tarda en disiparse la mitad de una desviación— ello equivale a varios cientos de días hábiles. Esta lentitud del ajuste es, en sí misma, coherente con el relato central: la relación de equilibrio existe y es económicamente significativa, pero el regreso al equilibrio tras una perturbación es gradual, especialmente en el activo ilíquido, donde la corrección sólo puede operar en las jornadas en que hay transacción. El contraste entre una elasticidad de largo plazo robusta y una velocidad de ajuste pequeña es, por tanto, la contrapartida —en el dominio de los niveles— del fenómeno que las regresiones de retornos capturan en el dominio de los cambios: el vínculo fundamental es fuerte, pero su materialización en el precio es lenta.</w:t>
       </w:r>
     </w:p>
@@ -16033,15 +18215,24 @@
     </w:p>
     <w:p>
       <w:r>
+        <w:rPr>
+          <w:b w:val="0"/>
+          <w:i w:val="0"/>
+        </w:rPr>
         <w:t xml:space="preserve">Persistencia ≈ 0.99 (shocks de volatilidad muy duraderos) y efecto apalancamiento confirmado. En Pucobre, en cambio, los modelos GARCH resultan inestables (soluciones de borde) por la iliquidez y los saltos extremos (curtosis 35.5); se recomienda filtrar días de retorno nulo o usar modelos con saltos. </w:t>
       </w:r>
       <w:r>
         <w:rPr>
           <w:b/>
+          <w:i w:val="0"/>
         </w:rPr>
         <w:t>H4 se sostiene</w:t>
       </w:r>
       <w:r>
+        <w:rPr>
+          <w:b w:val="0"/>
+          <w:i w:val="0"/>
+        </w:rPr>
         <w:t xml:space="preserve"> salvo en el activo ilíquido. La Tabla y la Figura siguientes resumen la comparación entre especificaciones y la trayectoria de la volatilidad condicional de Antofagasta.</w:t>
       </w:r>
     </w:p>
@@ -18310,23 +20501,32 @@
       <w:pPr>
         <w:pStyle w:val="ListBullet"/>
       </w:pPr>
-      <w:r/>
       <w:r>
         <w:rPr>
           <w:b/>
+          <w:i w:val="0"/>
         </w:rPr>
         <w:t>ARDL bounds (diario, k=3):</w:t>
       </w:r>
       <w:r>
+        <w:rPr>
+          <w:b w:val="0"/>
+          <w:i w:val="0"/>
+        </w:rPr>
         <w:t xml:space="preserve"> F = 2.89 (ANTO) y 1.55 (PUCOBRE), por debajo del crítico I(1) (4.35) → no confirma cointegración, en aparente contraste con Johansen. La explicación es la </w:t>
       </w:r>
       <w:r>
         <w:rPr>
           <w:b/>
+          <w:i w:val="0"/>
         </w:rPr>
         <w:t>baja potencia del test uniecuacional cuando la velocidad de ajuste es minúscula</w:t>
       </w:r>
       <w:r>
+        <w:rPr>
+          <w:b w:val="0"/>
+          <w:i w:val="0"/>
+        </w:rPr>
         <w:t xml:space="preserve"> (α ≈ −0.0008): Johansen, basado en el sistema, sí la detecta. Conclusión prudente: la evidencia de largo plazo es sugerente pero no unánime; se prioriza el VECM.</w:t>
       </w:r>
     </w:p>
@@ -18334,14 +20534,13 @@
       <w:pPr>
         <w:pStyle w:val="ListBullet"/>
       </w:pPr>
-      <w:r/>
       <w:r>
         <w:rPr>
           <w:b/>
+          <w:i w:val="0"/>
         </w:rPr>
         <w:t>Estabilidad de β-cobre por submuestras:</w:t>
       </w:r>
-      <w:r/>
     </w:p>
     <w:p>
       <w:pPr>
@@ -18667,6 +20866,10 @@
     </w:p>
     <w:p>
       <w:r>
+        <w:rPr>
+          <w:b w:val="0"/>
+          <w:i w:val="0"/>
+        </w:rPr>
         <w:t>Antofagasta es estable y siempre significativa (pico en 2015-19); Pucobre es débil/no significativa salvo en COVID+ (0.15, t=4.2): leve mejora de transmisión en el boom reciente del cobre.</w:t>
       </w:r>
     </w:p>
@@ -19096,6 +21299,10 @@
     </w:p>
     <w:p>
       <w:r>
+        <w:rPr>
+          <w:b w:val="0"/>
+          <w:i w:val="0"/>
+        </w:rPr>
         <w:t>Antofagasta presenta cointegración no lineal y asimetría de largo plazo significativa: responde de forma estadísticamente distinta a alzas vs caídas del cobre. Los demás no rechazan simetría, coherente con su vínculo más débil.</w:t>
       </w:r>
     </w:p>
@@ -19109,7 +21316,25 @@
     </w:p>
     <w:p>
       <w:r>
-        <w:t>Impacto promedio del sector (FE≈RE≈Pooled; Hausman no rechaza RE): β-cobre ≈ 0.205 (p=0.073, marginal con cluster en 4 entidades); el mercado local domina (β≈0.79, p&lt;0.001); DXY ≈ −0.19 (p&lt;0.001); UST10Y +1.9 (p&lt;0.01). R² within ≈ 0.23. La práctica coincidencia entre los estimadores Pooled, de efectos fijos y de efectos aleatorios indica que los efectos específicos de empresa aportan poco en una especificación con factores comunes que varían en el tiempo, lo que es esperable al trabajar con retornos diarios de media casi nula. El predominio del factor de mercado local sobre el cobre en el promedio sectorial refleja la composición del panel —dos de sus cuatro integrantes (CAP, SQM) no son cobre puro— y, sobre todo, el peso de Pucobre, cuyo comovimiento diario está dominado por el mercado local más que por el metal. En suma, el panel confirma cualitativamente el canal del cobre, pero su baja potencia (N=4) aconseja tratarlo como evidencia de apoyo, no como inferencia primaria.</w:t>
+        <w:rPr>
+          <w:b w:val="0"/>
+          <w:i w:val="0"/>
+        </w:rPr>
+        <w:t xml:space="preserve">Impacto promedio del sector (FE≈RE≈Pooled; Hausman no rechaza RE): β-cobre ≈ 0.205 (p=0.073, marginal con </w:t>
+      </w:r>
+      <w:r>
+        <w:rPr>
+          <w:b w:val="0"/>
+          <w:i/>
+        </w:rPr>
+        <w:t>cluster</w:t>
+      </w:r>
+      <w:r>
+        <w:rPr>
+          <w:b w:val="0"/>
+          <w:i w:val="0"/>
+        </w:rPr>
+        <w:t xml:space="preserve"> en 4 entidades); el mercado local domina (β≈0.79, p&lt;0.001); DXY ≈ −0.19 (p&lt;0.001); UST10Y +1.9 (p&lt;0.01). R² within ≈ 0.23. La práctica coincidencia entre los estimadores Pooled, de efectos fijos y de efectos aleatorios indica que los efectos específicos de empresa aportan poco en una especificación con factores comunes que varían en el tiempo, lo que es esperable al trabajar con retornos diarios de media casi nula. El predominio del factor de mercado local sobre el cobre en el promedio sectorial refleja la composición del panel —dos de sus cuatro integrantes (CAP, SQM) no son cobre puro— y, sobre todo, el peso de Pucobre, cuyo comovimiento diario está dominado por el mercado local más que por el metal. En suma, el panel confirma cualitativamente el canal del cobre, pero su baja potencia (N=4) aconseja tratarlo como evidencia de apoyo, no como inferencia primaria.</w:t>
       </w:r>
     </w:p>
     <w:p>
@@ -19122,33 +21347,52 @@
     </w:p>
     <w:p>
       <w:r>
+        <w:rPr>
+          <w:b w:val="0"/>
+          <w:i w:val="0"/>
+        </w:rPr>
         <w:t xml:space="preserve">El cambio diario de la TPM entra con signo negativo en todos los activos (endurecimiento → menor retorno) pero </w:t>
       </w:r>
       <w:r>
         <w:rPr>
           <w:b/>
+          <w:i w:val="0"/>
         </w:rPr>
         <w:t>no significativo</w:t>
       </w:r>
       <w:r>
+        <w:rPr>
+          <w:b w:val="0"/>
+          <w:i w:val="0"/>
+        </w:rPr>
         <w:t xml:space="preserve"> (p&gt;0.12). El estudio de eventos sobre 51 alzas y 41 bajas de TPM arroja CAAR con el signo económico correcto (alza → anormal negativo: ANTO −1.04%, CAP −1.90%; baja → positivo) pero </w:t>
       </w:r>
       <w:r>
         <w:rPr>
           <w:b/>
+          <w:i w:val="0"/>
         </w:rPr>
         <w:t>ninguno significativo</w:t>
       </w:r>
       <w:r>
+        <w:rPr>
+          <w:b w:val="0"/>
+          <w:i w:val="0"/>
+        </w:rPr>
         <w:t xml:space="preserve"> (p&gt;0.37): los cambios de TPM están anticipados y la valoración minera responde a factores globales más que a la política monetaria doméstica. Este resultado admite una interpretación coherente con la eficiencia de mercado: las decisiones de política monetaria del Banco Central de Chile son, en su mayoría, anticipadas por los participantes —la senda de la tasa se comunica y se proyecta—, de modo que el anuncio en sí aporta poca sorpresa y, por tanto, escaso retorno anormal. A ello se suma que los ingresos de las mineras de cobre se denominan en dólares y dependen del precio mundial del metal, por lo que su valoración es relativamente insensible al costo del financiamiento local. La consecuencia metodológica es clara: para capturar el efecto de la política monetaria sobre estos activos sería necesario aislar el componente de </w:t>
       </w:r>
       <w:r>
         <w:rPr>
           <w:b/>
+          <w:i w:val="0"/>
         </w:rPr>
         <w:t>sorpresa</w:t>
       </w:r>
       <w:r>
+        <w:rPr>
+          <w:b w:val="0"/>
+          <w:i w:val="0"/>
+        </w:rPr>
         <w:t xml:space="preserve"> (la diferencia entre la tasa efectiva y la esperada por el mercado), lo que requiere datos de expectativas no disponibles en este estudio y queda planteado como extensión futura.</w:t>
       </w:r>
     </w:p>
@@ -19430,15 +21674,24 @@
     </w:p>
     <w:p>
       <w:r>
+        <w:rPr>
+          <w:b w:val="0"/>
+          <w:i w:val="0"/>
+        </w:rPr>
         <w:t xml:space="preserve">El cobre causa (robusto a cointegración) a ambos activos, de forma </w:t>
       </w:r>
       <w:r>
         <w:rPr>
           <w:b/>
+          <w:i w:val="0"/>
         </w:rPr>
         <w:t>unidireccional</w:t>
       </w:r>
       <w:r>
+        <w:rPr>
+          <w:b w:val="0"/>
+          <w:i w:val="0"/>
+        </w:rPr>
         <w:t xml:space="preserve"> para Antofagasta (es tomadora de precios). El sentido inverso en Pucobre (p=0.02) es económicamente implausible (una minera pequeña no mueve el COMEX) → probable artefacto del modelo aumentado de 13 rezagos.</w:t>
       </w:r>
     </w:p>
@@ -19451,23 +21704,32 @@
       </w:r>
     </w:p>
     <w:p>
-      <w:r/>
       <w:r>
         <w:rPr>
           <w:b/>
+          <w:i w:val="0"/>
         </w:rPr>
         <w:t>(a) Magnitud.</w:t>
       </w:r>
       <w:r>
+        <w:rPr>
+          <w:b w:val="0"/>
+          <w:i w:val="0"/>
+        </w:rPr>
         <w:t xml:space="preserve"> Pucobre presenta </w:t>
       </w:r>
       <w:r>
         <w:rPr>
           <w:b/>
+          <w:i w:val="0"/>
         </w:rPr>
         <w:t>62% de días con retorno cero</w:t>
       </w:r>
       <w:r>
+        <w:rPr>
+          <w:b w:val="0"/>
+          <w:i w:val="0"/>
+        </w:rPr>
         <w:t xml:space="preserve"> (no transa en la mayoría de las jornadas), frente a 5.5% (ANTO), 1.3% (SCCO) o 0.18% (Glencore); su volumen medio (~US$24 M equiv.) es dos órdenes de magnitud menor que el de Antofagasta (~US$2.000 M). La Tabla siguiente reporta las medidas de iliquidez por activo.</w:t>
       </w:r>
     </w:p>
@@ -20350,14 +22612,18 @@
       </w:pPr>
     </w:p>
     <w:p>
-      <w:r/>
       <w:r>
         <w:rPr>
           <w:b/>
+          <w:i w:val="0"/>
         </w:rPr>
         <w:t>(b) Transversal.</w:t>
       </w:r>
       <w:r>
+        <w:rPr>
+          <w:b w:val="0"/>
+          <w:i w:val="0"/>
+        </w:rPr>
         <w:t xml:space="preserve"> La correlación de Spearman entre iliquidez (% días cero) y β-cobre contemporánea es negativa (ρ≈−0.55), en la dirección predicha (no significativa con N=8). La Figura siguiente muestra esta relación.</w:t>
       </w:r>
     </w:p>
@@ -20417,14 +22683,13 @@
       </w:r>
     </w:p>
     <w:p>
-      <w:r/>
       <w:r>
         <w:rPr>
           <w:b/>
+          <w:i w:val="0"/>
         </w:rPr>
         <w:t>(c) Rezagos distribuidos:</w:t>
       </w:r>
-      <w:r/>
     </w:p>
     <w:p>
       <w:pPr>
@@ -20696,15 +22961,24 @@
     </w:p>
     <w:p>
       <w:r>
+        <w:rPr>
+          <w:b w:val="0"/>
+          <w:i w:val="0"/>
+        </w:rPr>
         <w:t xml:space="preserve">En Antofagasta el 95% del impacto del cobre llega el mismo día; en Pucobre sólo el 29% —el 71% restante se difiere—. </w:t>
       </w:r>
       <w:r>
         <w:rPr>
           <w:b/>
+          <w:i w:val="0"/>
         </w:rPr>
         <w:t>Multi-horizonte:</w:t>
       </w:r>
       <w:r>
+        <w:rPr>
+          <w:b w:val="0"/>
+          <w:i w:val="0"/>
+        </w:rPr>
         <w:t xml:space="preserve"> la elasticidad-cobre de Pucobre crece monótonamente: 0.09 (diaria) → 0.42 (acumulada 5d) → 0.60 (mensual, t=7.3, R²=0.31) → 0.75 (largo plazo VECM). A frecuencia mensual emerge la verdadera sensibilidad, cercana a la de Antofagasta. El IMACEC entra significativo y negativo para Pucobre (−0.26, t=−2.8). La evidencia en favor de H5 es, en consecuencia, sólida.</w:t>
       </w:r>
     </w:p>
@@ -20718,7 +22992,25 @@
     </w:p>
     <w:p>
       <w:r>
-        <w:t>Para evaluar la estabilidad de la transmisión en 22 años (que abarcan la crisis de 2008, el superciclo, el COVID y el boom pospandemia), se aplica una prueba de quiebre con fecha endógena (sup-Chow / Quandt-Andrews, trimming 15%) sobre la regresión r = a + b·Δcobre + controles:</w:t>
+        <w:rPr>
+          <w:b w:val="0"/>
+          <w:i w:val="0"/>
+        </w:rPr>
+        <w:t xml:space="preserve">Para evaluar la estabilidad de la transmisión en 22 años (que abarcan la crisis de 2008, el superciclo, el COVID y el boom pospandemia), se aplica una prueba de quiebre con fecha endógena (sup-Chow / Quandt-Andrews, </w:t>
+      </w:r>
+      <w:r>
+        <w:rPr>
+          <w:b w:val="0"/>
+          <w:i/>
+        </w:rPr>
+        <w:t>trimming</w:t>
+      </w:r>
+      <w:r>
+        <w:rPr>
+          <w:b w:val="0"/>
+          <w:i w:val="0"/>
+        </w:rPr>
+        <w:t xml:space="preserve"> 15%) sobre la regresión r = a + b·Δcobre + controles:</w:t>
       </w:r>
     </w:p>
     <w:p>
@@ -21327,42 +23619,66 @@
     </w:p>
     <w:p>
       <w:r>
+        <w:rPr>
+          <w:b w:val="0"/>
+          <w:i w:val="0"/>
+        </w:rPr>
         <w:t xml:space="preserve">Antofagasta presenta un </w:t>
       </w:r>
       <w:r>
         <w:rPr>
           <w:b/>
+          <w:i w:val="0"/>
         </w:rPr>
         <w:t>quiebre significativo</w:t>
       </w:r>
       <w:r>
+        <w:rPr>
+          <w:b w:val="0"/>
+          <w:i w:val="0"/>
+        </w:rPr>
         <w:t xml:space="preserve"> en torno a mediados de 2007 (víspera de la crisis financiera), tras el cual su elasticidad-cobre </w:t>
       </w:r>
       <w:r>
         <w:rPr>
           <w:b/>
+          <w:i w:val="0"/>
         </w:rPr>
         <w:t>se duplica con creces</w:t>
       </w:r>
       <w:r>
+        <w:rPr>
+          <w:b w:val="0"/>
+          <w:i w:val="0"/>
+        </w:rPr>
         <w:t xml:space="preserve"> (0.34 → 0.78): su integración al fundamento cuprífero se intensificó estructuralmente. Pucobre, en cambio, </w:t>
       </w:r>
       <w:r>
         <w:rPr>
           <w:b/>
+          <w:i w:val="0"/>
         </w:rPr>
         <w:t>no exhibe quiebre significativo</w:t>
       </w:r>
       <w:r>
+        <w:rPr>
+          <w:b w:val="0"/>
+          <w:i w:val="0"/>
+        </w:rPr>
         <w:t xml:space="preserve">: su débil transmisión contemporánea es </w:t>
       </w:r>
       <w:r>
         <w:rPr>
           <w:b/>
+          <w:i w:val="0"/>
         </w:rPr>
         <w:t>estructuralmente estable</w:t>
       </w:r>
       <w:r>
+        <w:rPr>
+          <w:b w:val="0"/>
+          <w:i w:val="0"/>
+        </w:rPr>
         <w:t>, no un artefacto de un régimen particular. Esto refuerza H2/H5: la baja sensibilidad contemporánea de Pucobre es una característica permanente de su microestructura (iliquidez), no un fenómeno transitorio.</w:t>
       </w:r>
     </w:p>
@@ -21376,15 +23692,24 @@
     </w:p>
     <w:p>
       <w:r>
+        <w:rPr>
+          <w:b w:val="0"/>
+          <w:i w:val="0"/>
+        </w:rPr>
         <w:t xml:space="preserve">Dado que el hallazgo central descansa sobre la iliquidez, se replica el contraste transversal con </w:t>
       </w:r>
       <w:r>
         <w:rPr>
           <w:b/>
+          <w:i w:val="0"/>
         </w:rPr>
         <w:t>cuatro proxies construidas con metodologías distintas</w:t>
       </w:r>
       <w:r>
+        <w:rPr>
+          <w:b w:val="0"/>
+          <w:i w:val="0"/>
+        </w:rPr>
         <w:t xml:space="preserve"> —Amihud (basada en volumen), porcentaje de días con retorno cero (Lesmond et al.), spread implícito de Roll (basado en autocovarianza de retornos) y volumen medio en USD-equivalente—:</w:t>
       </w:r>
     </w:p>
@@ -21806,33 +24131,52 @@
     </w:p>
     <w:p>
       <w:r>
+        <w:rPr>
+          <w:b w:val="0"/>
+          <w:i w:val="0"/>
+        </w:rPr>
         <w:t xml:space="preserve">Las cuatro medidas apuntan en la </w:t>
       </w:r>
       <w:r>
         <w:rPr>
           <w:b/>
+          <w:i w:val="0"/>
         </w:rPr>
         <w:t>dirección predicha</w:t>
       </w:r>
       <w:r>
+        <w:rPr>
+          <w:b w:val="0"/>
+          <w:i w:val="0"/>
+        </w:rPr>
         <w:t xml:space="preserve"> (mayor iliquidez → menor transmisión contemporánea; mayor volumen → mayor transmisión), aunque ninguna alcanza significancia individual con N=8 (baja potencia). La </w:t>
       </w:r>
       <w:r>
         <w:rPr>
           <w:b/>
+          <w:i w:val="0"/>
         </w:rPr>
         <w:t>consistencia de signos</w:t>
       </w:r>
       <w:r>
+        <w:rPr>
+          <w:b w:val="0"/>
+          <w:i w:val="0"/>
+        </w:rPr>
         <w:t xml:space="preserve"> entre proxies metodológicamente independientes robustece la conclusión: el hallazgo no depende del estimador de Amihud. (El spread de Roll resulta indefinido para Pucobre, CAP y SQM —autocovarianza positiva por la masa de retornos cero—, lo que confirma que el </w:t>
       </w:r>
       <w:r>
         <w:rPr>
           <w:b/>
+          <w:i w:val="0"/>
         </w:rPr>
         <w:t>porcentaje de días con retorno cero</w:t>
       </w:r>
       <w:r>
+        <w:rPr>
+          <w:b w:val="0"/>
+          <w:i w:val="0"/>
+        </w:rPr>
         <w:t xml:space="preserve"> es la proxy preferida para los activos más ilíquidos, en línea con Lesmond et al.)</w:t>
       </w:r>
     </w:p>
@@ -21846,25 +24190,53 @@
     </w:p>
     <w:p>
       <w:r>
+        <w:rPr>
+          <w:b w:val="0"/>
+          <w:i w:val="0"/>
+        </w:rPr>
         <w:t xml:space="preserve">Como prueba </w:t>
       </w:r>
       <w:r>
         <w:rPr>
           <w:b/>
+          <w:i w:val="0"/>
         </w:rPr>
         <w:t>predictiva e independiente</w:t>
       </w:r>
       <w:r>
+        <w:rPr>
+          <w:b w:val="0"/>
+          <w:i w:val="0"/>
+        </w:rPr>
         <w:t xml:space="preserve"> de la transmisión diferida (H5), se evalúa si el cobre </w:t>
       </w:r>
       <w:r>
         <w:rPr>
           <w:b/>
+          <w:i w:val="0"/>
         </w:rPr>
         <w:t>rezagado</w:t>
       </w:r>
       <w:r>
-        <w:t xml:space="preserve"> mejora la predicción fuera de muestra del retorno, mediante un esquema recursivo (ventana expansiva desde el 50% de la muestra) que compara un benchmark AR(1) anidado con un modelo AR(1) + cobre rezagado (lags 1–2), usando el R² fuera de muestra (Campbell-Thompson) y el test de Clark-West:</w:t>
+        <w:rPr>
+          <w:b w:val="0"/>
+          <w:i w:val="0"/>
+        </w:rPr>
+        <w:t xml:space="preserve"> mejora la predicción fuera de muestra del retorno, mediante un esquema recursivo (ventana expansiva desde el 50% de la muestra) que compara un </w:t>
+      </w:r>
+      <w:r>
+        <w:rPr>
+          <w:b w:val="0"/>
+          <w:i/>
+        </w:rPr>
+        <w:t>benchmark</w:t>
+      </w:r>
+      <w:r>
+        <w:rPr>
+          <w:b w:val="0"/>
+          <w:i w:val="0"/>
+        </w:rPr>
+        <w:t xml:space="preserve"> AR(1) anidado con un modelo AR(1) + cobre rezagado (lags 1–2), usando el R² fuera de muestra (Campbell-Thompson) y el test de Clark-West:</w:t>
       </w:r>
     </w:p>
     <w:p>
@@ -22379,33 +24751,52 @@
     </w:p>
     <w:p>
       <w:r>
+        <w:rPr>
+          <w:b w:val="0"/>
+          <w:i w:val="0"/>
+        </w:rPr>
         <w:t xml:space="preserve">El cobre </w:t>
       </w:r>
       <w:r>
         <w:rPr>
           <w:b/>
+          <w:i w:val="0"/>
         </w:rPr>
         <w:t>rezagado</w:t>
       </w:r>
       <w:r>
+        <w:rPr>
+          <w:b w:val="0"/>
+          <w:i w:val="0"/>
+        </w:rPr>
         <w:t xml:space="preserve"> tiene poder predictivo fuera de muestra para Pucobre —de hecho </w:t>
       </w:r>
       <w:r>
         <w:rPr>
           <w:b/>
+          <w:i w:val="0"/>
         </w:rPr>
         <w:t>mayor</w:t>
       </w:r>
       <w:r>
+        <w:rPr>
+          <w:b w:val="0"/>
+          <w:i w:val="0"/>
+        </w:rPr>
         <w:t xml:space="preserve"> que para Antofagasta—, exactamente lo que predice la transmisión diferida: en el activo líquido el cobre ya está incorporado y el rezago aporta poco, mientras que en el ilíquido el rezago captura la incorporación tardía. El </w:t>
       </w:r>
       <w:r>
         <w:rPr>
           <w:b/>
+          <w:i w:val="0"/>
         </w:rPr>
         <w:t>placebo</w:t>
       </w:r>
       <w:r>
+        <w:rPr>
+          <w:b w:val="0"/>
+          <w:i w:val="0"/>
+        </w:rPr>
         <w:t xml:space="preserve"> es nítido: SQM (litio, no cobre) no muestra predictibilidad por cobre rezagado (p=0.68), descartando que el resultado sea espurio. Esta es una confirmación de H5 por una vía metodológicamente distinta a todo el resto del análisis.</w:t>
       </w:r>
     </w:p>
@@ -22419,25 +24810,53 @@
     </w:p>
     <w:p>
       <w:r>
+        <w:rPr>
+          <w:b w:val="0"/>
+          <w:i w:val="0"/>
+        </w:rPr>
         <w:t xml:space="preserve">Aunque el enfoque de la tesis es </w:t>
       </w:r>
       <w:r>
         <w:rPr>
           <w:b/>
+          <w:i w:val="0"/>
         </w:rPr>
         <w:t>explicativo</w:t>
       </w:r>
       <w:r>
+        <w:rPr>
+          <w:b w:val="0"/>
+          <w:i w:val="0"/>
+        </w:rPr>
         <w:t xml:space="preserve">, no predictivo, una validación predictiva fuera de muestra ofrece un contraste adicional del mecanismo y una aplicación práctica. Se estima un modelo lineal transparente que predice el retorno del día siguiente con información disponible hoy —retorno propio rezagado, cobre contemporáneo y rezagado, dólar y mercado— en una ventana </w:t>
       </w:r>
       <w:r>
         <w:rPr>
           <w:b/>
+          <w:i w:val="0"/>
         </w:rPr>
         <w:t>expansiva</w:t>
       </w:r>
       <w:r>
-        <w:t xml:space="preserve"> (estimación recursiva), y se compara contra un benchmark ingenuo (predecir retorno nulo, esto es, caminata aleatoria del precio):</w:t>
+        <w:rPr>
+          <w:b w:val="0"/>
+          <w:i w:val="0"/>
+        </w:rPr>
+        <w:t xml:space="preserve"> (estimación recursiva), y se compara contra un </w:t>
+      </w:r>
+      <w:r>
+        <w:rPr>
+          <w:b w:val="0"/>
+          <w:i/>
+        </w:rPr>
+        <w:t>benchmark</w:t>
+      </w:r>
+      <w:r>
+        <w:rPr>
+          <w:b w:val="0"/>
+          <w:i w:val="0"/>
+        </w:rPr>
+        <w:t xml:space="preserve"> ingenuo (predecir retorno nulo, esto es, caminata aleatoria del precio):</w:t>
       </w:r>
     </w:p>
     <w:p>
@@ -22710,56 +25129,103 @@
     </w:p>
     <w:p>
       <w:r>
+        <w:rPr>
+          <w:b w:val="0"/>
+          <w:i w:val="0"/>
+        </w:rPr>
         <w:t xml:space="preserve">(*) Precisión direccional calculada </w:t>
       </w:r>
       <w:r>
         <w:rPr>
           <w:b/>
+          <w:i w:val="0"/>
         </w:rPr>
         <w:t>sólo sobre días de retorno no nulo</w:t>
       </w:r>
       <w:r>
+        <w:rPr>
+          <w:b w:val="0"/>
+          <w:i w:val="0"/>
+        </w:rPr>
         <w:t>, para evitar el sesgo que introducen los numerosos días sin transacción de Pucobre (donde el signo del retorno observado es cero).</w:t>
       </w:r>
     </w:p>
     <w:p>
       <w:r>
+        <w:rPr>
+          <w:b w:val="0"/>
+          <w:i w:val="0"/>
+        </w:rPr>
         <w:t xml:space="preserve">El resultado admite dos lecturas: (i) el retorno diario es esencialmente impredecible —coherente con eficiencia de mercado en forma débil—, con R² fuera de muestra ínfimo y precisión direccional apenas sobre el 50%; (ii) sin embargo, </w:t>
       </w:r>
       <w:r>
         <w:rPr>
           <w:b/>
+          <w:i w:val="0"/>
         </w:rPr>
         <w:t>Pucobre es sistemáticamente más predecible que Antofagasta</w:t>
       </w:r>
       <w:r>
-        <w:t xml:space="preserve"> (mayor precisión direccional, única con R² fuera de muestra y RMSE mejores que el benchmark). Esta mayor predictibilidad del activo ilíquido es precisamente lo que implica el descubrimiento de precios diferido: la incorporación tardía de la información genera </w:t>
+        <w:rPr>
+          <w:b w:val="0"/>
+          <w:i w:val="0"/>
+        </w:rPr>
+        <w:t xml:space="preserve"> (mayor precisión direccional, única con R² fuera de muestra y RMSE mejores que el </w:t>
+      </w:r>
+      <w:r>
+        <w:rPr>
+          <w:b w:val="0"/>
+          <w:i/>
+        </w:rPr>
+        <w:t>benchmark</w:t>
+      </w:r>
+      <w:r>
+        <w:rPr>
+          <w:b w:val="0"/>
+          <w:i w:val="0"/>
+        </w:rPr>
+        <w:t xml:space="preserve">). Esta mayor predictibilidad del activo ilíquido es precisamente lo que implica el descubrimiento de precios diferido: la incorporación tardía de la información genera </w:t>
       </w:r>
       <w:r>
         <w:rPr>
           <w:b/>
+          <w:i w:val="0"/>
         </w:rPr>
         <w:t>autocorrelación</w:t>
       </w:r>
       <w:r>
+        <w:rPr>
+          <w:b w:val="0"/>
+          <w:i w:val="0"/>
+        </w:rPr>
         <w:t xml:space="preserve"> explotable. Así, la dimensión predictiva </w:t>
       </w:r>
       <w:r>
         <w:rPr>
           <w:b/>
+          <w:i w:val="0"/>
         </w:rPr>
         <w:t>refuerza</w:t>
       </w:r>
       <w:r>
+        <w:rPr>
+          <w:b w:val="0"/>
+          <w:i w:val="0"/>
+        </w:rPr>
         <w:t xml:space="preserve"> el hallazgo explicativo central por una vía independiente. La plataforma asociada incluye un </w:t>
       </w:r>
       <w:r>
         <w:rPr>
           <w:b/>
+          <w:i w:val="0"/>
         </w:rPr>
         <w:t>simulador de escenarios</w:t>
       </w:r>
       <w:r>
+        <w:rPr>
+          <w:b w:val="0"/>
+          <w:i w:val="0"/>
+        </w:rPr>
         <w:t xml:space="preserve"> que traduce las elasticidades estimadas en impactos por horizonte; su utilidad no radica en el pronóstico puntual —imposible para retornos diarios— sino en cuantificar, de forma trazable, el rango de impacto de un escenario de cobre.</w:t>
       </w:r>
     </w:p>
@@ -23263,6 +25729,10 @@
     </w:p>
     <w:p>
       <w:r>
+        <w:rPr>
+          <w:b w:val="0"/>
+          <w:i w:val="0"/>
+        </w:rPr>
         <w:t>El cuadro condensa el aporte: cinco hipótesis preinscritas, contrastadas con métodos independientes, con veredictos explícitos y matizados donde la evidencia no es unánime, según el peso de la evidencia de cada técnica.</w:t>
       </w:r>
     </w:p>
@@ -23284,15 +25754,19 @@
     </w:p>
     <w:p>
       <w:r>
+        <w:rPr>
+          <w:b w:val="0"/>
+          <w:i w:val="0"/>
+        </w:rPr>
         <w:t xml:space="preserve">La evidencia es consistente y se triangula por seis técnicas independientes: (1) la regresión HAC muestra transmisión contemporánea casi nula en Pucobre (0.09); (2) los rezagos distribuidos muestran que sólo el 29% del impacto llega el día 0; (3) el VAR muestra una IRF que se acumula en los días siguientes (5d ≈ 4× el día 1); (4) la FEVD del cobre crece con el horizonte; (5) el modelo mensual recupera una elasticidad de 0.60; (6) el VECM fija el equilibrio de largo plazo en 0.75. Las seis piezas convergen en una sola lectura: </w:t>
       </w:r>
       <w:r>
         <w:rPr>
           <w:b/>
+          <w:i w:val="0"/>
         </w:rPr>
         <w:t>la iliquidez retrasa, pero no elimina, la transmisión del fundamento cobre→valoración.</w:t>
       </w:r>
-      <w:r/>
     </w:p>
     <w:p>
       <w:pPr>
@@ -23304,39 +25778,118 @@
     </w:p>
     <w:p>
       <w:r>
-        <w:t xml:space="preserve">El pure-play líquido y cross-listed (Antofagasta) opera en un mercado profundo donde el arbitraje incorpora el precio del cobre de inmediato. El pure-play local (Pucobre) transa esporádicamente; la información del cobre se incorpora a su precio sólo cuando hay transacción, generando autocorrelación positiva en sus retornos y un descubrimiento de precios diferido. El fundamento es el mismo —la elasticidad de largo plazo es comparable— pero la </w:t>
+        <w:rPr>
+          <w:b w:val="0"/>
+          <w:i w:val="0"/>
+        </w:rPr>
+        <w:t xml:space="preserve">El </w:t>
+      </w:r>
+      <w:r>
+        <w:rPr>
+          <w:b w:val="0"/>
+          <w:i/>
+        </w:rPr>
+        <w:t>pure-play</w:t>
+      </w:r>
+      <w:r>
+        <w:rPr>
+          <w:b w:val="0"/>
+          <w:i w:val="0"/>
+        </w:rPr>
+        <w:t xml:space="preserve"> líquido y </w:t>
+      </w:r>
+      <w:r>
+        <w:rPr>
+          <w:b w:val="0"/>
+          <w:i/>
+        </w:rPr>
+        <w:t>cross-listed</w:t>
+      </w:r>
+      <w:r>
+        <w:rPr>
+          <w:b w:val="0"/>
+          <w:i w:val="0"/>
+        </w:rPr>
+        <w:t xml:space="preserve"> (Antofagasta) opera en un mercado profundo donde el arbitraje incorpora el precio del cobre de inmediato. El </w:t>
+      </w:r>
+      <w:r>
+        <w:rPr>
+          <w:b w:val="0"/>
+          <w:i/>
+        </w:rPr>
+        <w:t>pure-play</w:t>
+      </w:r>
+      <w:r>
+        <w:rPr>
+          <w:b w:val="0"/>
+          <w:i w:val="0"/>
+        </w:rPr>
+        <w:t xml:space="preserve"> local (Pucobre) transa esporádicamente; la información del cobre se incorpora a su precio sólo cuando hay transacción, generando autocorrelación positiva en sus retornos y un descubrimiento de precios diferido. El fundamento es el mismo —la elasticidad de largo plazo es comparable— pero la </w:t>
       </w:r>
       <w:r>
         <w:rPr>
           <w:b/>
+          <w:i w:val="0"/>
         </w:rPr>
         <w:t>velocidad</w:t>
       </w:r>
       <w:r>
+        <w:rPr>
+          <w:b w:val="0"/>
+          <w:i w:val="0"/>
+        </w:rPr>
         <w:t xml:space="preserve"> de incorporación difiere por la microestructura.</w:t>
       </w:r>
     </w:p>
     <w:p>
       <w:r>
+        <w:rPr>
+          <w:b w:val="0"/>
+          <w:i w:val="0"/>
+        </w:rPr>
         <w:t xml:space="preserve">El mecanismo puede precisarse en el lenguaje de la microestructura de mercado. En un título de alta profundidad, el flujo continuo de órdenes y la presencia de arbitrajistas aseguran que cualquier novedad sobre el precio del cobre —disponible en tiempo real en los mercados de futuros— se traduzca casi instantáneamente en el precio de la acción, pues existen agentes dispuestos a operar ante la menor discrepancia entre el valor fundamental y el precio observado. En un título de baja profundidad, en cambio, pueden transcurrir jornadas sin transacciones; durante esos intervalos el precio permanece "congelado" en su último valor, desconectado de la evolución del fundamento. Cuando finalmente se cruza una operación, el precio salta para reflejar de una vez toda la información acumulada, lo que produce simultáneamente la curtosis extrema observada en los retornos de Pucobre y la autocorrelación positiva que el modelo predictivo explota fuera de muestra. Este patrón —precios que se ajustan a saltos discretos en lugar de hacerlo de forma continua— es la manifestación empírica del descubrimiento de precios lento, y explica por qué la elasticidad-cobre medida crece de forma monótona a medida que se amplía la ventana temporal: al agregar varios días o un mes, los saltos rezagados se acumulan y la sensibilidad converge a la que exhibe el activo líquido. La distinción crucial, y el aporte conceptual de la tesis, es que esta brecha es de </w:t>
       </w:r>
       <w:r>
         <w:rPr>
           <w:b/>
+          <w:i w:val="0"/>
         </w:rPr>
         <w:t>velocidad de incorporación</w:t>
       </w:r>
       <w:r>
+        <w:rPr>
+          <w:b w:val="0"/>
+          <w:i w:val="0"/>
+        </w:rPr>
         <w:t xml:space="preserve">, no de </w:t>
       </w:r>
       <w:r>
         <w:rPr>
           <w:b/>
+          <w:i w:val="0"/>
         </w:rPr>
         <w:t>exposición fundamental</w:t>
       </w:r>
       <w:r>
-        <w:t>: ambos pure-plays están igualmente ligados al cobre en el largo plazo; sólo difieren en la rapidez con que el mercado lo reconoce.</w:t>
+        <w:rPr>
+          <w:b w:val="0"/>
+          <w:i w:val="0"/>
+        </w:rPr>
+        <w:t xml:space="preserve">: ambos </w:t>
+      </w:r>
+      <w:r>
+        <w:rPr>
+          <w:b w:val="0"/>
+          <w:i/>
+        </w:rPr>
+        <w:t>pure-plays</w:t>
+      </w:r>
+      <w:r>
+        <w:rPr>
+          <w:b w:val="0"/>
+          <w:i w:val="0"/>
+        </w:rPr>
+        <w:t xml:space="preserve"> están igualmente ligados al cobre en el largo plazo; sólo difieren en la rapidez con que el mercado lo reconoce.</w:t>
       </w:r>
     </w:p>
     <w:p>
@@ -23349,87 +25902,150 @@
     </w:p>
     <w:p>
       <w:r>
+        <w:rPr>
+          <w:b w:val="0"/>
+          <w:i w:val="0"/>
+        </w:rPr>
         <w:t xml:space="preserve">Más allá de la significancia estadística, las magnitudes tienen una lectura económica concreta. Una elasticidad-cobre contemporánea de </w:t>
       </w:r>
       <w:r>
         <w:rPr>
           <w:b/>
+          <w:i w:val="0"/>
         </w:rPr>
         <w:t>0.70</w:t>
       </w:r>
       <w:r>
+        <w:rPr>
+          <w:b w:val="0"/>
+          <w:i w:val="0"/>
+        </w:rPr>
         <w:t xml:space="preserve"> para Antofagasta implica que un movimiento de </w:t>
       </w:r>
       <w:r>
         <w:rPr>
           <w:b/>
+          <w:i w:val="0"/>
         </w:rPr>
         <w:t>+10%</w:t>
       </w:r>
       <w:r>
+        <w:rPr>
+          <w:b w:val="0"/>
+          <w:i w:val="0"/>
+        </w:rPr>
         <w:t xml:space="preserve"> en el precio del cobre se asocia, el mismo día, con un retorno de </w:t>
       </w:r>
       <w:r>
         <w:rPr>
           <w:b/>
+          <w:i w:val="0"/>
         </w:rPr>
         <w:t>≈+7%</w:t>
       </w:r>
       <w:r>
-        <w:t xml:space="preserve"> de la acción —coherente con el apalancamiento operativo de un pure-play (§2.5)—. Para Pucobre, ese mismo shock de +10% genera apenas </w:t>
+        <w:rPr>
+          <w:b w:val="0"/>
+          <w:i w:val="0"/>
+        </w:rPr>
+        <w:t xml:space="preserve"> de la acción —coherente con el apalancamiento operativo de un </w:t>
+      </w:r>
+      <w:r>
+        <w:rPr>
+          <w:b w:val="0"/>
+          <w:i/>
+        </w:rPr>
+        <w:t>pure-play</w:t>
+      </w:r>
+      <w:r>
+        <w:rPr>
+          <w:b w:val="0"/>
+          <w:i w:val="0"/>
+        </w:rPr>
+        <w:t xml:space="preserve"> (§2.5)—. Para Pucobre, ese mismo shock de +10% genera apenas </w:t>
       </w:r>
       <w:r>
         <w:rPr>
           <w:b/>
+          <w:i w:val="0"/>
         </w:rPr>
         <w:t>≈+0.9%</w:t>
       </w:r>
       <w:r>
+        <w:rPr>
+          <w:b w:val="0"/>
+          <w:i w:val="0"/>
+        </w:rPr>
         <w:t xml:space="preserve"> el primer día, pero </w:t>
       </w:r>
       <w:r>
         <w:rPr>
           <w:b/>
+          <w:i w:val="0"/>
         </w:rPr>
         <w:t>≈+6%</w:t>
       </w:r>
       <w:r>
+        <w:rPr>
+          <w:b w:val="0"/>
+          <w:i w:val="0"/>
+        </w:rPr>
         <w:t xml:space="preserve"> acumulado al cabo de un mes y </w:t>
       </w:r>
       <w:r>
         <w:rPr>
           <w:b/>
+          <w:i w:val="0"/>
         </w:rPr>
         <w:t>≈+7.5%</w:t>
       </w:r>
       <w:r>
+        <w:rPr>
+          <w:b w:val="0"/>
+          <w:i w:val="0"/>
+        </w:rPr>
         <w:t xml:space="preserve"> en el equilibrio de largo plazo. Para un inversionista, la implicancia es operativa: medir la exposición de Pucobre al cobre con una beta </w:t>
       </w:r>
       <w:r>
         <w:rPr>
           <w:b/>
+          <w:i w:val="0"/>
         </w:rPr>
         <w:t>diaria</w:t>
       </w:r>
       <w:r>
+        <w:rPr>
+          <w:b w:val="0"/>
+          <w:i w:val="0"/>
+        </w:rPr>
         <w:t xml:space="preserve"> subestima su riesgo real en un factor cercano a </w:t>
       </w:r>
       <w:r>
         <w:rPr>
           <w:b/>
+          <w:i w:val="0"/>
         </w:rPr>
         <w:t>ocho</w:t>
       </w:r>
       <w:r>
+        <w:rPr>
+          <w:b w:val="0"/>
+          <w:i w:val="0"/>
+        </w:rPr>
         <w:t xml:space="preserve"> (0.09 vs 0.75); la exposición sólo se aprecia correctamente a horizontes mensuales o superiores. Para un emisor pequeño, el resultado cuantifica un </w:t>
       </w:r>
       <w:r>
         <w:rPr>
           <w:b/>
+          <w:i w:val="0"/>
         </w:rPr>
         <w:t>costo de iliquidez</w:t>
       </w:r>
       <w:r>
+        <w:rPr>
+          <w:b w:val="0"/>
+          <w:i w:val="0"/>
+        </w:rPr>
         <w:t>: el mercado tarda en reflejar las mejoras de su fundamento, lo que se traduce en mayor costo de capital y menor utilidad de la acción como instrumento de cobertura del riesgo-cobre en el corto plazo.</w:t>
       </w:r>
     </w:p>
@@ -23443,25 +26059,67 @@
     </w:p>
     <w:p>
       <w:r>
-        <w:t xml:space="preserve">El gradiente de transmisión por horizonte tiene una lectura directa en términos de eficiencia informacional en su forma semi-fuerte. En el segmento líquido y cross-listed, la información pública del precio del cobre se incorpora al valor de Antofagasta esencialmente el mismo día (fracción día 0 ≈ 95%), compatible con un mercado eficiente. En el segmento local ilíquido, en cambio, una fracción mayoritaria del impacto (≈71%) se incorpora con rezago, lo que constituye una </w:t>
+        <w:rPr>
+          <w:b w:val="0"/>
+          <w:i w:val="0"/>
+        </w:rPr>
+        <w:t xml:space="preserve">El gradiente de transmisión por horizonte tiene una lectura directa en términos de eficiencia informacional en su forma semi-fuerte. En el segmento líquido y </w:t>
+      </w:r>
+      <w:r>
+        <w:rPr>
+          <w:b w:val="0"/>
+          <w:i/>
+        </w:rPr>
+        <w:t>cross-listed</w:t>
+      </w:r>
+      <w:r>
+        <w:rPr>
+          <w:b w:val="0"/>
+          <w:i w:val="0"/>
+        </w:rPr>
+        <w:t xml:space="preserve">, la información pública del precio del cobre se incorpora al valor de Antofagasta esencialmente el mismo día (fracción día 0 ≈ 95%), compatible con un mercado eficiente. En el segmento local ilíquido, en cambio, una fracción mayoritaria del impacto (≈71%) se incorpora con rezago, lo que constituye una </w:t>
       </w:r>
       <w:r>
         <w:rPr>
           <w:b/>
+          <w:i w:val="0"/>
         </w:rPr>
         <w:t>ineficiencia de corto plazo medible</w:t>
       </w:r>
       <w:r>
+        <w:rPr>
+          <w:b w:val="0"/>
+          <w:i w:val="0"/>
+        </w:rPr>
         <w:t xml:space="preserve">. Es crucial subrayar que esta ineficiencia es atribuible a la </w:t>
       </w:r>
       <w:r>
         <w:rPr>
           <w:b/>
+          <w:i w:val="0"/>
         </w:rPr>
         <w:t>fricción de liquidez</w:t>
       </w:r>
       <w:r>
-        <w:t xml:space="preserve"> —no a una desconexión fundamental— puesto que el equilibrio de largo plazo recupera la elasticidad plena. La distinción importa para el diseño de políticas de mercado (incentivos a la liquidez, market making) y para la práctica de valoración: ignorarla conduce a betas diarias sesgadas a la baja para los activos ilíquidos.</w:t>
+        <w:rPr>
+          <w:b w:val="0"/>
+          <w:i w:val="0"/>
+        </w:rPr>
+        <w:t xml:space="preserve"> —no a una desconexión fundamental— puesto que el equilibrio de largo plazo recupera la elasticidad plena. La distinción importa para el diseño de políticas de mercado (incentivos a la liquidez, </w:t>
+      </w:r>
+      <w:r>
+        <w:rPr>
+          <w:b w:val="0"/>
+          <w:i/>
+        </w:rPr>
+        <w:t>market making</w:t>
+      </w:r>
+      <w:r>
+        <w:rPr>
+          <w:b w:val="0"/>
+          <w:i w:val="0"/>
+        </w:rPr>
+        <w:t>) y para la práctica de valoración: ignorarla conduce a betas diarias sesgadas a la baja para los activos ilíquidos.</w:t>
       </w:r>
     </w:p>
     <w:p>
@@ -23474,7 +26132,53 @@
     </w:p>
     <w:p>
       <w:r>
-        <w:t>Las elasticidades-cobre de las referencias internacionales (SCCO 0.49, FCX 0.63, Glencore 0.58) y de Antofagasta (0.70) son del mismo orden, validando externamente la magnitud del canal de demanda/ingreso. Este orden de magnitud —una relación positiva pero por debajo de la unidad en el corto plazo— coincide con la evidencia de Mendiola, Chávez-Bedoya y Wallenstein (2022), quienes documentan una reacción positiva e inelástica de las acciones mineras de cobre ante cambios en el precio del metal. El signo negativo del dólar y la relación cobre↔moneda son coherentes con la literatura de commodity currencies (Chen y Rogoff, 2003) y con la evidencia nacional del Banco Central de Chile. La advertencia de Kilian y Park (2009) —según la cual el efecto de un shock de commodity sobre las acciones depende de su naturaleza de oferta o de demanda— invita a no sobreinterpretar la elasticidad estimada como un parámetro estructural único, sino como un promedio sobre regímenes; de ahí la relevancia del análisis de quiebres y submuestras. La asimetría de largo plazo hallada para Antofagasta dialoga con la evidencia de Cashin, McDermott y Scott (2002) sobre la naturaleza asimétrica de los ciclos de commodities. Finalmente, la disociación corto/largo plazo gobernada por la liquidez es plenamente consistente con Amihud (2002), Bekaert, Harvey y Lundblad (2007) y Amihud, Hameed, Kang y Zhang (2015), quienes sitúan a la liquidez —y en particular a la de las firmas pequeñas de mercados emergentes— como un determinante de primer orden del comportamiento de los retornos.</w:t>
+        <w:rPr>
+          <w:b w:val="0"/>
+          <w:i w:val="0"/>
+        </w:rPr>
+        <w:t xml:space="preserve">Las elasticidades-cobre de las referencias internacionales (SCCO 0.49, FCX 0.63, Glencore 0.58) y de Antofagasta (0.70) son del mismo orden, validando externamente la magnitud del canal de demanda/ingreso. Este orden de magnitud —una relación positiva pero por debajo de la unidad en el corto plazo— coincide con la evidencia de Mendiola, Chávez-Bedoya y Wallenstein (2022), quienes documentan una reacción positiva e inelástica de las acciones mineras de cobre ante cambios en el precio del metal. El signo negativo del dólar y la relación cobre↔moneda son coherentes con la literatura de </w:t>
+      </w:r>
+      <w:r>
+        <w:rPr>
+          <w:b w:val="0"/>
+          <w:i/>
+        </w:rPr>
+        <w:t>commodity currencies</w:t>
+      </w:r>
+      <w:r>
+        <w:rPr>
+          <w:b w:val="0"/>
+          <w:i w:val="0"/>
+        </w:rPr>
+        <w:t xml:space="preserve"> (Chen y Rogoff, 2003) y con la evidencia nacional del Banco Central de Chile. La advertencia de Kilian y Park (2009) —según la cual el efecto de un shock de </w:t>
+      </w:r>
+      <w:r>
+        <w:rPr>
+          <w:b w:val="0"/>
+          <w:i/>
+        </w:rPr>
+        <w:t>commodity</w:t>
+      </w:r>
+      <w:r>
+        <w:rPr>
+          <w:b w:val="0"/>
+          <w:i w:val="0"/>
+        </w:rPr>
+        <w:t xml:space="preserve"> sobre las acciones depende de su naturaleza de oferta o de demanda— invita a no sobreinterpretar la elasticidad estimada como un parámetro estructural único, sino como un promedio sobre regímenes; de ahí la relevancia del análisis de quiebres y submuestras. La asimetría de largo plazo hallada para Antofagasta dialoga con la evidencia de Cashin, McDermott y Scott (2002) sobre la naturaleza asimétrica de los ciclos de </w:t>
+      </w:r>
+      <w:r>
+        <w:rPr>
+          <w:b w:val="0"/>
+          <w:i/>
+        </w:rPr>
+        <w:t>commodities</w:t>
+      </w:r>
+      <w:r>
+        <w:rPr>
+          <w:b w:val="0"/>
+          <w:i w:val="0"/>
+        </w:rPr>
+        <w:t>. Finalmente, la disociación corto/largo plazo gobernada por la liquidez es plenamente consistente con Amihud (2002), Bekaert, Harvey y Lundblad (2007) y Amihud, Hameed, Kang y Zhang (2015), quienes sitúan a la liquidez —y en particular a la de las firmas pequeñas de mercados emergentes— como un determinante de primer orden del comportamiento de los retornos.</w:t>
       </w:r>
     </w:p>
     <w:p>
@@ -23486,27 +26190,105 @@
       </w:r>
     </w:p>
     <w:p>
-      <w:r/>
       <w:r>
         <w:rPr>
           <w:b/>
+          <w:i w:val="0"/>
         </w:rPr>
         <w:t>Interna.</w:t>
       </w:r>
       <w:r>
-        <w:t xml:space="preserve"> La identificación del canal cobre→acción se apoya en (i) la exogeneidad del cobre respecto de una minera pequeña (confirmada por Toda-Yamamoto unidireccional) y (ii) el control por factores globales y de moneda. La principal amenaza a la validez interna sería un factor omitido que moviera simultáneamente al cobre y a la acción sin pasar por el canal postulado; los controles de dólar, tasas, mercado y energía mitigan esta posibilidad, y el contraste líquido/ilíquido la acota aún más, pues un confusor de ese tipo debería afectar de manera idéntica a dos pure-plays con la misma exposición fundamental, lo que no explicaría la diferencia sistemática en la velocidad de transmisión. El placebo con SQM —un activo de litio, ajeno al cobre, que no muestra predictibilidad por cobre rezagado— refuerza que el efecto detectado no es un artefacto estadístico general.</w:t>
+        <w:rPr>
+          <w:b w:val="0"/>
+          <w:i w:val="0"/>
+        </w:rPr>
+        <w:t xml:space="preserve"> La identificación del canal cobre→acción se apoya en (i) la exogeneidad del cobre respecto de una minera pequeña (confirmada por Toda-Yamamoto unidireccional) y (ii) el control por factores globales y de moneda. La principal amenaza a la validez interna sería un factor omitido que moviera simultáneamente al cobre y a la acción sin pasar por el canal postulado; los controles de dólar, tasas, mercado y energía mitigan esta posibilidad, y el contraste líquido/ilíquido la acota aún más, pues un confusor de ese tipo debería afectar de manera idéntica a dos </w:t>
+      </w:r>
+      <w:r>
+        <w:rPr>
+          <w:b w:val="0"/>
+          <w:i/>
+        </w:rPr>
+        <w:t>pure-plays</w:t>
+      </w:r>
+      <w:r>
+        <w:rPr>
+          <w:b w:val="0"/>
+          <w:i w:val="0"/>
+        </w:rPr>
+        <w:t xml:space="preserve"> con la misma exposición fundamental, lo que no explicaría la diferencia sistemática en la </w:t>
+      </w:r>
+      <w:r>
+        <w:rPr>
+          <w:b w:val="0"/>
+          <w:i/>
+        </w:rPr>
+        <w:t>velocidad</w:t>
+      </w:r>
+      <w:r>
+        <w:rPr>
+          <w:b w:val="0"/>
+          <w:i w:val="0"/>
+        </w:rPr>
+        <w:t xml:space="preserve"> de transmisión. El placebo con SQM —un activo de litio, ajeno al cobre, que no muestra predictibilidad por cobre rezagado— refuerza que el efecto detectado no es un artefacto estadístico general.</w:t>
       </w:r>
     </w:p>
     <w:p>
-      <w:r/>
       <w:r>
         <w:rPr>
           <w:b/>
+          <w:i w:val="0"/>
         </w:rPr>
         <w:t>Externa.</w:t>
       </w:r>
       <w:r>
-        <w:t xml:space="preserve"> El núcleo del resultado (heterogeneidad por liquidez) es específico al contraste líquido/ilíquido y debería replicarse en otros small-caps de commodities en mercados emergentes; la generalización a todo el sector chileno está limitada por el N reducido. No obstante, la coherencia de las magnitudes con las referencias internacionales y con la teoría de microestructura sugiere que el mecanismo —y no necesariamente los coeficientes puntuales— es trasladable a contextos análogos: títulos de baja liquidez con una exposición fundamental clara a un factor observable. Establecer esa generalidad de forma rigurosa requeriría un panel internacional de small-caps de recursos naturales, lo que se propone como extensión.</w:t>
+        <w:rPr>
+          <w:b w:val="0"/>
+          <w:i w:val="0"/>
+        </w:rPr>
+        <w:t xml:space="preserve"> El núcleo del resultado (heterogeneidad por liquidez) es específico al contraste líquido/ilíquido y debería replicarse en otros </w:t>
+      </w:r>
+      <w:r>
+        <w:rPr>
+          <w:b w:val="0"/>
+          <w:i/>
+        </w:rPr>
+        <w:t>small-caps</w:t>
+      </w:r>
+      <w:r>
+        <w:rPr>
+          <w:b w:val="0"/>
+          <w:i w:val="0"/>
+        </w:rPr>
+        <w:t xml:space="preserve"> de </w:t>
+      </w:r>
+      <w:r>
+        <w:rPr>
+          <w:b w:val="0"/>
+          <w:i/>
+        </w:rPr>
+        <w:t>commodities</w:t>
+      </w:r>
+      <w:r>
+        <w:rPr>
+          <w:b w:val="0"/>
+          <w:i w:val="0"/>
+        </w:rPr>
+        <w:t xml:space="preserve"> en mercados emergentes; la generalización a todo el sector chileno está limitada por el N reducido. No obstante, la coherencia de las magnitudes con las referencias internacionales y con la teoría de microestructura sugiere que el mecanismo —y no necesariamente los coeficientes puntuales— es trasladable a contextos análogos: títulos de baja liquidez con una exposición fundamental clara a un factor observable. Establecer esa generalidad de forma rigurosa requeriría un panel internacional de </w:t>
+      </w:r>
+      <w:r>
+        <w:rPr>
+          <w:b w:val="0"/>
+          <w:i/>
+        </w:rPr>
+        <w:t>small-caps</w:t>
+      </w:r>
+      <w:r>
+        <w:rPr>
+          <w:b w:val="0"/>
+          <w:i w:val="0"/>
+        </w:rPr>
+        <w:t xml:space="preserve"> de recursos naturales, lo que se propone como extensión.</w:t>
       </w:r>
     </w:p>
     <w:p>
@@ -23519,24 +26301,38 @@
     </w:p>
     <w:p>
       <w:r>
+        <w:rPr>
+          <w:b w:val="0"/>
+          <w:i w:val="0"/>
+        </w:rPr>
         <w:t xml:space="preserve">Para la </w:t>
       </w:r>
       <w:r>
         <w:rPr>
           <w:b/>
+          <w:i w:val="0"/>
         </w:rPr>
         <w:t>gestión de riesgo y valoración</w:t>
       </w:r>
       <w:r>
+        <w:rPr>
+          <w:b w:val="0"/>
+          <w:i w:val="0"/>
+        </w:rPr>
         <w:t xml:space="preserve">, la sensibilidad al cobre de un activo ilíquido debe medirse a horizontes largos, no diarios: una beta diaria subestima gravemente la exposición real. Para la </w:t>
       </w:r>
       <w:r>
         <w:rPr>
           <w:b/>
+          <w:i w:val="0"/>
         </w:rPr>
         <w:t>eficiencia de mercado</w:t>
       </w:r>
       <w:r>
+        <w:rPr>
+          <w:b w:val="0"/>
+          <w:i w:val="0"/>
+        </w:rPr>
         <w:t>, los resultados cuantifican una ineficiencia informacional de corto plazo en el segmento local, atribuible a la liquidez más que a la ausencia de vínculo fundamental.</w:t>
       </w:r>
     </w:p>
@@ -23550,6 +26346,10 @@
     </w:p>
     <w:p>
       <w:r>
+        <w:rPr>
+          <w:b w:val="0"/>
+          <w:i w:val="0"/>
+        </w:rPr>
         <w:t>(i) EMBI Chile y tasas BCU/BTU pendientes de credenciales del Banco Central; (ii) FRED inaccesible desde el entorno de ejecución; (iii) proxy de mercado local en USD (ECH) por inconsistencia del IPSA de Yahoo, con leve solapamiento cambiario; (iv) calendarios heterogéneos que reducen la muestra; (v) GARCH no fiable en Pucobre por iliquidez; (vi) el ARDL lineal no confirma cointegración (baja potencia ante ajuste lento), aunque el NARDL sí la detecta para Antofagasta; (vii) panel con N=4; (viii) estudio de eventos sin componente de sorpresa de TPM (expectativas no observadas).</w:t>
       </w:r>
     </w:p>
@@ -23566,6 +26366,10 @@
         <w:pStyle w:val="ListNumber"/>
       </w:pPr>
       <w:r>
+        <w:rPr>
+          <w:b w:val="0"/>
+          <w:i w:val="0"/>
+        </w:rPr>
         <w:t>El universo de mineras de cobre cotizadas vinculadas a Chile es mínimo y se resolvió empíricamente: Antofagasta (LSE) y Pucobre (Santiago) como núcleo, con panel de materiales y referencias internacionales.</w:t>
       </w:r>
     </w:p>
@@ -23574,15 +26378,24 @@
         <w:pStyle w:val="ListNumber"/>
       </w:pPr>
       <w:r>
+        <w:rPr>
+          <w:b w:val="0"/>
+          <w:i w:val="0"/>
+        </w:rPr>
         <w:t xml:space="preserve">El precio del cobre es un determinante </w:t>
       </w:r>
       <w:r>
         <w:rPr>
           <w:b/>
+          <w:i w:val="0"/>
         </w:rPr>
         <w:t>positivo y significativo</w:t>
       </w:r>
       <w:r>
+        <w:rPr>
+          <w:b w:val="0"/>
+          <w:i w:val="0"/>
+        </w:rPr>
         <w:t xml:space="preserve"> de los retornos mineros (H1), con magnitud creciente en la liquidez del activo (H2).</w:t>
       </w:r>
     </w:p>
@@ -23591,15 +26404,24 @@
         <w:pStyle w:val="ListNumber"/>
       </w:pPr>
       <w:r>
+        <w:rPr>
+          <w:b w:val="0"/>
+          <w:i w:val="0"/>
+        </w:rPr>
         <w:t xml:space="preserve">El resultado más novedoso es la </w:t>
       </w:r>
       <w:r>
         <w:rPr>
           <w:b/>
+          <w:i w:val="0"/>
         </w:rPr>
         <w:t>disociación corto/largo plazo en el activo ilíquido (Pucobre)</w:t>
       </w:r>
       <w:r>
+        <w:rPr>
+          <w:b w:val="0"/>
+          <w:i w:val="0"/>
+        </w:rPr>
         <w:t xml:space="preserve"> (H5): transmisión contemporánea casi nula pero vínculo de largo plazo pleno y causalidad con rezago. La sensibilidad crece monótonamente con el horizonte (0.09 → 0.42 → 0.60 → 0.75). Aporta evidencia sobre (in)eficiencia informacional en un mercado emergente pequeño.</w:t>
       </w:r>
     </w:p>
@@ -23608,6 +26430,10 @@
         <w:pStyle w:val="ListNumber"/>
       </w:pPr>
       <w:r>
+        <w:rPr>
+          <w:b w:val="0"/>
+          <w:i w:val="0"/>
+        </w:rPr>
         <w:t>Existe una relación de equilibrio de largo plazo cobre→valoración (H3, vía Johansen/VECM), con ajuste lento; el NARDL revela además asimetría de largo plazo en Antofagasta.</w:t>
       </w:r>
     </w:p>
@@ -23616,6 +26442,10 @@
         <w:pStyle w:val="ListNumber"/>
       </w:pPr>
       <w:r>
+        <w:rPr>
+          <w:b w:val="0"/>
+          <w:i w:val="0"/>
+        </w:rPr>
         <w:t>La volatilidad es persistente y asimétrica (H4); el dólar y las tasas globales complementan el canal del cobre, mientras la política monetaria doméstica pesa poco frente a los factores globales.</w:t>
       </w:r>
     </w:p>
@@ -23629,33 +26459,66 @@
     </w:p>
     <w:p>
       <w:r>
+        <w:rPr>
+          <w:b w:val="0"/>
+          <w:i w:val="0"/>
+        </w:rPr>
         <w:t xml:space="preserve">El aporte de esta tesis es triple. En lo </w:t>
       </w:r>
       <w:r>
         <w:rPr>
           <w:b/>
+          <w:i w:val="0"/>
         </w:rPr>
         <w:t>metodológico</w:t>
       </w:r>
       <w:r>
+        <w:rPr>
+          <w:b w:val="0"/>
+          <w:i w:val="0"/>
+        </w:rPr>
         <w:t xml:space="preserve">, integra una batería amplia y reproducible de técnicas —de la cointegración a la microestructura— sobre un universo notoriamente difícil por su escaso número de emisores, mostrando que el diseño cuidadoso permite extraer conclusiones robustas pese a la restricción de datos. En lo </w:t>
       </w:r>
       <w:r>
         <w:rPr>
           <w:b/>
+          <w:i w:val="0"/>
         </w:rPr>
         <w:t>empírico</w:t>
       </w:r>
       <w:r>
-        <w:t xml:space="preserve">, cuantifica por primera vez, con este nivel de detalle, el canal cobre→valoración para los pure-plays chilenos, entregando elasticidades por horizonte que pueden servir de referencia a inversionistas y analistas. En lo </w:t>
+        <w:rPr>
+          <w:b w:val="0"/>
+          <w:i w:val="0"/>
+        </w:rPr>
+        <w:t xml:space="preserve">, cuantifica por primera vez, con este nivel de detalle, el canal cobre→valoración para los </w:t>
+      </w:r>
+      <w:r>
+        <w:rPr>
+          <w:b w:val="0"/>
+          <w:i/>
+        </w:rPr>
+        <w:t>pure-plays</w:t>
+      </w:r>
+      <w:r>
+        <w:rPr>
+          <w:b w:val="0"/>
+          <w:i w:val="0"/>
+        </w:rPr>
+        <w:t xml:space="preserve"> chilenos, entregando elasticidades por horizonte que pueden servir de referencia a inversionistas y analistas. En lo </w:t>
       </w:r>
       <w:r>
         <w:rPr>
           <w:b/>
+          <w:i w:val="0"/>
         </w:rPr>
         <w:t>conceptual</w:t>
       </w:r>
       <w:r>
+        <w:rPr>
+          <w:b w:val="0"/>
+          <w:i w:val="0"/>
+        </w:rPr>
         <w:t>, documenta y prueba formalmente —por seis vías independientes y un contraste cuasi-experimental— un mecanismo de descubrimiento de precios diferido atribuible a la iliquidez, contribuyendo a la comprensión de la eficiencia informacional en mercados emergentes pequeños.</w:t>
       </w:r>
     </w:p>
@@ -23669,33 +26532,66 @@
     </w:p>
     <w:p>
       <w:r>
+        <w:rPr>
+          <w:b w:val="0"/>
+          <w:i w:val="0"/>
+        </w:rPr>
         <w:t xml:space="preserve">Para la </w:t>
       </w:r>
       <w:r>
         <w:rPr>
           <w:b/>
+          <w:i w:val="0"/>
         </w:rPr>
         <w:t>gestión de inversiones</w:t>
       </w:r>
       <w:r>
+        <w:rPr>
+          <w:b w:val="0"/>
+          <w:i w:val="0"/>
+        </w:rPr>
         <w:t xml:space="preserve">, el resultado central tiene una consecuencia operativa directa: la exposición al cobre de un activo ilíquido debe medirse y gestionarse a horizontes intermedios o largos, no diarios; las betas diarias subestiman sistemáticamente el riesgo-cobre de los emisores de baja liquidez y, por tanto, sesgan tanto la valoración como las decisiones de cobertura. Para la </w:t>
       </w:r>
       <w:r>
         <w:rPr>
           <w:b/>
+          <w:i w:val="0"/>
         </w:rPr>
         <w:t>política de mercado de capitales</w:t>
       </w:r>
       <w:r>
-        <w:t xml:space="preserve">, la evidencia cuantifica un costo concreto de la baja liquidez del segmento local —incorporación tardía de la información fundamental— y respalda iniciativas orientadas a profundizar la liquidez (incentivos a la creación de mercado, programas de market making, mejoras de difusión de información) como vía para acercar los precios locales a su valor fundamental con mayor celeridad. Para la </w:t>
+        <w:rPr>
+          <w:b w:val="0"/>
+          <w:i w:val="0"/>
+        </w:rPr>
+        <w:t xml:space="preserve">, la evidencia cuantifica un costo concreto de la baja liquidez del segmento local —incorporación tardía de la información fundamental— y respalda iniciativas orientadas a profundizar la liquidez (incentivos a la creación de mercado, programas de </w:t>
+      </w:r>
+      <w:r>
+        <w:rPr>
+          <w:b w:val="0"/>
+          <w:i/>
+        </w:rPr>
+        <w:t>market making</w:t>
+      </w:r>
+      <w:r>
+        <w:rPr>
+          <w:b w:val="0"/>
+          <w:i w:val="0"/>
+        </w:rPr>
+        <w:t xml:space="preserve">, mejoras de difusión de información) como vía para acercar los precios locales a su valor fundamental con mayor celeridad. Para la </w:t>
       </w:r>
       <w:r>
         <w:rPr>
           <w:b/>
+          <w:i w:val="0"/>
         </w:rPr>
         <w:t>gestión corporativa</w:t>
       </w:r>
       <w:r>
+        <w:rPr>
+          <w:b w:val="0"/>
+          <w:i w:val="0"/>
+        </w:rPr>
         <w:t>, el hallazgo sugiere que, para un emisor pequeño, las mejoras de sus fundamentos pueden tardar en reflejarse en el precio, con implicancias para el costo de capital y para la oportunidad de operaciones de mercado.</w:t>
       </w:r>
     </w:p>
@@ -23709,43 +26605,95 @@
     </w:p>
     <w:p>
       <w:r>
+        <w:rPr>
+          <w:b w:val="0"/>
+          <w:i w:val="0"/>
+        </w:rPr>
         <w:t xml:space="preserve">Varias extensiones se desprenden naturalmente de este trabajo. En el plano de los </w:t>
       </w:r>
       <w:r>
         <w:rPr>
           <w:b/>
+          <w:i w:val="0"/>
         </w:rPr>
         <w:t>datos</w:t>
       </w:r>
       <w:r>
-        <w:t xml:space="preserve">, incorporar el EMBI Chile y las tasas largas locales del Banco Central permitiría cerrar el canal de riesgo soberano y de descuento doméstico que aquí quedó pendiente por restricciones de acceso, y disponer de datos intradía habilitaría medidas de iliquidez más finas (profundidad del libro, spread efectivo) y un estudio del descubrimiento de precios a escala de minutos. En el plano </w:t>
+        <w:rPr>
+          <w:b w:val="0"/>
+          <w:i w:val="0"/>
+        </w:rPr>
+        <w:t xml:space="preserve">, incorporar el EMBI Chile y las tasas largas locales del Banco Central permitiría cerrar el canal de riesgo soberano y de descuento doméstico que aquí quedó pendiente por restricciones de acceso, y disponer de datos intradía habilitaría medidas de iliquidez más finas (profundidad del libro, </w:t>
+      </w:r>
+      <w:r>
+        <w:rPr>
+          <w:b w:val="0"/>
+          <w:i/>
+        </w:rPr>
+        <w:t>spread</w:t>
+      </w:r>
+      <w:r>
+        <w:rPr>
+          <w:b w:val="0"/>
+          <w:i w:val="0"/>
+        </w:rPr>
+        <w:t xml:space="preserve"> efectivo) y un estudio del descubrimiento de precios a escala de minutos. En el plano </w:t>
       </w:r>
       <w:r>
         <w:rPr>
           <w:b/>
+          <w:i w:val="0"/>
         </w:rPr>
         <w:t>metodológico</w:t>
       </w:r>
       <w:r>
+        <w:rPr>
+          <w:b w:val="0"/>
+          <w:i w:val="0"/>
+        </w:rPr>
         <w:t xml:space="preserve">, un NARDL dinámico con multiplicadores acumulados asimétricos precisaría la forma de la respuesta diferencial a alzas y caídas del cobre; un estudio de eventos basado en el componente de </w:t>
       </w:r>
       <w:r>
         <w:rPr>
           <w:b/>
+          <w:i w:val="0"/>
         </w:rPr>
         <w:t>sorpresa</w:t>
       </w:r>
       <w:r>
+        <w:rPr>
+          <w:b w:val="0"/>
+          <w:i w:val="0"/>
+        </w:rPr>
         <w:t xml:space="preserve"> de la política monetaria —construido a partir de encuestas de expectativas— aislaría el efecto no anticipado de la TPM; un modelo GARCH con saltos o de volatilidad estocástica trataría adecuadamente la dinámica de Pucobre, hoy inabordable con GARCH estándar; y un esquema de volatilidad multivariada (DCC-GARCH) permitiría estudiar la correlación condicional dinámica cobre–acción y su variación en episodios de tensión. En el plano de la </w:t>
       </w:r>
       <w:r>
         <w:rPr>
           <w:b/>
+          <w:i w:val="0"/>
         </w:rPr>
         <w:t>validez externa</w:t>
       </w:r>
       <w:r>
-        <w:t>, la prioridad es construir un panel internacional de small-caps de recursos naturales que permita contrastar, con mayor potencia, si la pendiente de la curva de transmisión por horizonte se explica sistemáticamente por la liquidez, convirtiendo el hallazgo de caso en una regularidad empírica generalizable.</w:t>
+        <w:rPr>
+          <w:b w:val="0"/>
+          <w:i w:val="0"/>
+        </w:rPr>
+        <w:t xml:space="preserve">, la prioridad es construir un panel internacional de </w:t>
+      </w:r>
+      <w:r>
+        <w:rPr>
+          <w:b w:val="0"/>
+          <w:i/>
+        </w:rPr>
+        <w:t>small-caps</w:t>
+      </w:r>
+      <w:r>
+        <w:rPr>
+          <w:b w:val="0"/>
+          <w:i w:val="0"/>
+        </w:rPr>
+        <w:t xml:space="preserve"> de recursos naturales que permita contrastar, con mayor potencia, si la pendiente de la curva de transmisión por horizonte se explica sistemáticamente por la liquidez, convirtiendo el hallazgo de caso en una regularidad empírica generalizable.</w:t>
       </w:r>
     </w:p>
     <w:p>
@@ -23758,7 +26706,25 @@
     </w:p>
     <w:p>
       <w:r>
-        <w:t>El cobre y la bolsa chilena están unidos por un vínculo fundamental sólido; lo que esta tesis muestra es que la forma en que ese vínculo se expresa en los precios depende, de manera medible, de la microestructura del mercado. En el activo profundo, el cobre se incorpora de inmediato; en el activo delgado, lo hace con rezago, pero llega. Esa distinción —entre la existencia de una relación y la velocidad con que el mercado la reconoce— es, a la vez, el principal resultado del trabajo y un recordatorio de que la eficiencia informacional no es una propiedad binaria del mercado, sino una cuestión de grado que la liquidez modula.</w:t>
+        <w:rPr>
+          <w:b w:val="0"/>
+          <w:i w:val="0"/>
+        </w:rPr>
+        <w:t xml:space="preserve">El cobre y la bolsa chilena están unidos por un vínculo fundamental sólido; lo que esta tesis muestra es que la </w:t>
+      </w:r>
+      <w:r>
+        <w:rPr>
+          <w:b w:val="0"/>
+          <w:i/>
+        </w:rPr>
+        <w:t>forma</w:t>
+      </w:r>
+      <w:r>
+        <w:rPr>
+          <w:b w:val="0"/>
+          <w:i w:val="0"/>
+        </w:rPr>
+        <w:t xml:space="preserve"> en que ese vínculo se expresa en los precios depende, de manera medible, de la microestructura del mercado. En el activo profundo, el cobre se incorpora de inmediato; en el activo delgado, lo hace con rezago, pero llega. Esa distinción —entre la existencia de una relación y la velocidad con que el mercado la reconoce— es, a la vez, el principal resultado del trabajo y un recordatorio de que la eficiencia informacional no es una propiedad binaria del mercado, sino una cuestión de grado que la liquidez modula.</w:t>
       </w:r>
     </w:p>
     <w:p>
@@ -23770,19 +26736,27 @@
       </w:r>
     </w:p>
     <w:p>
-      <w:r/>
       <w:r>
         <w:rPr>
           <w:b/>
+          <w:i w:val="0"/>
         </w:rPr>
         <w:t>Referencias</w:t>
       </w:r>
       <w:r>
+        <w:rPr>
+          <w:b w:val="0"/>
+          <w:i w:val="0"/>
+        </w:rPr>
         <w:t xml:space="preserve"> — verificadas en fuentes primarias (revisar formato APA final).</w:t>
       </w:r>
     </w:p>
     <w:p>
       <w:r>
+        <w:rPr>
+          <w:b w:val="0"/>
+          <w:i/>
+        </w:rPr>
         <w:t>Teoría de factores y mercados:</w:t>
       </w:r>
     </w:p>
@@ -23791,7 +26765,25 @@
         <w:pStyle w:val="ListBullet"/>
       </w:pPr>
       <w:r>
-        <w:t>Markowitz, H. (1952). Portfolio selection. Journal of Finance, 7(1), 77–91.</w:t>
+        <w:rPr>
+          <w:b w:val="0"/>
+          <w:i w:val="0"/>
+        </w:rPr>
+        <w:t xml:space="preserve">Markowitz, H. (1952). Portfolio selection. </w:t>
+      </w:r>
+      <w:r>
+        <w:rPr>
+          <w:b w:val="0"/>
+          <w:i/>
+        </w:rPr>
+        <w:t>Journal of Finance</w:t>
+      </w:r>
+      <w:r>
+        <w:rPr>
+          <w:b w:val="0"/>
+          <w:i w:val="0"/>
+        </w:rPr>
+        <w:t>, 7(1), 77–91.</w:t>
       </w:r>
     </w:p>
     <w:p>
@@ -23799,7 +26791,25 @@
         <w:pStyle w:val="ListBullet"/>
       </w:pPr>
       <w:r>
-        <w:t>Sharpe, W. F. (1964). Capital asset prices: a theory of market equilibrium under conditions of risk. Journal of Finance, 19(3), 425–442.</w:t>
+        <w:rPr>
+          <w:b w:val="0"/>
+          <w:i w:val="0"/>
+        </w:rPr>
+        <w:t xml:space="preserve">Sharpe, W. F. (1964). Capital asset prices: a theory of market equilibrium under conditions of risk. </w:t>
+      </w:r>
+      <w:r>
+        <w:rPr>
+          <w:b w:val="0"/>
+          <w:i/>
+        </w:rPr>
+        <w:t>Journal of Finance</w:t>
+      </w:r>
+      <w:r>
+        <w:rPr>
+          <w:b w:val="0"/>
+          <w:i w:val="0"/>
+        </w:rPr>
+        <w:t>, 19(3), 425–442.</w:t>
       </w:r>
     </w:p>
     <w:p>
@@ -23807,7 +26817,25 @@
         <w:pStyle w:val="ListBullet"/>
       </w:pPr>
       <w:r>
-        <w:t>Lintner, J. (1965). The valuation of risk assets and the selection of risky investments. Review of Economics and Statistics, 47(1), 13–37.</w:t>
+        <w:rPr>
+          <w:b w:val="0"/>
+          <w:i w:val="0"/>
+        </w:rPr>
+        <w:t xml:space="preserve">Lintner, J. (1965). The valuation of risk assets and the selection of risky investments. </w:t>
+      </w:r>
+      <w:r>
+        <w:rPr>
+          <w:b w:val="0"/>
+          <w:i/>
+        </w:rPr>
+        <w:t>Review of Economics and Statistics</w:t>
+      </w:r>
+      <w:r>
+        <w:rPr>
+          <w:b w:val="0"/>
+          <w:i w:val="0"/>
+        </w:rPr>
+        <w:t>, 47(1), 13–37.</w:t>
       </w:r>
     </w:p>
     <w:p>
@@ -23815,7 +26843,25 @@
         <w:pStyle w:val="ListBullet"/>
       </w:pPr>
       <w:r>
-        <w:t>Fama, E. F. (1970). Efficient capital markets: a review of theory and empirical work. Journal of Finance, 25(2), 383–417.</w:t>
+        <w:rPr>
+          <w:b w:val="0"/>
+          <w:i w:val="0"/>
+        </w:rPr>
+        <w:t xml:space="preserve">Fama, E. F. (1970). Efficient capital markets: a review of theory and empirical work. </w:t>
+      </w:r>
+      <w:r>
+        <w:rPr>
+          <w:b w:val="0"/>
+          <w:i/>
+        </w:rPr>
+        <w:t>Journal of Finance</w:t>
+      </w:r>
+      <w:r>
+        <w:rPr>
+          <w:b w:val="0"/>
+          <w:i w:val="0"/>
+        </w:rPr>
+        <w:t>, 25(2), 383–417.</w:t>
       </w:r>
     </w:p>
     <w:p>
@@ -23823,7 +26869,25 @@
         <w:pStyle w:val="ListBullet"/>
       </w:pPr>
       <w:r>
-        <w:t>Ross, S. A. (1976). The arbitrage theory of capital asset pricing. Journal of Economic Theory, 13(3), 341–360.</w:t>
+        <w:rPr>
+          <w:b w:val="0"/>
+          <w:i w:val="0"/>
+        </w:rPr>
+        <w:t xml:space="preserve">Ross, S. A. (1976). The arbitrage theory of capital asset pricing. </w:t>
+      </w:r>
+      <w:r>
+        <w:rPr>
+          <w:b w:val="0"/>
+          <w:i/>
+        </w:rPr>
+        <w:t>Journal of Economic Theory</w:t>
+      </w:r>
+      <w:r>
+        <w:rPr>
+          <w:b w:val="0"/>
+          <w:i w:val="0"/>
+        </w:rPr>
+        <w:t>, 13(3), 341–360.</w:t>
       </w:r>
     </w:p>
     <w:p>
@@ -23831,11 +26895,33 @@
         <w:pStyle w:val="ListBullet"/>
       </w:pPr>
       <w:r>
-        <w:t>Chen, N.-F., Roll, R., &amp; Ross, S. A. (1986). Economic forces and the stock market. Journal of Business, 59(3), 383–403. https://www.jstor.org/stable/2352710</w:t>
+        <w:rPr>
+          <w:b w:val="0"/>
+          <w:i w:val="0"/>
+        </w:rPr>
+        <w:t xml:space="preserve">Chen, N.-F., Roll, R., &amp; Ross, S. A. (1986). Economic forces and the stock market. </w:t>
+      </w:r>
+      <w:r>
+        <w:rPr>
+          <w:b w:val="0"/>
+          <w:i/>
+        </w:rPr>
+        <w:t>Journal of Business</w:t>
+      </w:r>
+      <w:r>
+        <w:rPr>
+          <w:b w:val="0"/>
+          <w:i w:val="0"/>
+        </w:rPr>
+        <w:t>, 59(3), 383–403. https://www.jstor.org/stable/2352710</w:t>
       </w:r>
     </w:p>
     <w:p>
       <w:r>
+        <w:rPr>
+          <w:b w:val="0"/>
+          <w:i/>
+        </w:rPr>
         <w:t>Microestructura e iliquidez:</w:t>
       </w:r>
     </w:p>
@@ -23844,7 +26930,25 @@
         <w:pStyle w:val="ListBullet"/>
       </w:pPr>
       <w:r>
-        <w:t>Roll, R. (1984). A simple implicit measure of the effective bid-ask spread in an efficient market. Journal of Finance, 39(4), 1127–1139.</w:t>
+        <w:rPr>
+          <w:b w:val="0"/>
+          <w:i w:val="0"/>
+        </w:rPr>
+        <w:t xml:space="preserve">Roll, R. (1984). A simple implicit measure of the effective bid-ask spread in an efficient market. </w:t>
+      </w:r>
+      <w:r>
+        <w:rPr>
+          <w:b w:val="0"/>
+          <w:i/>
+        </w:rPr>
+        <w:t>Journal of Finance</w:t>
+      </w:r>
+      <w:r>
+        <w:rPr>
+          <w:b w:val="0"/>
+          <w:i w:val="0"/>
+        </w:rPr>
+        <w:t>, 39(4), 1127–1139.</w:t>
       </w:r>
     </w:p>
     <w:p>
@@ -23852,7 +26956,25 @@
         <w:pStyle w:val="ListBullet"/>
       </w:pPr>
       <w:r>
-        <w:t>Kyle, A. S. (1985). Continuous auctions and insider trading. Econometrica, 53(6), 1315–1335.</w:t>
+        <w:rPr>
+          <w:b w:val="0"/>
+          <w:i w:val="0"/>
+        </w:rPr>
+        <w:t xml:space="preserve">Kyle, A. S. (1985). Continuous auctions and insider trading. </w:t>
+      </w:r>
+      <w:r>
+        <w:rPr>
+          <w:b w:val="0"/>
+          <w:i/>
+        </w:rPr>
+        <w:t>Econometrica</w:t>
+      </w:r>
+      <w:r>
+        <w:rPr>
+          <w:b w:val="0"/>
+          <w:i w:val="0"/>
+        </w:rPr>
+        <w:t>, 53(6), 1315–1335.</w:t>
       </w:r>
     </w:p>
     <w:p>
@@ -23860,11 +26982,33 @@
         <w:pStyle w:val="ListBullet"/>
       </w:pPr>
       <w:r>
-        <w:t>Amihud, Y. (2002). Illiquidity and stock returns: cross-section and time-series effects. Journal of Financial Markets, 5(1), 31–56. https://doi.org/10.1016/S1386-4181(01)00024-6</w:t>
+        <w:rPr>
+          <w:b w:val="0"/>
+          <w:i w:val="0"/>
+        </w:rPr>
+        <w:t xml:space="preserve">Amihud, Y. (2002). Illiquidity and stock returns: cross-section and time-series effects. </w:t>
+      </w:r>
+      <w:r>
+        <w:rPr>
+          <w:b w:val="0"/>
+          <w:i/>
+        </w:rPr>
+        <w:t>Journal of Financial Markets</w:t>
+      </w:r>
+      <w:r>
+        <w:rPr>
+          <w:b w:val="0"/>
+          <w:i w:val="0"/>
+        </w:rPr>
+        <w:t>, 5(1), 31–56. https://doi.org/10.1016/S1386-4181(01)00024-6</w:t>
       </w:r>
     </w:p>
     <w:p>
       <w:r>
+        <w:rPr>
+          <w:b w:val="0"/>
+          <w:i/>
+        </w:rPr>
         <w:t>Cobre, monedas-commodity y Chile:</w:t>
       </w:r>
     </w:p>
@@ -23873,7 +27017,25 @@
         <w:pStyle w:val="ListBullet"/>
       </w:pPr>
       <w:r>
-        <w:t>Chen, Y.-C., &amp; Rogoff, K. (2003). Commodity currencies. Journal of International Economics, 60(1), 133–160. https://doi.org/10.1016/S0022-1996(02)00072-7</w:t>
+        <w:rPr>
+          <w:b w:val="0"/>
+          <w:i w:val="0"/>
+        </w:rPr>
+        <w:t xml:space="preserve">Chen, Y.-C., &amp; Rogoff, K. (2003). Commodity currencies. </w:t>
+      </w:r>
+      <w:r>
+        <w:rPr>
+          <w:b w:val="0"/>
+          <w:i/>
+        </w:rPr>
+        <w:t>Journal of International Economics</w:t>
+      </w:r>
+      <w:r>
+        <w:rPr>
+          <w:b w:val="0"/>
+          <w:i w:val="0"/>
+        </w:rPr>
+        <w:t>, 60(1), 133–160. https://doi.org/10.1016/S0022-1996(02)00072-7</w:t>
       </w:r>
     </w:p>
     <w:p>
@@ -23881,7 +27043,25 @@
         <w:pStyle w:val="ListBullet"/>
       </w:pPr>
       <w:r>
-        <w:t>De Gregorio, J., &amp; Labbé, F. (2011). Copper, the real exchange rate and macroeconomic fluctuations in Chile (Documento de Trabajo N°640). Banco Central de Chile. https://www.bcentral.cl/en/content/-/details/working-papers-n-640</w:t>
+        <w:rPr>
+          <w:b w:val="0"/>
+          <w:i w:val="0"/>
+        </w:rPr>
+        <w:t xml:space="preserve">De Gregorio, J., &amp; Labbé, F. (2011). </w:t>
+      </w:r>
+      <w:r>
+        <w:rPr>
+          <w:b w:val="0"/>
+          <w:i/>
+        </w:rPr>
+        <w:t>Copper, the real exchange rate and macroeconomic fluctuations in Chile</w:t>
+      </w:r>
+      <w:r>
+        <w:rPr>
+          <w:b w:val="0"/>
+          <w:i w:val="0"/>
+        </w:rPr>
+        <w:t xml:space="preserve"> (Documento de Trabajo N°640). Banco Central de Chile. https://www.bcentral.cl/en/content/-/details/working-papers-n-640</w:t>
       </w:r>
     </w:p>
     <w:p>
@@ -23889,7 +27069,25 @@
         <w:pStyle w:val="ListBullet"/>
       </w:pPr>
       <w:r>
-        <w:t>Sadorsky, P. (2001). Risk factors in stock returns of Canadian oil and gas companies. Energy Economics, 23(1), 17–28. https://doi.org/10.1016/S0140-9883(00)00072-4</w:t>
+        <w:rPr>
+          <w:b w:val="0"/>
+          <w:i w:val="0"/>
+        </w:rPr>
+        <w:t xml:space="preserve">Sadorsky, P. (2001). Risk factors in stock returns of Canadian oil and gas companies. </w:t>
+      </w:r>
+      <w:r>
+        <w:rPr>
+          <w:b w:val="0"/>
+          <w:i/>
+        </w:rPr>
+        <w:t>Energy Economics</w:t>
+      </w:r>
+      <w:r>
+        <w:rPr>
+          <w:b w:val="0"/>
+          <w:i w:val="0"/>
+        </w:rPr>
+        <w:t>, 23(1), 17–28. https://doi.org/10.1016/S0140-9883(00)00072-4</w:t>
       </w:r>
     </w:p>
     <w:p>
@@ -23897,7 +27095,25 @@
         <w:pStyle w:val="ListBullet"/>
       </w:pPr>
       <w:r>
-        <w:t>Lesmond, D. A., Ogden, J. P., &amp; Trzcinka, C. A. (1999). A new estimate of transaction costs. Review of Financial Studies, 12(5), 1113–1141. https://doi.org/10.1093/rfs/12.5.1113</w:t>
+        <w:rPr>
+          <w:b w:val="0"/>
+          <w:i w:val="0"/>
+        </w:rPr>
+        <w:t xml:space="preserve">Lesmond, D. A., Ogden, J. P., &amp; Trzcinka, C. A. (1999). A new estimate of transaction costs. </w:t>
+      </w:r>
+      <w:r>
+        <w:rPr>
+          <w:b w:val="0"/>
+          <w:i/>
+        </w:rPr>
+        <w:t>Review of Financial Studies</w:t>
+      </w:r>
+      <w:r>
+        <w:rPr>
+          <w:b w:val="0"/>
+          <w:i w:val="0"/>
+        </w:rPr>
+        <w:t>, 12(5), 1113–1141. https://doi.org/10.1093/rfs/12.5.1113</w:t>
       </w:r>
     </w:p>
     <w:p>
@@ -23905,7 +27121,25 @@
         <w:pStyle w:val="ListBullet"/>
       </w:pPr>
       <w:r>
-        <w:t>Pástor, L., &amp; Stambaugh, R. F. (2003). Liquidity risk and expected stock returns. Journal of Political Economy, 111(3), 642–685. https://doi.org/10.1086/374184</w:t>
+        <w:rPr>
+          <w:b w:val="0"/>
+          <w:i w:val="0"/>
+        </w:rPr>
+        <w:t xml:space="preserve">Pástor, L., &amp; Stambaugh, R. F. (2003). Liquidity risk and expected stock returns. </w:t>
+      </w:r>
+      <w:r>
+        <w:rPr>
+          <w:b w:val="0"/>
+          <w:i/>
+        </w:rPr>
+        <w:t>Journal of Political Economy</w:t>
+      </w:r>
+      <w:r>
+        <w:rPr>
+          <w:b w:val="0"/>
+          <w:i w:val="0"/>
+        </w:rPr>
+        <w:t>, 111(3), 642–685. https://doi.org/10.1086/374184</w:t>
       </w:r>
     </w:p>
     <w:p>
@@ -23913,11 +27147,40 @@
         <w:pStyle w:val="ListBullet"/>
       </w:pPr>
       <w:r>
-        <w:t>Forecasting base metal prices with the Chilean exchange rate. Resources Policy. https://www.sciencedirect.com/science/article/abs/pii/S0301420718303271</w:t>
+        <w:rPr>
+          <w:b w:val="0"/>
+          <w:i/>
+        </w:rPr>
+        <w:t>Forecasting base metal prices with the Chilean exchange rate</w:t>
+      </w:r>
+      <w:r>
+        <w:rPr>
+          <w:b w:val="0"/>
+          <w:i w:val="0"/>
+        </w:rPr>
+        <w:t xml:space="preserve">. </w:t>
+      </w:r>
+      <w:r>
+        <w:rPr>
+          <w:b w:val="0"/>
+          <w:i/>
+        </w:rPr>
+        <w:t>Resources Policy</w:t>
+      </w:r>
+      <w:r>
+        <w:rPr>
+          <w:b w:val="0"/>
+          <w:i w:val="0"/>
+        </w:rPr>
+        <w:t>. https://www.sciencedirect.com/science/article/abs/pii/S0301420718303271</w:t>
       </w:r>
     </w:p>
     <w:p>
       <w:r>
+        <w:rPr>
+          <w:b w:val="0"/>
+          <w:i/>
+        </w:rPr>
         <w:t>Series de tiempo, cointegración, ARDL/NARDL y causalidad:</w:t>
       </w:r>
     </w:p>
@@ -23926,7 +27189,25 @@
         <w:pStyle w:val="ListBullet"/>
       </w:pPr>
       <w:r>
-        <w:t>Granger, C. W. J. (1969). Investigating causal relations by econometric models and cross-spectral methods. Econometrica, 37(3), 424–438.</w:t>
+        <w:rPr>
+          <w:b w:val="0"/>
+          <w:i w:val="0"/>
+        </w:rPr>
+        <w:t xml:space="preserve">Granger, C. W. J. (1969). Investigating causal relations by econometric models and cross-spectral methods. </w:t>
+      </w:r>
+      <w:r>
+        <w:rPr>
+          <w:b w:val="0"/>
+          <w:i/>
+        </w:rPr>
+        <w:t>Econometrica</w:t>
+      </w:r>
+      <w:r>
+        <w:rPr>
+          <w:b w:val="0"/>
+          <w:i w:val="0"/>
+        </w:rPr>
+        <w:t>, 37(3), 424–438.</w:t>
       </w:r>
     </w:p>
     <w:p>
@@ -23934,7 +27215,25 @@
         <w:pStyle w:val="ListBullet"/>
       </w:pPr>
       <w:r>
-        <w:t>Sims, C. A. (1980). Macroeconomics and reality. Econometrica, 48(1), 1–48.</w:t>
+        <w:rPr>
+          <w:b w:val="0"/>
+          <w:i w:val="0"/>
+        </w:rPr>
+        <w:t xml:space="preserve">Sims, C. A. (1980). Macroeconomics and reality. </w:t>
+      </w:r>
+      <w:r>
+        <w:rPr>
+          <w:b w:val="0"/>
+          <w:i/>
+        </w:rPr>
+        <w:t>Econometrica</w:t>
+      </w:r>
+      <w:r>
+        <w:rPr>
+          <w:b w:val="0"/>
+          <w:i w:val="0"/>
+        </w:rPr>
+        <w:t>, 48(1), 1–48.</w:t>
       </w:r>
     </w:p>
     <w:p>
@@ -23942,7 +27241,25 @@
         <w:pStyle w:val="ListBullet"/>
       </w:pPr>
       <w:r>
-        <w:t>Engle, R. F., &amp; Granger, C. W. J. (1987). Co-integration and error correction. Econometrica, 55(2), 251–276.</w:t>
+        <w:rPr>
+          <w:b w:val="0"/>
+          <w:i w:val="0"/>
+        </w:rPr>
+        <w:t xml:space="preserve">Engle, R. F., &amp; Granger, C. W. J. (1987). Co-integration and error correction. </w:t>
+      </w:r>
+      <w:r>
+        <w:rPr>
+          <w:b w:val="0"/>
+          <w:i/>
+        </w:rPr>
+        <w:t>Econometrica</w:t>
+      </w:r>
+      <w:r>
+        <w:rPr>
+          <w:b w:val="0"/>
+          <w:i w:val="0"/>
+        </w:rPr>
+        <w:t>, 55(2), 251–276.</w:t>
       </w:r>
     </w:p>
     <w:p>
@@ -23950,7 +27267,25 @@
         <w:pStyle w:val="ListBullet"/>
       </w:pPr>
       <w:r>
-        <w:t>Johansen, S. (1991). Estimation and hypothesis testing of cointegration vectors in Gaussian VAR models. Econometrica, 59(6), 1551–1580.</w:t>
+        <w:rPr>
+          <w:b w:val="0"/>
+          <w:i w:val="0"/>
+        </w:rPr>
+        <w:t xml:space="preserve">Johansen, S. (1991). Estimation and hypothesis testing of cointegration vectors in Gaussian VAR models. </w:t>
+      </w:r>
+      <w:r>
+        <w:rPr>
+          <w:b w:val="0"/>
+          <w:i/>
+        </w:rPr>
+        <w:t>Econometrica</w:t>
+      </w:r>
+      <w:r>
+        <w:rPr>
+          <w:b w:val="0"/>
+          <w:i w:val="0"/>
+        </w:rPr>
+        <w:t>, 59(6), 1551–1580.</w:t>
       </w:r>
     </w:p>
     <w:p>
@@ -23958,7 +27293,25 @@
         <w:pStyle w:val="ListBullet"/>
       </w:pPr>
       <w:r>
-        <w:t>Pesaran, M. H., Shin, Y., &amp; Smith, R. J. (2001). Bounds testing approaches to the analysis of level relationships. Journal of Applied Econometrics, 16(3), 289–326. https://doi.org/10.1002/jae.616</w:t>
+        <w:rPr>
+          <w:b w:val="0"/>
+          <w:i w:val="0"/>
+        </w:rPr>
+        <w:t xml:space="preserve">Pesaran, M. H., Shin, Y., &amp; Smith, R. J. (2001). Bounds testing approaches to the analysis of level relationships. </w:t>
+      </w:r>
+      <w:r>
+        <w:rPr>
+          <w:b w:val="0"/>
+          <w:i/>
+        </w:rPr>
+        <w:t>Journal of Applied Econometrics</w:t>
+      </w:r>
+      <w:r>
+        <w:rPr>
+          <w:b w:val="0"/>
+          <w:i w:val="0"/>
+        </w:rPr>
+        <w:t>, 16(3), 289–326. https://doi.org/10.1002/jae.616</w:t>
       </w:r>
     </w:p>
     <w:p>
@@ -23966,7 +27319,25 @@
         <w:pStyle w:val="ListBullet"/>
       </w:pPr>
       <w:r>
-        <w:t>Shin, Y., Yu, B., &amp; Greenwood-Nimmo, M. (2014). Modelling asymmetric cointegration and dynamic multipliers in a NARDL framework. En Festschrift in Honor of Peter Schmidt (pp. 281–314). Springer.</w:t>
+        <w:rPr>
+          <w:b w:val="0"/>
+          <w:i w:val="0"/>
+        </w:rPr>
+        <w:t xml:space="preserve">Shin, Y., Yu, B., &amp; Greenwood-Nimmo, M. (2014). Modelling asymmetric cointegration and dynamic multipliers in a NARDL framework. En </w:t>
+      </w:r>
+      <w:r>
+        <w:rPr>
+          <w:b w:val="0"/>
+          <w:i/>
+        </w:rPr>
+        <w:t>Festschrift in Honor of Peter Schmidt</w:t>
+      </w:r>
+      <w:r>
+        <w:rPr>
+          <w:b w:val="0"/>
+          <w:i w:val="0"/>
+        </w:rPr>
+        <w:t xml:space="preserve"> (pp. 281–314). Springer.</w:t>
       </w:r>
     </w:p>
     <w:p>
@@ -23974,11 +27345,33 @@
         <w:pStyle w:val="ListBullet"/>
       </w:pPr>
       <w:r>
-        <w:t>Toda, H. Y., &amp; Yamamoto, T. (1995). Statistical inference in vector autoregressions with possibly integrated processes. Journal of Econometrics, 66(1–2), 225–250.</w:t>
+        <w:rPr>
+          <w:b w:val="0"/>
+          <w:i w:val="0"/>
+        </w:rPr>
+        <w:t xml:space="preserve">Toda, H. Y., &amp; Yamamoto, T. (1995). Statistical inference in vector autoregressions with possibly integrated processes. </w:t>
+      </w:r>
+      <w:r>
+        <w:rPr>
+          <w:b w:val="0"/>
+          <w:i/>
+        </w:rPr>
+        <w:t>Journal of Econometrics</w:t>
+      </w:r>
+      <w:r>
+        <w:rPr>
+          <w:b w:val="0"/>
+          <w:i w:val="0"/>
+        </w:rPr>
+        <w:t>, 66(1–2), 225–250.</w:t>
       </w:r>
     </w:p>
     <w:p>
       <w:r>
+        <w:rPr>
+          <w:b w:val="0"/>
+          <w:i/>
+        </w:rPr>
         <w:t>Volatilidad y errores robustos:</w:t>
       </w:r>
     </w:p>
@@ -23987,7 +27380,25 @@
         <w:pStyle w:val="ListBullet"/>
       </w:pPr>
       <w:r>
-        <w:t>Bollerslev, T. (1986). Generalized autoregressive conditional heteroskedasticity. Journal of Econometrics, 31(3), 307–327.</w:t>
+        <w:rPr>
+          <w:b w:val="0"/>
+          <w:i w:val="0"/>
+        </w:rPr>
+        <w:t xml:space="preserve">Bollerslev, T. (1986). Generalized autoregressive conditional heteroskedasticity. </w:t>
+      </w:r>
+      <w:r>
+        <w:rPr>
+          <w:b w:val="0"/>
+          <w:i/>
+        </w:rPr>
+        <w:t>Journal of Econometrics</w:t>
+      </w:r>
+      <w:r>
+        <w:rPr>
+          <w:b w:val="0"/>
+          <w:i w:val="0"/>
+        </w:rPr>
+        <w:t>, 31(3), 307–327.</w:t>
       </w:r>
     </w:p>
     <w:p>
@@ -23995,7 +27406,25 @@
         <w:pStyle w:val="ListBullet"/>
       </w:pPr>
       <w:r>
-        <w:t>Nelson, D. B. (1991). Conditional heteroskedasticity in asset returns: a new approach. Econometrica, 59(2), 347–370.</w:t>
+        <w:rPr>
+          <w:b w:val="0"/>
+          <w:i w:val="0"/>
+        </w:rPr>
+        <w:t xml:space="preserve">Nelson, D. B. (1991). Conditional heteroskedasticity in asset returns: a new approach. </w:t>
+      </w:r>
+      <w:r>
+        <w:rPr>
+          <w:b w:val="0"/>
+          <w:i/>
+        </w:rPr>
+        <w:t>Econometrica</w:t>
+      </w:r>
+      <w:r>
+        <w:rPr>
+          <w:b w:val="0"/>
+          <w:i w:val="0"/>
+        </w:rPr>
+        <w:t>, 59(2), 347–370.</w:t>
       </w:r>
     </w:p>
     <w:p>
@@ -24003,7 +27432,25 @@
         <w:pStyle w:val="ListBullet"/>
       </w:pPr>
       <w:r>
-        <w:t>Glosten, L. R., Jagannathan, R., &amp; Runkle, D. E. (1993). On the relation between the expected value and the volatility of the nominal excess return on stocks. Journal of Finance, 48(5), 1779–1801.</w:t>
+        <w:rPr>
+          <w:b w:val="0"/>
+          <w:i w:val="0"/>
+        </w:rPr>
+        <w:t xml:space="preserve">Glosten, L. R., Jagannathan, R., &amp; Runkle, D. E. (1993). On the relation between the expected value and the volatility of the nominal excess return on stocks. </w:t>
+      </w:r>
+      <w:r>
+        <w:rPr>
+          <w:b w:val="0"/>
+          <w:i/>
+        </w:rPr>
+        <w:t>Journal of Finance</w:t>
+      </w:r>
+      <w:r>
+        <w:rPr>
+          <w:b w:val="0"/>
+          <w:i w:val="0"/>
+        </w:rPr>
+        <w:t>, 48(5), 1779–1801.</w:t>
       </w:r>
     </w:p>
     <w:p>
@@ -24011,16 +27458,49 @@
         <w:pStyle w:val="ListBullet"/>
       </w:pPr>
       <w:r>
-        <w:t>Newey, W. K., &amp; West, K. D. (1987). A simple, positive semi-definite, heteroskedasticity and autocorrelation consistent covariance matrix. Econometrica, 55(3), 703–708.</w:t>
+        <w:rPr>
+          <w:b w:val="0"/>
+          <w:i w:val="0"/>
+        </w:rPr>
+        <w:t xml:space="preserve">Newey, W. K., &amp; West, K. D. (1987). A simple, positive semi-definite, heteroskedasticity and autocorrelation consistent covariance matrix. </w:t>
+      </w:r>
+      <w:r>
+        <w:rPr>
+          <w:b w:val="0"/>
+          <w:i/>
+        </w:rPr>
+        <w:t>Econometrica</w:t>
+      </w:r>
+      <w:r>
+        <w:rPr>
+          <w:b w:val="0"/>
+          <w:i w:val="0"/>
+        </w:rPr>
+        <w:t>, 55(3), 703–708.</w:t>
       </w:r>
     </w:p>
     <w:p>
       <w:r>
-        <w:t>Raíces unitarias y quiebres: Dickey &amp; Fuller (1979); Phillips &amp; Perron (1988); Kwiatkowski, Phillips, Schmidt &amp; Shin (1992, KPSS); Zivot &amp; Andrews (1992); Andrews (1993, sup-tests de quiebre); Bai &amp; Perron (2003, quiebres múltiples).</w:t>
+        <w:rPr>
+          <w:b w:val="0"/>
+          <w:i/>
+        </w:rPr>
+        <w:t>Raíces unitarias y quiebres:</w:t>
+      </w:r>
+      <w:r>
+        <w:rPr>
+          <w:b w:val="0"/>
+          <w:i w:val="0"/>
+        </w:rPr>
+        <w:t xml:space="preserve"> Dickey &amp; Fuller (1979); Phillips &amp; Perron (1988); Kwiatkowski, Phillips, Schmidt &amp; Shin (1992, KPSS); Zivot &amp; Andrews (1992); Andrews (1993, sup-tests de quiebre); Bai &amp; Perron (2003, quiebres múltiples).</w:t>
       </w:r>
     </w:p>
     <w:p>
       <w:r>
+        <w:rPr>
+          <w:b w:val="0"/>
+          <w:i/>
+        </w:rPr>
         <w:t>Evidencia empírica reciente (commodities, cobre, liquidez):</w:t>
       </w:r>
     </w:p>
@@ -24029,7 +27509,25 @@
         <w:pStyle w:val="ListBullet"/>
       </w:pPr>
       <w:r>
-        <w:t>Mendiola, A., Chávez-Bedoya, L., &amp; Wallenstein, T. (2022). Analyzing the reaction of mining stocks to the development of copper prices. Emerging Markets Finance and Trade, 58(1), 244–266. https://doi.org/10.1080/1540496X.2019.1703103</w:t>
+        <w:rPr>
+          <w:b w:val="0"/>
+          <w:i w:val="0"/>
+        </w:rPr>
+        <w:t xml:space="preserve">Mendiola, A., Chávez-Bedoya, L., &amp; Wallenstein, T. (2022). Analyzing the reaction of mining stocks to the development of copper prices. </w:t>
+      </w:r>
+      <w:r>
+        <w:rPr>
+          <w:b w:val="0"/>
+          <w:i/>
+        </w:rPr>
+        <w:t>Emerging Markets Finance and Trade</w:t>
+      </w:r>
+      <w:r>
+        <w:rPr>
+          <w:b w:val="0"/>
+          <w:i w:val="0"/>
+        </w:rPr>
+        <w:t>, 58(1), 244–266. https://doi.org/10.1080/1540496X.2019.1703103</w:t>
       </w:r>
     </w:p>
     <w:p>
@@ -24037,7 +27535,25 @@
         <w:pStyle w:val="ListBullet"/>
       </w:pPr>
       <w:r>
-        <w:t>Díaz, J. D., Hansen, E., &amp; Cabrera, G. (2021). Economic drivers of commodity volatility: the case of copper. Resources Policy, 73, 102224. https://doi.org/10.1016/j.resourpol.2021.102224</w:t>
+        <w:rPr>
+          <w:b w:val="0"/>
+          <w:i w:val="0"/>
+        </w:rPr>
+        <w:t xml:space="preserve">Díaz, J. D., Hansen, E., &amp; Cabrera, G. (2021). Economic drivers of commodity volatility: the case of copper. </w:t>
+      </w:r>
+      <w:r>
+        <w:rPr>
+          <w:b w:val="0"/>
+          <w:i/>
+        </w:rPr>
+        <w:t>Resources Policy</w:t>
+      </w:r>
+      <w:r>
+        <w:rPr>
+          <w:b w:val="0"/>
+          <w:i w:val="0"/>
+        </w:rPr>
+        <w:t>, 73, 102224. https://doi.org/10.1016/j.resourpol.2021.102224</w:t>
       </w:r>
     </w:p>
     <w:p>
@@ -24045,7 +27561,25 @@
         <w:pStyle w:val="ListBullet"/>
       </w:pPr>
       <w:r>
-        <w:t>Gorton, G., &amp; Rouwenhorst, K. G. (2006). Facts and fantasies about commodity futures. Financial Analysts Journal, 62(2), 47–68. https://doi.org/10.2469/faj.v62.n2.4083</w:t>
+        <w:rPr>
+          <w:b w:val="0"/>
+          <w:i w:val="0"/>
+        </w:rPr>
+        <w:t xml:space="preserve">Gorton, G., &amp; Rouwenhorst, K. G. (2006). Facts and fantasies about commodity futures. </w:t>
+      </w:r>
+      <w:r>
+        <w:rPr>
+          <w:b w:val="0"/>
+          <w:i/>
+        </w:rPr>
+        <w:t>Financial Analysts Journal</w:t>
+      </w:r>
+      <w:r>
+        <w:rPr>
+          <w:b w:val="0"/>
+          <w:i w:val="0"/>
+        </w:rPr>
+        <w:t>, 62(2), 47–68. https://doi.org/10.2469/faj.v62.n2.4083</w:t>
       </w:r>
     </w:p>
     <w:p>
@@ -24053,7 +27587,25 @@
         <w:pStyle w:val="ListBullet"/>
       </w:pPr>
       <w:r>
-        <w:t>Kilian, L., &amp; Park, C. (2009). The impact of oil price shocks on the U.S. stock market. International Economic Review, 50(4), 1267–1287. https://doi.org/10.1111/j.1468-2354.2009.00568.x</w:t>
+        <w:rPr>
+          <w:b w:val="0"/>
+          <w:i w:val="0"/>
+        </w:rPr>
+        <w:t xml:space="preserve">Kilian, L., &amp; Park, C. (2009). The impact of oil price shocks on the U.S. stock market. </w:t>
+      </w:r>
+      <w:r>
+        <w:rPr>
+          <w:b w:val="0"/>
+          <w:i/>
+        </w:rPr>
+        <w:t>International Economic Review</w:t>
+      </w:r>
+      <w:r>
+        <w:rPr>
+          <w:b w:val="0"/>
+          <w:i w:val="0"/>
+        </w:rPr>
+        <w:t>, 50(4), 1267–1287. https://doi.org/10.1111/j.1468-2354.2009.00568.x</w:t>
       </w:r>
     </w:p>
     <w:p>
@@ -24061,7 +27613,25 @@
         <w:pStyle w:val="ListBullet"/>
       </w:pPr>
       <w:r>
-        <w:t>Cashin, P., McDermott, C. J., &amp; Scott, A. (2002). Booms and slumps in world commodity prices. Journal of Development Economics, 69(1), 277–296. https://doi.org/10.1016/S0304-3878(02)00062-7</w:t>
+        <w:rPr>
+          <w:b w:val="0"/>
+          <w:i w:val="0"/>
+        </w:rPr>
+        <w:t xml:space="preserve">Cashin, P., McDermott, C. J., &amp; Scott, A. (2002). Booms and slumps in world commodity prices. </w:t>
+      </w:r>
+      <w:r>
+        <w:rPr>
+          <w:b w:val="0"/>
+          <w:i/>
+        </w:rPr>
+        <w:t>Journal of Development Economics</w:t>
+      </w:r>
+      <w:r>
+        <w:rPr>
+          <w:b w:val="0"/>
+          <w:i w:val="0"/>
+        </w:rPr>
+        <w:t>, 69(1), 277–296. https://doi.org/10.1016/S0304-3878(02)00062-7</w:t>
       </w:r>
     </w:p>
     <w:p>
@@ -24069,7 +27639,25 @@
         <w:pStyle w:val="ListBullet"/>
       </w:pPr>
       <w:r>
-        <w:t>Bekaert, G., Harvey, C. R., &amp; Lundblad, C. (2007). Liquidity and expected returns: lessons from emerging markets. Review of Financial Studies, 20(6), 1783–1831. https://doi.org/10.1093/rfs/hhm030</w:t>
+        <w:rPr>
+          <w:b w:val="0"/>
+          <w:i w:val="0"/>
+        </w:rPr>
+        <w:t xml:space="preserve">Bekaert, G., Harvey, C. R., &amp; Lundblad, C. (2007). Liquidity and expected returns: lessons from emerging markets. </w:t>
+      </w:r>
+      <w:r>
+        <w:rPr>
+          <w:b w:val="0"/>
+          <w:i/>
+        </w:rPr>
+        <w:t>Review of Financial Studies</w:t>
+      </w:r>
+      <w:r>
+        <w:rPr>
+          <w:b w:val="0"/>
+          <w:i w:val="0"/>
+        </w:rPr>
+        <w:t>, 20(6), 1783–1831. https://doi.org/10.1093/rfs/hhm030</w:t>
       </w:r>
     </w:p>
     <w:p>
@@ -24077,7 +27665,25 @@
         <w:pStyle w:val="ListBullet"/>
       </w:pPr>
       <w:r>
-        <w:t>Amihud, Y., Hameed, A., Kang, W., &amp; Zhang, H. (2015). The illiquidity premium: international evidence. Journal of Financial Economics, 117(2), 350–368. https://doi.org/10.1016/j.jfineco.2015.04.005</w:t>
+        <w:rPr>
+          <w:b w:val="0"/>
+          <w:i w:val="0"/>
+        </w:rPr>
+        <w:t xml:space="preserve">Amihud, Y., Hameed, A., Kang, W., &amp; Zhang, H. (2015). The illiquidity premium: international evidence. </w:t>
+      </w:r>
+      <w:r>
+        <w:rPr>
+          <w:b w:val="0"/>
+          <w:i/>
+        </w:rPr>
+        <w:t>Journal of Financial Economics</w:t>
+      </w:r>
+      <w:r>
+        <w:rPr>
+          <w:b w:val="0"/>
+          <w:i w:val="0"/>
+        </w:rPr>
+        <w:t>, 117(2), 350–368. https://doi.org/10.1016/j.jfineco.2015.04.005</w:t>
       </w:r>
     </w:p>
     <w:p>
@@ -24085,7 +27691,25 @@
         <w:pStyle w:val="ListBullet"/>
       </w:pPr>
       <w:r>
-        <w:t>Cunado, J., &amp; Pérez de Gracia, F. (2014). Oil price shocks and stock market returns: evidence for some European countries. Energy Economics, 42, 365–377. https://doi.org/10.1016/j.eneco.2013.10.017</w:t>
+        <w:rPr>
+          <w:b w:val="0"/>
+          <w:i w:val="0"/>
+        </w:rPr>
+        <w:t xml:space="preserve">Cunado, J., &amp; Pérez de Gracia, F. (2014). Oil price shocks and stock market returns: evidence for some European countries. </w:t>
+      </w:r>
+      <w:r>
+        <w:rPr>
+          <w:b w:val="0"/>
+          <w:i/>
+        </w:rPr>
+        <w:t>Energy Economics</w:t>
+      </w:r>
+      <w:r>
+        <w:rPr>
+          <w:b w:val="0"/>
+          <w:i w:val="0"/>
+        </w:rPr>
+        <w:t>, 42, 365–377. https://doi.org/10.1016/j.eneco.2013.10.017</w:t>
       </w:r>
     </w:p>
     <w:p>
@@ -24093,7 +27717,25 @@
         <w:pStyle w:val="ListBullet"/>
       </w:pPr>
       <w:r>
-        <w:t>Jawadi, F., Arouri, M. E. H., &amp; Million, N. (2009). Stock market integration in the Latin American markets: further evidence from nonlinear modeling. [Preprint — verificar versión publicada].</w:t>
+        <w:rPr>
+          <w:b w:val="0"/>
+          <w:i w:val="0"/>
+        </w:rPr>
+        <w:t xml:space="preserve">Jawadi, F., Arouri, M. E. H., &amp; Million, N. (2009). </w:t>
+      </w:r>
+      <w:r>
+        <w:rPr>
+          <w:b w:val="0"/>
+          <w:i/>
+        </w:rPr>
+        <w:t>Stock market integration in the Latin American markets: further evidence from nonlinear modeling</w:t>
+      </w:r>
+      <w:r>
+        <w:rPr>
+          <w:b w:val="0"/>
+          <w:i w:val="0"/>
+        </w:rPr>
+        <w:t>. [Preprint — verificar versión publicada].</w:t>
       </w:r>
     </w:p>
     <w:p>
@@ -24101,7 +27743,27 @@
         <w:pStyle w:val="IntenseQuote"/>
       </w:pPr>
       <w:r>
-        <w:t>Las referencias de este bloque fueron verificadas con DOI durante la investigación</w:t>
+        <w:rPr>
+          <w:b w:val="0"/>
+          <w:i w:val="0"/>
+        </w:rPr>
+        <w:t>Las referencias de este bloque fueron verificadas con DOI durante la investigación bibliográfica de apoyo; restan por confirmar volumen/páginas exactos de algunas (Amihud et al., 2015; Jawadi et al., 2009) antes de la entrega final.</w:t>
+      </w:r>
+    </w:p>
+    <w:p>
+      <w:r>
+        <w:rPr>
+          <w:b/>
+          <w:i w:val="0"/>
+        </w:rPr>
+        <w:t>Data Availability Statement.</w:t>
+      </w:r>
+      <w:r>
+        <w:rPr>
+          <w:b w:val="0"/>
+          <w:i w:val="0"/>
+        </w:rPr>
+        <w:t xml:space="preserve"> Todos los datos provienen de fuentes públicas: precios y volúmenes de Yahoo Finance (descarga 2026-05-30, vía la librería yfinance) y macro de Chile de la API pública mindicador.cl (TPM, IMACEC, IPC, dólar observado). El código de descarga, limpieza, estimación y exportación, los datos procesados, las 35+ tablas de salida y las 13 figuras están disponibles en el repositorio del proyecto, con scripts numerados que reproducen cada tabla y figura. No se emplearon datos propietarios ni restringidos.</w:t>
       </w:r>
     </w:p>
     <w:p>
@@ -24109,68 +27771,31 @@
         <w:pStyle w:val="IntenseQuote"/>
       </w:pPr>
       <w:r>
-        <w:t>bibliográfica de apoyo; restan por confirmar volumen/páginas exactos de algunas</w:t>
+        <w:rPr>
+          <w:b w:val="0"/>
+          <w:i w:val="0"/>
+        </w:rPr>
+        <w:t>Nota: confirmar paginación y DOIs en Scopus/Web of Science/Google Scholar antes de la entrega final. Estas referencias fueron contrastadas con repositorios del editor; el formato APA definitivo es responsabilidad del autor.</w:t>
       </w:r>
     </w:p>
     <w:p>
-      <w:pPr>
-        <w:pStyle w:val="IntenseQuote"/>
-      </w:pPr>
-      <w:r>
-        <w:t>(Amihud et al., 2015; Jawadi et al., 2009) antes de la entrega final.</w:t>
-      </w:r>
-    </w:p>
-    <w:p>
-      <w:r/>
       <w:r>
         <w:rPr>
           <w:b/>
-        </w:rPr>
-        <w:t>Data Availability Statement.</w:t>
-      </w:r>
-      <w:r>
-        <w:t xml:space="preserve"> Todos los datos provienen de fuentes públicas: precios y volúmenes de Yahoo Finance (descarga 2026-05-30, vía la librería yfinance) y macro de Chile de la API pública mindicador.cl (TPM, IMACEC, IPC, dólar observado). El código de descarga, limpieza, estimación y exportación, los datos procesados, las 35+ tablas de salida y las 13 figuras están disponibles en el repositorio del proyecto, con scripts numerados que reproducen cada tabla y figura. No se emplearon datos propietarios ni restringidos.</w:t>
-      </w:r>
-    </w:p>
-    <w:p>
-      <w:pPr>
-        <w:pStyle w:val="IntenseQuote"/>
-      </w:pPr>
-      <w:r>
-        <w:t>Nota: confirmar paginación y DOIs en Scopus/Web of Science/Google Scholar antes de</w:t>
-      </w:r>
-    </w:p>
-    <w:p>
-      <w:pPr>
-        <w:pStyle w:val="IntenseQuote"/>
-      </w:pPr>
-      <w:r>
-        <w:t>la entrega final. Estas referencias fueron contrastadas con repositorios del</w:t>
-      </w:r>
-    </w:p>
-    <w:p>
-      <w:pPr>
-        <w:pStyle w:val="IntenseQuote"/>
-      </w:pPr>
-      <w:r>
-        <w:t>editor; el formato APA definitivo es responsabilidad del autor.</w:t>
-      </w:r>
-    </w:p>
-    <w:p>
-      <w:r/>
-      <w:r>
-        <w:rPr>
-          <w:b/>
+          <w:i w:val="0"/>
         </w:rPr>
         <w:t>Anexos.</w:t>
       </w:r>
-      <w:r/>
     </w:p>
     <w:p>
       <w:pPr>
         <w:pStyle w:val="ListBullet"/>
       </w:pPr>
       <w:r>
+        <w:rPr>
+          <w:b w:val="0"/>
+          <w:i w:val="0"/>
+        </w:rPr>
         <w:t>Anexo B — Tablas detalladas de resultados (a continuación).</w:t>
       </w:r>
     </w:p>
@@ -24179,6 +27804,10 @@
         <w:pStyle w:val="ListBullet"/>
       </w:pPr>
       <w:r>
+        <w:rPr>
+          <w:b w:val="0"/>
+          <w:i w:val="0"/>
+        </w:rPr>
         <w:t>Anexo C — Desarrollo matemático de los modelos.</w:t>
       </w:r>
     </w:p>
@@ -24187,6 +27816,10 @@
         <w:pStyle w:val="ListBullet"/>
       </w:pPr>
       <w:r>
+        <w:rPr>
+          <w:b w:val="0"/>
+          <w:i w:val="0"/>
+        </w:rPr>
         <w:t>Anexo D — Figuras complementarias del análisis.</w:t>
       </w:r>
     </w:p>
@@ -24195,6 +27828,10 @@
         <w:pStyle w:val="ListBullet"/>
       </w:pPr>
       <w:r>
+        <w:rPr>
+          <w:b w:val="0"/>
+          <w:i w:val="0"/>
+        </w:rPr>
         <w:t>Repositorio: código fuente (src/), datos procesados, 35+ tablas de salida (outputs/tables/), diccionario de datos (docs/diccionario_datos.md) y decisiones fundacionales (docs/00_decisiones_fundacionales.md).</w:t>
       </w:r>
     </w:p>
@@ -24203,6 +27840,10 @@
         <w:pStyle w:val="ListBullet"/>
       </w:pPr>
       <w:r>
+        <w:rPr>
+          <w:b w:val="0"/>
+          <w:i w:val="0"/>
+        </w:rPr>
         <w:t>Entorno: requirements.txt (Python 3.13; statsmodels 0.14, arch 8.0, linearmodels 7.0, reportlab).</w:t>
       </w:r>
     </w:p>
@@ -24216,6 +27857,10 @@
     </w:p>
     <w:p>
       <w:r>
+        <w:rPr>
+          <w:b w:val="0"/>
+          <w:i w:val="0"/>
+        </w:rPr>
         <w:t>Este anexo reúne las salidas econométricas completas que sustentan el Capítulo 6. Todas las cifras provienen de las estimaciones propias documentadas en el repositorio.</w:t>
       </w:r>
     </w:p>
@@ -34463,6 +38108,10 @@
     </w:p>
     <w:p>
       <w:r>
+        <w:rPr>
+          <w:b w:val="0"/>
+          <w:i w:val="0"/>
+        </w:rPr>
         <w:t>Este anexo formaliza las técnicas empleadas. La notación sigue el cuerpo principal.</w:t>
       </w:r>
     </w:p>
@@ -34475,33 +38124,205 @@
       </w:r>
     </w:p>
     <w:p>
-      <w:r/>
       <w:r>
         <w:rPr>
           <w:b/>
+          <w:i w:val="0"/>
         </w:rPr>
         <w:t>Dickey-Fuller aumentada (ADF).</w:t>
       </w:r>
       <w:r>
-        <w:t xml:space="preserve"> Se estima Δy_t = μ + ρ y_{t−1} + Σ_{j=1}^{p} φ_j Δy_{t−j} + ε_t y se contrasta H0: ρ = 0 (raíz unitaria) con el estadístico t_ρ = ρ̂ / ee(ρ̂), comparado con los valores críticos no estándar de Dickey-Fuller. La inclusión de p rezagos de Δy blanquea la autocorrelación residual; p se elige por AIC. </w:t>
+        <w:rPr>
+          <w:b w:val="0"/>
+          <w:i w:val="0"/>
+        </w:rPr>
+        <w:t xml:space="preserve"> Se estima Δy</w:t>
+      </w:r>
+      <w:r>
+        <w:rPr>
+          <w:b w:val="0"/>
+          <w:i w:val="0"/>
+          <w:vertAlign w:val="subscript"/>
+        </w:rPr>
+        <w:t>t</w:t>
+      </w:r>
+      <w:r>
+        <w:rPr>
+          <w:b w:val="0"/>
+          <w:i w:val="0"/>
+        </w:rPr>
+        <w:t xml:space="preserve"> = μ + ρ y</w:t>
+      </w:r>
+      <w:r>
+        <w:rPr>
+          <w:b w:val="0"/>
+          <w:i w:val="0"/>
+          <w:vertAlign w:val="subscript"/>
+        </w:rPr>
+        <w:t>t−1</w:t>
+      </w:r>
+      <w:r>
+        <w:rPr>
+          <w:b w:val="0"/>
+          <w:i w:val="0"/>
+        </w:rPr>
+        <w:t xml:space="preserve"> + Σ</w:t>
+      </w:r>
+      <w:r>
+        <w:rPr>
+          <w:b w:val="0"/>
+          <w:i w:val="0"/>
+          <w:vertAlign w:val="subscript"/>
+        </w:rPr>
+        <w:t>j=1</w:t>
+      </w:r>
+      <w:r>
+        <w:rPr>
+          <w:b w:val="0"/>
+          <w:i w:val="0"/>
+          <w:vertAlign w:val="superscript"/>
+        </w:rPr>
+        <w:t>p</w:t>
+      </w:r>
+      <w:r>
+        <w:rPr>
+          <w:b w:val="0"/>
+          <w:i w:val="0"/>
+        </w:rPr>
+        <w:t xml:space="preserve"> φ</w:t>
+      </w:r>
+      <w:r>
+        <w:rPr>
+          <w:b w:val="0"/>
+          <w:i w:val="0"/>
+          <w:vertAlign w:val="subscript"/>
+        </w:rPr>
+        <w:t>j</w:t>
+      </w:r>
+      <w:r>
+        <w:rPr>
+          <w:b w:val="0"/>
+          <w:i w:val="0"/>
+        </w:rPr>
+        <w:t xml:space="preserve"> Δy</w:t>
+      </w:r>
+      <w:r>
+        <w:rPr>
+          <w:b w:val="0"/>
+          <w:i w:val="0"/>
+          <w:vertAlign w:val="subscript"/>
+        </w:rPr>
+        <w:t>t−j</w:t>
+      </w:r>
+      <w:r>
+        <w:rPr>
+          <w:b w:val="0"/>
+          <w:i w:val="0"/>
+        </w:rPr>
+        <w:t xml:space="preserve"> + ε</w:t>
+      </w:r>
+      <w:r>
+        <w:rPr>
+          <w:b w:val="0"/>
+          <w:i w:val="0"/>
+          <w:vertAlign w:val="subscript"/>
+        </w:rPr>
+        <w:t>t</w:t>
+      </w:r>
+      <w:r>
+        <w:rPr>
+          <w:b w:val="0"/>
+          <w:i w:val="0"/>
+        </w:rPr>
+        <w:t xml:space="preserve"> y se contrasta H0: ρ = 0 (raíz unitaria) con el estadístico t_ρ = ρ̂ / ee(ρ̂), comparado con los valores críticos no estándar de Dickey-Fuller. La inclusión de p rezagos de Δy blanquea la autocorrelación residual; p se elige por AIC. </w:t>
       </w:r>
       <w:r>
         <w:rPr>
           <w:b/>
+          <w:i w:val="0"/>
         </w:rPr>
         <w:t>Phillips-Perron (PP)</w:t>
       </w:r>
       <w:r>
+        <w:rPr>
+          <w:b w:val="0"/>
+          <w:i w:val="0"/>
+        </w:rPr>
         <w:t xml:space="preserve"> corrige la autocorrelación de forma no paramétrica sobre el estadístico de Dickey-Fuller simple, mediante una estimación tipo Newey-West de la varianza de largo plazo. </w:t>
       </w:r>
       <w:r>
         <w:rPr>
           <w:b/>
+          <w:i w:val="0"/>
         </w:rPr>
         <w:t>KPSS</w:t>
       </w:r>
       <w:r>
-        <w:t xml:space="preserve"> invierte la hipótesis nula (H0: estacionariedad) descomponiendo y_t en tendencia determinista, caminata aleatoria y error estacionario, y contrasta que la varianza del componente de caminata sea nula con el estadístico η = T^{−2} Σ S_t² / σ̂², donde S_t es la suma parcial de residuos. La decisión cruzada (ADF/PP rechazan raíz unitaria y KPSS no rechaza estacionariedad) confiere robustez frente a las bajas potencias individuales.</w:t>
+        <w:rPr>
+          <w:b w:val="0"/>
+          <w:i w:val="0"/>
+        </w:rPr>
+        <w:t xml:space="preserve"> invierte la hipótesis nula (H0: estacionariedad) descomponiendo y</w:t>
+      </w:r>
+      <w:r>
+        <w:rPr>
+          <w:b w:val="0"/>
+          <w:i w:val="0"/>
+          <w:vertAlign w:val="subscript"/>
+        </w:rPr>
+        <w:t>t</w:t>
+      </w:r>
+      <w:r>
+        <w:rPr>
+          <w:b w:val="0"/>
+          <w:i w:val="0"/>
+        </w:rPr>
+        <w:t xml:space="preserve"> en tendencia determinista, caminata aleatoria y error estacionario, y contrasta que la varianza del componente de caminata sea nula con el estadístico η = T</w:t>
+      </w:r>
+      <w:r>
+        <w:rPr>
+          <w:b w:val="0"/>
+          <w:i w:val="0"/>
+          <w:vertAlign w:val="superscript"/>
+        </w:rPr>
+        <w:t>−2</w:t>
+      </w:r>
+      <w:r>
+        <w:rPr>
+          <w:b w:val="0"/>
+          <w:i w:val="0"/>
+        </w:rPr>
+        <w:t xml:space="preserve"> Σ S</w:t>
+      </w:r>
+      <w:r>
+        <w:rPr>
+          <w:b w:val="0"/>
+          <w:i w:val="0"/>
+          <w:vertAlign w:val="subscript"/>
+        </w:rPr>
+        <w:t>t</w:t>
+      </w:r>
+      <w:r>
+        <w:rPr>
+          <w:b w:val="0"/>
+          <w:i w:val="0"/>
+        </w:rPr>
+        <w:t>² / σ̂², donde S</w:t>
+      </w:r>
+      <w:r>
+        <w:rPr>
+          <w:b w:val="0"/>
+          <w:i w:val="0"/>
+          <w:vertAlign w:val="subscript"/>
+        </w:rPr>
+        <w:t>t</w:t>
+      </w:r>
+      <w:r>
+        <w:rPr>
+          <w:b w:val="0"/>
+          <w:i w:val="0"/>
+        </w:rPr>
+        <w:t xml:space="preserve"> es la suma parcial de residuos. La decisión cruzada (ADF/PP rechazan raíz unitaria y KPSS no rechaza estacionariedad) confiere robustez frente a las bajas potencias individuales.</w:t>
       </w:r>
     </w:p>
     <w:p>
@@ -34514,52 +38335,367 @@
     </w:p>
     <w:p>
       <w:r>
-        <w:t xml:space="preserve">Un VAR(p) se escribe y_t = c + Σ_{j=1}^{p} A_j y_{t−j} + u_t, con u_t ruido blanco de matriz de covarianzas Σ_u. Su </w:t>
+        <w:rPr>
+          <w:b w:val="0"/>
+          <w:i w:val="0"/>
+        </w:rPr>
+        <w:t>Un VAR(p) se escribe y</w:t>
+      </w:r>
+      <w:r>
+        <w:rPr>
+          <w:b w:val="0"/>
+          <w:i w:val="0"/>
+          <w:vertAlign w:val="subscript"/>
+        </w:rPr>
+        <w:t>t</w:t>
+      </w:r>
+      <w:r>
+        <w:rPr>
+          <w:b w:val="0"/>
+          <w:i w:val="0"/>
+        </w:rPr>
+        <w:t xml:space="preserve"> = c + Σ</w:t>
+      </w:r>
+      <w:r>
+        <w:rPr>
+          <w:b w:val="0"/>
+          <w:i w:val="0"/>
+          <w:vertAlign w:val="subscript"/>
+        </w:rPr>
+        <w:t>j=1</w:t>
+      </w:r>
+      <w:r>
+        <w:rPr>
+          <w:b w:val="0"/>
+          <w:i w:val="0"/>
+          <w:vertAlign w:val="superscript"/>
+        </w:rPr>
+        <w:t>p</w:t>
+      </w:r>
+      <w:r>
+        <w:rPr>
+          <w:b w:val="0"/>
+          <w:i w:val="0"/>
+        </w:rPr>
+        <w:t xml:space="preserve"> A</w:t>
+      </w:r>
+      <w:r>
+        <w:rPr>
+          <w:b w:val="0"/>
+          <w:i w:val="0"/>
+          <w:vertAlign w:val="subscript"/>
+        </w:rPr>
+        <w:t>j</w:t>
+      </w:r>
+      <w:r>
+        <w:rPr>
+          <w:b w:val="0"/>
+          <w:i w:val="0"/>
+        </w:rPr>
+        <w:t xml:space="preserve"> y</w:t>
+      </w:r>
+      <w:r>
+        <w:rPr>
+          <w:b w:val="0"/>
+          <w:i w:val="0"/>
+          <w:vertAlign w:val="subscript"/>
+        </w:rPr>
+        <w:t>t−j</w:t>
+      </w:r>
+      <w:r>
+        <w:rPr>
+          <w:b w:val="0"/>
+          <w:i w:val="0"/>
+        </w:rPr>
+        <w:t xml:space="preserve"> + u</w:t>
+      </w:r>
+      <w:r>
+        <w:rPr>
+          <w:b w:val="0"/>
+          <w:i w:val="0"/>
+          <w:vertAlign w:val="subscript"/>
+        </w:rPr>
+        <w:t>t</w:t>
+      </w:r>
+      <w:r>
+        <w:rPr>
+          <w:b w:val="0"/>
+          <w:i w:val="0"/>
+        </w:rPr>
+        <w:t>, con u</w:t>
+      </w:r>
+      <w:r>
+        <w:rPr>
+          <w:b w:val="0"/>
+          <w:i w:val="0"/>
+          <w:vertAlign w:val="subscript"/>
+        </w:rPr>
+        <w:t>t</w:t>
+      </w:r>
+      <w:r>
+        <w:rPr>
+          <w:b w:val="0"/>
+          <w:i w:val="0"/>
+        </w:rPr>
+        <w:t xml:space="preserve"> ruido blanco de matriz de covarianzas Σ</w:t>
+      </w:r>
+      <w:r>
+        <w:rPr>
+          <w:b w:val="0"/>
+          <w:i w:val="0"/>
+          <w:vertAlign w:val="subscript"/>
+        </w:rPr>
+        <w:t>u</w:t>
+      </w:r>
+      <w:r>
+        <w:rPr>
+          <w:b w:val="0"/>
+          <w:i w:val="0"/>
+        </w:rPr>
+        <w:t xml:space="preserve">. Su </w:t>
       </w:r>
       <w:r>
         <w:rPr>
           <w:b/>
+          <w:i w:val="0"/>
         </w:rPr>
         <w:t>forma compañera</w:t>
       </w:r>
       <w:r>
+        <w:rPr>
+          <w:b w:val="0"/>
+          <w:i w:val="0"/>
+        </w:rPr>
         <w:t xml:space="preserve"> (un VAR(1) de dimensión Kp) permite verificar estabilidad: el proceso es estable si todos los autovalores de la matriz compañera tienen módulo menor que uno. La representación de </w:t>
       </w:r>
       <w:r>
         <w:rPr>
           <w:b/>
+          <w:i w:val="0"/>
         </w:rPr>
         <w:t>medias móviles</w:t>
       </w:r>
       <w:r>
-        <w:t xml:space="preserve"> es y_t = μ + Σ_{i=0}^{∞} Φ_i u_{t−i}, donde Φ_i acumula los efectos dinámicos. Para identificar shocks estructurales ortogonales se usa la </w:t>
+        <w:rPr>
+          <w:b w:val="0"/>
+          <w:i w:val="0"/>
+        </w:rPr>
+        <w:t xml:space="preserve"> es y</w:t>
+      </w:r>
+      <w:r>
+        <w:rPr>
+          <w:b w:val="0"/>
+          <w:i w:val="0"/>
+          <w:vertAlign w:val="subscript"/>
+        </w:rPr>
+        <w:t>t</w:t>
+      </w:r>
+      <w:r>
+        <w:rPr>
+          <w:b w:val="0"/>
+          <w:i w:val="0"/>
+        </w:rPr>
+        <w:t xml:space="preserve"> = μ + Σ</w:t>
+      </w:r>
+      <w:r>
+        <w:rPr>
+          <w:b w:val="0"/>
+          <w:i w:val="0"/>
+          <w:vertAlign w:val="subscript"/>
+        </w:rPr>
+        <w:t>i=0</w:t>
+      </w:r>
+      <w:r>
+        <w:rPr>
+          <w:b w:val="0"/>
+          <w:i w:val="0"/>
+          <w:vertAlign w:val="superscript"/>
+        </w:rPr>
+        <w:t>∞</w:t>
+      </w:r>
+      <w:r>
+        <w:rPr>
+          <w:b w:val="0"/>
+          <w:i w:val="0"/>
+        </w:rPr>
+        <w:t xml:space="preserve"> Φ</w:t>
+      </w:r>
+      <w:r>
+        <w:rPr>
+          <w:b w:val="0"/>
+          <w:i w:val="0"/>
+          <w:vertAlign w:val="subscript"/>
+        </w:rPr>
+        <w:t>i</w:t>
+      </w:r>
+      <w:r>
+        <w:rPr>
+          <w:b w:val="0"/>
+          <w:i w:val="0"/>
+        </w:rPr>
+        <w:t xml:space="preserve"> u</w:t>
+      </w:r>
+      <w:r>
+        <w:rPr>
+          <w:b w:val="0"/>
+          <w:i w:val="0"/>
+          <w:vertAlign w:val="subscript"/>
+        </w:rPr>
+        <w:t>t−i</w:t>
+      </w:r>
+      <w:r>
+        <w:rPr>
+          <w:b w:val="0"/>
+          <w:i w:val="0"/>
+        </w:rPr>
+        <w:t>, donde Φ</w:t>
+      </w:r>
+      <w:r>
+        <w:rPr>
+          <w:b w:val="0"/>
+          <w:i w:val="0"/>
+          <w:vertAlign w:val="subscript"/>
+        </w:rPr>
+        <w:t>i</w:t>
+      </w:r>
+      <w:r>
+        <w:rPr>
+          <w:b w:val="0"/>
+          <w:i w:val="0"/>
+        </w:rPr>
+        <w:t xml:space="preserve"> acumula los efectos dinámicos. Para identificar shocks estructurales ortogonales se usa la </w:t>
       </w:r>
       <w:r>
         <w:rPr>
           <w:b/>
+          <w:i w:val="0"/>
         </w:rPr>
         <w:t>descomposición de Cholesky</w:t>
       </w:r>
       <w:r>
-        <w:t xml:space="preserve"> Σ_u = P P', con P triangular inferior; las </w:t>
+        <w:rPr>
+          <w:b w:val="0"/>
+          <w:i w:val="0"/>
+        </w:rPr>
+        <w:t xml:space="preserve"> Σ</w:t>
+      </w:r>
+      <w:r>
+        <w:rPr>
+          <w:b w:val="0"/>
+          <w:i w:val="0"/>
+          <w:vertAlign w:val="subscript"/>
+        </w:rPr>
+        <w:t>u</w:t>
+      </w:r>
+      <w:r>
+        <w:rPr>
+          <w:b w:val="0"/>
+          <w:i w:val="0"/>
+        </w:rPr>
+        <w:t xml:space="preserve"> = P P', con P triangular inferior; las </w:t>
       </w:r>
       <w:r>
         <w:rPr>
           <w:b/>
+          <w:i w:val="0"/>
         </w:rPr>
         <w:t>IRF ortogonalizadas</w:t>
       </w:r>
       <w:r>
-        <w:t xml:space="preserve"> son Θ_i = Φ_i P, y el elemento (m, n) de Θ_i es la respuesta de la variable m, i períodos después, a un shock de una desviación estándar en la variable n. El orden causal contemporáneo (factores globales antes que el activo) refleja que una minera pequeña no afecta el precio mundial del cobre en el mismo día. La </w:t>
+        <w:rPr>
+          <w:b w:val="0"/>
+          <w:i w:val="0"/>
+        </w:rPr>
+        <w:t xml:space="preserve"> son Θ</w:t>
+      </w:r>
+      <w:r>
+        <w:rPr>
+          <w:b w:val="0"/>
+          <w:i w:val="0"/>
+          <w:vertAlign w:val="subscript"/>
+        </w:rPr>
+        <w:t>i</w:t>
+      </w:r>
+      <w:r>
+        <w:rPr>
+          <w:b w:val="0"/>
+          <w:i w:val="0"/>
+        </w:rPr>
+        <w:t xml:space="preserve"> = Φ</w:t>
+      </w:r>
+      <w:r>
+        <w:rPr>
+          <w:b w:val="0"/>
+          <w:i w:val="0"/>
+          <w:vertAlign w:val="subscript"/>
+        </w:rPr>
+        <w:t>i</w:t>
+      </w:r>
+      <w:r>
+        <w:rPr>
+          <w:b w:val="0"/>
+          <w:i w:val="0"/>
+        </w:rPr>
+        <w:t xml:space="preserve"> P, y el elemento (m, n) de Θ</w:t>
+      </w:r>
+      <w:r>
+        <w:rPr>
+          <w:b w:val="0"/>
+          <w:i w:val="0"/>
+          <w:vertAlign w:val="subscript"/>
+        </w:rPr>
+        <w:t>i</w:t>
+      </w:r>
+      <w:r>
+        <w:rPr>
+          <w:b w:val="0"/>
+          <w:i w:val="0"/>
+        </w:rPr>
+        <w:t xml:space="preserve"> es la respuesta de la variable m, i períodos después, a un shock de una desviación estándar en la variable n. El orden causal contemporáneo (factores globales antes que el activo) refleja que una minera pequeña no afecta el precio mundial del cobre en el mismo día. La </w:t>
       </w:r>
       <w:r>
         <w:rPr>
           <w:b/>
+          <w:i w:val="0"/>
         </w:rPr>
         <w:t>FEVD</w:t>
       </w:r>
       <w:r>
-        <w:t xml:space="preserve"> descompone la varianza del error de predicción a h pasos de la variable m como la suma sobre n y sobre i = 0..h−1 de (Θ_i)²_{m,n}, normalizada; entrega la fracción de la varianza de cada variable atribuible a cada shock.</w:t>
+        <w:rPr>
+          <w:b w:val="0"/>
+          <w:i w:val="0"/>
+        </w:rPr>
+        <w:t xml:space="preserve"> descompone la varianza del error de predicción a h pasos de la variable m como la suma sobre n y sobre i = 0..h−1 de (Θ</w:t>
+      </w:r>
+      <w:r>
+        <w:rPr>
+          <w:b w:val="0"/>
+          <w:i w:val="0"/>
+          <w:vertAlign w:val="subscript"/>
+        </w:rPr>
+        <w:t>i</w:t>
+      </w:r>
+      <w:r>
+        <w:rPr>
+          <w:b w:val="0"/>
+          <w:i w:val="0"/>
+        </w:rPr>
+        <w:t>)²</w:t>
+      </w:r>
+      <w:r>
+        <w:rPr>
+          <w:b w:val="0"/>
+          <w:i w:val="0"/>
+          <w:vertAlign w:val="subscript"/>
+        </w:rPr>
+        <w:t>m,n</w:t>
+      </w:r>
+      <w:r>
+        <w:rPr>
+          <w:b w:val="0"/>
+          <w:i w:val="0"/>
+        </w:rPr>
+        <w:t>, normalizada; entrega la fracción de la varianza de cada variable atribuible a cada shock.</w:t>
       </w:r>
     </w:p>
     <w:p>
@@ -34572,51 +38708,231 @@
     </w:p>
     <w:p>
       <w:r>
-        <w:t xml:space="preserve">Reparametrizando el VAR(p) en niveles se obtiene el VECM Δy_t = Π y_{t−1} + Σ_{j=1}^{p−1} Γ_j Δy_{t−j} + c + u_t, donde Π = αβ' codifica las relaciones de largo plazo. El </w:t>
+        <w:rPr>
+          <w:b w:val="0"/>
+          <w:i w:val="0"/>
+        </w:rPr>
+        <w:t>Reparametrizando el VAR(p) en niveles se obtiene el VECM Δy</w:t>
+      </w:r>
+      <w:r>
+        <w:rPr>
+          <w:b w:val="0"/>
+          <w:i w:val="0"/>
+          <w:vertAlign w:val="subscript"/>
+        </w:rPr>
+        <w:t>t</w:t>
+      </w:r>
+      <w:r>
+        <w:rPr>
+          <w:b w:val="0"/>
+          <w:i w:val="0"/>
+        </w:rPr>
+        <w:t xml:space="preserve"> = Π y</w:t>
+      </w:r>
+      <w:r>
+        <w:rPr>
+          <w:b w:val="0"/>
+          <w:i w:val="0"/>
+          <w:vertAlign w:val="subscript"/>
+        </w:rPr>
+        <w:t>t−1</w:t>
+      </w:r>
+      <w:r>
+        <w:rPr>
+          <w:b w:val="0"/>
+          <w:i w:val="0"/>
+        </w:rPr>
+        <w:t xml:space="preserve"> + Σ</w:t>
+      </w:r>
+      <w:r>
+        <w:rPr>
+          <w:b w:val="0"/>
+          <w:i w:val="0"/>
+          <w:vertAlign w:val="subscript"/>
+        </w:rPr>
+        <w:t>j=1</w:t>
+      </w:r>
+      <w:r>
+        <w:rPr>
+          <w:b w:val="0"/>
+          <w:i w:val="0"/>
+          <w:vertAlign w:val="superscript"/>
+        </w:rPr>
+        <w:t>p−1</w:t>
+      </w:r>
+      <w:r>
+        <w:rPr>
+          <w:b w:val="0"/>
+          <w:i w:val="0"/>
+        </w:rPr>
+        <w:t xml:space="preserve"> Γ</w:t>
+      </w:r>
+      <w:r>
+        <w:rPr>
+          <w:b w:val="0"/>
+          <w:i w:val="0"/>
+          <w:vertAlign w:val="subscript"/>
+        </w:rPr>
+        <w:t>j</w:t>
+      </w:r>
+      <w:r>
+        <w:rPr>
+          <w:b w:val="0"/>
+          <w:i w:val="0"/>
+        </w:rPr>
+        <w:t xml:space="preserve"> Δy</w:t>
+      </w:r>
+      <w:r>
+        <w:rPr>
+          <w:b w:val="0"/>
+          <w:i w:val="0"/>
+          <w:vertAlign w:val="subscript"/>
+        </w:rPr>
+        <w:t>t−j</w:t>
+      </w:r>
+      <w:r>
+        <w:rPr>
+          <w:b w:val="0"/>
+          <w:i w:val="0"/>
+        </w:rPr>
+        <w:t xml:space="preserve"> + c + u</w:t>
+      </w:r>
+      <w:r>
+        <w:rPr>
+          <w:b w:val="0"/>
+          <w:i w:val="0"/>
+          <w:vertAlign w:val="subscript"/>
+        </w:rPr>
+        <w:t>t</w:t>
+      </w:r>
+      <w:r>
+        <w:rPr>
+          <w:b w:val="0"/>
+          <w:i w:val="0"/>
+        </w:rPr>
+        <w:t xml:space="preserve">, donde Π = αβ' codifica las relaciones de largo plazo. El </w:t>
       </w:r>
       <w:r>
         <w:rPr>
           <w:b/>
+          <w:i w:val="0"/>
         </w:rPr>
         <w:t>rango</w:t>
       </w:r>
       <w:r>
+        <w:rPr>
+          <w:b w:val="0"/>
+          <w:i w:val="0"/>
+        </w:rPr>
         <w:t xml:space="preserve"> de Π (número de vectores cointegrantes r) se determina con el estadístico de la </w:t>
       </w:r>
       <w:r>
         <w:rPr>
           <w:b/>
+          <w:i w:val="0"/>
         </w:rPr>
         <w:t>traza</w:t>
       </w:r>
       <w:r>
-        <w:t xml:space="preserve"> λ_traza(r) = −T Σ_{i=r+1}^{K} ln(1 − λ̂_i), con λ̂_i los autovalores de un problema de autovalores generalizado; se compara con valores críticos tabulados. La matriz </w:t>
+        <w:rPr>
+          <w:b w:val="0"/>
+          <w:i w:val="0"/>
+        </w:rPr>
+        <w:t xml:space="preserve"> λ</w:t>
+      </w:r>
+      <w:r>
+        <w:rPr>
+          <w:b w:val="0"/>
+          <w:i w:val="0"/>
+          <w:vertAlign w:val="subscript"/>
+        </w:rPr>
+        <w:t>traza</w:t>
+      </w:r>
+      <w:r>
+        <w:rPr>
+          <w:b w:val="0"/>
+          <w:i w:val="0"/>
+        </w:rPr>
+        <w:t>(r) = −T Σ</w:t>
+      </w:r>
+      <w:r>
+        <w:rPr>
+          <w:b w:val="0"/>
+          <w:i w:val="0"/>
+          <w:vertAlign w:val="subscript"/>
+        </w:rPr>
+        <w:t>i=r+1</w:t>
+      </w:r>
+      <w:r>
+        <w:rPr>
+          <w:b w:val="0"/>
+          <w:i w:val="0"/>
+          <w:vertAlign w:val="superscript"/>
+        </w:rPr>
+        <w:t>K</w:t>
+      </w:r>
+      <w:r>
+        <w:rPr>
+          <w:b w:val="0"/>
+          <w:i w:val="0"/>
+        </w:rPr>
+        <w:t xml:space="preserve"> ln(1 − λ̂_i), con λ̂_i los autovalores de un problema de autovalores generalizado; se compara con valores críticos tabulados. La matriz </w:t>
       </w:r>
       <w:r>
         <w:rPr>
           <w:b/>
+          <w:i w:val="0"/>
         </w:rPr>
         <w:t>β</w:t>
       </w:r>
       <w:r>
+        <w:rPr>
+          <w:b w:val="0"/>
+          <w:i w:val="0"/>
+        </w:rPr>
         <w:t xml:space="preserve"> (K×r) contiene los vectores cointegrantes —las relaciones de equilibrio— y </w:t>
       </w:r>
       <w:r>
         <w:rPr>
           <w:b/>
+          <w:i w:val="0"/>
         </w:rPr>
         <w:t>α</w:t>
       </w:r>
       <w:r>
-        <w:t xml:space="preserve"> (K×r) las velocidades de ajuste —cuánto corrige cada ecuación, por período, las desviaciones respecto del equilibrio—. Un α_i negativo y significativo en la ecuación del activo implica fuerza correctora hacia el equilibrio; su magnitud pequeña (≈ −0.0008 diaria) implica una </w:t>
+        <w:rPr>
+          <w:b w:val="0"/>
+          <w:i w:val="0"/>
+        </w:rPr>
+        <w:t xml:space="preserve"> (K×r) las velocidades de ajuste —cuánto corrige cada ecuación, por período, las desviaciones respecto del equilibrio—. Un α</w:t>
+      </w:r>
+      <w:r>
+        <w:rPr>
+          <w:b w:val="0"/>
+          <w:i w:val="0"/>
+          <w:vertAlign w:val="subscript"/>
+        </w:rPr>
+        <w:t>i</w:t>
+      </w:r>
+      <w:r>
+        <w:rPr>
+          <w:b w:val="0"/>
+          <w:i w:val="0"/>
+        </w:rPr>
+        <w:t xml:space="preserve"> negativo y significativo en la ecuación del activo implica fuerza correctora hacia el equilibrio; su magnitud pequeña (≈ −0.0008 diaria) implica una </w:t>
       </w:r>
       <w:r>
         <w:rPr>
           <w:b/>
+          <w:i w:val="0"/>
         </w:rPr>
         <w:t>vida media</w:t>
       </w:r>
       <w:r>
+        <w:rPr>
+          <w:b w:val="0"/>
+          <w:i w:val="0"/>
+        </w:rPr>
         <w:t xml:space="preserve"> de la desviación de cientos de días, esto es, ajuste lento.</w:t>
       </w:r>
     </w:p>
@@ -34630,15 +38946,220 @@
     </w:p>
     <w:p>
       <w:r>
-        <w:t xml:space="preserve">El ARDL(p, q) es y_t = c + Σ_{i=1}^{p} φ_i y_{t−i} + Σ_{j=0}^{q} θ_j' x_{t−j} + ε_t. Su forma de corrección de error no restringida (UECM) es Δy_t = c + ρ y_{t−1} + δ' x_{t−1} + (términos de corto plazo en diferencias) + ε_t. El </w:t>
+        <w:rPr>
+          <w:b w:val="0"/>
+          <w:i w:val="0"/>
+        </w:rPr>
+        <w:t>El ARDL(p, q) es y</w:t>
+      </w:r>
+      <w:r>
+        <w:rPr>
+          <w:b w:val="0"/>
+          <w:i w:val="0"/>
+          <w:vertAlign w:val="subscript"/>
+        </w:rPr>
+        <w:t>t</w:t>
+      </w:r>
+      <w:r>
+        <w:rPr>
+          <w:b w:val="0"/>
+          <w:i w:val="0"/>
+        </w:rPr>
+        <w:t xml:space="preserve"> = c + Σ</w:t>
+      </w:r>
+      <w:r>
+        <w:rPr>
+          <w:b w:val="0"/>
+          <w:i w:val="0"/>
+          <w:vertAlign w:val="subscript"/>
+        </w:rPr>
+        <w:t>i=1</w:t>
+      </w:r>
+      <w:r>
+        <w:rPr>
+          <w:b w:val="0"/>
+          <w:i w:val="0"/>
+          <w:vertAlign w:val="superscript"/>
+        </w:rPr>
+        <w:t>p</w:t>
+      </w:r>
+      <w:r>
+        <w:rPr>
+          <w:b w:val="0"/>
+          <w:i w:val="0"/>
+        </w:rPr>
+        <w:t xml:space="preserve"> φ</w:t>
+      </w:r>
+      <w:r>
+        <w:rPr>
+          <w:b w:val="0"/>
+          <w:i w:val="0"/>
+          <w:vertAlign w:val="subscript"/>
+        </w:rPr>
+        <w:t>i</w:t>
+      </w:r>
+      <w:r>
+        <w:rPr>
+          <w:b w:val="0"/>
+          <w:i w:val="0"/>
+        </w:rPr>
+        <w:t xml:space="preserve"> y</w:t>
+      </w:r>
+      <w:r>
+        <w:rPr>
+          <w:b w:val="0"/>
+          <w:i w:val="0"/>
+          <w:vertAlign w:val="subscript"/>
+        </w:rPr>
+        <w:t>t−i</w:t>
+      </w:r>
+      <w:r>
+        <w:rPr>
+          <w:b w:val="0"/>
+          <w:i w:val="0"/>
+        </w:rPr>
+        <w:t xml:space="preserve"> + Σ</w:t>
+      </w:r>
+      <w:r>
+        <w:rPr>
+          <w:b w:val="0"/>
+          <w:i w:val="0"/>
+          <w:vertAlign w:val="subscript"/>
+        </w:rPr>
+        <w:t>j=0</w:t>
+      </w:r>
+      <w:r>
+        <w:rPr>
+          <w:b w:val="0"/>
+          <w:i w:val="0"/>
+          <w:vertAlign w:val="superscript"/>
+        </w:rPr>
+        <w:t>q</w:t>
+      </w:r>
+      <w:r>
+        <w:rPr>
+          <w:b w:val="0"/>
+          <w:i w:val="0"/>
+        </w:rPr>
+        <w:t xml:space="preserve"> θ</w:t>
+      </w:r>
+      <w:r>
+        <w:rPr>
+          <w:b w:val="0"/>
+          <w:i w:val="0"/>
+          <w:vertAlign w:val="subscript"/>
+        </w:rPr>
+        <w:t>j</w:t>
+      </w:r>
+      <w:r>
+        <w:rPr>
+          <w:b w:val="0"/>
+          <w:i w:val="0"/>
+        </w:rPr>
+        <w:t>' x</w:t>
+      </w:r>
+      <w:r>
+        <w:rPr>
+          <w:b w:val="0"/>
+          <w:i w:val="0"/>
+          <w:vertAlign w:val="subscript"/>
+        </w:rPr>
+        <w:t>t−j</w:t>
+      </w:r>
+      <w:r>
+        <w:rPr>
+          <w:b w:val="0"/>
+          <w:i w:val="0"/>
+        </w:rPr>
+        <w:t xml:space="preserve"> + ε</w:t>
+      </w:r>
+      <w:r>
+        <w:rPr>
+          <w:b w:val="0"/>
+          <w:i w:val="0"/>
+          <w:vertAlign w:val="subscript"/>
+        </w:rPr>
+        <w:t>t</w:t>
+      </w:r>
+      <w:r>
+        <w:rPr>
+          <w:b w:val="0"/>
+          <w:i w:val="0"/>
+        </w:rPr>
+        <w:t>. Su forma de corrección de error no restringida (UECM) es Δy</w:t>
+      </w:r>
+      <w:r>
+        <w:rPr>
+          <w:b w:val="0"/>
+          <w:i w:val="0"/>
+          <w:vertAlign w:val="subscript"/>
+        </w:rPr>
+        <w:t>t</w:t>
+      </w:r>
+      <w:r>
+        <w:rPr>
+          <w:b w:val="0"/>
+          <w:i w:val="0"/>
+        </w:rPr>
+        <w:t xml:space="preserve"> = c + ρ y</w:t>
+      </w:r>
+      <w:r>
+        <w:rPr>
+          <w:b w:val="0"/>
+          <w:i w:val="0"/>
+          <w:vertAlign w:val="subscript"/>
+        </w:rPr>
+        <w:t>t−1</w:t>
+      </w:r>
+      <w:r>
+        <w:rPr>
+          <w:b w:val="0"/>
+          <w:i w:val="0"/>
+        </w:rPr>
+        <w:t xml:space="preserve"> + δ' x</w:t>
+      </w:r>
+      <w:r>
+        <w:rPr>
+          <w:b w:val="0"/>
+          <w:i w:val="0"/>
+          <w:vertAlign w:val="subscript"/>
+        </w:rPr>
+        <w:t>t−1</w:t>
+      </w:r>
+      <w:r>
+        <w:rPr>
+          <w:b w:val="0"/>
+          <w:i w:val="0"/>
+        </w:rPr>
+        <w:t xml:space="preserve"> + (términos de corto plazo en diferencias) + ε</w:t>
+      </w:r>
+      <w:r>
+        <w:rPr>
+          <w:b w:val="0"/>
+          <w:i w:val="0"/>
+          <w:vertAlign w:val="subscript"/>
+        </w:rPr>
+        <w:t>t</w:t>
+      </w:r>
+      <w:r>
+        <w:rPr>
+          <w:b w:val="0"/>
+          <w:i w:val="0"/>
+        </w:rPr>
+        <w:t xml:space="preserve">. El </w:t>
       </w:r>
       <w:r>
         <w:rPr>
           <w:b/>
+          <w:i w:val="0"/>
         </w:rPr>
         <w:t>bounds test</w:t>
       </w:r>
       <w:r>
+        <w:rPr>
+          <w:b w:val="0"/>
+          <w:i w:val="0"/>
+        </w:rPr>
         <w:t xml:space="preserve"> de Pesaran-Shin-Smith contrasta H0: ρ = 0 y δ = 0 (ausencia de relación de nivel) mediante un estadístico F cuya distribución asintótica está acotada por dos conjuntos de valores críticos: el límite inferior supone todos los regresores I(0) y el superior todos I(1). Si F supera el límite superior se concluye cointegración; si cae por debajo del inferior, no; en la banda intermedia el resultado es no concluyente. Los multiplicadores de largo plazo son −δ/ρ.</w:t>
       </w:r>
     </w:p>
@@ -34652,15 +39173,130 @@
     </w:p>
     <w:p>
       <w:r>
-        <w:t xml:space="preserve">El NARDL descompone cada regresor en sumas parciales de incrementos positivos y negativos: x⁺_t = Σ_{j=1}^{t} máx(Δx_j, 0) y x⁻_t = Σ_{j=1}^{t} mín(Δx_j, 0), de modo que x_t = x_0 + x⁺_t + x⁻_t. Ambas entran como regresores separados, permitiendo coeficientes de largo plazo distintos θ⁺ y θ⁻. La </w:t>
+        <w:rPr>
+          <w:b w:val="0"/>
+          <w:i w:val="0"/>
+        </w:rPr>
+        <w:t>El NARDL descompone cada regresor en sumas parciales de incrementos positivos y negativos: x⁺_t = Σ</w:t>
+      </w:r>
+      <w:r>
+        <w:rPr>
+          <w:b w:val="0"/>
+          <w:i w:val="0"/>
+          <w:vertAlign w:val="subscript"/>
+        </w:rPr>
+        <w:t>j=1</w:t>
+      </w:r>
+      <w:r>
+        <w:rPr>
+          <w:b w:val="0"/>
+          <w:i w:val="0"/>
+          <w:vertAlign w:val="superscript"/>
+        </w:rPr>
+        <w:t>t</w:t>
+      </w:r>
+      <w:r>
+        <w:rPr>
+          <w:b w:val="0"/>
+          <w:i w:val="0"/>
+        </w:rPr>
+        <w:t xml:space="preserve"> máx(Δx</w:t>
+      </w:r>
+      <w:r>
+        <w:rPr>
+          <w:b w:val="0"/>
+          <w:i w:val="0"/>
+          <w:vertAlign w:val="subscript"/>
+        </w:rPr>
+        <w:t>j</w:t>
+      </w:r>
+      <w:r>
+        <w:rPr>
+          <w:b w:val="0"/>
+          <w:i w:val="0"/>
+        </w:rPr>
+        <w:t>, 0) y x⁻_t = Σ</w:t>
+      </w:r>
+      <w:r>
+        <w:rPr>
+          <w:b w:val="0"/>
+          <w:i w:val="0"/>
+          <w:vertAlign w:val="subscript"/>
+        </w:rPr>
+        <w:t>j=1</w:t>
+      </w:r>
+      <w:r>
+        <w:rPr>
+          <w:b w:val="0"/>
+          <w:i w:val="0"/>
+          <w:vertAlign w:val="superscript"/>
+        </w:rPr>
+        <w:t>t</w:t>
+      </w:r>
+      <w:r>
+        <w:rPr>
+          <w:b w:val="0"/>
+          <w:i w:val="0"/>
+        </w:rPr>
+        <w:t xml:space="preserve"> mín(Δx</w:t>
+      </w:r>
+      <w:r>
+        <w:rPr>
+          <w:b w:val="0"/>
+          <w:i w:val="0"/>
+          <w:vertAlign w:val="subscript"/>
+        </w:rPr>
+        <w:t>j</w:t>
+      </w:r>
+      <w:r>
+        <w:rPr>
+          <w:b w:val="0"/>
+          <w:i w:val="0"/>
+        </w:rPr>
+        <w:t>, 0), de modo que x</w:t>
+      </w:r>
+      <w:r>
+        <w:rPr>
+          <w:b w:val="0"/>
+          <w:i w:val="0"/>
+          <w:vertAlign w:val="subscript"/>
+        </w:rPr>
+        <w:t>t</w:t>
+      </w:r>
+      <w:r>
+        <w:rPr>
+          <w:b w:val="0"/>
+          <w:i w:val="0"/>
+        </w:rPr>
+        <w:t xml:space="preserve"> = x</w:t>
+      </w:r>
+      <w:r>
+        <w:rPr>
+          <w:b w:val="0"/>
+          <w:i w:val="0"/>
+          <w:vertAlign w:val="subscript"/>
+        </w:rPr>
+        <w:t>0</w:t>
+      </w:r>
+      <w:r>
+        <w:rPr>
+          <w:b w:val="0"/>
+          <w:i w:val="0"/>
+        </w:rPr>
+        <w:t xml:space="preserve"> + x⁺_t + x⁻_t. Ambas entran como regresores separados, permitiendo coeficientes de largo plazo distintos θ⁺ y θ⁻. La </w:t>
       </w:r>
       <w:r>
         <w:rPr>
           <w:b/>
+          <w:i w:val="0"/>
         </w:rPr>
         <w:t>asimetría de largo plazo</w:t>
       </w:r>
       <w:r>
+        <w:rPr>
+          <w:b w:val="0"/>
+          <w:i w:val="0"/>
+        </w:rPr>
         <w:t xml:space="preserve"> se contrasta con un test de Wald sobre H0: θ⁺ = θ⁻; su rechazo (Antofagasta, p = 0.004) indica que el valor del activo responde de forma estadísticamente distinta a alzas y a caídas del cobre, consistente con la opcionalidad de las minas (§2.5).</w:t>
       </w:r>
     </w:p>
@@ -34674,30 +39310,178 @@
     </w:p>
     <w:p>
       <w:r>
-        <w:t>Sobre los retornos r_t = μ + ε_t, con ε_t = σ_t z_t y z_t ~ t-Student estandarizada, se especifica la varianza condicional:</w:t>
+        <w:rPr>
+          <w:b w:val="0"/>
+          <w:i w:val="0"/>
+        </w:rPr>
+        <w:t>Sobre los retornos r</w:t>
+      </w:r>
+      <w:r>
+        <w:rPr>
+          <w:b w:val="0"/>
+          <w:i w:val="0"/>
+          <w:vertAlign w:val="subscript"/>
+        </w:rPr>
+        <w:t>t</w:t>
+      </w:r>
+      <w:r>
+        <w:rPr>
+          <w:b w:val="0"/>
+          <w:i w:val="0"/>
+        </w:rPr>
+        <w:t xml:space="preserve"> = μ + ε</w:t>
+      </w:r>
+      <w:r>
+        <w:rPr>
+          <w:b w:val="0"/>
+          <w:i w:val="0"/>
+          <w:vertAlign w:val="subscript"/>
+        </w:rPr>
+        <w:t>t</w:t>
+      </w:r>
+      <w:r>
+        <w:rPr>
+          <w:b w:val="0"/>
+          <w:i w:val="0"/>
+        </w:rPr>
+        <w:t>, con ε</w:t>
+      </w:r>
+      <w:r>
+        <w:rPr>
+          <w:b w:val="0"/>
+          <w:i w:val="0"/>
+          <w:vertAlign w:val="subscript"/>
+        </w:rPr>
+        <w:t>t</w:t>
+      </w:r>
+      <w:r>
+        <w:rPr>
+          <w:b w:val="0"/>
+          <w:i w:val="0"/>
+        </w:rPr>
+        <w:t xml:space="preserve"> = σ</w:t>
+      </w:r>
+      <w:r>
+        <w:rPr>
+          <w:b w:val="0"/>
+          <w:i w:val="0"/>
+          <w:vertAlign w:val="subscript"/>
+        </w:rPr>
+        <w:t>t</w:t>
+      </w:r>
+      <w:r>
+        <w:rPr>
+          <w:b w:val="0"/>
+          <w:i w:val="0"/>
+        </w:rPr>
+        <w:t xml:space="preserve"> z</w:t>
+      </w:r>
+      <w:r>
+        <w:rPr>
+          <w:b w:val="0"/>
+          <w:i w:val="0"/>
+          <w:vertAlign w:val="subscript"/>
+        </w:rPr>
+        <w:t>t</w:t>
+      </w:r>
+      <w:r>
+        <w:rPr>
+          <w:b w:val="0"/>
+          <w:i w:val="0"/>
+        </w:rPr>
+        <w:t xml:space="preserve"> y z</w:t>
+      </w:r>
+      <w:r>
+        <w:rPr>
+          <w:b w:val="0"/>
+          <w:i w:val="0"/>
+          <w:vertAlign w:val="subscript"/>
+        </w:rPr>
+        <w:t>t</w:t>
+      </w:r>
+      <w:r>
+        <w:rPr>
+          <w:b w:val="0"/>
+          <w:i w:val="0"/>
+        </w:rPr>
+        <w:t xml:space="preserve"> ~ t-Student estandarizada, se especifica la varianza condicional:</w:t>
       </w:r>
     </w:p>
     <w:p>
       <w:pPr>
         <w:pStyle w:val="ListBullet"/>
       </w:pPr>
-      <w:r/>
       <w:r>
         <w:rPr>
           <w:b/>
+          <w:i w:val="0"/>
         </w:rPr>
         <w:t>GARCH(1,1):</w:t>
       </w:r>
       <w:r>
-        <w:t xml:space="preserve"> σ²_t = ω + α ε²_{t−1} + β σ²_{t−1}; la </w:t>
+        <w:rPr>
+          <w:b w:val="0"/>
+          <w:i w:val="0"/>
+        </w:rPr>
+        <w:t xml:space="preserve"> σ²</w:t>
+      </w:r>
+      <w:r>
+        <w:rPr>
+          <w:b w:val="0"/>
+          <w:i w:val="0"/>
+          <w:vertAlign w:val="subscript"/>
+        </w:rPr>
+        <w:t>t</w:t>
+      </w:r>
+      <w:r>
+        <w:rPr>
+          <w:b w:val="0"/>
+          <w:i w:val="0"/>
+        </w:rPr>
+        <w:t xml:space="preserve"> = ω + α ε²</w:t>
+      </w:r>
+      <w:r>
+        <w:rPr>
+          <w:b w:val="0"/>
+          <w:i w:val="0"/>
+          <w:vertAlign w:val="subscript"/>
+        </w:rPr>
+        <w:t>t−1</w:t>
+      </w:r>
+      <w:r>
+        <w:rPr>
+          <w:b w:val="0"/>
+          <w:i w:val="0"/>
+        </w:rPr>
+        <w:t xml:space="preserve"> + β σ²</w:t>
+      </w:r>
+      <w:r>
+        <w:rPr>
+          <w:b w:val="0"/>
+          <w:i w:val="0"/>
+          <w:vertAlign w:val="subscript"/>
+        </w:rPr>
+        <w:t>t−1</w:t>
+      </w:r>
+      <w:r>
+        <w:rPr>
+          <w:b w:val="0"/>
+          <w:i w:val="0"/>
+        </w:rPr>
+        <w:t xml:space="preserve">; la </w:t>
       </w:r>
       <w:r>
         <w:rPr>
           <w:b/>
+          <w:i w:val="0"/>
         </w:rPr>
         <w:t>persistencia</w:t>
       </w:r>
       <w:r>
+        <w:rPr>
+          <w:b w:val="0"/>
+          <w:i w:val="0"/>
+        </w:rPr>
         <w:t xml:space="preserve"> es α + β y la varianza incondicional ω/(1 − α − β) existe si α + β &lt; 1.</w:t>
       </w:r>
     </w:p>
@@ -34705,23 +39489,107 @@
       <w:pPr>
         <w:pStyle w:val="ListBullet"/>
       </w:pPr>
-      <w:r/>
       <w:r>
         <w:rPr>
           <w:b/>
+          <w:i w:val="0"/>
         </w:rPr>
         <w:t>GJR-GARCH(1,1):</w:t>
       </w:r>
       <w:r>
-        <w:t xml:space="preserve"> σ²_t = ω + α ε²_{t−1} + γ ε²_{t−1} 1[ε_{t−1} &lt; 0] + β σ²_{t−1}; γ &gt; 0 implica </w:t>
+        <w:rPr>
+          <w:b w:val="0"/>
+          <w:i w:val="0"/>
+        </w:rPr>
+        <w:t xml:space="preserve"> σ²</w:t>
+      </w:r>
+      <w:r>
+        <w:rPr>
+          <w:b w:val="0"/>
+          <w:i w:val="0"/>
+          <w:vertAlign w:val="subscript"/>
+        </w:rPr>
+        <w:t>t</w:t>
+      </w:r>
+      <w:r>
+        <w:rPr>
+          <w:b w:val="0"/>
+          <w:i w:val="0"/>
+        </w:rPr>
+        <w:t xml:space="preserve"> = ω + α ε²</w:t>
+      </w:r>
+      <w:r>
+        <w:rPr>
+          <w:b w:val="0"/>
+          <w:i w:val="0"/>
+          <w:vertAlign w:val="subscript"/>
+        </w:rPr>
+        <w:t>t−1</w:t>
+      </w:r>
+      <w:r>
+        <w:rPr>
+          <w:b w:val="0"/>
+          <w:i w:val="0"/>
+        </w:rPr>
+        <w:t xml:space="preserve"> + γ ε²</w:t>
+      </w:r>
+      <w:r>
+        <w:rPr>
+          <w:b w:val="0"/>
+          <w:i w:val="0"/>
+          <w:vertAlign w:val="subscript"/>
+        </w:rPr>
+        <w:t>t−1</w:t>
+      </w:r>
+      <w:r>
+        <w:rPr>
+          <w:b w:val="0"/>
+          <w:i w:val="0"/>
+        </w:rPr>
+        <w:t xml:space="preserve"> 1[ε</w:t>
+      </w:r>
+      <w:r>
+        <w:rPr>
+          <w:b w:val="0"/>
+          <w:i w:val="0"/>
+          <w:vertAlign w:val="subscript"/>
+        </w:rPr>
+        <w:t>t−1</w:t>
+      </w:r>
+      <w:r>
+        <w:rPr>
+          <w:b w:val="0"/>
+          <w:i w:val="0"/>
+        </w:rPr>
+        <w:t xml:space="preserve"> &lt; 0] + β σ²</w:t>
+      </w:r>
+      <w:r>
+        <w:rPr>
+          <w:b w:val="0"/>
+          <w:i w:val="0"/>
+          <w:vertAlign w:val="subscript"/>
+        </w:rPr>
+        <w:t>t−1</w:t>
+      </w:r>
+      <w:r>
+        <w:rPr>
+          <w:b w:val="0"/>
+          <w:i w:val="0"/>
+        </w:rPr>
+        <w:t xml:space="preserve">; γ &gt; 0 implica </w:t>
       </w:r>
       <w:r>
         <w:rPr>
           <w:b/>
+          <w:i w:val="0"/>
         </w:rPr>
         <w:t>efecto apalancamiento</w:t>
       </w:r>
       <w:r>
+        <w:rPr>
+          <w:b w:val="0"/>
+          <w:i w:val="0"/>
+        </w:rPr>
         <w:t xml:space="preserve"> (las caídas elevan más la volatilidad).</w:t>
       </w:r>
     </w:p>
@@ -34729,28 +39597,101 @@
       <w:pPr>
         <w:pStyle w:val="ListBullet"/>
       </w:pPr>
-      <w:r/>
       <w:r>
         <w:rPr>
           <w:b/>
+          <w:i w:val="0"/>
         </w:rPr>
         <w:t>EGARCH(1,1):</w:t>
       </w:r>
       <w:r>
-        <w:t xml:space="preserve"> ln σ²_t = ω + α(|z_{t−1}| − E|z|) + γ z_{t−1} + β ln σ²_{t−1}; modela el logaritmo (garantiza positividad) y γ &lt; 0 captura el apalancamiento.</w:t>
+        <w:rPr>
+          <w:b w:val="0"/>
+          <w:i w:val="0"/>
+        </w:rPr>
+        <w:t xml:space="preserve"> ln σ²</w:t>
+      </w:r>
+      <w:r>
+        <w:rPr>
+          <w:b w:val="0"/>
+          <w:i w:val="0"/>
+          <w:vertAlign w:val="subscript"/>
+        </w:rPr>
+        <w:t>t</w:t>
+      </w:r>
+      <w:r>
+        <w:rPr>
+          <w:b w:val="0"/>
+          <w:i w:val="0"/>
+        </w:rPr>
+        <w:t xml:space="preserve"> = ω + α(|z</w:t>
+      </w:r>
+      <w:r>
+        <w:rPr>
+          <w:b w:val="0"/>
+          <w:i w:val="0"/>
+          <w:vertAlign w:val="subscript"/>
+        </w:rPr>
+        <w:t>t−1</w:t>
+      </w:r>
+      <w:r>
+        <w:rPr>
+          <w:b w:val="0"/>
+          <w:i w:val="0"/>
+        </w:rPr>
+        <w:t>| − E|z|) + γ z</w:t>
+      </w:r>
+      <w:r>
+        <w:rPr>
+          <w:b w:val="0"/>
+          <w:i w:val="0"/>
+          <w:vertAlign w:val="subscript"/>
+        </w:rPr>
+        <w:t>t−1</w:t>
+      </w:r>
+      <w:r>
+        <w:rPr>
+          <w:b w:val="0"/>
+          <w:i w:val="0"/>
+        </w:rPr>
+        <w:t xml:space="preserve"> + β ln σ²</w:t>
+      </w:r>
+      <w:r>
+        <w:rPr>
+          <w:b w:val="0"/>
+          <w:i w:val="0"/>
+          <w:vertAlign w:val="subscript"/>
+        </w:rPr>
+        <w:t>t−1</w:t>
+      </w:r>
+      <w:r>
+        <w:rPr>
+          <w:b w:val="0"/>
+          <w:i w:val="0"/>
+        </w:rPr>
+        <w:t>; modela el logaritmo (garantiza positividad) y γ &lt; 0 captura el apalancamiento.</w:t>
       </w:r>
     </w:p>
     <w:p>
       <w:r>
+        <w:rPr>
+          <w:b w:val="0"/>
+          <w:i w:val="0"/>
+        </w:rPr>
         <w:t xml:space="preserve">La estimación es por </w:t>
       </w:r>
       <w:r>
         <w:rPr>
           <w:b/>
+          <w:i w:val="0"/>
         </w:rPr>
         <w:t>máxima verosimilitud</w:t>
       </w:r>
       <w:r>
+        <w:rPr>
+          <w:b w:val="0"/>
+          <w:i w:val="0"/>
+        </w:rPr>
         <w:t xml:space="preserve"> (cuasi-MV con la t-Student); la selección entre especificaciones usa AIC/BIC. La inestabilidad observada en Pucobre (soluciones de borde) proviene de la masa de retornos nulos y los saltos, que violan los supuestos de suavidad de la verosimilitud GARCH.</w:t>
       </w:r>
     </w:p>
@@ -34764,7 +39705,41 @@
     </w:p>
     <w:p>
       <w:r>
-        <w:t>Para β̂ de MCO, la matriz HAC estima V(β̂) = (X'X)^{−1} X' Ω̂ X (X'X)^{−1} con Ω̂ que pondera las autocovarianzas hasta el rezago L con pesos de Bartlett w_ℓ = 1 − ℓ/(L+1), garantizando una estimación semidefinida positiva y consistente ante heterocedasticidad y autocorrelación de forma desconocida.</w:t>
+        <w:rPr>
+          <w:b w:val="0"/>
+          <w:i w:val="0"/>
+        </w:rPr>
+        <w:t>Para β̂ de MCO, la matriz HAC estima V(β̂) = (X'X)</w:t>
+      </w:r>
+      <w:r>
+        <w:rPr>
+          <w:b w:val="0"/>
+          <w:i w:val="0"/>
+          <w:vertAlign w:val="superscript"/>
+        </w:rPr>
+        <w:t>−1</w:t>
+      </w:r>
+      <w:r>
+        <w:rPr>
+          <w:b w:val="0"/>
+          <w:i w:val="0"/>
+        </w:rPr>
+        <w:t xml:space="preserve"> X' Ω̂ X (X'X)</w:t>
+      </w:r>
+      <w:r>
+        <w:rPr>
+          <w:b w:val="0"/>
+          <w:i w:val="0"/>
+          <w:vertAlign w:val="superscript"/>
+        </w:rPr>
+        <w:t>−1</w:t>
+      </w:r>
+      <w:r>
+        <w:rPr>
+          <w:b w:val="0"/>
+          <w:i w:val="0"/>
+        </w:rPr>
+        <w:t xml:space="preserve"> con Ω̂ que pondera las autocovarianzas hasta el rezago L con pesos de Bartlett w_ℓ = 1 − ℓ/(L+1), garantizando una estimación semidefinida positiva y consistente ante heterocedasticidad y autocorrelación de forma desconocida.</w:t>
       </w:r>
     </w:p>
     <w:p>
@@ -34777,33 +39752,97 @@
     </w:p>
     <w:p>
       <w:r>
+        <w:rPr>
+          <w:b w:val="0"/>
+          <w:i w:val="0"/>
+        </w:rPr>
         <w:t xml:space="preserve">Se estima un VAR en </w:t>
       </w:r>
       <w:r>
         <w:rPr>
           <w:b/>
+          <w:i w:val="0"/>
         </w:rPr>
         <w:t>niveles</w:t>
       </w:r>
       <w:r>
-        <w:t xml:space="preserve"> con p + d_max rezagos (p óptimo, d_max = orden máximo de integración = 1) y se contrasta, mediante un test de Wald tipo MWALD, la no-causalidad imponiendo cero a los coeficientes de los </w:t>
+        <w:rPr>
+          <w:b w:val="0"/>
+          <w:i w:val="0"/>
+        </w:rPr>
+        <w:t xml:space="preserve"> con p + d</w:t>
+      </w:r>
+      <w:r>
+        <w:rPr>
+          <w:b w:val="0"/>
+          <w:i w:val="0"/>
+          <w:vertAlign w:val="subscript"/>
+        </w:rPr>
+        <w:t>max</w:t>
+      </w:r>
+      <w:r>
+        <w:rPr>
+          <w:b w:val="0"/>
+          <w:i w:val="0"/>
+        </w:rPr>
+        <w:t xml:space="preserve"> rezagos (p óptimo, d</w:t>
+      </w:r>
+      <w:r>
+        <w:rPr>
+          <w:b w:val="0"/>
+          <w:i w:val="0"/>
+          <w:vertAlign w:val="subscript"/>
+        </w:rPr>
+        <w:t>max</w:t>
+      </w:r>
+      <w:r>
+        <w:rPr>
+          <w:b w:val="0"/>
+          <w:i w:val="0"/>
+        </w:rPr>
+        <w:t xml:space="preserve"> = orden máximo de integración = 1) y se contrasta, mediante un test de Wald tipo MWALD, la no-causalidad imponiendo cero a los coeficientes de los </w:t>
       </w:r>
       <w:r>
         <w:rPr>
           <w:b/>
+          <w:i w:val="0"/>
         </w:rPr>
         <w:t>primeros p</w:t>
       </w:r>
       <w:r>
-        <w:t xml:space="preserve"> rezagos de la variable causante (excluyendo los d_max rezagos adicionales). El estadístico se distribuye asintóticamente como χ² con p grados de libertad, </w:t>
+        <w:rPr>
+          <w:b w:val="0"/>
+          <w:i w:val="0"/>
+        </w:rPr>
+        <w:t xml:space="preserve"> rezagos de la variable causante (excluyendo los d</w:t>
+      </w:r>
+      <w:r>
+        <w:rPr>
+          <w:b w:val="0"/>
+          <w:i w:val="0"/>
+          <w:vertAlign w:val="subscript"/>
+        </w:rPr>
+        <w:t>max</w:t>
+      </w:r>
+      <w:r>
+        <w:rPr>
+          <w:b w:val="0"/>
+          <w:i w:val="0"/>
+        </w:rPr>
+        <w:t xml:space="preserve"> rezagos adicionales). El estadístico se distribuye asintóticamente como χ² con p grados de libertad, </w:t>
       </w:r>
       <w:r>
         <w:rPr>
           <w:b/>
+          <w:i w:val="0"/>
         </w:rPr>
         <w:t>válido aun cuando las series son I(1) o están cointegradas</w:t>
       </w:r>
       <w:r>
+        <w:rPr>
+          <w:b w:val="0"/>
+          <w:i w:val="0"/>
+        </w:rPr>
         <w:t>, lo que evita el sesgo del test de Granger estándar en presencia de raíces unitarias.</w:t>
       </w:r>
     </w:p>
@@ -34817,16 +39856,145 @@
     </w:p>
     <w:p>
       <w:r>
-        <w:t xml:space="preserve">El ratio de Amihud por activo es ILLIQ_i = promedio_t (|r_{i,t}| / (Vol_{i,t} · P_{i,t})), interpretado como el impacto de precio por unidad monetaria transada. En el </w:t>
+        <w:rPr>
+          <w:b w:val="0"/>
+          <w:i w:val="0"/>
+        </w:rPr>
+        <w:t>El ratio de Amihud por activo es ILLIQ</w:t>
+      </w:r>
+      <w:r>
+        <w:rPr>
+          <w:b w:val="0"/>
+          <w:i w:val="0"/>
+          <w:vertAlign w:val="subscript"/>
+        </w:rPr>
+        <w:t>i</w:t>
+      </w:r>
+      <w:r>
+        <w:rPr>
+          <w:b w:val="0"/>
+          <w:i w:val="0"/>
+        </w:rPr>
+        <w:t xml:space="preserve"> = promedio</w:t>
+      </w:r>
+      <w:r>
+        <w:rPr>
+          <w:b w:val="0"/>
+          <w:i w:val="0"/>
+          <w:vertAlign w:val="subscript"/>
+        </w:rPr>
+        <w:t>t</w:t>
+      </w:r>
+      <w:r>
+        <w:rPr>
+          <w:b w:val="0"/>
+          <w:i w:val="0"/>
+        </w:rPr>
+        <w:t xml:space="preserve"> (|r</w:t>
+      </w:r>
+      <w:r>
+        <w:rPr>
+          <w:b w:val="0"/>
+          <w:i w:val="0"/>
+          <w:vertAlign w:val="subscript"/>
+        </w:rPr>
+        <w:t>i,t</w:t>
+      </w:r>
+      <w:r>
+        <w:rPr>
+          <w:b w:val="0"/>
+          <w:i w:val="0"/>
+        </w:rPr>
+        <w:t>| / (Vol</w:t>
+      </w:r>
+      <w:r>
+        <w:rPr>
+          <w:b w:val="0"/>
+          <w:i w:val="0"/>
+          <w:vertAlign w:val="subscript"/>
+        </w:rPr>
+        <w:t>i,t</w:t>
+      </w:r>
+      <w:r>
+        <w:rPr>
+          <w:b w:val="0"/>
+          <w:i w:val="0"/>
+        </w:rPr>
+        <w:t xml:space="preserve"> · P</w:t>
+      </w:r>
+      <w:r>
+        <w:rPr>
+          <w:b w:val="0"/>
+          <w:i w:val="0"/>
+          <w:vertAlign w:val="subscript"/>
+        </w:rPr>
+        <w:t>i,t</w:t>
+      </w:r>
+      <w:r>
+        <w:rPr>
+          <w:b w:val="0"/>
+          <w:i w:val="0"/>
+        </w:rPr>
+        <w:t xml:space="preserve">)), interpretado como el impacto de precio por unidad monetaria transada. En el </w:t>
       </w:r>
       <w:r>
         <w:rPr>
           <w:b/>
+          <w:i w:val="0"/>
         </w:rPr>
         <w:t>estudio de eventos</w:t>
       </w:r>
       <w:r>
-        <w:t>, el retorno anormal es AR_{i,t} = r_{i,t} − (α̂_i + β̂_i r_{m,t}), con (α̂_i, β̂_i) estimados por el modelo de mercado en la ventana [−130, −11]; el CAR por evento suma los AR en [−5, +5] y el CAAR los promedia entre eventos. La significancia se evalúa con un test t sobre la hipótesis CAAR = 0.</w:t>
+        <w:rPr>
+          <w:b w:val="0"/>
+          <w:i w:val="0"/>
+        </w:rPr>
+        <w:t>, el retorno anormal es AR</w:t>
+      </w:r>
+      <w:r>
+        <w:rPr>
+          <w:b w:val="0"/>
+          <w:i w:val="0"/>
+          <w:vertAlign w:val="subscript"/>
+        </w:rPr>
+        <w:t>i,t</w:t>
+      </w:r>
+      <w:r>
+        <w:rPr>
+          <w:b w:val="0"/>
+          <w:i w:val="0"/>
+        </w:rPr>
+        <w:t xml:space="preserve"> = r</w:t>
+      </w:r>
+      <w:r>
+        <w:rPr>
+          <w:b w:val="0"/>
+          <w:i w:val="0"/>
+          <w:vertAlign w:val="subscript"/>
+        </w:rPr>
+        <w:t>i,t</w:t>
+      </w:r>
+      <w:r>
+        <w:rPr>
+          <w:b w:val="0"/>
+          <w:i w:val="0"/>
+        </w:rPr>
+        <w:t xml:space="preserve"> − (α̂_i + β̂_i r</w:t>
+      </w:r>
+      <w:r>
+        <w:rPr>
+          <w:b w:val="0"/>
+          <w:i w:val="0"/>
+          <w:vertAlign w:val="subscript"/>
+        </w:rPr>
+        <w:t>m,t</w:t>
+      </w:r>
+      <w:r>
+        <w:rPr>
+          <w:b w:val="0"/>
+          <w:i w:val="0"/>
+        </w:rPr>
+        <w:t>), con (α̂_i, β̂_i) estimados por el modelo de mercado en la ventana [−130, −11]; el CAR por evento suma los AR en [−5, +5] y el CAAR los promedia entre eventos. La significancia se evalúa con un test t sobre la hipótesis CAAR = 0.</w:t>
       </w:r>
     </w:p>
     <w:p>
@@ -34839,34 +40007,201 @@
     </w:p>
     <w:p>
       <w:r>
-        <w:t xml:space="preserve">Para el panel y_{i,t} = α_i + β' x_{i,t} + u_{i,t}: </w:t>
+        <w:rPr>
+          <w:b w:val="0"/>
+          <w:i w:val="0"/>
+        </w:rPr>
+        <w:t>Para el panel y</w:t>
+      </w:r>
+      <w:r>
+        <w:rPr>
+          <w:b w:val="0"/>
+          <w:i w:val="0"/>
+          <w:vertAlign w:val="subscript"/>
+        </w:rPr>
+        <w:t>i,t</w:t>
+      </w:r>
+      <w:r>
+        <w:rPr>
+          <w:b w:val="0"/>
+          <w:i w:val="0"/>
+        </w:rPr>
+        <w:t xml:space="preserve"> = α</w:t>
+      </w:r>
+      <w:r>
+        <w:rPr>
+          <w:b w:val="0"/>
+          <w:i w:val="0"/>
+          <w:vertAlign w:val="subscript"/>
+        </w:rPr>
+        <w:t>i</w:t>
+      </w:r>
+      <w:r>
+        <w:rPr>
+          <w:b w:val="0"/>
+          <w:i w:val="0"/>
+        </w:rPr>
+        <w:t xml:space="preserve"> + β' x</w:t>
+      </w:r>
+      <w:r>
+        <w:rPr>
+          <w:b w:val="0"/>
+          <w:i w:val="0"/>
+          <w:vertAlign w:val="subscript"/>
+        </w:rPr>
+        <w:t>i,t</w:t>
+      </w:r>
+      <w:r>
+        <w:rPr>
+          <w:b w:val="0"/>
+          <w:i w:val="0"/>
+        </w:rPr>
+        <w:t xml:space="preserve"> + u</w:t>
+      </w:r>
+      <w:r>
+        <w:rPr>
+          <w:b w:val="0"/>
+          <w:i w:val="0"/>
+          <w:vertAlign w:val="subscript"/>
+        </w:rPr>
+        <w:t>i,t</w:t>
+      </w:r>
+      <w:r>
+        <w:rPr>
+          <w:b w:val="0"/>
+          <w:i w:val="0"/>
+        </w:rPr>
+        <w:t xml:space="preserve">: </w:t>
       </w:r>
       <w:r>
         <w:rPr>
           <w:b/>
+          <w:i w:val="0"/>
         </w:rPr>
         <w:t>efectos fijos</w:t>
       </w:r>
       <w:r>
-        <w:t xml:space="preserve"> estima β mediante la transformación within (desviaciones respecto de la media de cada empresa), eliminando α_i; </w:t>
+        <w:rPr>
+          <w:b w:val="0"/>
+          <w:i w:val="0"/>
+        </w:rPr>
+        <w:t xml:space="preserve"> estima β mediante la transformación </w:t>
+      </w:r>
+      <w:r>
+        <w:rPr>
+          <w:b w:val="0"/>
+          <w:i/>
+        </w:rPr>
+        <w:t>within</w:t>
+      </w:r>
+      <w:r>
+        <w:rPr>
+          <w:b w:val="0"/>
+          <w:i w:val="0"/>
+        </w:rPr>
+        <w:t xml:space="preserve"> (desviaciones respecto de la media de cada empresa), eliminando α</w:t>
+      </w:r>
+      <w:r>
+        <w:rPr>
+          <w:b w:val="0"/>
+          <w:i w:val="0"/>
+          <w:vertAlign w:val="subscript"/>
+        </w:rPr>
+        <w:t>i</w:t>
+      </w:r>
+      <w:r>
+        <w:rPr>
+          <w:b w:val="0"/>
+          <w:i w:val="0"/>
+        </w:rPr>
+        <w:t xml:space="preserve">; </w:t>
       </w:r>
       <w:r>
         <w:rPr>
           <w:b/>
+          <w:i w:val="0"/>
         </w:rPr>
         <w:t>efectos aleatorios</w:t>
       </w:r>
       <w:r>
-        <w:t xml:space="preserve"> trata α_i como aleatorio no correlacionado con los regresores y estima por mínimos cuadrados generalizados factibles. El test de </w:t>
+        <w:rPr>
+          <w:b w:val="0"/>
+          <w:i w:val="0"/>
+        </w:rPr>
+        <w:t xml:space="preserve"> trata α</w:t>
+      </w:r>
+      <w:r>
+        <w:rPr>
+          <w:b w:val="0"/>
+          <w:i w:val="0"/>
+          <w:vertAlign w:val="subscript"/>
+        </w:rPr>
+        <w:t>i</w:t>
+      </w:r>
+      <w:r>
+        <w:rPr>
+          <w:b w:val="0"/>
+          <w:i w:val="0"/>
+        </w:rPr>
+        <w:t xml:space="preserve"> como aleatorio no correlacionado con los regresores y estima por mínimos cuadrados generalizados factibles. El test de </w:t>
       </w:r>
       <w:r>
         <w:rPr>
           <w:b/>
+          <w:i w:val="0"/>
         </w:rPr>
         <w:t>Hausman</w:t>
       </w:r>
       <w:r>
-        <w:t xml:space="preserve"> contrasta H0: cov(α_i, x_{i,t}) = 0 comparando ambos estimadores: si no se rechaza, RE es consistente y eficiente. Con N = 4 la inferencia cluster tiene baja potencia, por lo que el panel se reporta como robustez sectorial, no como inferencia primaria.</w:t>
+        <w:rPr>
+          <w:b w:val="0"/>
+          <w:i w:val="0"/>
+        </w:rPr>
+        <w:t xml:space="preserve"> contrasta H0: cov(α</w:t>
+      </w:r>
+      <w:r>
+        <w:rPr>
+          <w:b w:val="0"/>
+          <w:i w:val="0"/>
+          <w:vertAlign w:val="subscript"/>
+        </w:rPr>
+        <w:t>i</w:t>
+      </w:r>
+      <w:r>
+        <w:rPr>
+          <w:b w:val="0"/>
+          <w:i w:val="0"/>
+        </w:rPr>
+        <w:t>, x</w:t>
+      </w:r>
+      <w:r>
+        <w:rPr>
+          <w:b w:val="0"/>
+          <w:i w:val="0"/>
+          <w:vertAlign w:val="subscript"/>
+        </w:rPr>
+        <w:t>i,t</w:t>
+      </w:r>
+      <w:r>
+        <w:rPr>
+          <w:b w:val="0"/>
+          <w:i w:val="0"/>
+        </w:rPr>
+        <w:t xml:space="preserve">) = 0 comparando ambos estimadores: si no se rechaza, RE es consistente y eficiente. Con N = 4 la inferencia </w:t>
+      </w:r>
+      <w:r>
+        <w:rPr>
+          <w:b w:val="0"/>
+          <w:i/>
+        </w:rPr>
+        <w:t>cluster</w:t>
+      </w:r>
+      <w:r>
+        <w:rPr>
+          <w:b w:val="0"/>
+          <w:i w:val="0"/>
+        </w:rPr>
+        <w:t xml:space="preserve"> tiene baja potencia, por lo que el panel se reporta como robustez sectorial, no como inferencia primaria.</w:t>
       </w:r>
     </w:p>
     <w:p>

--- a/docs/Tesis_USS.docx
+++ b/docs/Tesis_USS.docx
@@ -17273,7 +17273,95 @@
           <w:b w:val="0"/>
           <w:i w:val="0"/>
         </w:rPr>
-        <w:t xml:space="preserve"> en lugar de impactar contemporáneamente — consistente con descubrimiento de precios lento. Las funciones impulso-respuesta de ambos activos ilustran el contraste: la de Antofagasta se concentra en el primer día, mientras que la de Pucobre se acumula durante las jornadas siguientes.</w:t>
+        <w:t xml:space="preserve"> en lugar de impactar contemporáneamente — consistente con descubrimiento de precios lento.</w:t>
+      </w:r>
+    </w:p>
+    <w:p>
+      <w:r>
+        <w:rPr>
+          <w:b w:val="0"/>
+          <w:i w:val="0"/>
+        </w:rPr>
+        <w:t xml:space="preserve">El </w:t>
+      </w:r>
+      <w:r>
+        <w:rPr>
+          <w:b/>
+          <w:i w:val="0"/>
+        </w:rPr>
+        <w:t>perfil de la FEVD por horizonte</w:t>
+      </w:r>
+      <w:r>
+        <w:rPr>
+          <w:b w:val="0"/>
+          <w:i w:val="0"/>
+        </w:rPr>
+        <w:t xml:space="preserve"> es, en sí mismo, diagnóstico del mecanismo y no sólo su nivel. En Pucobre la fracción de la varianza del error de pronóstico atribuible al cobre </w:t>
+      </w:r>
+      <w:r>
+        <w:rPr>
+          <w:b/>
+          <w:i w:val="0"/>
+        </w:rPr>
+        <w:t>más que se duplica</w:t>
+      </w:r>
+      <w:r>
+        <w:rPr>
+          <w:b w:val="0"/>
+          <w:i w:val="0"/>
+        </w:rPr>
+        <w:t xml:space="preserve"> al ampliar el horizonte (2.03% a 1 día → 4.32% a 20 días, un incremento relativo de +113%), y no se estabiliza sino hacia el día ~12. En Antofagasta, en cambio, esa fracción es </w:t>
+      </w:r>
+      <w:r>
+        <w:rPr>
+          <w:b/>
+          <w:i w:val="0"/>
+        </w:rPr>
+        <w:t>prácticamente plana</w:t>
+      </w:r>
+      <w:r>
+        <w:rPr>
+          <w:b w:val="0"/>
+          <w:i w:val="0"/>
+        </w:rPr>
+        <w:t xml:space="preserve"> —de hecho marginalmente decreciente— (28.68% → 27.79%): el cobre ya explica su cuota de varianza desde el primer paso y no gana peso con el horizonte. Este contraste —una FEVD </w:t>
+      </w:r>
+      <w:r>
+        <w:rPr>
+          <w:b/>
+          <w:i w:val="0"/>
+        </w:rPr>
+        <w:t>creciente</w:t>
+      </w:r>
+      <w:r>
+        <w:rPr>
+          <w:b w:val="0"/>
+          <w:i w:val="0"/>
+        </w:rPr>
+        <w:t xml:space="preserve"> frente a una FEVD </w:t>
+      </w:r>
+      <w:r>
+        <w:rPr>
+          <w:b/>
+          <w:i w:val="0"/>
+        </w:rPr>
+        <w:t>plana</w:t>
+      </w:r>
+      <w:r>
+        <w:rPr>
+          <w:b w:val="0"/>
+          <w:i w:val="0"/>
+        </w:rPr>
+        <w:t>— es la contraparte, en el dominio de la descomposición de varianza, del mismo fenómeno que capturan las betas por horizonte: una participación del cobre que sube con el horizonte es la firma econométrica de información que se incorpora con rezago, mientras que una participación plana desde el impacto es la de información ya descontada contemporáneamente. Que en Pucobre el nivel absoluto de la FEVD sea bajo (4.3% frente al ~28% de Antofagasta) no contradice el hallazgo: a frecuencia diaria la varianza de un activo tan ilíquido está dominada por su propio ruido de microestructura —los saltos discretos entre transacciones explican ~94% de su varianza—, de modo que el canal fundamental sólo se manifiesta plenamente al agregar el tiempo, como confirman los modelos mensual y de largo plazo (§6.5, §6.12).</w:t>
+      </w:r>
+    </w:p>
+    <w:p>
+      <w:r>
+        <w:rPr>
+          <w:b w:val="0"/>
+          <w:i w:val="0"/>
+        </w:rPr>
+        <w:t>Las funciones impulso-respuesta de ambos activos ilustran el mismo contraste: la de Antofagasta se concentra en el primer día, mientras que la de Pucobre se acumula durante las jornadas siguientes.</w:t>
       </w:r>
     </w:p>
     <w:p>
